--- a/apostila/Projeto Space For Men.docx
+++ b/apostila/Projeto Space For Men.docx
@@ -50,7 +50,7 @@
                     </pic:cNvPicPr>
                   </pic:nvPicPr>
                   <pic:blipFill>
-                    <a:blip r:embed="rId5">
+                    <a:blip r:embed="rId8">
                       <a:extLst>
                         <a:ext uri="{28A0092B-C50C-407E-A947-70E740481C1C}">
                           <a14:useLocalDpi xmlns:a14="http://schemas.microsoft.com/office/drawing/2010/main" val="0"/>
@@ -143,274 +143,6 @@
             <wp:extent cx="3295650" cy="1600200"/>
             <wp:effectExtent l="0" t="0" r="0" b="0"/>
             <wp:docPr id="5" name="Imagem 5"/>
-            <wp:cNvGraphicFramePr>
-              <a:graphicFrameLocks xmlns:a="http://schemas.openxmlformats.org/drawingml/2006/main" noChangeAspect="1"/>
-            </wp:cNvGraphicFramePr>
-            <a:graphic xmlns:a="http://schemas.openxmlformats.org/drawingml/2006/main">
-              <a:graphicData uri="http://schemas.openxmlformats.org/drawingml/2006/picture">
-                <pic:pic xmlns:pic="http://schemas.openxmlformats.org/drawingml/2006/picture">
-                  <pic:nvPicPr>
-                    <pic:cNvPr id="0" name="Picture 5"/>
-                    <pic:cNvPicPr>
-                      <a:picLocks noChangeAspect="1" noChangeArrowheads="1"/>
-                    </pic:cNvPicPr>
-                  </pic:nvPicPr>
-                  <pic:blipFill>
-                    <a:blip r:embed="rId6">
-                      <a:extLst>
-                        <a:ext uri="{28A0092B-C50C-407E-A947-70E740481C1C}">
-                          <a14:useLocalDpi xmlns:a14="http://schemas.microsoft.com/office/drawing/2010/main" val="0"/>
-                        </a:ext>
-                      </a:extLst>
-                    </a:blip>
-                    <a:srcRect/>
-                    <a:stretch>
-                      <a:fillRect/>
-                    </a:stretch>
-                  </pic:blipFill>
-                  <pic:spPr bwMode="auto">
-                    <a:xfrm>
-                      <a:off x="0" y="0"/>
-                      <a:ext cx="3295650" cy="1600200"/>
-                    </a:xfrm>
-                    <a:prstGeom prst="rect">
-                      <a:avLst/>
-                    </a:prstGeom>
-                    <a:noFill/>
-                  </pic:spPr>
-                </pic:pic>
-              </a:graphicData>
-            </a:graphic>
-          </wp:inline>
-        </w:drawing>
-      </w:r>
-    </w:p>
-    <w:p>
-      <w:pPr>
-        <w:pStyle w:val="PargrafodaLista"/>
-        <w:numPr>
-          <w:ilvl w:val="0"/>
-          <w:numId w:val="2"/>
-        </w:numPr>
-      </w:pPr>
-      <w:r>
-        <w:lastRenderedPageBreak/>
-        <w:t xml:space="preserve">No texto do index.html utilizamos </w:t>
-      </w:r>
-      <w:proofErr w:type="spellStart"/>
-      <w:r>
-        <w:t>tags</w:t>
-      </w:r>
-      <w:proofErr w:type="spellEnd"/>
-      <w:r>
-        <w:t xml:space="preserve"> </w:t>
-      </w:r>
-      <w:proofErr w:type="gramStart"/>
-      <w:r>
-        <w:t>ali</w:t>
-      </w:r>
-      <w:r>
-        <w:t>nhadas tento</w:t>
-      </w:r>
-      <w:proofErr w:type="gramEnd"/>
-      <w:r>
-        <w:t xml:space="preserve"> a regra a primeira que abre é a ultima que fecha, conforme imagem</w:t>
-      </w:r>
-    </w:p>
-    <w:p>
-      <w:pPr>
-        <w:ind w:left="720"/>
-      </w:pPr>
-      <w:r>
-        <w:rPr>
-          <w:noProof/>
-        </w:rPr>
-        <w:drawing>
-          <wp:inline distT="0" distB="0" distL="0" distR="0" wp14:anchorId="3B2C0512">
-            <wp:extent cx="8430895" cy="171450"/>
-            <wp:effectExtent l="0" t="0" r="8255" b="0"/>
-            <wp:docPr id="3" name="Imagem 3"/>
-            <wp:cNvGraphicFramePr>
-              <a:graphicFrameLocks xmlns:a="http://schemas.openxmlformats.org/drawingml/2006/main" noChangeAspect="1"/>
-            </wp:cNvGraphicFramePr>
-            <a:graphic xmlns:a="http://schemas.openxmlformats.org/drawingml/2006/main">
-              <a:graphicData uri="http://schemas.openxmlformats.org/drawingml/2006/picture">
-                <pic:pic xmlns:pic="http://schemas.openxmlformats.org/drawingml/2006/picture">
-                  <pic:nvPicPr>
-                    <pic:cNvPr id="0" name="Picture 2"/>
-                    <pic:cNvPicPr>
-                      <a:picLocks noChangeAspect="1" noChangeArrowheads="1"/>
-                    </pic:cNvPicPr>
-                  </pic:nvPicPr>
-                  <pic:blipFill>
-                    <a:blip r:embed="rId7">
-                      <a:extLst>
-                        <a:ext uri="{28A0092B-C50C-407E-A947-70E740481C1C}">
-                          <a14:useLocalDpi xmlns:a14="http://schemas.microsoft.com/office/drawing/2010/main" val="0"/>
-                        </a:ext>
-                      </a:extLst>
-                    </a:blip>
-                    <a:srcRect/>
-                    <a:stretch>
-                      <a:fillRect/>
-                    </a:stretch>
-                  </pic:blipFill>
-                  <pic:spPr bwMode="auto">
-                    <a:xfrm>
-                      <a:off x="0" y="0"/>
-                      <a:ext cx="8430895" cy="171450"/>
-                    </a:xfrm>
-                    <a:prstGeom prst="rect">
-                      <a:avLst/>
-                    </a:prstGeom>
-                    <a:noFill/>
-                  </pic:spPr>
-                </pic:pic>
-              </a:graphicData>
-            </a:graphic>
-          </wp:inline>
-        </w:drawing>
-      </w:r>
-    </w:p>
-    <w:p>
-      <w:pPr>
-        <w:pStyle w:val="PargrafodaLista"/>
-        <w:numPr>
-          <w:ilvl w:val="0"/>
-          <w:numId w:val="2"/>
-        </w:numPr>
-      </w:pPr>
-      <w:r>
-        <w:t xml:space="preserve">Colocamos a cor vermelha utilizando o </w:t>
-      </w:r>
-      <w:proofErr w:type="spellStart"/>
-      <w:r>
-        <w:t>css</w:t>
-      </w:r>
-      <w:proofErr w:type="spellEnd"/>
-      <w:r>
-        <w:t xml:space="preserve"> através </w:t>
-      </w:r>
-      <w:r>
-        <w:t>da referência</w:t>
-      </w:r>
-      <w:r>
-        <w:t xml:space="preserve"> conforme</w:t>
-      </w:r>
-      <w:r>
-        <w:t xml:space="preserve"> código: </w:t>
-      </w:r>
-    </w:p>
-    <w:p>
-      <w:pPr>
-        <w:tabs>
-          <w:tab w:val="left" w:pos="1500"/>
-        </w:tabs>
-        <w:jc w:val="both"/>
-      </w:pPr>
-      <w:r>
-        <w:rPr>
-          <w:noProof/>
-        </w:rPr>
-        <w:drawing>
-          <wp:inline distT="0" distB="0" distL="0" distR="0" wp14:anchorId="3F8A7F85">
-            <wp:extent cx="1857375" cy="704850"/>
-            <wp:effectExtent l="0" t="0" r="9525" b="0"/>
-            <wp:docPr id="6" name="Imagem 6"/>
-            <wp:cNvGraphicFramePr>
-              <a:graphicFrameLocks xmlns:a="http://schemas.openxmlformats.org/drawingml/2006/main" noChangeAspect="1"/>
-            </wp:cNvGraphicFramePr>
-            <a:graphic xmlns:a="http://schemas.openxmlformats.org/drawingml/2006/main">
-              <a:graphicData uri="http://schemas.openxmlformats.org/drawingml/2006/picture">
-                <pic:pic xmlns:pic="http://schemas.openxmlformats.org/drawingml/2006/picture">
-                  <pic:nvPicPr>
-                    <pic:cNvPr id="0" name="Picture 4"/>
-                    <pic:cNvPicPr>
-                      <a:picLocks noChangeAspect="1" noChangeArrowheads="1"/>
-                    </pic:cNvPicPr>
-                  </pic:nvPicPr>
-                  <pic:blipFill>
-                    <a:blip r:embed="rId8">
-                      <a:extLst>
-                        <a:ext uri="{28A0092B-C50C-407E-A947-70E740481C1C}">
-                          <a14:useLocalDpi xmlns:a14="http://schemas.microsoft.com/office/drawing/2010/main" val="0"/>
-                        </a:ext>
-                      </a:extLst>
-                    </a:blip>
-                    <a:srcRect/>
-                    <a:stretch>
-                      <a:fillRect/>
-                    </a:stretch>
-                  </pic:blipFill>
-                  <pic:spPr bwMode="auto">
-                    <a:xfrm>
-                      <a:off x="0" y="0"/>
-                      <a:ext cx="1857375" cy="704850"/>
-                    </a:xfrm>
-                    <a:prstGeom prst="rect">
-                      <a:avLst/>
-                    </a:prstGeom>
-                    <a:noFill/>
-                  </pic:spPr>
-                </pic:pic>
-              </a:graphicData>
-            </a:graphic>
-          </wp:inline>
-        </w:drawing>
-      </w:r>
-    </w:p>
-    <w:p>
-      <w:pPr>
-        <w:tabs>
-          <w:tab w:val="left" w:pos="1500"/>
-        </w:tabs>
-        <w:jc w:val="both"/>
-      </w:pPr>
-    </w:p>
-    <w:p>
-      <w:pPr>
-        <w:pStyle w:val="PargrafodaLista"/>
-        <w:numPr>
-          <w:ilvl w:val="0"/>
-          <w:numId w:val="2"/>
-        </w:numPr>
-        <w:tabs>
-          <w:tab w:val="left" w:pos="1500"/>
-        </w:tabs>
-      </w:pPr>
-      <w:r>
-        <w:t xml:space="preserve">No </w:t>
-      </w:r>
-      <w:proofErr w:type="spellStart"/>
-      <w:r>
-        <w:t>html</w:t>
-      </w:r>
-      <w:proofErr w:type="spellEnd"/>
-      <w:r>
-        <w:t xml:space="preserve"> inserimos uma imagem utilizando o seguinte código e adicionamos uma </w:t>
-      </w:r>
-      <w:proofErr w:type="spellStart"/>
-      <w:r>
-        <w:t>class</w:t>
-      </w:r>
-      <w:proofErr w:type="spellEnd"/>
-    </w:p>
-    <w:p>
-      <w:pPr>
-        <w:tabs>
-          <w:tab w:val="left" w:pos="1500"/>
-        </w:tabs>
-        <w:ind w:left="720"/>
-      </w:pPr>
-      <w:r>
-        <w:rPr>
-          <w:noProof/>
-        </w:rPr>
-        <w:drawing>
-          <wp:inline distT="0" distB="0" distL="0" distR="0" wp14:anchorId="0FD5ACEA">
-            <wp:extent cx="3658235" cy="209550"/>
-            <wp:effectExtent l="0" t="0" r="0" b="0"/>
-            <wp:docPr id="7" name="Imagem 7"/>
             <wp:cNvGraphicFramePr>
               <a:graphicFrameLocks xmlns:a="http://schemas.openxmlformats.org/drawingml/2006/main" noChangeAspect="1"/>
             </wp:cNvGraphicFramePr>
@@ -439,6 +171,265 @@
                   <pic:spPr bwMode="auto">
                     <a:xfrm>
                       <a:off x="0" y="0"/>
+                      <a:ext cx="3295650" cy="1600200"/>
+                    </a:xfrm>
+                    <a:prstGeom prst="rect">
+                      <a:avLst/>
+                    </a:prstGeom>
+                    <a:noFill/>
+                  </pic:spPr>
+                </pic:pic>
+              </a:graphicData>
+            </a:graphic>
+          </wp:inline>
+        </w:drawing>
+      </w:r>
+    </w:p>
+    <w:p>
+      <w:pPr>
+        <w:pStyle w:val="PargrafodaLista"/>
+        <w:numPr>
+          <w:ilvl w:val="0"/>
+          <w:numId w:val="2"/>
+        </w:numPr>
+      </w:pPr>
+      <w:r>
+        <w:lastRenderedPageBreak/>
+        <w:t xml:space="preserve">No texto do index.html utilizamos </w:t>
+      </w:r>
+      <w:proofErr w:type="spellStart"/>
+      <w:r>
+        <w:t>tags</w:t>
+      </w:r>
+      <w:proofErr w:type="spellEnd"/>
+      <w:r>
+        <w:t xml:space="preserve"> </w:t>
+      </w:r>
+      <w:proofErr w:type="gramStart"/>
+      <w:r>
+        <w:t>ali</w:t>
+      </w:r>
+      <w:r>
+        <w:t>nhadas tento</w:t>
+      </w:r>
+      <w:proofErr w:type="gramEnd"/>
+      <w:r>
+        <w:t xml:space="preserve"> a regra a primeira que abre é a ultima que fecha, conforme imagem</w:t>
+      </w:r>
+    </w:p>
+    <w:p>
+      <w:pPr>
+        <w:ind w:left="720"/>
+      </w:pPr>
+      <w:r>
+        <w:rPr>
+          <w:noProof/>
+        </w:rPr>
+        <w:drawing>
+          <wp:inline distT="0" distB="0" distL="0" distR="0" wp14:anchorId="3B2C0512">
+            <wp:extent cx="8430895" cy="171450"/>
+            <wp:effectExtent l="0" t="0" r="8255" b="0"/>
+            <wp:docPr id="3" name="Imagem 3"/>
+            <wp:cNvGraphicFramePr>
+              <a:graphicFrameLocks xmlns:a="http://schemas.openxmlformats.org/drawingml/2006/main" noChangeAspect="1"/>
+            </wp:cNvGraphicFramePr>
+            <a:graphic xmlns:a="http://schemas.openxmlformats.org/drawingml/2006/main">
+              <a:graphicData uri="http://schemas.openxmlformats.org/drawingml/2006/picture">
+                <pic:pic xmlns:pic="http://schemas.openxmlformats.org/drawingml/2006/picture">
+                  <pic:nvPicPr>
+                    <pic:cNvPr id="0" name="Picture 2"/>
+                    <pic:cNvPicPr>
+                      <a:picLocks noChangeAspect="1" noChangeArrowheads="1"/>
+                    </pic:cNvPicPr>
+                  </pic:nvPicPr>
+                  <pic:blipFill>
+                    <a:blip r:embed="rId10">
+                      <a:extLst>
+                        <a:ext uri="{28A0092B-C50C-407E-A947-70E740481C1C}">
+                          <a14:useLocalDpi xmlns:a14="http://schemas.microsoft.com/office/drawing/2010/main" val="0"/>
+                        </a:ext>
+                      </a:extLst>
+                    </a:blip>
+                    <a:srcRect/>
+                    <a:stretch>
+                      <a:fillRect/>
+                    </a:stretch>
+                  </pic:blipFill>
+                  <pic:spPr bwMode="auto">
+                    <a:xfrm>
+                      <a:off x="0" y="0"/>
+                      <a:ext cx="8430895" cy="171450"/>
+                    </a:xfrm>
+                    <a:prstGeom prst="rect">
+                      <a:avLst/>
+                    </a:prstGeom>
+                    <a:noFill/>
+                  </pic:spPr>
+                </pic:pic>
+              </a:graphicData>
+            </a:graphic>
+          </wp:inline>
+        </w:drawing>
+      </w:r>
+    </w:p>
+    <w:p>
+      <w:pPr>
+        <w:pStyle w:val="PargrafodaLista"/>
+        <w:numPr>
+          <w:ilvl w:val="0"/>
+          <w:numId w:val="2"/>
+        </w:numPr>
+      </w:pPr>
+      <w:r>
+        <w:t xml:space="preserve">Colocamos a cor vermelha utilizando o </w:t>
+      </w:r>
+      <w:proofErr w:type="spellStart"/>
+      <w:r>
+        <w:t>css</w:t>
+      </w:r>
+      <w:proofErr w:type="spellEnd"/>
+      <w:r>
+        <w:t xml:space="preserve"> através da referência conforme código: </w:t>
+      </w:r>
+    </w:p>
+    <w:p>
+      <w:pPr>
+        <w:tabs>
+          <w:tab w:val="left" w:pos="1500"/>
+        </w:tabs>
+        <w:jc w:val="both"/>
+      </w:pPr>
+      <w:r>
+        <w:rPr>
+          <w:noProof/>
+        </w:rPr>
+        <w:drawing>
+          <wp:inline distT="0" distB="0" distL="0" distR="0" wp14:anchorId="3F8A7F85">
+            <wp:extent cx="1857375" cy="704850"/>
+            <wp:effectExtent l="0" t="0" r="9525" b="0"/>
+            <wp:docPr id="6" name="Imagem 6"/>
+            <wp:cNvGraphicFramePr>
+              <a:graphicFrameLocks xmlns:a="http://schemas.openxmlformats.org/drawingml/2006/main" noChangeAspect="1"/>
+            </wp:cNvGraphicFramePr>
+            <a:graphic xmlns:a="http://schemas.openxmlformats.org/drawingml/2006/main">
+              <a:graphicData uri="http://schemas.openxmlformats.org/drawingml/2006/picture">
+                <pic:pic xmlns:pic="http://schemas.openxmlformats.org/drawingml/2006/picture">
+                  <pic:nvPicPr>
+                    <pic:cNvPr id="0" name="Picture 4"/>
+                    <pic:cNvPicPr>
+                      <a:picLocks noChangeAspect="1" noChangeArrowheads="1"/>
+                    </pic:cNvPicPr>
+                  </pic:nvPicPr>
+                  <pic:blipFill>
+                    <a:blip r:embed="rId11">
+                      <a:extLst>
+                        <a:ext uri="{28A0092B-C50C-407E-A947-70E740481C1C}">
+                          <a14:useLocalDpi xmlns:a14="http://schemas.microsoft.com/office/drawing/2010/main" val="0"/>
+                        </a:ext>
+                      </a:extLst>
+                    </a:blip>
+                    <a:srcRect/>
+                    <a:stretch>
+                      <a:fillRect/>
+                    </a:stretch>
+                  </pic:blipFill>
+                  <pic:spPr bwMode="auto">
+                    <a:xfrm>
+                      <a:off x="0" y="0"/>
+                      <a:ext cx="1857375" cy="704850"/>
+                    </a:xfrm>
+                    <a:prstGeom prst="rect">
+                      <a:avLst/>
+                    </a:prstGeom>
+                    <a:noFill/>
+                  </pic:spPr>
+                </pic:pic>
+              </a:graphicData>
+            </a:graphic>
+          </wp:inline>
+        </w:drawing>
+      </w:r>
+    </w:p>
+    <w:p>
+      <w:pPr>
+        <w:tabs>
+          <w:tab w:val="left" w:pos="1500"/>
+        </w:tabs>
+        <w:jc w:val="both"/>
+      </w:pPr>
+    </w:p>
+    <w:p>
+      <w:pPr>
+        <w:pStyle w:val="PargrafodaLista"/>
+        <w:numPr>
+          <w:ilvl w:val="0"/>
+          <w:numId w:val="2"/>
+        </w:numPr>
+        <w:tabs>
+          <w:tab w:val="left" w:pos="1500"/>
+        </w:tabs>
+      </w:pPr>
+      <w:r>
+        <w:t xml:space="preserve">No </w:t>
+      </w:r>
+      <w:proofErr w:type="spellStart"/>
+      <w:r>
+        <w:t>html</w:t>
+      </w:r>
+      <w:proofErr w:type="spellEnd"/>
+      <w:r>
+        <w:t xml:space="preserve"> inserimos uma imagem utilizando o seguinte código e adicionamos uma </w:t>
+      </w:r>
+      <w:proofErr w:type="spellStart"/>
+      <w:r>
+        <w:t>class</w:t>
+      </w:r>
+      <w:proofErr w:type="spellEnd"/>
+    </w:p>
+    <w:p>
+      <w:pPr>
+        <w:tabs>
+          <w:tab w:val="left" w:pos="1500"/>
+        </w:tabs>
+        <w:ind w:left="720"/>
+      </w:pPr>
+      <w:r>
+        <w:rPr>
+          <w:noProof/>
+        </w:rPr>
+        <w:drawing>
+          <wp:inline distT="0" distB="0" distL="0" distR="0" wp14:anchorId="0FD5ACEA">
+            <wp:extent cx="3658235" cy="209550"/>
+            <wp:effectExtent l="0" t="0" r="0" b="0"/>
+            <wp:docPr id="7" name="Imagem 7"/>
+            <wp:cNvGraphicFramePr>
+              <a:graphicFrameLocks xmlns:a="http://schemas.openxmlformats.org/drawingml/2006/main" noChangeAspect="1"/>
+            </wp:cNvGraphicFramePr>
+            <a:graphic xmlns:a="http://schemas.openxmlformats.org/drawingml/2006/main">
+              <a:graphicData uri="http://schemas.openxmlformats.org/drawingml/2006/picture">
+                <pic:pic xmlns:pic="http://schemas.openxmlformats.org/drawingml/2006/picture">
+                  <pic:nvPicPr>
+                    <pic:cNvPr id="0" name="Picture 5"/>
+                    <pic:cNvPicPr>
+                      <a:picLocks noChangeAspect="1" noChangeArrowheads="1"/>
+                    </pic:cNvPicPr>
+                  </pic:nvPicPr>
+                  <pic:blipFill>
+                    <a:blip r:embed="rId12">
+                      <a:extLst>
+                        <a:ext uri="{28A0092B-C50C-407E-A947-70E740481C1C}">
+                          <a14:useLocalDpi xmlns:a14="http://schemas.microsoft.com/office/drawing/2010/main" val="0"/>
+                        </a:ext>
+                      </a:extLst>
+                    </a:blip>
+                    <a:srcRect/>
+                    <a:stretch>
+                      <a:fillRect/>
+                    </a:stretch>
+                  </pic:blipFill>
+                  <pic:spPr bwMode="auto">
+                    <a:xfrm>
+                      <a:off x="0" y="0"/>
                       <a:ext cx="3658235" cy="209550"/>
                     </a:xfrm>
                     <a:prstGeom prst="rect">
@@ -509,7 +500,7 @@
                     </pic:cNvPicPr>
                   </pic:nvPicPr>
                   <pic:blipFill>
-                    <a:blip r:embed="rId10">
+                    <a:blip r:embed="rId13">
                       <a:extLst>
                         <a:ext uri="{28A0092B-C50C-407E-A947-70E740481C1C}">
                           <a14:useLocalDpi xmlns:a14="http://schemas.microsoft.com/office/drawing/2010/main" val="0"/>
@@ -608,7 +599,7 @@
                     </pic:cNvPicPr>
                   </pic:nvPicPr>
                   <pic:blipFill>
-                    <a:blip r:embed="rId11">
+                    <a:blip r:embed="rId14">
                       <a:extLst>
                         <a:ext uri="{28A0092B-C50C-407E-A947-70E740481C1C}">
                           <a14:useLocalDpi xmlns:a14="http://schemas.microsoft.com/office/drawing/2010/main" val="0"/>
@@ -715,7 +706,7 @@
                     </pic:cNvPicPr>
                   </pic:nvPicPr>
                   <pic:blipFill>
-                    <a:blip r:embed="rId12">
+                    <a:blip r:embed="rId15">
                       <a:extLst>
                         <a:ext uri="{28A0092B-C50C-407E-A947-70E740481C1C}">
                           <a14:useLocalDpi xmlns:a14="http://schemas.microsoft.com/office/drawing/2010/main" val="0"/>
@@ -781,7 +772,7 @@
                     </pic:cNvPicPr>
                   </pic:nvPicPr>
                   <pic:blipFill>
-                    <a:blip r:embed="rId13">
+                    <a:blip r:embed="rId16">
                       <a:extLst>
                         <a:ext uri="{28A0092B-C50C-407E-A947-70E740481C1C}">
                           <a14:useLocalDpi xmlns:a14="http://schemas.microsoft.com/office/drawing/2010/main" val="0"/>
@@ -812,8 +803,4476 @@
     </w:p>
     <w:p/>
     <w:p>
+      <w:pPr>
+        <w:pStyle w:val="PargrafodaLista"/>
+        <w:numPr>
+          <w:ilvl w:val="0"/>
+          <w:numId w:val="2"/>
+        </w:numPr>
+      </w:pPr>
+      <w:r>
+        <w:t xml:space="preserve">No </w:t>
+      </w:r>
+      <w:proofErr w:type="spellStart"/>
+      <w:r>
+        <w:t>html</w:t>
+      </w:r>
+      <w:proofErr w:type="spellEnd"/>
+      <w:r>
+        <w:t xml:space="preserve"> inserimos um subtítulo e </w:t>
+      </w:r>
+      <w:r>
+        <w:t xml:space="preserve">criamos uma lista não ordenada </w:t>
+      </w:r>
+    </w:p>
+    <w:p>
+      <w:pPr>
+        <w:ind w:left="720"/>
+      </w:pPr>
+      <w:r>
+        <w:rPr>
+          <w:noProof/>
+        </w:rPr>
+        <w:drawing>
+          <wp:inline distT="0" distB="0" distL="0" distR="0" wp14:anchorId="2DDFFC19">
+            <wp:extent cx="2629535" cy="1457325"/>
+            <wp:effectExtent l="0" t="0" r="0" b="9525"/>
+            <wp:docPr id="13" name="Imagem 13"/>
+            <wp:cNvGraphicFramePr>
+              <a:graphicFrameLocks xmlns:a="http://schemas.openxmlformats.org/drawingml/2006/main" noChangeAspect="1"/>
+            </wp:cNvGraphicFramePr>
+            <a:graphic xmlns:a="http://schemas.openxmlformats.org/drawingml/2006/main">
+              <a:graphicData uri="http://schemas.openxmlformats.org/drawingml/2006/picture">
+                <pic:pic xmlns:pic="http://schemas.openxmlformats.org/drawingml/2006/picture">
+                  <pic:nvPicPr>
+                    <pic:cNvPr id="0" name="Picture 11"/>
+                    <pic:cNvPicPr>
+                      <a:picLocks noChangeAspect="1" noChangeArrowheads="1"/>
+                    </pic:cNvPicPr>
+                  </pic:nvPicPr>
+                  <pic:blipFill>
+                    <a:blip r:embed="rId17">
+                      <a:extLst>
+                        <a:ext uri="{28A0092B-C50C-407E-A947-70E740481C1C}">
+                          <a14:useLocalDpi xmlns:a14="http://schemas.microsoft.com/office/drawing/2010/main" val="0"/>
+                        </a:ext>
+                      </a:extLst>
+                    </a:blip>
+                    <a:srcRect/>
+                    <a:stretch>
+                      <a:fillRect/>
+                    </a:stretch>
+                  </pic:blipFill>
+                  <pic:spPr bwMode="auto">
+                    <a:xfrm>
+                      <a:off x="0" y="0"/>
+                      <a:ext cx="2629535" cy="1457325"/>
+                    </a:xfrm>
+                    <a:prstGeom prst="rect">
+                      <a:avLst/>
+                    </a:prstGeom>
+                    <a:noFill/>
+                  </pic:spPr>
+                </pic:pic>
+              </a:graphicData>
+            </a:graphic>
+          </wp:inline>
+        </w:drawing>
+      </w:r>
+    </w:p>
+    <w:p/>
+    <w:p>
+      <w:pPr>
+        <w:pStyle w:val="PargrafodaLista"/>
+        <w:numPr>
+          <w:ilvl w:val="0"/>
+          <w:numId w:val="2"/>
+        </w:numPr>
+      </w:pPr>
+      <w:r>
+        <w:t xml:space="preserve">Nos itens da lista adicionamos </w:t>
+      </w:r>
+      <w:proofErr w:type="spellStart"/>
+      <w:r>
+        <w:t>class</w:t>
+      </w:r>
+      <w:proofErr w:type="spellEnd"/>
+      <w:r>
+        <w:t xml:space="preserve"> com mesmo nome para que o comportamento se repita para todos s itens da lista </w:t>
+      </w:r>
+    </w:p>
+    <w:p>
+      <w:pPr>
+        <w:ind w:left="720"/>
+      </w:pPr>
+      <w:r>
+        <w:t>(os itens todos ficaram em itálico)</w:t>
+      </w:r>
+    </w:p>
+    <w:p>
+      <w:pPr>
+        <w:ind w:left="720"/>
+      </w:pPr>
+      <w:r>
+        <w:rPr>
+          <w:noProof/>
+        </w:rPr>
+        <w:drawing>
+          <wp:inline distT="0" distB="0" distL="0" distR="0" wp14:anchorId="2498BBBE" wp14:editId="5E2E61F7">
+            <wp:extent cx="3077004" cy="1390844"/>
+            <wp:effectExtent l="0" t="0" r="9525" b="0"/>
+            <wp:docPr id="1" name="Imagem 1"/>
+            <wp:cNvGraphicFramePr>
+              <a:graphicFrameLocks xmlns:a="http://schemas.openxmlformats.org/drawingml/2006/main" noChangeAspect="1"/>
+            </wp:cNvGraphicFramePr>
+            <a:graphic xmlns:a="http://schemas.openxmlformats.org/drawingml/2006/main">
+              <a:graphicData uri="http://schemas.openxmlformats.org/drawingml/2006/picture">
+                <pic:pic xmlns:pic="http://schemas.openxmlformats.org/drawingml/2006/picture">
+                  <pic:nvPicPr>
+                    <pic:cNvPr id="1" name=""/>
+                    <pic:cNvPicPr/>
+                  </pic:nvPicPr>
+                  <pic:blipFill>
+                    <a:blip r:embed="rId18"/>
+                    <a:stretch>
+                      <a:fillRect/>
+                    </a:stretch>
+                  </pic:blipFill>
+                  <pic:spPr>
+                    <a:xfrm>
+                      <a:off x="0" y="0"/>
+                      <a:ext cx="3077004" cy="1390844"/>
+                    </a:xfrm>
+                    <a:prstGeom prst="rect">
+                      <a:avLst/>
+                    </a:prstGeom>
+                  </pic:spPr>
+                </pic:pic>
+              </a:graphicData>
+            </a:graphic>
+          </wp:inline>
+        </w:drawing>
+      </w:r>
+      <w:r>
+        <w:rPr>
+          <w:noProof/>
+        </w:rPr>
+        <w:drawing>
+          <wp:inline distT="0" distB="0" distL="0" distR="0" wp14:anchorId="03C41A92">
+            <wp:extent cx="1362075" cy="847725"/>
+            <wp:effectExtent l="0" t="0" r="9525" b="9525"/>
+            <wp:docPr id="4" name="Imagem 4"/>
+            <wp:cNvGraphicFramePr>
+              <a:graphicFrameLocks xmlns:a="http://schemas.openxmlformats.org/drawingml/2006/main" noChangeAspect="1"/>
+            </wp:cNvGraphicFramePr>
+            <a:graphic xmlns:a="http://schemas.openxmlformats.org/drawingml/2006/main">
+              <a:graphicData uri="http://schemas.openxmlformats.org/drawingml/2006/picture">
+                <pic:pic xmlns:pic="http://schemas.openxmlformats.org/drawingml/2006/picture">
+                  <pic:nvPicPr>
+                    <pic:cNvPr id="0" name="Picture 12"/>
+                    <pic:cNvPicPr>
+                      <a:picLocks noChangeAspect="1" noChangeArrowheads="1"/>
+                    </pic:cNvPicPr>
+                  </pic:nvPicPr>
+                  <pic:blipFill>
+                    <a:blip r:embed="rId19">
+                      <a:extLst>
+                        <a:ext uri="{28A0092B-C50C-407E-A947-70E740481C1C}">
+                          <a14:useLocalDpi xmlns:a14="http://schemas.microsoft.com/office/drawing/2010/main" val="0"/>
+                        </a:ext>
+                      </a:extLst>
+                    </a:blip>
+                    <a:srcRect/>
+                    <a:stretch>
+                      <a:fillRect/>
+                    </a:stretch>
+                  </pic:blipFill>
+                  <pic:spPr bwMode="auto">
+                    <a:xfrm>
+                      <a:off x="0" y="0"/>
+                      <a:ext cx="1362075" cy="847725"/>
+                    </a:xfrm>
+                    <a:prstGeom prst="rect">
+                      <a:avLst/>
+                    </a:prstGeom>
+                    <a:noFill/>
+                  </pic:spPr>
+                </pic:pic>
+              </a:graphicData>
+            </a:graphic>
+          </wp:inline>
+        </w:drawing>
+      </w:r>
+    </w:p>
+    <w:p/>
+    <w:p>
+      <w:pPr>
+        <w:pStyle w:val="PargrafodaLista"/>
+        <w:numPr>
+          <w:ilvl w:val="0"/>
+          <w:numId w:val="2"/>
+        </w:numPr>
+      </w:pPr>
+      <w:r>
+        <w:t xml:space="preserve">Dividimos a nossa pagina em duas 2: primeira parte sendo a principal onde adicionamos uma </w:t>
+      </w:r>
+      <w:proofErr w:type="spellStart"/>
+      <w:r>
+        <w:t>div</w:t>
+      </w:r>
+      <w:proofErr w:type="spellEnd"/>
+      <w:r>
+        <w:t xml:space="preserve"> que iniciou acima d header e fechou no nosso </w:t>
+      </w:r>
+      <w:proofErr w:type="spellStart"/>
+      <w:r>
+        <w:t>ultimo</w:t>
+      </w:r>
+      <w:proofErr w:type="spellEnd"/>
+      <w:r>
+        <w:t xml:space="preserve"> </w:t>
+      </w:r>
+      <w:proofErr w:type="spellStart"/>
+      <w:r>
+        <w:t>paragrafo</w:t>
+      </w:r>
+      <w:proofErr w:type="spellEnd"/>
+      <w:r>
+        <w:t>. E deixamos o fundo dessa divisão com a cor branca</w:t>
+      </w:r>
+    </w:p>
+    <w:p>
+      <w:pPr>
+        <w:ind w:left="720"/>
+      </w:pPr>
+      <w:r>
+        <w:rPr>
+          <w:noProof/>
+        </w:rPr>
+        <w:drawing>
+          <wp:inline distT="0" distB="0" distL="0" distR="0" wp14:anchorId="2FFB1D0E" wp14:editId="61DFA7E8">
+            <wp:extent cx="5172075" cy="2404110"/>
+            <wp:effectExtent l="0" t="0" r="9525" b="0"/>
+            <wp:docPr id="10" name="Imagem 10"/>
+            <wp:cNvGraphicFramePr>
+              <a:graphicFrameLocks xmlns:a="http://schemas.openxmlformats.org/drawingml/2006/main" noChangeAspect="1"/>
+            </wp:cNvGraphicFramePr>
+            <a:graphic xmlns:a="http://schemas.openxmlformats.org/drawingml/2006/main">
+              <a:graphicData uri="http://schemas.openxmlformats.org/drawingml/2006/picture">
+                <pic:pic xmlns:pic="http://schemas.openxmlformats.org/drawingml/2006/picture">
+                  <pic:nvPicPr>
+                    <pic:cNvPr id="1" name=""/>
+                    <pic:cNvPicPr/>
+                  </pic:nvPicPr>
+                  <pic:blipFill>
+                    <a:blip r:embed="rId20"/>
+                    <a:stretch>
+                      <a:fillRect/>
+                    </a:stretch>
+                  </pic:blipFill>
+                  <pic:spPr>
+                    <a:xfrm>
+                      <a:off x="0" y="0"/>
+                      <a:ext cx="5172075" cy="2404110"/>
+                    </a:xfrm>
+                    <a:prstGeom prst="rect">
+                      <a:avLst/>
+                    </a:prstGeom>
+                  </pic:spPr>
+                </pic:pic>
+              </a:graphicData>
+            </a:graphic>
+          </wp:inline>
+        </w:drawing>
+      </w:r>
+    </w:p>
+    <w:p>
+      <w:r>
+        <w:rPr>
+          <w:noProof/>
+        </w:rPr>
+        <w:drawing>
+          <wp:inline distT="0" distB="0" distL="0" distR="0" wp14:anchorId="3B5299B9">
+            <wp:extent cx="1800225" cy="476250"/>
+            <wp:effectExtent l="0" t="0" r="9525" b="0"/>
+            <wp:docPr id="14" name="Imagem 14"/>
+            <wp:cNvGraphicFramePr>
+              <a:graphicFrameLocks xmlns:a="http://schemas.openxmlformats.org/drawingml/2006/main" noChangeAspect="1"/>
+            </wp:cNvGraphicFramePr>
+            <a:graphic xmlns:a="http://schemas.openxmlformats.org/drawingml/2006/main">
+              <a:graphicData uri="http://schemas.openxmlformats.org/drawingml/2006/picture">
+                <pic:pic xmlns:pic="http://schemas.openxmlformats.org/drawingml/2006/picture">
+                  <pic:nvPicPr>
+                    <pic:cNvPr id="0" name="Picture 13"/>
+                    <pic:cNvPicPr>
+                      <a:picLocks noChangeAspect="1" noChangeArrowheads="1"/>
+                    </pic:cNvPicPr>
+                  </pic:nvPicPr>
+                  <pic:blipFill>
+                    <a:blip r:embed="rId21">
+                      <a:extLst>
+                        <a:ext uri="{28A0092B-C50C-407E-A947-70E740481C1C}">
+                          <a14:useLocalDpi xmlns:a14="http://schemas.microsoft.com/office/drawing/2010/main" val="0"/>
+                        </a:ext>
+                      </a:extLst>
+                    </a:blip>
+                    <a:srcRect/>
+                    <a:stretch>
+                      <a:fillRect/>
+                    </a:stretch>
+                  </pic:blipFill>
+                  <pic:spPr bwMode="auto">
+                    <a:xfrm>
+                      <a:off x="0" y="0"/>
+                      <a:ext cx="1800225" cy="476250"/>
+                    </a:xfrm>
+                    <a:prstGeom prst="rect">
+                      <a:avLst/>
+                    </a:prstGeom>
+                    <a:noFill/>
+                  </pic:spPr>
+                </pic:pic>
+              </a:graphicData>
+            </a:graphic>
+          </wp:inline>
+        </w:drawing>
+      </w:r>
+    </w:p>
+    <w:p/>
+    <w:p>
+      <w:pPr>
+        <w:jc w:val="both"/>
+      </w:pPr>
+      <w:r>
+        <w:t>11-</w:t>
+      </w:r>
+      <w:proofErr w:type="gramStart"/>
+      <w:r>
+        <w:t>no</w:t>
+      </w:r>
+      <w:proofErr w:type="gramEnd"/>
+      <w:r>
+        <w:t xml:space="preserve"> ouro paragrafo colocamos a cor cinza</w:t>
+      </w:r>
+    </w:p>
+    <w:p>
+      <w:pPr>
+        <w:jc w:val="both"/>
+      </w:pPr>
+      <w:r>
+        <w:rPr>
+          <w:noProof/>
+        </w:rPr>
+        <w:drawing>
+          <wp:inline distT="0" distB="0" distL="0" distR="0" wp14:anchorId="566E99AB">
+            <wp:extent cx="3277235" cy="1476375"/>
+            <wp:effectExtent l="0" t="0" r="0" b="9525"/>
+            <wp:docPr id="15" name="Imagem 15"/>
+            <wp:cNvGraphicFramePr>
+              <a:graphicFrameLocks xmlns:a="http://schemas.openxmlformats.org/drawingml/2006/main" noChangeAspect="1"/>
+            </wp:cNvGraphicFramePr>
+            <a:graphic xmlns:a="http://schemas.openxmlformats.org/drawingml/2006/main">
+              <a:graphicData uri="http://schemas.openxmlformats.org/drawingml/2006/picture">
+                <pic:pic xmlns:pic="http://schemas.openxmlformats.org/drawingml/2006/picture">
+                  <pic:nvPicPr>
+                    <pic:cNvPr id="0" name="Picture 14"/>
+                    <pic:cNvPicPr>
+                      <a:picLocks noChangeAspect="1" noChangeArrowheads="1"/>
+                    </pic:cNvPicPr>
+                  </pic:nvPicPr>
+                  <pic:blipFill>
+                    <a:blip r:embed="rId22">
+                      <a:extLst>
+                        <a:ext uri="{28A0092B-C50C-407E-A947-70E740481C1C}">
+                          <a14:useLocalDpi xmlns:a14="http://schemas.microsoft.com/office/drawing/2010/main" val="0"/>
+                        </a:ext>
+                      </a:extLst>
+                    </a:blip>
+                    <a:srcRect/>
+                    <a:stretch>
+                      <a:fillRect/>
+                    </a:stretch>
+                  </pic:blipFill>
+                  <pic:spPr bwMode="auto">
+                    <a:xfrm>
+                      <a:off x="0" y="0"/>
+                      <a:ext cx="3277235" cy="1476375"/>
+                    </a:xfrm>
+                    <a:prstGeom prst="rect">
+                      <a:avLst/>
+                    </a:prstGeom>
+                    <a:noFill/>
+                  </pic:spPr>
+                </pic:pic>
+              </a:graphicData>
+            </a:graphic>
+          </wp:inline>
+        </w:drawing>
+      </w:r>
+      <w:r>
+        <w:rPr>
+          <w:noProof/>
+        </w:rPr>
+        <w:drawing>
+          <wp:inline distT="0" distB="0" distL="0" distR="0" wp14:anchorId="38483715">
+            <wp:extent cx="2047875" cy="390525"/>
+            <wp:effectExtent l="0" t="0" r="9525" b="9525"/>
+            <wp:docPr id="16" name="Imagem 16"/>
+            <wp:cNvGraphicFramePr>
+              <a:graphicFrameLocks xmlns:a="http://schemas.openxmlformats.org/drawingml/2006/main" noChangeAspect="1"/>
+            </wp:cNvGraphicFramePr>
+            <a:graphic xmlns:a="http://schemas.openxmlformats.org/drawingml/2006/main">
+              <a:graphicData uri="http://schemas.openxmlformats.org/drawingml/2006/picture">
+                <pic:pic xmlns:pic="http://schemas.openxmlformats.org/drawingml/2006/picture">
+                  <pic:nvPicPr>
+                    <pic:cNvPr id="0" name="Picture 15"/>
+                    <pic:cNvPicPr>
+                      <a:picLocks noChangeAspect="1" noChangeArrowheads="1"/>
+                    </pic:cNvPicPr>
+                  </pic:nvPicPr>
+                  <pic:blipFill>
+                    <a:blip r:embed="rId23">
+                      <a:extLst>
+                        <a:ext uri="{28A0092B-C50C-407E-A947-70E740481C1C}">
+                          <a14:useLocalDpi xmlns:a14="http://schemas.microsoft.com/office/drawing/2010/main" val="0"/>
+                        </a:ext>
+                      </a:extLst>
+                    </a:blip>
+                    <a:srcRect/>
+                    <a:stretch>
+                      <a:fillRect/>
+                    </a:stretch>
+                  </pic:blipFill>
+                  <pic:spPr bwMode="auto">
+                    <a:xfrm>
+                      <a:off x="0" y="0"/>
+                      <a:ext cx="2047875" cy="390525"/>
+                    </a:xfrm>
+                    <a:prstGeom prst="rect">
+                      <a:avLst/>
+                    </a:prstGeom>
+                    <a:noFill/>
+                  </pic:spPr>
+                </pic:pic>
+              </a:graphicData>
+            </a:graphic>
+          </wp:inline>
+        </w:drawing>
+      </w:r>
+    </w:p>
+    <w:p>
+      <w:pPr>
+        <w:jc w:val="both"/>
+      </w:pPr>
+    </w:p>
+    <w:p>
+      <w:pPr>
+        <w:ind w:left="720"/>
+        <w:jc w:val="both"/>
+      </w:pPr>
+      <w:r>
+        <w:t xml:space="preserve">12-Adicionamos uma Imagem na </w:t>
+      </w:r>
+      <w:proofErr w:type="spellStart"/>
+      <w:r>
+        <w:t>div</w:t>
+      </w:r>
+      <w:proofErr w:type="spellEnd"/>
+      <w:r>
+        <w:t xml:space="preserve"> e reduzimos a imagem </w:t>
+      </w:r>
+      <w:proofErr w:type="spellStart"/>
+      <w:r>
+        <w:t>atráves</w:t>
+      </w:r>
+      <w:proofErr w:type="spellEnd"/>
+      <w:r>
+        <w:t xml:space="preserve"> do </w:t>
+      </w:r>
+      <w:proofErr w:type="spellStart"/>
+      <w:r>
+        <w:t>css</w:t>
+      </w:r>
+      <w:proofErr w:type="spellEnd"/>
+      <w:r>
+        <w:t xml:space="preserve"> utilizando whidth:50%</w:t>
+      </w:r>
+      <w:r>
+        <w:tab/>
+      </w:r>
+    </w:p>
+    <w:p>
+      <w:pPr>
+        <w:ind w:left="720"/>
+        <w:jc w:val="both"/>
+      </w:pPr>
+      <w:r>
+        <w:rPr>
+          <w:noProof/>
+        </w:rPr>
+        <w:drawing>
+          <wp:inline distT="0" distB="0" distL="0" distR="0" wp14:anchorId="26854401" wp14:editId="35A1FA3E">
+            <wp:extent cx="4001058" cy="171474"/>
+            <wp:effectExtent l="0" t="0" r="0" b="0"/>
+            <wp:docPr id="17" name="Imagem 17"/>
+            <wp:cNvGraphicFramePr>
+              <a:graphicFrameLocks xmlns:a="http://schemas.openxmlformats.org/drawingml/2006/main" noChangeAspect="1"/>
+            </wp:cNvGraphicFramePr>
+            <a:graphic xmlns:a="http://schemas.openxmlformats.org/drawingml/2006/main">
+              <a:graphicData uri="http://schemas.openxmlformats.org/drawingml/2006/picture">
+                <pic:pic xmlns:pic="http://schemas.openxmlformats.org/drawingml/2006/picture">
+                  <pic:nvPicPr>
+                    <pic:cNvPr id="1" name=""/>
+                    <pic:cNvPicPr/>
+                  </pic:nvPicPr>
+                  <pic:blipFill>
+                    <a:blip r:embed="rId24"/>
+                    <a:stretch>
+                      <a:fillRect/>
+                    </a:stretch>
+                  </pic:blipFill>
+                  <pic:spPr>
+                    <a:xfrm>
+                      <a:off x="0" y="0"/>
+                      <a:ext cx="4001058" cy="171474"/>
+                    </a:xfrm>
+                    <a:prstGeom prst="rect">
+                      <a:avLst/>
+                    </a:prstGeom>
+                  </pic:spPr>
+                </pic:pic>
+              </a:graphicData>
+            </a:graphic>
+          </wp:inline>
+        </w:drawing>
+      </w:r>
+    </w:p>
+    <w:p>
+      <w:pPr>
+        <w:ind w:left="720"/>
+        <w:jc w:val="both"/>
+      </w:pPr>
+      <w:r>
+        <w:rPr>
+          <w:noProof/>
+        </w:rPr>
+        <w:drawing>
+          <wp:inline distT="0" distB="0" distL="0" distR="0" wp14:anchorId="3C4B6FD6">
+            <wp:extent cx="1190625" cy="600075"/>
+            <wp:effectExtent l="0" t="0" r="9525" b="9525"/>
+            <wp:docPr id="18" name="Imagem 18"/>
+            <wp:cNvGraphicFramePr>
+              <a:graphicFrameLocks xmlns:a="http://schemas.openxmlformats.org/drawingml/2006/main" noChangeAspect="1"/>
+            </wp:cNvGraphicFramePr>
+            <a:graphic xmlns:a="http://schemas.openxmlformats.org/drawingml/2006/main">
+              <a:graphicData uri="http://schemas.openxmlformats.org/drawingml/2006/picture">
+                <pic:pic xmlns:pic="http://schemas.openxmlformats.org/drawingml/2006/picture">
+                  <pic:nvPicPr>
+                    <pic:cNvPr id="0" name="Picture 16"/>
+                    <pic:cNvPicPr>
+                      <a:picLocks noChangeAspect="1" noChangeArrowheads="1"/>
+                    </pic:cNvPicPr>
+                  </pic:nvPicPr>
+                  <pic:blipFill>
+                    <a:blip r:embed="rId25">
+                      <a:extLst>
+                        <a:ext uri="{28A0092B-C50C-407E-A947-70E740481C1C}">
+                          <a14:useLocalDpi xmlns:a14="http://schemas.microsoft.com/office/drawing/2010/main" val="0"/>
+                        </a:ext>
+                      </a:extLst>
+                    </a:blip>
+                    <a:srcRect/>
+                    <a:stretch>
+                      <a:fillRect/>
+                    </a:stretch>
+                  </pic:blipFill>
+                  <pic:spPr bwMode="auto">
+                    <a:xfrm>
+                      <a:off x="0" y="0"/>
+                      <a:ext cx="1190625" cy="600075"/>
+                    </a:xfrm>
+                    <a:prstGeom prst="rect">
+                      <a:avLst/>
+                    </a:prstGeom>
+                    <a:noFill/>
+                  </pic:spPr>
+                </pic:pic>
+              </a:graphicData>
+            </a:graphic>
+          </wp:inline>
+        </w:drawing>
+      </w:r>
+    </w:p>
+    <w:p>
+      <w:pPr>
+        <w:ind w:left="720"/>
+        <w:jc w:val="both"/>
+      </w:pPr>
+    </w:p>
+    <w:p>
+      <w:pPr>
+        <w:ind w:left="720"/>
+        <w:jc w:val="both"/>
+      </w:pPr>
+      <w:r>
+        <w:t xml:space="preserve">13- </w:t>
+      </w:r>
+      <w:proofErr w:type="gramStart"/>
+      <w:r>
+        <w:t>para</w:t>
+      </w:r>
+      <w:proofErr w:type="gramEnd"/>
+      <w:r>
+        <w:t xml:space="preserve"> colocar a lista do lado da imagem mudamos a natureza da lista utilizando </w:t>
+      </w:r>
+      <w:proofErr w:type="spellStart"/>
+      <w:r>
+        <w:t>display:inline</w:t>
+      </w:r>
+      <w:proofErr w:type="spellEnd"/>
+      <w:r>
+        <w:t xml:space="preserve"> </w:t>
+      </w:r>
+      <w:proofErr w:type="spellStart"/>
+      <w:r>
+        <w:t>block</w:t>
+      </w:r>
+      <w:proofErr w:type="spellEnd"/>
+      <w:r>
+        <w:t xml:space="preserve"> conforme imagem abaixo </w:t>
+      </w:r>
+    </w:p>
+    <w:p>
+      <w:pPr>
+        <w:ind w:left="720"/>
+        <w:jc w:val="both"/>
+        <w:rPr>
+          <w:noProof/>
+        </w:rPr>
+      </w:pPr>
+    </w:p>
+    <w:p>
+      <w:pPr>
+        <w:ind w:left="720"/>
+        <w:jc w:val="both"/>
+      </w:pPr>
+      <w:r>
+        <w:rPr>
+          <w:noProof/>
+        </w:rPr>
+        <w:drawing>
+          <wp:inline distT="0" distB="0" distL="0" distR="0" wp14:anchorId="7DAD4B77">
+            <wp:extent cx="1885950" cy="447675"/>
+            <wp:effectExtent l="0" t="0" r="0" b="9525"/>
+            <wp:docPr id="19" name="Imagem 19"/>
+            <wp:cNvGraphicFramePr>
+              <a:graphicFrameLocks xmlns:a="http://schemas.openxmlformats.org/drawingml/2006/main" noChangeAspect="1"/>
+            </wp:cNvGraphicFramePr>
+            <a:graphic xmlns:a="http://schemas.openxmlformats.org/drawingml/2006/main">
+              <a:graphicData uri="http://schemas.openxmlformats.org/drawingml/2006/picture">
+                <pic:pic xmlns:pic="http://schemas.openxmlformats.org/drawingml/2006/picture">
+                  <pic:nvPicPr>
+                    <pic:cNvPr id="0" name="Picture 17"/>
+                    <pic:cNvPicPr>
+                      <a:picLocks noChangeAspect="1" noChangeArrowheads="1"/>
+                    </pic:cNvPicPr>
+                  </pic:nvPicPr>
+                  <pic:blipFill>
+                    <a:blip r:embed="rId26">
+                      <a:extLst>
+                        <a:ext uri="{28A0092B-C50C-407E-A947-70E740481C1C}">
+                          <a14:useLocalDpi xmlns:a14="http://schemas.microsoft.com/office/drawing/2010/main" val="0"/>
+                        </a:ext>
+                      </a:extLst>
+                    </a:blip>
+                    <a:srcRect/>
+                    <a:stretch>
+                      <a:fillRect/>
+                    </a:stretch>
+                  </pic:blipFill>
+                  <pic:spPr bwMode="auto">
+                    <a:xfrm>
+                      <a:off x="0" y="0"/>
+                      <a:ext cx="1885950" cy="447675"/>
+                    </a:xfrm>
+                    <a:prstGeom prst="rect">
+                      <a:avLst/>
+                    </a:prstGeom>
+                    <a:noFill/>
+                  </pic:spPr>
+                </pic:pic>
+              </a:graphicData>
+            </a:graphic>
+          </wp:inline>
+        </w:drawing>
+      </w:r>
+    </w:p>
+    <w:p>
+      <w:pPr>
+        <w:ind w:left="720"/>
+        <w:jc w:val="both"/>
+      </w:pPr>
+      <w:r>
+        <w:rPr>
+          <w:noProof/>
+        </w:rPr>
+        <w:drawing>
+          <wp:inline distT="0" distB="0" distL="0" distR="0" wp14:anchorId="1BAC81CB">
+            <wp:extent cx="8554720" cy="4400550"/>
+            <wp:effectExtent l="0" t="0" r="0" b="0"/>
+            <wp:docPr id="20" name="Imagem 20"/>
+            <wp:cNvGraphicFramePr>
+              <a:graphicFrameLocks xmlns:a="http://schemas.openxmlformats.org/drawingml/2006/main" noChangeAspect="1"/>
+            </wp:cNvGraphicFramePr>
+            <a:graphic xmlns:a="http://schemas.openxmlformats.org/drawingml/2006/main">
+              <a:graphicData uri="http://schemas.openxmlformats.org/drawingml/2006/picture">
+                <pic:pic xmlns:pic="http://schemas.openxmlformats.org/drawingml/2006/picture">
+                  <pic:nvPicPr>
+                    <pic:cNvPr id="0" name="Picture 18"/>
+                    <pic:cNvPicPr>
+                      <a:picLocks noChangeAspect="1" noChangeArrowheads="1"/>
+                    </pic:cNvPicPr>
+                  </pic:nvPicPr>
+                  <pic:blipFill>
+                    <a:blip r:embed="rId27">
+                      <a:extLst>
+                        <a:ext uri="{28A0092B-C50C-407E-A947-70E740481C1C}">
+                          <a14:useLocalDpi xmlns:a14="http://schemas.microsoft.com/office/drawing/2010/main" val="0"/>
+                        </a:ext>
+                      </a:extLst>
+                    </a:blip>
+                    <a:srcRect/>
+                    <a:stretch>
+                      <a:fillRect/>
+                    </a:stretch>
+                  </pic:blipFill>
+                  <pic:spPr bwMode="auto">
+                    <a:xfrm>
+                      <a:off x="0" y="0"/>
+                      <a:ext cx="8554720" cy="4400550"/>
+                    </a:xfrm>
+                    <a:prstGeom prst="rect">
+                      <a:avLst/>
+                    </a:prstGeom>
+                    <a:noFill/>
+                  </pic:spPr>
+                </pic:pic>
+              </a:graphicData>
+            </a:graphic>
+          </wp:inline>
+        </w:drawing>
+      </w:r>
+    </w:p>
+    <w:p>
+      <w:pPr>
+        <w:ind w:left="720"/>
+        <w:jc w:val="both"/>
+      </w:pPr>
+    </w:p>
+    <w:p>
+      <w:pPr>
+        <w:ind w:left="720"/>
+        <w:jc w:val="both"/>
+      </w:pPr>
+      <w:r>
+        <w:t>14-</w:t>
+      </w:r>
+      <w:r>
+        <w:t xml:space="preserve"> </w:t>
+      </w:r>
+      <w:proofErr w:type="gramStart"/>
+      <w:r>
+        <w:t>para</w:t>
+      </w:r>
+      <w:proofErr w:type="gramEnd"/>
+      <w:r>
+        <w:t xml:space="preserve"> alinhar a lista ao topo da imagem utilizamos o seguinte comando:</w:t>
+      </w:r>
+    </w:p>
+    <w:p>
+      <w:pPr>
+        <w:ind w:left="720"/>
+        <w:jc w:val="both"/>
+      </w:pPr>
+      <w:r>
+        <w:rPr>
+          <w:noProof/>
+        </w:rPr>
+        <w:drawing>
+          <wp:inline distT="0" distB="0" distL="0" distR="0" wp14:anchorId="1B14A34E">
+            <wp:extent cx="1600200" cy="619125"/>
+            <wp:effectExtent l="0" t="0" r="0" b="9525"/>
+            <wp:docPr id="21" name="Imagem 21"/>
+            <wp:cNvGraphicFramePr>
+              <a:graphicFrameLocks xmlns:a="http://schemas.openxmlformats.org/drawingml/2006/main" noChangeAspect="1"/>
+            </wp:cNvGraphicFramePr>
+            <a:graphic xmlns:a="http://schemas.openxmlformats.org/drawingml/2006/main">
+              <a:graphicData uri="http://schemas.openxmlformats.org/drawingml/2006/picture">
+                <pic:pic xmlns:pic="http://schemas.openxmlformats.org/drawingml/2006/picture">
+                  <pic:nvPicPr>
+                    <pic:cNvPr id="0" name="Picture 19"/>
+                    <pic:cNvPicPr>
+                      <a:picLocks noChangeAspect="1" noChangeArrowheads="1"/>
+                    </pic:cNvPicPr>
+                  </pic:nvPicPr>
+                  <pic:blipFill>
+                    <a:blip r:embed="rId28">
+                      <a:extLst>
+                        <a:ext uri="{28A0092B-C50C-407E-A947-70E740481C1C}">
+                          <a14:useLocalDpi xmlns:a14="http://schemas.microsoft.com/office/drawing/2010/main" val="0"/>
+                        </a:ext>
+                      </a:extLst>
+                    </a:blip>
+                    <a:srcRect/>
+                    <a:stretch>
+                      <a:fillRect/>
+                    </a:stretch>
+                  </pic:blipFill>
+                  <pic:spPr bwMode="auto">
+                    <a:xfrm>
+                      <a:off x="0" y="0"/>
+                      <a:ext cx="1600200" cy="619125"/>
+                    </a:xfrm>
+                    <a:prstGeom prst="rect">
+                      <a:avLst/>
+                    </a:prstGeom>
+                    <a:noFill/>
+                  </pic:spPr>
+                </pic:pic>
+              </a:graphicData>
+            </a:graphic>
+          </wp:inline>
+        </w:drawing>
+      </w:r>
+    </w:p>
+    <w:p>
+      <w:pPr>
+        <w:ind w:left="720"/>
+        <w:jc w:val="both"/>
+      </w:pPr>
+    </w:p>
+    <w:p>
+      <w:pPr>
+        <w:ind w:left="720"/>
+        <w:jc w:val="both"/>
+      </w:pPr>
+    </w:p>
+    <w:p>
+      <w:pPr>
+        <w:ind w:left="720"/>
+        <w:jc w:val="both"/>
+        <w:rPr>
+          <w:noProof/>
+        </w:rPr>
+      </w:pPr>
+      <w:r>
+        <w:rPr>
+          <w:noProof/>
+        </w:rPr>
+        <w:drawing>
+          <wp:inline distT="0" distB="0" distL="0" distR="0" wp14:anchorId="11271A29">
+            <wp:extent cx="10107295" cy="4267835"/>
+            <wp:effectExtent l="0" t="0" r="8255" b="0"/>
+            <wp:docPr id="23" name="Imagem 23"/>
+            <wp:cNvGraphicFramePr>
+              <a:graphicFrameLocks xmlns:a="http://schemas.openxmlformats.org/drawingml/2006/main" noChangeAspect="1"/>
+            </wp:cNvGraphicFramePr>
+            <a:graphic xmlns:a="http://schemas.openxmlformats.org/drawingml/2006/main">
+              <a:graphicData uri="http://schemas.openxmlformats.org/drawingml/2006/picture">
+                <pic:pic xmlns:pic="http://schemas.openxmlformats.org/drawingml/2006/picture">
+                  <pic:nvPicPr>
+                    <pic:cNvPr id="0" name="Picture 21"/>
+                    <pic:cNvPicPr>
+                      <a:picLocks noChangeAspect="1" noChangeArrowheads="1"/>
+                    </pic:cNvPicPr>
+                  </pic:nvPicPr>
+                  <pic:blipFill>
+                    <a:blip r:embed="rId29">
+                      <a:extLst>
+                        <a:ext uri="{28A0092B-C50C-407E-A947-70E740481C1C}">
+                          <a14:useLocalDpi xmlns:a14="http://schemas.microsoft.com/office/drawing/2010/main" val="0"/>
+                        </a:ext>
+                      </a:extLst>
+                    </a:blip>
+                    <a:srcRect/>
+                    <a:stretch>
+                      <a:fillRect/>
+                    </a:stretch>
+                  </pic:blipFill>
+                  <pic:spPr bwMode="auto">
+                    <a:xfrm>
+                      <a:off x="0" y="0"/>
+                      <a:ext cx="10107295" cy="4267835"/>
+                    </a:xfrm>
+                    <a:prstGeom prst="rect">
+                      <a:avLst/>
+                    </a:prstGeom>
+                    <a:noFill/>
+                  </pic:spPr>
+                </pic:pic>
+              </a:graphicData>
+            </a:graphic>
+          </wp:inline>
+        </w:drawing>
+      </w:r>
+    </w:p>
+    <w:p>
+      <w:pPr>
+        <w:ind w:left="720"/>
+        <w:jc w:val="both"/>
+      </w:pPr>
+      <w:r>
+        <w:t xml:space="preserve"> </w:t>
+      </w:r>
+    </w:p>
+    <w:p>
+      <w:pPr>
+        <w:ind w:left="720"/>
+        <w:jc w:val="both"/>
+      </w:pPr>
+      <w:r>
+        <w:t xml:space="preserve">15- </w:t>
+      </w:r>
+      <w:r>
+        <w:t>Ainda trabalhando com a lista definimos um tamanho para que ela ocupe 20% de largura e colocamos um espaço externo do lado direito de 15% obtendo os seguintes resultados</w:t>
+      </w:r>
+    </w:p>
+    <w:p>
+      <w:pPr>
+        <w:jc w:val="both"/>
+      </w:pPr>
+      <w:r>
+        <w:rPr>
+          <w:noProof/>
+        </w:rPr>
+        <w:drawing>
+          <wp:inline distT="0" distB="0" distL="0" distR="0" wp14:anchorId="554E8B27">
+            <wp:extent cx="7277972" cy="2609850"/>
+            <wp:effectExtent l="0" t="0" r="0" b="0"/>
+            <wp:docPr id="24" name="Imagem 24"/>
+            <wp:cNvGraphicFramePr>
+              <a:graphicFrameLocks xmlns:a="http://schemas.openxmlformats.org/drawingml/2006/main" noChangeAspect="1"/>
+            </wp:cNvGraphicFramePr>
+            <a:graphic xmlns:a="http://schemas.openxmlformats.org/drawingml/2006/main">
+              <a:graphicData uri="http://schemas.openxmlformats.org/drawingml/2006/picture">
+                <pic:pic xmlns:pic="http://schemas.openxmlformats.org/drawingml/2006/picture">
+                  <pic:nvPicPr>
+                    <pic:cNvPr id="0" name="Picture 22"/>
+                    <pic:cNvPicPr>
+                      <a:picLocks noChangeAspect="1" noChangeArrowheads="1"/>
+                    </pic:cNvPicPr>
+                  </pic:nvPicPr>
+                  <pic:blipFill>
+                    <a:blip r:embed="rId30">
+                      <a:extLst>
+                        <a:ext uri="{28A0092B-C50C-407E-A947-70E740481C1C}">
+                          <a14:useLocalDpi xmlns:a14="http://schemas.microsoft.com/office/drawing/2010/main" val="0"/>
+                        </a:ext>
+                      </a:extLst>
+                    </a:blip>
+                    <a:srcRect/>
+                    <a:stretch>
+                      <a:fillRect/>
+                    </a:stretch>
+                  </pic:blipFill>
+                  <pic:spPr bwMode="auto">
+                    <a:xfrm>
+                      <a:off x="0" y="0"/>
+                      <a:ext cx="7313243" cy="2622498"/>
+                    </a:xfrm>
+                    <a:prstGeom prst="rect">
+                      <a:avLst/>
+                    </a:prstGeom>
+                    <a:noFill/>
+                  </pic:spPr>
+                </pic:pic>
+              </a:graphicData>
+            </a:graphic>
+          </wp:inline>
+        </w:drawing>
+      </w:r>
+    </w:p>
+    <w:p>
+      <w:r>
+        <w:rPr>
+          <w:noProof/>
+        </w:rPr>
+        <w:drawing>
+          <wp:inline distT="0" distB="0" distL="0" distR="0" wp14:anchorId="4AE55F8D" wp14:editId="5C8F8C85">
+            <wp:extent cx="1581150" cy="962025"/>
+            <wp:effectExtent l="0" t="0" r="0" b="9525"/>
+            <wp:docPr id="26" name="Imagem 26"/>
+            <wp:cNvGraphicFramePr>
+              <a:graphicFrameLocks xmlns:a="http://schemas.openxmlformats.org/drawingml/2006/main" noChangeAspect="1"/>
+            </wp:cNvGraphicFramePr>
+            <a:graphic xmlns:a="http://schemas.openxmlformats.org/drawingml/2006/main">
+              <a:graphicData uri="http://schemas.openxmlformats.org/drawingml/2006/picture">
+                <pic:pic xmlns:pic="http://schemas.openxmlformats.org/drawingml/2006/picture">
+                  <pic:nvPicPr>
+                    <pic:cNvPr id="0" name="Picture 24"/>
+                    <pic:cNvPicPr>
+                      <a:picLocks noChangeAspect="1" noChangeArrowheads="1"/>
+                    </pic:cNvPicPr>
+                  </pic:nvPicPr>
+                  <pic:blipFill>
+                    <a:blip r:embed="rId31">
+                      <a:extLst>
+                        <a:ext uri="{28A0092B-C50C-407E-A947-70E740481C1C}">
+                          <a14:useLocalDpi xmlns:a14="http://schemas.microsoft.com/office/drawing/2010/main" val="0"/>
+                        </a:ext>
+                      </a:extLst>
+                    </a:blip>
+                    <a:srcRect/>
+                    <a:stretch>
+                      <a:fillRect/>
+                    </a:stretch>
+                  </pic:blipFill>
+                  <pic:spPr bwMode="auto">
+                    <a:xfrm>
+                      <a:off x="0" y="0"/>
+                      <a:ext cx="1581150" cy="962025"/>
+                    </a:xfrm>
+                    <a:prstGeom prst="rect">
+                      <a:avLst/>
+                    </a:prstGeom>
+                    <a:noFill/>
+                  </pic:spPr>
+                </pic:pic>
+              </a:graphicData>
+            </a:graphic>
+          </wp:inline>
+        </w:drawing>
+      </w:r>
+    </w:p>
+    <w:p/>
+    <w:p/>
+    <w:p>
+      <w:r>
+        <w:t xml:space="preserve">16- Centralizamos o subtítulo h2 </w:t>
+      </w:r>
+    </w:p>
+    <w:p>
+      <w:r>
+        <w:rPr>
+          <w:noProof/>
+        </w:rPr>
+        <w:drawing>
+          <wp:inline distT="0" distB="0" distL="0" distR="0" wp14:anchorId="5A74E99C">
+            <wp:extent cx="1371600" cy="533400"/>
+            <wp:effectExtent l="0" t="0" r="0" b="0"/>
+            <wp:docPr id="27" name="Imagem 27"/>
+            <wp:cNvGraphicFramePr>
+              <a:graphicFrameLocks xmlns:a="http://schemas.openxmlformats.org/drawingml/2006/main" noChangeAspect="1"/>
+            </wp:cNvGraphicFramePr>
+            <a:graphic xmlns:a="http://schemas.openxmlformats.org/drawingml/2006/main">
+              <a:graphicData uri="http://schemas.openxmlformats.org/drawingml/2006/picture">
+                <pic:pic xmlns:pic="http://schemas.openxmlformats.org/drawingml/2006/picture">
+                  <pic:nvPicPr>
+                    <pic:cNvPr id="0" name="Picture 25"/>
+                    <pic:cNvPicPr>
+                      <a:picLocks noChangeAspect="1" noChangeArrowheads="1"/>
+                    </pic:cNvPicPr>
+                  </pic:nvPicPr>
+                  <pic:blipFill>
+                    <a:blip r:embed="rId32">
+                      <a:extLst>
+                        <a:ext uri="{28A0092B-C50C-407E-A947-70E740481C1C}">
+                          <a14:useLocalDpi xmlns:a14="http://schemas.microsoft.com/office/drawing/2010/main" val="0"/>
+                        </a:ext>
+                      </a:extLst>
+                    </a:blip>
+                    <a:srcRect/>
+                    <a:stretch>
+                      <a:fillRect/>
+                    </a:stretch>
+                  </pic:blipFill>
+                  <pic:spPr bwMode="auto">
+                    <a:xfrm>
+                      <a:off x="0" y="0"/>
+                      <a:ext cx="1371600" cy="533400"/>
+                    </a:xfrm>
+                    <a:prstGeom prst="rect">
+                      <a:avLst/>
+                    </a:prstGeom>
+                    <a:noFill/>
+                  </pic:spPr>
+                </pic:pic>
+              </a:graphicData>
+            </a:graphic>
+          </wp:inline>
+        </w:drawing>
+      </w:r>
+    </w:p>
+    <w:p/>
+    <w:p>
+      <w:r>
+        <w:t xml:space="preserve">17- </w:t>
+      </w:r>
+      <w:proofErr w:type="gramStart"/>
+      <w:r>
+        <w:t>na</w:t>
+      </w:r>
+      <w:proofErr w:type="gramEnd"/>
+      <w:r>
+        <w:t xml:space="preserve"> </w:t>
+      </w:r>
+      <w:proofErr w:type="spellStart"/>
+      <w:r>
+        <w:t>div</w:t>
+      </w:r>
+      <w:proofErr w:type="spellEnd"/>
+      <w:r>
+        <w:t xml:space="preserve"> principal inserimos um espaço interno, tanto pra cima, direita, esquerda e baixo</w:t>
+      </w:r>
+    </w:p>
+    <w:p>
+      <w:r>
+        <w:rPr>
+          <w:noProof/>
+        </w:rPr>
+        <w:drawing>
+          <wp:inline distT="0" distB="0" distL="0" distR="0" wp14:anchorId="2E6515FE">
+            <wp:extent cx="1781175" cy="609600"/>
+            <wp:effectExtent l="0" t="0" r="9525" b="0"/>
+            <wp:docPr id="28" name="Imagem 28"/>
+            <wp:cNvGraphicFramePr>
+              <a:graphicFrameLocks xmlns:a="http://schemas.openxmlformats.org/drawingml/2006/main" noChangeAspect="1"/>
+            </wp:cNvGraphicFramePr>
+            <a:graphic xmlns:a="http://schemas.openxmlformats.org/drawingml/2006/main">
+              <a:graphicData uri="http://schemas.openxmlformats.org/drawingml/2006/picture">
+                <pic:pic xmlns:pic="http://schemas.openxmlformats.org/drawingml/2006/picture">
+                  <pic:nvPicPr>
+                    <pic:cNvPr id="0" name="Picture 26"/>
+                    <pic:cNvPicPr>
+                      <a:picLocks noChangeAspect="1" noChangeArrowheads="1"/>
+                    </pic:cNvPicPr>
+                  </pic:nvPicPr>
+                  <pic:blipFill>
+                    <a:blip r:embed="rId33">
+                      <a:extLst>
+                        <a:ext uri="{28A0092B-C50C-407E-A947-70E740481C1C}">
+                          <a14:useLocalDpi xmlns:a14="http://schemas.microsoft.com/office/drawing/2010/main" val="0"/>
+                        </a:ext>
+                      </a:extLst>
+                    </a:blip>
+                    <a:srcRect/>
+                    <a:stretch>
+                      <a:fillRect/>
+                    </a:stretch>
+                  </pic:blipFill>
+                  <pic:spPr bwMode="auto">
+                    <a:xfrm>
+                      <a:off x="0" y="0"/>
+                      <a:ext cx="1781175" cy="609600"/>
+                    </a:xfrm>
+                    <a:prstGeom prst="rect">
+                      <a:avLst/>
+                    </a:prstGeom>
+                    <a:noFill/>
+                  </pic:spPr>
+                </pic:pic>
+              </a:graphicData>
+            </a:graphic>
+          </wp:inline>
+        </w:drawing>
+      </w:r>
+    </w:p>
+    <w:p>
+      <w:r>
+        <w:rPr>
+          <w:noProof/>
+        </w:rPr>
+        <w:drawing>
+          <wp:inline distT="0" distB="0" distL="0" distR="0" wp14:anchorId="0C96BCE6">
+            <wp:extent cx="4409555" cy="1657350"/>
+            <wp:effectExtent l="0" t="0" r="0" b="0"/>
+            <wp:docPr id="29" name="Imagem 29"/>
+            <wp:cNvGraphicFramePr>
+              <a:graphicFrameLocks xmlns:a="http://schemas.openxmlformats.org/drawingml/2006/main" noChangeAspect="1"/>
+            </wp:cNvGraphicFramePr>
+            <a:graphic xmlns:a="http://schemas.openxmlformats.org/drawingml/2006/main">
+              <a:graphicData uri="http://schemas.openxmlformats.org/drawingml/2006/picture">
+                <pic:pic xmlns:pic="http://schemas.openxmlformats.org/drawingml/2006/picture">
+                  <pic:nvPicPr>
+                    <pic:cNvPr id="0" name="Picture 27"/>
+                    <pic:cNvPicPr>
+                      <a:picLocks noChangeAspect="1" noChangeArrowheads="1"/>
+                    </pic:cNvPicPr>
+                  </pic:nvPicPr>
+                  <pic:blipFill>
+                    <a:blip r:embed="rId34">
+                      <a:extLst>
+                        <a:ext uri="{28A0092B-C50C-407E-A947-70E740481C1C}">
+                          <a14:useLocalDpi xmlns:a14="http://schemas.microsoft.com/office/drawing/2010/main" val="0"/>
+                        </a:ext>
+                      </a:extLst>
+                    </a:blip>
+                    <a:srcRect/>
+                    <a:stretch>
+                      <a:fillRect/>
+                    </a:stretch>
+                  </pic:blipFill>
+                  <pic:spPr bwMode="auto">
+                    <a:xfrm>
+                      <a:off x="0" y="0"/>
+                      <a:ext cx="4618515" cy="1735889"/>
+                    </a:xfrm>
+                    <a:prstGeom prst="rect">
+                      <a:avLst/>
+                    </a:prstGeom>
+                    <a:noFill/>
+                  </pic:spPr>
+                </pic:pic>
+              </a:graphicData>
+            </a:graphic>
+          </wp:inline>
+        </w:drawing>
+      </w:r>
+    </w:p>
+    <w:p/>
+    <w:p>
+      <w:pPr>
+        <w:tabs>
+          <w:tab w:val="left" w:pos="3105"/>
+        </w:tabs>
+      </w:pPr>
+      <w:r>
+        <w:t xml:space="preserve">18- Para </w:t>
+      </w:r>
+      <w:r>
+        <w:t xml:space="preserve">deixar o código mais limpo criamos uma </w:t>
+      </w:r>
+      <w:proofErr w:type="spellStart"/>
+      <w:r>
+        <w:t>class</w:t>
+      </w:r>
+      <w:proofErr w:type="spellEnd"/>
+      <w:r>
+        <w:t xml:space="preserve"> que centraliza todos os títulos e subtítulos:</w:t>
+      </w:r>
+    </w:p>
+    <w:p>
+      <w:pPr>
+        <w:tabs>
+          <w:tab w:val="left" w:pos="3105"/>
+        </w:tabs>
+      </w:pPr>
+      <w:r>
+        <w:rPr>
+          <w:noProof/>
+        </w:rPr>
+        <w:drawing>
+          <wp:inline distT="0" distB="0" distL="0" distR="0" wp14:anchorId="6313306F" wp14:editId="1B4A0691">
+            <wp:extent cx="3372321" cy="152421"/>
+            <wp:effectExtent l="0" t="0" r="0" b="0"/>
+            <wp:docPr id="30" name="Imagem 30"/>
+            <wp:cNvGraphicFramePr>
+              <a:graphicFrameLocks xmlns:a="http://schemas.openxmlformats.org/drawingml/2006/main" noChangeAspect="1"/>
+            </wp:cNvGraphicFramePr>
+            <a:graphic xmlns:a="http://schemas.openxmlformats.org/drawingml/2006/main">
+              <a:graphicData uri="http://schemas.openxmlformats.org/drawingml/2006/picture">
+                <pic:pic xmlns:pic="http://schemas.openxmlformats.org/drawingml/2006/picture">
+                  <pic:nvPicPr>
+                    <pic:cNvPr id="1" name=""/>
+                    <pic:cNvPicPr/>
+                  </pic:nvPicPr>
+                  <pic:blipFill>
+                    <a:blip r:embed="rId35"/>
+                    <a:stretch>
+                      <a:fillRect/>
+                    </a:stretch>
+                  </pic:blipFill>
+                  <pic:spPr>
+                    <a:xfrm>
+                      <a:off x="0" y="0"/>
+                      <a:ext cx="3372321" cy="152421"/>
+                    </a:xfrm>
+                    <a:prstGeom prst="rect">
+                      <a:avLst/>
+                    </a:prstGeom>
+                  </pic:spPr>
+                </pic:pic>
+              </a:graphicData>
+            </a:graphic>
+          </wp:inline>
+        </w:drawing>
+      </w:r>
+    </w:p>
+    <w:p>
+      <w:pPr>
+        <w:tabs>
+          <w:tab w:val="left" w:pos="3105"/>
+        </w:tabs>
+      </w:pPr>
+      <w:r>
+        <w:rPr>
+          <w:noProof/>
+        </w:rPr>
+        <w:drawing>
+          <wp:inline distT="0" distB="0" distL="0" distR="0" wp14:anchorId="24AE2537">
+            <wp:extent cx="2829560" cy="190500"/>
+            <wp:effectExtent l="0" t="0" r="8890" b="0"/>
+            <wp:docPr id="31" name="Imagem 31"/>
+            <wp:cNvGraphicFramePr>
+              <a:graphicFrameLocks xmlns:a="http://schemas.openxmlformats.org/drawingml/2006/main" noChangeAspect="1"/>
+            </wp:cNvGraphicFramePr>
+            <a:graphic xmlns:a="http://schemas.openxmlformats.org/drawingml/2006/main">
+              <a:graphicData uri="http://schemas.openxmlformats.org/drawingml/2006/picture">
+                <pic:pic xmlns:pic="http://schemas.openxmlformats.org/drawingml/2006/picture">
+                  <pic:nvPicPr>
+                    <pic:cNvPr id="0" name="Picture 28"/>
+                    <pic:cNvPicPr>
+                      <a:picLocks noChangeAspect="1" noChangeArrowheads="1"/>
+                    </pic:cNvPicPr>
+                  </pic:nvPicPr>
+                  <pic:blipFill>
+                    <a:blip r:embed="rId36">
+                      <a:extLst>
+                        <a:ext uri="{28A0092B-C50C-407E-A947-70E740481C1C}">
+                          <a14:useLocalDpi xmlns:a14="http://schemas.microsoft.com/office/drawing/2010/main" val="0"/>
+                        </a:ext>
+                      </a:extLst>
+                    </a:blip>
+                    <a:srcRect/>
+                    <a:stretch>
+                      <a:fillRect/>
+                    </a:stretch>
+                  </pic:blipFill>
+                  <pic:spPr bwMode="auto">
+                    <a:xfrm>
+                      <a:off x="0" y="0"/>
+                      <a:ext cx="2829560" cy="190500"/>
+                    </a:xfrm>
+                    <a:prstGeom prst="rect">
+                      <a:avLst/>
+                    </a:prstGeom>
+                    <a:noFill/>
+                  </pic:spPr>
+                </pic:pic>
+              </a:graphicData>
+            </a:graphic>
+          </wp:inline>
+        </w:drawing>
+      </w:r>
+    </w:p>
+    <w:p>
+      <w:pPr>
+        <w:tabs>
+          <w:tab w:val="left" w:pos="3105"/>
+        </w:tabs>
+      </w:pPr>
+      <w:r>
+        <w:rPr>
+          <w:noProof/>
+        </w:rPr>
+        <w:drawing>
+          <wp:inline distT="0" distB="0" distL="0" distR="0" wp14:anchorId="1EDED803">
+            <wp:extent cx="1285875" cy="542925"/>
+            <wp:effectExtent l="0" t="0" r="9525" b="9525"/>
+            <wp:docPr id="32" name="Imagem 32"/>
+            <wp:cNvGraphicFramePr>
+              <a:graphicFrameLocks xmlns:a="http://schemas.openxmlformats.org/drawingml/2006/main" noChangeAspect="1"/>
+            </wp:cNvGraphicFramePr>
+            <a:graphic xmlns:a="http://schemas.openxmlformats.org/drawingml/2006/main">
+              <a:graphicData uri="http://schemas.openxmlformats.org/drawingml/2006/picture">
+                <pic:pic xmlns:pic="http://schemas.openxmlformats.org/drawingml/2006/picture">
+                  <pic:nvPicPr>
+                    <pic:cNvPr id="0" name="Picture 29"/>
+                    <pic:cNvPicPr>
+                      <a:picLocks noChangeAspect="1" noChangeArrowheads="1"/>
+                    </pic:cNvPicPr>
+                  </pic:nvPicPr>
+                  <pic:blipFill>
+                    <a:blip r:embed="rId37">
+                      <a:extLst>
+                        <a:ext uri="{28A0092B-C50C-407E-A947-70E740481C1C}">
+                          <a14:useLocalDpi xmlns:a14="http://schemas.microsoft.com/office/drawing/2010/main" val="0"/>
+                        </a:ext>
+                      </a:extLst>
+                    </a:blip>
+                    <a:srcRect/>
+                    <a:stretch>
+                      <a:fillRect/>
+                    </a:stretch>
+                  </pic:blipFill>
+                  <pic:spPr bwMode="auto">
+                    <a:xfrm>
+                      <a:off x="0" y="0"/>
+                      <a:ext cx="1285875" cy="542925"/>
+                    </a:xfrm>
+                    <a:prstGeom prst="rect">
+                      <a:avLst/>
+                    </a:prstGeom>
+                    <a:noFill/>
+                  </pic:spPr>
+                </pic:pic>
+              </a:graphicData>
+            </a:graphic>
+          </wp:inline>
+        </w:drawing>
+      </w:r>
+    </w:p>
+    <w:p>
+      <w:pPr>
+        <w:tabs>
+          <w:tab w:val="left" w:pos="3105"/>
+        </w:tabs>
+      </w:pPr>
+    </w:p>
+    <w:p>
+      <w:pPr>
+        <w:tabs>
+          <w:tab w:val="left" w:pos="3105"/>
+        </w:tabs>
+      </w:pPr>
+      <w:r>
+        <w:t xml:space="preserve">19- </w:t>
+      </w:r>
+      <w:r>
+        <w:t xml:space="preserve">Criamos dois arquivos no projeto protudos.html e o produtos.css e ligamos o </w:t>
+      </w:r>
+      <w:proofErr w:type="spellStart"/>
+      <w:r>
+        <w:t>css</w:t>
+      </w:r>
+      <w:proofErr w:type="spellEnd"/>
+      <w:r>
+        <w:t xml:space="preserve"> no produtos.html </w:t>
+      </w:r>
+    </w:p>
+    <w:p>
+      <w:pPr>
+        <w:tabs>
+          <w:tab w:val="left" w:pos="3105"/>
+        </w:tabs>
+      </w:pPr>
+      <w:r>
+        <w:rPr>
+          <w:noProof/>
+        </w:rPr>
+        <w:drawing>
+          <wp:inline distT="0" distB="0" distL="0" distR="0" wp14:anchorId="1CAE21C4">
+            <wp:extent cx="2610485" cy="1628775"/>
+            <wp:effectExtent l="0" t="0" r="0" b="9525"/>
+            <wp:docPr id="22" name="Imagem 22"/>
+            <wp:cNvGraphicFramePr>
+              <a:graphicFrameLocks xmlns:a="http://schemas.openxmlformats.org/drawingml/2006/main" noChangeAspect="1"/>
+            </wp:cNvGraphicFramePr>
+            <a:graphic xmlns:a="http://schemas.openxmlformats.org/drawingml/2006/main">
+              <a:graphicData uri="http://schemas.openxmlformats.org/drawingml/2006/picture">
+                <pic:pic xmlns:pic="http://schemas.openxmlformats.org/drawingml/2006/picture">
+                  <pic:nvPicPr>
+                    <pic:cNvPr id="0" name="Picture 2"/>
+                    <pic:cNvPicPr>
+                      <a:picLocks noChangeAspect="1" noChangeArrowheads="1"/>
+                    </pic:cNvPicPr>
+                  </pic:nvPicPr>
+                  <pic:blipFill>
+                    <a:blip r:embed="rId38">
+                      <a:extLst>
+                        <a:ext uri="{28A0092B-C50C-407E-A947-70E740481C1C}">
+                          <a14:useLocalDpi xmlns:a14="http://schemas.microsoft.com/office/drawing/2010/main" val="0"/>
+                        </a:ext>
+                      </a:extLst>
+                    </a:blip>
+                    <a:srcRect/>
+                    <a:stretch>
+                      <a:fillRect/>
+                    </a:stretch>
+                  </pic:blipFill>
+                  <pic:spPr bwMode="auto">
+                    <a:xfrm>
+                      <a:off x="0" y="0"/>
+                      <a:ext cx="2610485" cy="1628775"/>
+                    </a:xfrm>
+                    <a:prstGeom prst="rect">
+                      <a:avLst/>
+                    </a:prstGeom>
+                    <a:noFill/>
+                  </pic:spPr>
+                </pic:pic>
+              </a:graphicData>
+            </a:graphic>
+          </wp:inline>
+        </w:drawing>
+      </w:r>
+    </w:p>
+    <w:p>
+      <w:pPr>
+        <w:tabs>
+          <w:tab w:val="left" w:pos="3105"/>
+        </w:tabs>
+      </w:pPr>
+      <w:r>
+        <w:rPr>
+          <w:noProof/>
+        </w:rPr>
+        <w:drawing>
+          <wp:inline distT="0" distB="0" distL="0" distR="0" wp14:anchorId="5E674D6D">
+            <wp:extent cx="5553710" cy="723900"/>
+            <wp:effectExtent l="0" t="0" r="8890" b="0"/>
+            <wp:docPr id="25" name="Imagem 25"/>
+            <wp:cNvGraphicFramePr>
+              <a:graphicFrameLocks xmlns:a="http://schemas.openxmlformats.org/drawingml/2006/main" noChangeAspect="1"/>
+            </wp:cNvGraphicFramePr>
+            <a:graphic xmlns:a="http://schemas.openxmlformats.org/drawingml/2006/main">
+              <a:graphicData uri="http://schemas.openxmlformats.org/drawingml/2006/picture">
+                <pic:pic xmlns:pic="http://schemas.openxmlformats.org/drawingml/2006/picture">
+                  <pic:nvPicPr>
+                    <pic:cNvPr id="0" name="Picture 3"/>
+                    <pic:cNvPicPr>
+                      <a:picLocks noChangeAspect="1" noChangeArrowheads="1"/>
+                    </pic:cNvPicPr>
+                  </pic:nvPicPr>
+                  <pic:blipFill>
+                    <a:blip r:embed="rId39">
+                      <a:extLst>
+                        <a:ext uri="{28A0092B-C50C-407E-A947-70E740481C1C}">
+                          <a14:useLocalDpi xmlns:a14="http://schemas.microsoft.com/office/drawing/2010/main" val="0"/>
+                        </a:ext>
+                      </a:extLst>
+                    </a:blip>
+                    <a:srcRect/>
+                    <a:stretch>
+                      <a:fillRect/>
+                    </a:stretch>
+                  </pic:blipFill>
+                  <pic:spPr bwMode="auto">
+                    <a:xfrm>
+                      <a:off x="0" y="0"/>
+                      <a:ext cx="5553710" cy="723900"/>
+                    </a:xfrm>
+                    <a:prstGeom prst="rect">
+                      <a:avLst/>
+                    </a:prstGeom>
+                    <a:noFill/>
+                  </pic:spPr>
+                </pic:pic>
+              </a:graphicData>
+            </a:graphic>
+          </wp:inline>
+        </w:drawing>
+      </w:r>
+    </w:p>
+    <w:p>
+      <w:pPr>
+        <w:tabs>
+          <w:tab w:val="left" w:pos="3105"/>
+        </w:tabs>
+      </w:pPr>
+    </w:p>
+    <w:p>
+      <w:pPr>
+        <w:tabs>
+          <w:tab w:val="left" w:pos="3105"/>
+        </w:tabs>
+      </w:pPr>
+      <w:r>
+        <w:t xml:space="preserve">20- </w:t>
+      </w:r>
+      <w:r>
+        <w:t xml:space="preserve">Na página do produtoa.html estruturamos utilizando o header, o </w:t>
+      </w:r>
+      <w:proofErr w:type="spellStart"/>
+      <w:r>
+        <w:t>main</w:t>
+      </w:r>
+      <w:proofErr w:type="spellEnd"/>
+      <w:r>
+        <w:t xml:space="preserve"> e o </w:t>
+      </w:r>
+      <w:proofErr w:type="spellStart"/>
+      <w:r>
+        <w:t>footer</w:t>
+      </w:r>
+      <w:proofErr w:type="spellEnd"/>
+      <w:r>
+        <w:t>. Dentro do header inserimos uma imagem que será o logo do site e criamos uma lista não ordenada para que mais tarde ela será o menu do nosso site.</w:t>
+      </w:r>
+    </w:p>
+    <w:p>
+      <w:pPr>
+        <w:tabs>
+          <w:tab w:val="left" w:pos="3105"/>
+        </w:tabs>
+      </w:pPr>
+      <w:r>
+        <w:rPr>
+          <w:noProof/>
+        </w:rPr>
+        <w:drawing>
+          <wp:inline distT="0" distB="0" distL="0" distR="0" wp14:anchorId="3A8F300B">
+            <wp:extent cx="4182110" cy="1314450"/>
+            <wp:effectExtent l="0" t="0" r="8890" b="0"/>
+            <wp:docPr id="33" name="Imagem 33"/>
+            <wp:cNvGraphicFramePr>
+              <a:graphicFrameLocks xmlns:a="http://schemas.openxmlformats.org/drawingml/2006/main" noChangeAspect="1"/>
+            </wp:cNvGraphicFramePr>
+            <a:graphic xmlns:a="http://schemas.openxmlformats.org/drawingml/2006/main">
+              <a:graphicData uri="http://schemas.openxmlformats.org/drawingml/2006/picture">
+                <pic:pic xmlns:pic="http://schemas.openxmlformats.org/drawingml/2006/picture">
+                  <pic:nvPicPr>
+                    <pic:cNvPr id="0" name="Picture 4"/>
+                    <pic:cNvPicPr>
+                      <a:picLocks noChangeAspect="1" noChangeArrowheads="1"/>
+                    </pic:cNvPicPr>
+                  </pic:nvPicPr>
+                  <pic:blipFill>
+                    <a:blip r:embed="rId40">
+                      <a:extLst>
+                        <a:ext uri="{28A0092B-C50C-407E-A947-70E740481C1C}">
+                          <a14:useLocalDpi xmlns:a14="http://schemas.microsoft.com/office/drawing/2010/main" val="0"/>
+                        </a:ext>
+                      </a:extLst>
+                    </a:blip>
+                    <a:srcRect/>
+                    <a:stretch>
+                      <a:fillRect/>
+                    </a:stretch>
+                  </pic:blipFill>
+                  <pic:spPr bwMode="auto">
+                    <a:xfrm>
+                      <a:off x="0" y="0"/>
+                      <a:ext cx="4182110" cy="1314450"/>
+                    </a:xfrm>
+                    <a:prstGeom prst="rect">
+                      <a:avLst/>
+                    </a:prstGeom>
+                    <a:noFill/>
+                  </pic:spPr>
+                </pic:pic>
+              </a:graphicData>
+            </a:graphic>
+          </wp:inline>
+        </w:drawing>
+      </w:r>
+    </w:p>
+    <w:p>
+      <w:pPr>
+        <w:tabs>
+          <w:tab w:val="left" w:pos="3105"/>
+        </w:tabs>
+      </w:pPr>
+    </w:p>
+    <w:p>
+      <w:pPr>
+        <w:tabs>
+          <w:tab w:val="left" w:pos="3105"/>
+        </w:tabs>
+      </w:pPr>
+      <w:r>
+        <w:t xml:space="preserve">21- </w:t>
+      </w:r>
+      <w:r>
+        <w:t xml:space="preserve">Produtos.css inserimos uma cor de fundo no header e no </w:t>
+      </w:r>
+      <w:proofErr w:type="spellStart"/>
+      <w:r>
+        <w:t>hmtl</w:t>
+      </w:r>
+      <w:proofErr w:type="spellEnd"/>
+      <w:r>
+        <w:t xml:space="preserve"> adicionamos a </w:t>
+      </w:r>
+      <w:proofErr w:type="spellStart"/>
+      <w:r>
+        <w:t>tag</w:t>
+      </w:r>
+      <w:proofErr w:type="spellEnd"/>
+      <w:r>
+        <w:t xml:space="preserve">: </w:t>
+      </w:r>
+      <w:proofErr w:type="spellStart"/>
+      <w:r>
+        <w:t>nav</w:t>
+      </w:r>
+      <w:proofErr w:type="spellEnd"/>
+      <w:r>
+        <w:t xml:space="preserve"> que significa </w:t>
+      </w:r>
+      <w:proofErr w:type="gramStart"/>
+      <w:r>
+        <w:t>navegação ou seja</w:t>
+      </w:r>
+      <w:proofErr w:type="gramEnd"/>
+      <w:r>
+        <w:t xml:space="preserve"> nossa lista se tornar um menu para navegar entre páginas</w:t>
+      </w:r>
+    </w:p>
+    <w:p>
+      <w:pPr>
+        <w:tabs>
+          <w:tab w:val="left" w:pos="3105"/>
+        </w:tabs>
+      </w:pPr>
+      <w:r>
+        <w:rPr>
+          <w:noProof/>
+        </w:rPr>
+        <w:drawing>
+          <wp:inline distT="0" distB="0" distL="0" distR="0" wp14:anchorId="7B4C4E08" wp14:editId="6FC8B420">
+            <wp:extent cx="4172532" cy="2524477"/>
+            <wp:effectExtent l="0" t="0" r="0" b="9525"/>
+            <wp:docPr id="34" name="Imagem 34"/>
+            <wp:cNvGraphicFramePr>
+              <a:graphicFrameLocks xmlns:a="http://schemas.openxmlformats.org/drawingml/2006/main" noChangeAspect="1"/>
+            </wp:cNvGraphicFramePr>
+            <a:graphic xmlns:a="http://schemas.openxmlformats.org/drawingml/2006/main">
+              <a:graphicData uri="http://schemas.openxmlformats.org/drawingml/2006/picture">
+                <pic:pic xmlns:pic="http://schemas.openxmlformats.org/drawingml/2006/picture">
+                  <pic:nvPicPr>
+                    <pic:cNvPr id="1" name=""/>
+                    <pic:cNvPicPr/>
+                  </pic:nvPicPr>
+                  <pic:blipFill>
+                    <a:blip r:embed="rId41"/>
+                    <a:stretch>
+                      <a:fillRect/>
+                    </a:stretch>
+                  </pic:blipFill>
+                  <pic:spPr>
+                    <a:xfrm>
+                      <a:off x="0" y="0"/>
+                      <a:ext cx="4172532" cy="2524477"/>
+                    </a:xfrm>
+                    <a:prstGeom prst="rect">
+                      <a:avLst/>
+                    </a:prstGeom>
+                  </pic:spPr>
+                </pic:pic>
+              </a:graphicData>
+            </a:graphic>
+          </wp:inline>
+        </w:drawing>
+      </w:r>
+    </w:p>
+    <w:p>
+      <w:pPr>
+        <w:tabs>
+          <w:tab w:val="left" w:pos="3105"/>
+        </w:tabs>
+      </w:pPr>
+    </w:p>
+    <w:p>
+      <w:pPr>
+        <w:tabs>
+          <w:tab w:val="left" w:pos="3105"/>
+        </w:tabs>
+      </w:pPr>
+      <w:r>
+        <w:rPr>
+          <w:noProof/>
+        </w:rPr>
+        <w:drawing>
+          <wp:inline distT="0" distB="0" distL="0" distR="0" wp14:anchorId="53069C89">
+            <wp:extent cx="3162935" cy="819150"/>
+            <wp:effectExtent l="0" t="0" r="0" b="0"/>
+            <wp:docPr id="36" name="Imagem 36"/>
+            <wp:cNvGraphicFramePr>
+              <a:graphicFrameLocks xmlns:a="http://schemas.openxmlformats.org/drawingml/2006/main" noChangeAspect="1"/>
+            </wp:cNvGraphicFramePr>
+            <a:graphic xmlns:a="http://schemas.openxmlformats.org/drawingml/2006/main">
+              <a:graphicData uri="http://schemas.openxmlformats.org/drawingml/2006/picture">
+                <pic:pic xmlns:pic="http://schemas.openxmlformats.org/drawingml/2006/picture">
+                  <pic:nvPicPr>
+                    <pic:cNvPr id="0" name="Picture 6"/>
+                    <pic:cNvPicPr>
+                      <a:picLocks noChangeAspect="1" noChangeArrowheads="1"/>
+                    </pic:cNvPicPr>
+                  </pic:nvPicPr>
+                  <pic:blipFill>
+                    <a:blip r:embed="rId42">
+                      <a:extLst>
+                        <a:ext uri="{28A0092B-C50C-407E-A947-70E740481C1C}">
+                          <a14:useLocalDpi xmlns:a14="http://schemas.microsoft.com/office/drawing/2010/main" val="0"/>
+                        </a:ext>
+                      </a:extLst>
+                    </a:blip>
+                    <a:srcRect/>
+                    <a:stretch>
+                      <a:fillRect/>
+                    </a:stretch>
+                  </pic:blipFill>
+                  <pic:spPr bwMode="auto">
+                    <a:xfrm>
+                      <a:off x="0" y="0"/>
+                      <a:ext cx="3162935" cy="819150"/>
+                    </a:xfrm>
+                    <a:prstGeom prst="rect">
+                      <a:avLst/>
+                    </a:prstGeom>
+                    <a:noFill/>
+                  </pic:spPr>
+                </pic:pic>
+              </a:graphicData>
+            </a:graphic>
+          </wp:inline>
+        </w:drawing>
+      </w:r>
+    </w:p>
+    <w:p>
+      <w:pPr>
+        <w:tabs>
+          <w:tab w:val="left" w:pos="3105"/>
+        </w:tabs>
+      </w:pPr>
+    </w:p>
+    <w:p>
+      <w:pPr>
+        <w:tabs>
+          <w:tab w:val="left" w:pos="3105"/>
+        </w:tabs>
+      </w:pPr>
+      <w:r>
+        <w:t xml:space="preserve">22- Na lista ordenada incluímos uma ancora a </w:t>
+      </w:r>
+      <w:proofErr w:type="spellStart"/>
+      <w:r>
+        <w:t>tag</w:t>
+      </w:r>
+      <w:proofErr w:type="spellEnd"/>
+      <w:r>
+        <w:t xml:space="preserve"> a para criar os </w:t>
+      </w:r>
+      <w:proofErr w:type="spellStart"/>
+      <w:r>
+        <w:t>liks</w:t>
+      </w:r>
+      <w:proofErr w:type="spellEnd"/>
+      <w:r>
+        <w:t xml:space="preserve"> entre as </w:t>
+      </w:r>
+      <w:proofErr w:type="spellStart"/>
+      <w:r>
+        <w:t>paginas</w:t>
+      </w:r>
+      <w:proofErr w:type="spellEnd"/>
+      <w:r>
+        <w:t xml:space="preserve"> conforme imagem</w:t>
+      </w:r>
+    </w:p>
+    <w:p>
+      <w:pPr>
+        <w:tabs>
+          <w:tab w:val="left" w:pos="3105"/>
+        </w:tabs>
+      </w:pPr>
+      <w:r>
+        <w:rPr>
+          <w:noProof/>
+        </w:rPr>
+        <w:drawing>
+          <wp:inline distT="0" distB="0" distL="0" distR="0" wp14:anchorId="344C1F5E">
+            <wp:extent cx="4324985" cy="1743075"/>
+            <wp:effectExtent l="0" t="0" r="0" b="9525"/>
+            <wp:docPr id="37" name="Imagem 37"/>
+            <wp:cNvGraphicFramePr>
+              <a:graphicFrameLocks xmlns:a="http://schemas.openxmlformats.org/drawingml/2006/main" noChangeAspect="1"/>
+            </wp:cNvGraphicFramePr>
+            <a:graphic xmlns:a="http://schemas.openxmlformats.org/drawingml/2006/main">
+              <a:graphicData uri="http://schemas.openxmlformats.org/drawingml/2006/picture">
+                <pic:pic xmlns:pic="http://schemas.openxmlformats.org/drawingml/2006/picture">
+                  <pic:nvPicPr>
+                    <pic:cNvPr id="0" name="Picture 7"/>
+                    <pic:cNvPicPr>
+                      <a:picLocks noChangeAspect="1" noChangeArrowheads="1"/>
+                    </pic:cNvPicPr>
+                  </pic:nvPicPr>
+                  <pic:blipFill>
+                    <a:blip r:embed="rId43">
+                      <a:extLst>
+                        <a:ext uri="{28A0092B-C50C-407E-A947-70E740481C1C}">
+                          <a14:useLocalDpi xmlns:a14="http://schemas.microsoft.com/office/drawing/2010/main" val="0"/>
+                        </a:ext>
+                      </a:extLst>
+                    </a:blip>
+                    <a:srcRect/>
+                    <a:stretch>
+                      <a:fillRect/>
+                    </a:stretch>
+                  </pic:blipFill>
+                  <pic:spPr bwMode="auto">
+                    <a:xfrm>
+                      <a:off x="0" y="0"/>
+                      <a:ext cx="4324985" cy="1743075"/>
+                    </a:xfrm>
+                    <a:prstGeom prst="rect">
+                      <a:avLst/>
+                    </a:prstGeom>
+                    <a:noFill/>
+                  </pic:spPr>
+                </pic:pic>
+              </a:graphicData>
+            </a:graphic>
+          </wp:inline>
+        </w:drawing>
+      </w:r>
+    </w:p>
+    <w:p>
+      <w:pPr>
+        <w:tabs>
+          <w:tab w:val="left" w:pos="3105"/>
+        </w:tabs>
+      </w:pPr>
+    </w:p>
+    <w:p>
+      <w:pPr>
+        <w:tabs>
+          <w:tab w:val="left" w:pos="3105"/>
+        </w:tabs>
+      </w:pPr>
+      <w:r>
+        <w:t>23- Para colocar a nossa lista os itens um do lado do outra para que assim possamos ter um menu horizontal utili</w:t>
+      </w:r>
+      <w:r>
+        <w:t xml:space="preserve">zamos o </w:t>
+      </w:r>
+      <w:proofErr w:type="spellStart"/>
+      <w:r>
+        <w:t>css</w:t>
+      </w:r>
+      <w:proofErr w:type="spellEnd"/>
+      <w:r>
+        <w:t xml:space="preserve"> por </w:t>
+      </w:r>
+      <w:proofErr w:type="spellStart"/>
+      <w:r>
+        <w:t>referencia</w:t>
+      </w:r>
+      <w:proofErr w:type="spellEnd"/>
+      <w:r>
+        <w:t xml:space="preserve"> ou seja no nosso site a </w:t>
+      </w:r>
+      <w:proofErr w:type="spellStart"/>
+      <w:r>
+        <w:t>onde</w:t>
+      </w:r>
+      <w:proofErr w:type="spellEnd"/>
+      <w:r>
+        <w:t xml:space="preserve"> tiver </w:t>
+      </w:r>
+      <w:proofErr w:type="spellStart"/>
+      <w:r>
+        <w:t>nav</w:t>
+      </w:r>
+      <w:proofErr w:type="spellEnd"/>
+      <w:r>
+        <w:t xml:space="preserve"> e li deixar a natureza(</w:t>
+      </w:r>
+      <w:proofErr w:type="spellStart"/>
+      <w:r>
+        <w:t>displey</w:t>
+      </w:r>
+      <w:proofErr w:type="spellEnd"/>
+      <w:r>
+        <w:t xml:space="preserve">) de forma </w:t>
+      </w:r>
+      <w:proofErr w:type="spellStart"/>
+      <w:r>
+        <w:t>inline</w:t>
+      </w:r>
+      <w:proofErr w:type="spellEnd"/>
+      <w:r>
+        <w:t xml:space="preserve"> em linha</w:t>
+      </w:r>
+    </w:p>
+    <w:p>
+      <w:pPr>
+        <w:tabs>
+          <w:tab w:val="left" w:pos="3105"/>
+        </w:tabs>
+      </w:pPr>
+    </w:p>
+    <w:p>
+      <w:pPr>
+        <w:tabs>
+          <w:tab w:val="left" w:pos="3105"/>
+        </w:tabs>
+      </w:pPr>
+      <w:r>
+        <w:rPr>
+          <w:noProof/>
+        </w:rPr>
+        <w:drawing>
+          <wp:inline distT="0" distB="0" distL="0" distR="0" wp14:anchorId="43A8B1C4">
+            <wp:extent cx="1724025" cy="733425"/>
+            <wp:effectExtent l="0" t="0" r="9525" b="9525"/>
+            <wp:docPr id="40" name="Imagem 40"/>
+            <wp:cNvGraphicFramePr>
+              <a:graphicFrameLocks xmlns:a="http://schemas.openxmlformats.org/drawingml/2006/main" noChangeAspect="1"/>
+            </wp:cNvGraphicFramePr>
+            <a:graphic xmlns:a="http://schemas.openxmlformats.org/drawingml/2006/main">
+              <a:graphicData uri="http://schemas.openxmlformats.org/drawingml/2006/picture">
+                <pic:pic xmlns:pic="http://schemas.openxmlformats.org/drawingml/2006/picture">
+                  <pic:nvPicPr>
+                    <pic:cNvPr id="0" name="Picture 8"/>
+                    <pic:cNvPicPr>
+                      <a:picLocks noChangeAspect="1" noChangeArrowheads="1"/>
+                    </pic:cNvPicPr>
+                  </pic:nvPicPr>
+                  <pic:blipFill>
+                    <a:blip r:embed="rId44">
+                      <a:extLst>
+                        <a:ext uri="{28A0092B-C50C-407E-A947-70E740481C1C}">
+                          <a14:useLocalDpi xmlns:a14="http://schemas.microsoft.com/office/drawing/2010/main" val="0"/>
+                        </a:ext>
+                      </a:extLst>
+                    </a:blip>
+                    <a:srcRect/>
+                    <a:stretch>
+                      <a:fillRect/>
+                    </a:stretch>
+                  </pic:blipFill>
+                  <pic:spPr bwMode="auto">
+                    <a:xfrm>
+                      <a:off x="0" y="0"/>
+                      <a:ext cx="1724025" cy="733425"/>
+                    </a:xfrm>
+                    <a:prstGeom prst="rect">
+                      <a:avLst/>
+                    </a:prstGeom>
+                    <a:noFill/>
+                  </pic:spPr>
+                </pic:pic>
+              </a:graphicData>
+            </a:graphic>
+          </wp:inline>
+        </w:drawing>
+      </w:r>
+      <w:r>
+        <w:t xml:space="preserve">  </w:t>
+      </w:r>
+      <w:r>
+        <w:rPr>
+          <w:noProof/>
+        </w:rPr>
+        <w:drawing>
+          <wp:inline distT="0" distB="0" distL="0" distR="0" wp14:anchorId="03454B8B">
+            <wp:extent cx="952500" cy="1925938"/>
+            <wp:effectExtent l="0" t="0" r="0" b="0"/>
+            <wp:docPr id="41" name="Imagem 41"/>
+            <wp:cNvGraphicFramePr>
+              <a:graphicFrameLocks xmlns:a="http://schemas.openxmlformats.org/drawingml/2006/main" noChangeAspect="1"/>
+            </wp:cNvGraphicFramePr>
+            <a:graphic xmlns:a="http://schemas.openxmlformats.org/drawingml/2006/main">
+              <a:graphicData uri="http://schemas.openxmlformats.org/drawingml/2006/picture">
+                <pic:pic xmlns:pic="http://schemas.openxmlformats.org/drawingml/2006/picture">
+                  <pic:nvPicPr>
+                    <pic:cNvPr id="0" name="Picture 9"/>
+                    <pic:cNvPicPr>
+                      <a:picLocks noChangeAspect="1" noChangeArrowheads="1"/>
+                    </pic:cNvPicPr>
+                  </pic:nvPicPr>
+                  <pic:blipFill>
+                    <a:blip r:embed="rId45">
+                      <a:extLst>
+                        <a:ext uri="{28A0092B-C50C-407E-A947-70E740481C1C}">
+                          <a14:useLocalDpi xmlns:a14="http://schemas.microsoft.com/office/drawing/2010/main" val="0"/>
+                        </a:ext>
+                      </a:extLst>
+                    </a:blip>
+                    <a:srcRect/>
+                    <a:stretch>
+                      <a:fillRect/>
+                    </a:stretch>
+                  </pic:blipFill>
+                  <pic:spPr bwMode="auto">
+                    <a:xfrm>
+                      <a:off x="0" y="0"/>
+                      <a:ext cx="969295" cy="1959898"/>
+                    </a:xfrm>
+                    <a:prstGeom prst="rect">
+                      <a:avLst/>
+                    </a:prstGeom>
+                    <a:noFill/>
+                  </pic:spPr>
+                </pic:pic>
+              </a:graphicData>
+            </a:graphic>
+          </wp:inline>
+        </w:drawing>
+      </w:r>
+    </w:p>
+    <w:p>
+      <w:pPr>
+        <w:tabs>
+          <w:tab w:val="left" w:pos="3105"/>
+        </w:tabs>
+      </w:pPr>
+    </w:p>
+    <w:p>
+      <w:pPr>
+        <w:tabs>
+          <w:tab w:val="left" w:pos="3105"/>
+        </w:tabs>
+      </w:pPr>
+      <w:r>
+        <w:t>24-</w:t>
+      </w:r>
+      <w:r>
+        <w:t xml:space="preserve"> Adicionamos a nossa lista o </w:t>
+      </w:r>
+      <w:proofErr w:type="spellStart"/>
+      <w:r>
+        <w:t>uppercase</w:t>
+      </w:r>
+      <w:proofErr w:type="spellEnd"/>
+      <w:r>
+        <w:t xml:space="preserve"> para que todo o texto fique em letras maiúsculas e utilizamos a </w:t>
+      </w:r>
+      <w:proofErr w:type="spellStart"/>
+      <w:r>
+        <w:t>referencia</w:t>
+      </w:r>
+      <w:proofErr w:type="spellEnd"/>
+      <w:r>
+        <w:t xml:space="preserve"> do </w:t>
+      </w:r>
+      <w:proofErr w:type="spellStart"/>
+      <w:r>
+        <w:t>nav</w:t>
+      </w:r>
+      <w:proofErr w:type="spellEnd"/>
+      <w:r>
+        <w:t xml:space="preserve"> </w:t>
+      </w:r>
+      <w:proofErr w:type="gramStart"/>
+      <w:r>
+        <w:t>a  que</w:t>
+      </w:r>
+      <w:proofErr w:type="gramEnd"/>
+      <w:r>
+        <w:t xml:space="preserve"> os textos dos nossos links e definimos que a cor seria preta no texto</w:t>
+      </w:r>
+    </w:p>
+    <w:p>
+      <w:pPr>
+        <w:tabs>
+          <w:tab w:val="left" w:pos="3105"/>
+        </w:tabs>
+      </w:pPr>
+      <w:r>
+        <w:rPr>
+          <w:noProof/>
+        </w:rPr>
+        <w:drawing>
+          <wp:inline distT="0" distB="0" distL="0" distR="0" wp14:anchorId="4EB1C2F5">
+            <wp:extent cx="3410276" cy="1066800"/>
+            <wp:effectExtent l="0" t="0" r="0" b="0"/>
+            <wp:docPr id="42" name="Imagem 42"/>
+            <wp:cNvGraphicFramePr>
+              <a:graphicFrameLocks xmlns:a="http://schemas.openxmlformats.org/drawingml/2006/main" noChangeAspect="1"/>
+            </wp:cNvGraphicFramePr>
+            <a:graphic xmlns:a="http://schemas.openxmlformats.org/drawingml/2006/main">
+              <a:graphicData uri="http://schemas.openxmlformats.org/drawingml/2006/picture">
+                <pic:pic xmlns:pic="http://schemas.openxmlformats.org/drawingml/2006/picture">
+                  <pic:nvPicPr>
+                    <pic:cNvPr id="0" name="Picture 10"/>
+                    <pic:cNvPicPr>
+                      <a:picLocks noChangeAspect="1" noChangeArrowheads="1"/>
+                    </pic:cNvPicPr>
+                  </pic:nvPicPr>
+                  <pic:blipFill>
+                    <a:blip r:embed="rId46">
+                      <a:extLst>
+                        <a:ext uri="{28A0092B-C50C-407E-A947-70E740481C1C}">
+                          <a14:useLocalDpi xmlns:a14="http://schemas.microsoft.com/office/drawing/2010/main" val="0"/>
+                        </a:ext>
+                      </a:extLst>
+                    </a:blip>
+                    <a:srcRect/>
+                    <a:stretch>
+                      <a:fillRect/>
+                    </a:stretch>
+                  </pic:blipFill>
+                  <pic:spPr bwMode="auto">
+                    <a:xfrm>
+                      <a:off x="0" y="0"/>
+                      <a:ext cx="3430353" cy="1073080"/>
+                    </a:xfrm>
+                    <a:prstGeom prst="rect">
+                      <a:avLst/>
+                    </a:prstGeom>
+                    <a:noFill/>
+                  </pic:spPr>
+                </pic:pic>
+              </a:graphicData>
+            </a:graphic>
+          </wp:inline>
+        </w:drawing>
+      </w:r>
+    </w:p>
+    <w:p>
+      <w:pPr>
+        <w:tabs>
+          <w:tab w:val="left" w:pos="3105"/>
+        </w:tabs>
+      </w:pPr>
+      <w:r>
+        <w:t xml:space="preserve">25- </w:t>
+      </w:r>
+      <w:r>
+        <w:t xml:space="preserve">Ainda trabalhando com o </w:t>
+      </w:r>
+      <w:proofErr w:type="spellStart"/>
+      <w:r>
+        <w:t>nav</w:t>
+      </w:r>
+      <w:proofErr w:type="spellEnd"/>
+      <w:r>
+        <w:t xml:space="preserve"> a inserimos os seguintes comandos</w:t>
+      </w:r>
+    </w:p>
+    <w:p>
+      <w:pPr>
+        <w:pStyle w:val="PargrafodaLista"/>
+        <w:numPr>
+          <w:ilvl w:val="0"/>
+          <w:numId w:val="4"/>
+        </w:numPr>
+        <w:tabs>
+          <w:tab w:val="left" w:pos="3105"/>
+        </w:tabs>
+      </w:pPr>
+      <w:r>
+        <w:t xml:space="preserve">Deixamos o texto mais encorpado </w:t>
+      </w:r>
+    </w:p>
+    <w:p>
+      <w:pPr>
+        <w:pStyle w:val="PargrafodaLista"/>
+        <w:numPr>
+          <w:ilvl w:val="0"/>
+          <w:numId w:val="4"/>
+        </w:numPr>
+        <w:tabs>
+          <w:tab w:val="left" w:pos="3105"/>
+        </w:tabs>
+      </w:pPr>
+      <w:r>
+        <w:t xml:space="preserve">Aumentamos o tamanho da fonte </w:t>
+      </w:r>
+    </w:p>
+    <w:p>
+      <w:pPr>
+        <w:pStyle w:val="PargrafodaLista"/>
+        <w:numPr>
+          <w:ilvl w:val="0"/>
+          <w:numId w:val="4"/>
+        </w:numPr>
+        <w:tabs>
+          <w:tab w:val="left" w:pos="3105"/>
+        </w:tabs>
+      </w:pPr>
+      <w:r>
+        <w:t xml:space="preserve">Tiramos a linha que sublinhava o texto </w:t>
+      </w:r>
+    </w:p>
+    <w:p>
+      <w:pPr>
+        <w:tabs>
+          <w:tab w:val="left" w:pos="3105"/>
+        </w:tabs>
+        <w:ind w:left="360"/>
+      </w:pPr>
+      <w:r>
+        <w:rPr>
+          <w:noProof/>
+        </w:rPr>
+        <w:drawing>
+          <wp:inline distT="0" distB="0" distL="0" distR="0" wp14:anchorId="2B1BAAC5" wp14:editId="5F7314F7">
+            <wp:extent cx="2905760" cy="1476375"/>
+            <wp:effectExtent l="0" t="0" r="8890" b="9525"/>
+            <wp:docPr id="43" name="Imagem 43"/>
+            <wp:cNvGraphicFramePr>
+              <a:graphicFrameLocks xmlns:a="http://schemas.openxmlformats.org/drawingml/2006/main" noChangeAspect="1"/>
+            </wp:cNvGraphicFramePr>
+            <a:graphic xmlns:a="http://schemas.openxmlformats.org/drawingml/2006/main">
+              <a:graphicData uri="http://schemas.openxmlformats.org/drawingml/2006/picture">
+                <pic:pic xmlns:pic="http://schemas.openxmlformats.org/drawingml/2006/picture">
+                  <pic:nvPicPr>
+                    <pic:cNvPr id="0" name="Picture 11"/>
+                    <pic:cNvPicPr>
+                      <a:picLocks noChangeAspect="1" noChangeArrowheads="1"/>
+                    </pic:cNvPicPr>
+                  </pic:nvPicPr>
+                  <pic:blipFill>
+                    <a:blip r:embed="rId47">
+                      <a:extLst>
+                        <a:ext uri="{28A0092B-C50C-407E-A947-70E740481C1C}">
+                          <a14:useLocalDpi xmlns:a14="http://schemas.microsoft.com/office/drawing/2010/main" val="0"/>
+                        </a:ext>
+                      </a:extLst>
+                    </a:blip>
+                    <a:srcRect/>
+                    <a:stretch>
+                      <a:fillRect/>
+                    </a:stretch>
+                  </pic:blipFill>
+                  <pic:spPr bwMode="auto">
+                    <a:xfrm>
+                      <a:off x="0" y="0"/>
+                      <a:ext cx="2905760" cy="1476375"/>
+                    </a:xfrm>
+                    <a:prstGeom prst="rect">
+                      <a:avLst/>
+                    </a:prstGeom>
+                    <a:noFill/>
+                  </pic:spPr>
+                </pic:pic>
+              </a:graphicData>
+            </a:graphic>
+          </wp:inline>
+        </w:drawing>
+      </w:r>
+    </w:p>
+    <w:p>
+      <w:pPr>
+        <w:tabs>
+          <w:tab w:val="left" w:pos="3105"/>
+        </w:tabs>
+        <w:ind w:left="360"/>
+      </w:pPr>
+    </w:p>
+    <w:p>
+      <w:pPr>
+        <w:tabs>
+          <w:tab w:val="left" w:pos="3105"/>
+        </w:tabs>
+        <w:ind w:left="360"/>
+      </w:pPr>
+      <w:r>
+        <w:t xml:space="preserve">26- Para melhorar o espaço entre os itens do menu utilizamos </w:t>
+      </w:r>
+      <w:proofErr w:type="gramStart"/>
+      <w:r>
+        <w:t>os seguinte código</w:t>
+      </w:r>
+      <w:proofErr w:type="gramEnd"/>
+      <w:r>
+        <w:t>:</w:t>
+      </w:r>
+    </w:p>
+    <w:p>
+      <w:pPr>
+        <w:tabs>
+          <w:tab w:val="left" w:pos="3105"/>
+        </w:tabs>
+        <w:ind w:left="360"/>
+      </w:pPr>
+      <w:r>
+        <w:rPr>
+          <w:noProof/>
+        </w:rPr>
+        <w:drawing>
+          <wp:inline distT="0" distB="0" distL="0" distR="0" wp14:anchorId="7F98B991">
+            <wp:extent cx="2257425" cy="819150"/>
+            <wp:effectExtent l="0" t="0" r="9525" b="0"/>
+            <wp:docPr id="44" name="Imagem 44"/>
+            <wp:cNvGraphicFramePr>
+              <a:graphicFrameLocks xmlns:a="http://schemas.openxmlformats.org/drawingml/2006/main" noChangeAspect="1"/>
+            </wp:cNvGraphicFramePr>
+            <a:graphic xmlns:a="http://schemas.openxmlformats.org/drawingml/2006/main">
+              <a:graphicData uri="http://schemas.openxmlformats.org/drawingml/2006/picture">
+                <pic:pic xmlns:pic="http://schemas.openxmlformats.org/drawingml/2006/picture">
+                  <pic:nvPicPr>
+                    <pic:cNvPr id="0" name="Picture 12"/>
+                    <pic:cNvPicPr>
+                      <a:picLocks noChangeAspect="1" noChangeArrowheads="1"/>
+                    </pic:cNvPicPr>
+                  </pic:nvPicPr>
+                  <pic:blipFill>
+                    <a:blip r:embed="rId48">
+                      <a:extLst>
+                        <a:ext uri="{28A0092B-C50C-407E-A947-70E740481C1C}">
+                          <a14:useLocalDpi xmlns:a14="http://schemas.microsoft.com/office/drawing/2010/main" val="0"/>
+                        </a:ext>
+                      </a:extLst>
+                    </a:blip>
+                    <a:srcRect/>
+                    <a:stretch>
+                      <a:fillRect/>
+                    </a:stretch>
+                  </pic:blipFill>
+                  <pic:spPr bwMode="auto">
+                    <a:xfrm>
+                      <a:off x="0" y="0"/>
+                      <a:ext cx="2257425" cy="819150"/>
+                    </a:xfrm>
+                    <a:prstGeom prst="rect">
+                      <a:avLst/>
+                    </a:prstGeom>
+                    <a:noFill/>
+                  </pic:spPr>
+                </pic:pic>
+              </a:graphicData>
+            </a:graphic>
+          </wp:inline>
+        </w:drawing>
+      </w:r>
+    </w:p>
+    <w:p>
+      <w:pPr>
+        <w:tabs>
+          <w:tab w:val="left" w:pos="3105"/>
+        </w:tabs>
+        <w:ind w:left="360"/>
+      </w:pPr>
+      <w:r>
+        <w:rPr>
+          <w:noProof/>
+        </w:rPr>
+        <w:drawing>
+          <wp:inline distT="0" distB="0" distL="0" distR="0" wp14:anchorId="69E48EEF">
+            <wp:extent cx="4458335" cy="2991485"/>
+            <wp:effectExtent l="0" t="0" r="0" b="0"/>
+            <wp:docPr id="45" name="Imagem 45"/>
+            <wp:cNvGraphicFramePr>
+              <a:graphicFrameLocks xmlns:a="http://schemas.openxmlformats.org/drawingml/2006/main" noChangeAspect="1"/>
+            </wp:cNvGraphicFramePr>
+            <a:graphic xmlns:a="http://schemas.openxmlformats.org/drawingml/2006/main">
+              <a:graphicData uri="http://schemas.openxmlformats.org/drawingml/2006/picture">
+                <pic:pic xmlns:pic="http://schemas.openxmlformats.org/drawingml/2006/picture">
+                  <pic:nvPicPr>
+                    <pic:cNvPr id="0" name="Picture 13"/>
+                    <pic:cNvPicPr>
+                      <a:picLocks noChangeAspect="1" noChangeArrowheads="1"/>
+                    </pic:cNvPicPr>
+                  </pic:nvPicPr>
+                  <pic:blipFill>
+                    <a:blip r:embed="rId49">
+                      <a:extLst>
+                        <a:ext uri="{28A0092B-C50C-407E-A947-70E740481C1C}">
+                          <a14:useLocalDpi xmlns:a14="http://schemas.microsoft.com/office/drawing/2010/main" val="0"/>
+                        </a:ext>
+                      </a:extLst>
+                    </a:blip>
+                    <a:srcRect/>
+                    <a:stretch>
+                      <a:fillRect/>
+                    </a:stretch>
+                  </pic:blipFill>
+                  <pic:spPr bwMode="auto">
+                    <a:xfrm>
+                      <a:off x="0" y="0"/>
+                      <a:ext cx="4458335" cy="2991485"/>
+                    </a:xfrm>
+                    <a:prstGeom prst="rect">
+                      <a:avLst/>
+                    </a:prstGeom>
+                    <a:noFill/>
+                  </pic:spPr>
+                </pic:pic>
+              </a:graphicData>
+            </a:graphic>
+          </wp:inline>
+        </w:drawing>
+      </w:r>
+    </w:p>
+    <w:p>
+      <w:pPr>
+        <w:tabs>
+          <w:tab w:val="left" w:pos="3105"/>
+        </w:tabs>
+        <w:ind w:left="360"/>
+      </w:pPr>
+    </w:p>
+    <w:p>
+      <w:pPr>
+        <w:tabs>
+          <w:tab w:val="left" w:pos="3105"/>
+        </w:tabs>
+        <w:ind w:left="360"/>
+      </w:pPr>
+      <w:r>
+        <w:t xml:space="preserve">27- </w:t>
+      </w:r>
+      <w:r>
+        <w:t xml:space="preserve">Para resetar o </w:t>
+      </w:r>
+      <w:proofErr w:type="spellStart"/>
+      <w:r>
+        <w:t>css</w:t>
+      </w:r>
+      <w:proofErr w:type="spellEnd"/>
+      <w:r>
+        <w:t xml:space="preserve"> do navegador utilizamos o resete.css </w:t>
+      </w:r>
+      <w:r>
+        <w:t>retiremos seguinte site</w:t>
+      </w:r>
+    </w:p>
+    <w:p>
+      <w:pPr>
+        <w:tabs>
+          <w:tab w:val="left" w:pos="3105"/>
+        </w:tabs>
+        <w:ind w:left="360"/>
+      </w:pPr>
+      <w:hyperlink r:id="rId50" w:history="1">
+        <w:r>
+          <w:rPr>
+            <w:rStyle w:val="Hyperlink"/>
+          </w:rPr>
+          <w:t>https://meyerweb.com/eric/tools/css/reset/</w:t>
+        </w:r>
+      </w:hyperlink>
+    </w:p>
+    <w:p>
+      <w:pPr>
+        <w:tabs>
+          <w:tab w:val="left" w:pos="3105"/>
+        </w:tabs>
+        <w:ind w:left="360"/>
+      </w:pPr>
+      <w:r>
+        <w:t xml:space="preserve">Criamos u arquivo chamado resete.css e adicionamos ao nosso site ele retirou todo </w:t>
+      </w:r>
+      <w:proofErr w:type="spellStart"/>
+      <w:r>
+        <w:t>css</w:t>
+      </w:r>
+      <w:proofErr w:type="spellEnd"/>
+      <w:r>
+        <w:t xml:space="preserve"> do navegador deixando apenas o nosso </w:t>
+      </w:r>
+      <w:proofErr w:type="spellStart"/>
+      <w:r>
+        <w:t>css</w:t>
+      </w:r>
+      <w:proofErr w:type="spellEnd"/>
+      <w:r>
+        <w:t>.</w:t>
+      </w:r>
+    </w:p>
+    <w:p>
+      <w:pPr>
+        <w:tabs>
+          <w:tab w:val="left" w:pos="3105"/>
+        </w:tabs>
+        <w:ind w:left="360"/>
+      </w:pPr>
+      <w:r>
+        <w:rPr>
+          <w:noProof/>
+        </w:rPr>
+        <w:drawing>
+          <wp:inline distT="0" distB="0" distL="0" distR="0" wp14:anchorId="48AFE7CC" wp14:editId="5CF62728">
+            <wp:extent cx="2242747" cy="4295775"/>
+            <wp:effectExtent l="0" t="0" r="5715" b="0"/>
+            <wp:docPr id="46" name="Imagem 46"/>
+            <wp:cNvGraphicFramePr>
+              <a:graphicFrameLocks xmlns:a="http://schemas.openxmlformats.org/drawingml/2006/main" noChangeAspect="1"/>
+            </wp:cNvGraphicFramePr>
+            <a:graphic xmlns:a="http://schemas.openxmlformats.org/drawingml/2006/main">
+              <a:graphicData uri="http://schemas.openxmlformats.org/drawingml/2006/picture">
+                <pic:pic xmlns:pic="http://schemas.openxmlformats.org/drawingml/2006/picture">
+                  <pic:nvPicPr>
+                    <pic:cNvPr id="1" name=""/>
+                    <pic:cNvPicPr/>
+                  </pic:nvPicPr>
+                  <pic:blipFill>
+                    <a:blip r:embed="rId51"/>
+                    <a:stretch>
+                      <a:fillRect/>
+                    </a:stretch>
+                  </pic:blipFill>
+                  <pic:spPr>
+                    <a:xfrm>
+                      <a:off x="0" y="0"/>
+                      <a:ext cx="2251427" cy="4312401"/>
+                    </a:xfrm>
+                    <a:prstGeom prst="rect">
+                      <a:avLst/>
+                    </a:prstGeom>
+                  </pic:spPr>
+                </pic:pic>
+              </a:graphicData>
+            </a:graphic>
+          </wp:inline>
+        </w:drawing>
+      </w:r>
+      <w:r>
+        <w:rPr>
+          <w:noProof/>
+        </w:rPr>
+        <w:drawing>
+          <wp:inline distT="0" distB="0" distL="0" distR="0" wp14:anchorId="5CB3611A">
+            <wp:extent cx="2886710" cy="5210810"/>
+            <wp:effectExtent l="0" t="0" r="8890" b="8890"/>
+            <wp:docPr id="47" name="Imagem 47"/>
+            <wp:cNvGraphicFramePr>
+              <a:graphicFrameLocks xmlns:a="http://schemas.openxmlformats.org/drawingml/2006/main" noChangeAspect="1"/>
+            </wp:cNvGraphicFramePr>
+            <a:graphic xmlns:a="http://schemas.openxmlformats.org/drawingml/2006/main">
+              <a:graphicData uri="http://schemas.openxmlformats.org/drawingml/2006/picture">
+                <pic:pic xmlns:pic="http://schemas.openxmlformats.org/drawingml/2006/picture">
+                  <pic:nvPicPr>
+                    <pic:cNvPr id="0" name="Picture 14"/>
+                    <pic:cNvPicPr>
+                      <a:picLocks noChangeAspect="1" noChangeArrowheads="1"/>
+                    </pic:cNvPicPr>
+                  </pic:nvPicPr>
+                  <pic:blipFill>
+                    <a:blip r:embed="rId52">
+                      <a:extLst>
+                        <a:ext uri="{28A0092B-C50C-407E-A947-70E740481C1C}">
+                          <a14:useLocalDpi xmlns:a14="http://schemas.microsoft.com/office/drawing/2010/main" val="0"/>
+                        </a:ext>
+                      </a:extLst>
+                    </a:blip>
+                    <a:srcRect/>
+                    <a:stretch>
+                      <a:fillRect/>
+                    </a:stretch>
+                  </pic:blipFill>
+                  <pic:spPr bwMode="auto">
+                    <a:xfrm>
+                      <a:off x="0" y="0"/>
+                      <a:ext cx="2886710" cy="5210810"/>
+                    </a:xfrm>
+                    <a:prstGeom prst="rect">
+                      <a:avLst/>
+                    </a:prstGeom>
+                    <a:noFill/>
+                  </pic:spPr>
+                </pic:pic>
+              </a:graphicData>
+            </a:graphic>
+          </wp:inline>
+        </w:drawing>
+      </w:r>
+    </w:p>
+    <w:p>
+      <w:pPr>
+        <w:tabs>
+          <w:tab w:val="left" w:pos="3105"/>
+        </w:tabs>
+      </w:pPr>
+      <w:r>
+        <w:rPr>
+          <w:noProof/>
+        </w:rPr>
+        <w:drawing>
+          <wp:inline distT="0" distB="0" distL="0" distR="0" wp14:anchorId="7EFFA788">
+            <wp:extent cx="3629660" cy="561975"/>
+            <wp:effectExtent l="0" t="0" r="8890" b="9525"/>
+            <wp:docPr id="48" name="Imagem 48"/>
+            <wp:cNvGraphicFramePr>
+              <a:graphicFrameLocks xmlns:a="http://schemas.openxmlformats.org/drawingml/2006/main" noChangeAspect="1"/>
+            </wp:cNvGraphicFramePr>
+            <a:graphic xmlns:a="http://schemas.openxmlformats.org/drawingml/2006/main">
+              <a:graphicData uri="http://schemas.openxmlformats.org/drawingml/2006/picture">
+                <pic:pic xmlns:pic="http://schemas.openxmlformats.org/drawingml/2006/picture">
+                  <pic:nvPicPr>
+                    <pic:cNvPr id="0" name="Picture 15"/>
+                    <pic:cNvPicPr>
+                      <a:picLocks noChangeAspect="1" noChangeArrowheads="1"/>
+                    </pic:cNvPicPr>
+                  </pic:nvPicPr>
+                  <pic:blipFill>
+                    <a:blip r:embed="rId53">
+                      <a:extLst>
+                        <a:ext uri="{28A0092B-C50C-407E-A947-70E740481C1C}">
+                          <a14:useLocalDpi xmlns:a14="http://schemas.microsoft.com/office/drawing/2010/main" val="0"/>
+                        </a:ext>
+                      </a:extLst>
+                    </a:blip>
+                    <a:srcRect/>
+                    <a:stretch>
+                      <a:fillRect/>
+                    </a:stretch>
+                  </pic:blipFill>
+                  <pic:spPr bwMode="auto">
+                    <a:xfrm>
+                      <a:off x="0" y="0"/>
+                      <a:ext cx="3629660" cy="561975"/>
+                    </a:xfrm>
+                    <a:prstGeom prst="rect">
+                      <a:avLst/>
+                    </a:prstGeom>
+                    <a:noFill/>
+                  </pic:spPr>
+                </pic:pic>
+              </a:graphicData>
+            </a:graphic>
+          </wp:inline>
+        </w:drawing>
+      </w:r>
+    </w:p>
+    <w:p>
+      <w:pPr>
+        <w:tabs>
+          <w:tab w:val="left" w:pos="3105"/>
+        </w:tabs>
+      </w:pPr>
+      <w:proofErr w:type="spellStart"/>
+      <w:r>
+        <w:t>Obs</w:t>
+      </w:r>
+      <w:proofErr w:type="spellEnd"/>
+      <w:r>
+        <w:t xml:space="preserve">: o resete tem que ficar em cima do nosso </w:t>
+      </w:r>
+      <w:proofErr w:type="spellStart"/>
+      <w:r>
+        <w:t>css</w:t>
+      </w:r>
+      <w:proofErr w:type="spellEnd"/>
+      <w:r>
+        <w:t xml:space="preserve"> senão ele irá resetar o </w:t>
+      </w:r>
+      <w:proofErr w:type="spellStart"/>
+      <w:r>
+        <w:t>css</w:t>
+      </w:r>
+      <w:proofErr w:type="spellEnd"/>
+      <w:r>
+        <w:t xml:space="preserve"> que estamos trabalhando em nossa página </w:t>
+      </w:r>
+    </w:p>
+    <w:p>
+      <w:pPr>
+        <w:tabs>
+          <w:tab w:val="left" w:pos="3105"/>
+        </w:tabs>
+      </w:pPr>
+    </w:p>
+    <w:p>
+      <w:pPr>
+        <w:tabs>
+          <w:tab w:val="left" w:pos="3105"/>
+        </w:tabs>
+      </w:pPr>
+      <w:r>
+        <w:t xml:space="preserve">29- Ao centralizar </w:t>
+      </w:r>
+      <w:r>
+        <w:t xml:space="preserve">a altura do menu dentro do header utilizamos o inspecionar de código ou </w:t>
+      </w:r>
+      <w:proofErr w:type="spellStart"/>
+      <w:r>
+        <w:t>devtool</w:t>
+      </w:r>
+      <w:proofErr w:type="spellEnd"/>
+      <w:r>
+        <w:t xml:space="preserve"> para saber a altura do elemento dentro o header apertando f12</w:t>
+      </w:r>
+    </w:p>
+    <w:p>
+      <w:pPr>
+        <w:tabs>
+          <w:tab w:val="left" w:pos="3105"/>
+        </w:tabs>
+      </w:pPr>
+      <w:r>
+        <w:t xml:space="preserve"> </w:t>
+      </w:r>
+    </w:p>
+    <w:p>
+      <w:pPr>
+        <w:tabs>
+          <w:tab w:val="left" w:pos="3105"/>
+        </w:tabs>
+        <w:ind w:left="360"/>
+      </w:pPr>
+      <w:r>
+        <w:drawing>
+          <wp:inline distT="0" distB="0" distL="0" distR="0" wp14:anchorId="12965145" wp14:editId="2997342D">
+            <wp:extent cx="4758055" cy="904875"/>
+            <wp:effectExtent l="0" t="0" r="4445" b="9525"/>
+            <wp:docPr id="35" name="Imagem 35"/>
+            <wp:cNvGraphicFramePr>
+              <a:graphicFrameLocks xmlns:a="http://schemas.openxmlformats.org/drawingml/2006/main" noChangeAspect="1"/>
+            </wp:cNvGraphicFramePr>
+            <a:graphic xmlns:a="http://schemas.openxmlformats.org/drawingml/2006/main">
+              <a:graphicData uri="http://schemas.openxmlformats.org/drawingml/2006/picture">
+                <pic:pic xmlns:pic="http://schemas.openxmlformats.org/drawingml/2006/picture">
+                  <pic:nvPicPr>
+                    <pic:cNvPr id="1" name=""/>
+                    <pic:cNvPicPr/>
+                  </pic:nvPicPr>
+                  <pic:blipFill>
+                    <a:blip r:embed="rId54"/>
+                    <a:stretch>
+                      <a:fillRect/>
+                    </a:stretch>
+                  </pic:blipFill>
+                  <pic:spPr>
+                    <a:xfrm>
+                      <a:off x="0" y="0"/>
+                      <a:ext cx="4835972" cy="919693"/>
+                    </a:xfrm>
+                    <a:prstGeom prst="rect">
+                      <a:avLst/>
+                    </a:prstGeom>
+                  </pic:spPr>
+                </pic:pic>
+              </a:graphicData>
+            </a:graphic>
+          </wp:inline>
+        </w:drawing>
+      </w:r>
+    </w:p>
+    <w:p>
+      <w:pPr>
+        <w:tabs>
+          <w:tab w:val="left" w:pos="3105"/>
+        </w:tabs>
+      </w:pPr>
+    </w:p>
+    <w:p>
+      <w:pPr>
+        <w:tabs>
+          <w:tab w:val="left" w:pos="3105"/>
+        </w:tabs>
+      </w:pPr>
+      <w:r>
+        <w:t>Conforme imagem acima verificamos que é 253px altura do header então dividimos esse valor e colocamos em nosso código 126px</w:t>
+      </w:r>
+    </w:p>
+    <w:p>
+      <w:pPr>
+        <w:tabs>
+          <w:tab w:val="left" w:pos="3105"/>
+        </w:tabs>
+      </w:pPr>
+      <w:r>
+        <w:rPr>
+          <w:noProof/>
+        </w:rPr>
+        <w:drawing>
+          <wp:inline distT="0" distB="0" distL="0" distR="0" wp14:anchorId="4749E7CD">
+            <wp:extent cx="1981200" cy="923925"/>
+            <wp:effectExtent l="0" t="0" r="0" b="9525"/>
+            <wp:docPr id="38" name="Imagem 38"/>
+            <wp:cNvGraphicFramePr>
+              <a:graphicFrameLocks xmlns:a="http://schemas.openxmlformats.org/drawingml/2006/main" noChangeAspect="1"/>
+            </wp:cNvGraphicFramePr>
+            <a:graphic xmlns:a="http://schemas.openxmlformats.org/drawingml/2006/main">
+              <a:graphicData uri="http://schemas.openxmlformats.org/drawingml/2006/picture">
+                <pic:pic xmlns:pic="http://schemas.openxmlformats.org/drawingml/2006/picture">
+                  <pic:nvPicPr>
+                    <pic:cNvPr id="0" name="Picture 2"/>
+                    <pic:cNvPicPr>
+                      <a:picLocks noChangeAspect="1" noChangeArrowheads="1"/>
+                    </pic:cNvPicPr>
+                  </pic:nvPicPr>
+                  <pic:blipFill>
+                    <a:blip r:embed="rId55">
+                      <a:extLst>
+                        <a:ext uri="{28A0092B-C50C-407E-A947-70E740481C1C}">
+                          <a14:useLocalDpi xmlns:a14="http://schemas.microsoft.com/office/drawing/2010/main" val="0"/>
+                        </a:ext>
+                      </a:extLst>
+                    </a:blip>
+                    <a:srcRect/>
+                    <a:stretch>
+                      <a:fillRect/>
+                    </a:stretch>
+                  </pic:blipFill>
+                  <pic:spPr bwMode="auto">
+                    <a:xfrm>
+                      <a:off x="0" y="0"/>
+                      <a:ext cx="1981200" cy="923925"/>
+                    </a:xfrm>
+                    <a:prstGeom prst="rect">
+                      <a:avLst/>
+                    </a:prstGeom>
+                    <a:noFill/>
+                  </pic:spPr>
+                </pic:pic>
+              </a:graphicData>
+            </a:graphic>
+          </wp:inline>
+        </w:drawing>
+      </w:r>
+    </w:p>
+    <w:p>
+      <w:pPr>
+        <w:tabs>
+          <w:tab w:val="left" w:pos="3105"/>
+        </w:tabs>
+      </w:pPr>
+      <w:r>
+        <w:rPr>
+          <w:noProof/>
+        </w:rPr>
+        <w:drawing>
+          <wp:inline distT="0" distB="0" distL="0" distR="0" wp14:anchorId="673327B3">
+            <wp:extent cx="6139942" cy="996039"/>
+            <wp:effectExtent l="0" t="0" r="0" b="0"/>
+            <wp:docPr id="39" name="Imagem 39"/>
+            <wp:cNvGraphicFramePr>
+              <a:graphicFrameLocks xmlns:a="http://schemas.openxmlformats.org/drawingml/2006/main" noChangeAspect="1"/>
+            </wp:cNvGraphicFramePr>
+            <a:graphic xmlns:a="http://schemas.openxmlformats.org/drawingml/2006/main">
+              <a:graphicData uri="http://schemas.openxmlformats.org/drawingml/2006/picture">
+                <pic:pic xmlns:pic="http://schemas.openxmlformats.org/drawingml/2006/picture">
+                  <pic:nvPicPr>
+                    <pic:cNvPr id="0" name="Picture 3"/>
+                    <pic:cNvPicPr>
+                      <a:picLocks noChangeAspect="1" noChangeArrowheads="1"/>
+                    </pic:cNvPicPr>
+                  </pic:nvPicPr>
+                  <pic:blipFill>
+                    <a:blip r:embed="rId56">
+                      <a:extLst>
+                        <a:ext uri="{28A0092B-C50C-407E-A947-70E740481C1C}">
+                          <a14:useLocalDpi xmlns:a14="http://schemas.microsoft.com/office/drawing/2010/main" val="0"/>
+                        </a:ext>
+                      </a:extLst>
+                    </a:blip>
+                    <a:srcRect/>
+                    <a:stretch>
+                      <a:fillRect/>
+                    </a:stretch>
+                  </pic:blipFill>
+                  <pic:spPr bwMode="auto">
+                    <a:xfrm>
+                      <a:off x="0" y="0"/>
+                      <a:ext cx="6690735" cy="1085390"/>
+                    </a:xfrm>
+                    <a:prstGeom prst="rect">
+                      <a:avLst/>
+                    </a:prstGeom>
+                    <a:noFill/>
+                  </pic:spPr>
+                </pic:pic>
+              </a:graphicData>
+            </a:graphic>
+          </wp:inline>
+        </w:drawing>
+      </w:r>
+    </w:p>
+    <w:p>
+      <w:pPr>
+        <w:tabs>
+          <w:tab w:val="left" w:pos="3105"/>
+        </w:tabs>
+        <w:ind w:left="360"/>
+      </w:pPr>
+      <w:r>
+        <w:t xml:space="preserve"> </w:t>
+      </w:r>
+    </w:p>
+    <w:p>
+      <w:pPr>
+        <w:tabs>
+          <w:tab w:val="left" w:pos="3105"/>
+        </w:tabs>
+        <w:ind w:left="360"/>
+      </w:pPr>
+    </w:p>
+    <w:p>
+      <w:pPr>
+        <w:tabs>
+          <w:tab w:val="left" w:pos="3105"/>
+        </w:tabs>
+      </w:pPr>
+      <w:r>
+        <w:t xml:space="preserve">30- Para centralizar o logo e nossa lista (menu) envolvemos eles dentro de uma lista chamada de </w:t>
+      </w:r>
+      <w:proofErr w:type="spellStart"/>
+      <w:r>
+        <w:t>div</w:t>
+      </w:r>
+      <w:proofErr w:type="spellEnd"/>
+      <w:r>
+        <w:t xml:space="preserve"> caixa.</w:t>
+      </w:r>
+    </w:p>
+    <w:p>
+      <w:pPr>
+        <w:tabs>
+          <w:tab w:val="left" w:pos="3105"/>
+        </w:tabs>
+      </w:pPr>
+      <w:r>
+        <w:rPr>
+          <w:noProof/>
+        </w:rPr>
+        <w:drawing>
+          <wp:inline distT="0" distB="0" distL="0" distR="0" wp14:anchorId="200BD1BD">
+            <wp:extent cx="3886835" cy="1981200"/>
+            <wp:effectExtent l="0" t="0" r="0" b="0"/>
+            <wp:docPr id="49" name="Imagem 49"/>
+            <wp:cNvGraphicFramePr>
+              <a:graphicFrameLocks xmlns:a="http://schemas.openxmlformats.org/drawingml/2006/main" noChangeAspect="1"/>
+            </wp:cNvGraphicFramePr>
+            <a:graphic xmlns:a="http://schemas.openxmlformats.org/drawingml/2006/main">
+              <a:graphicData uri="http://schemas.openxmlformats.org/drawingml/2006/picture">
+                <pic:pic xmlns:pic="http://schemas.openxmlformats.org/drawingml/2006/picture">
+                  <pic:nvPicPr>
+                    <pic:cNvPr id="0" name="Picture 4"/>
+                    <pic:cNvPicPr>
+                      <a:picLocks noChangeAspect="1" noChangeArrowheads="1"/>
+                    </pic:cNvPicPr>
+                  </pic:nvPicPr>
+                  <pic:blipFill>
+                    <a:blip r:embed="rId57">
+                      <a:extLst>
+                        <a:ext uri="{28A0092B-C50C-407E-A947-70E740481C1C}">
+                          <a14:useLocalDpi xmlns:a14="http://schemas.microsoft.com/office/drawing/2010/main" val="0"/>
+                        </a:ext>
+                      </a:extLst>
+                    </a:blip>
+                    <a:srcRect/>
+                    <a:stretch>
+                      <a:fillRect/>
+                    </a:stretch>
+                  </pic:blipFill>
+                  <pic:spPr bwMode="auto">
+                    <a:xfrm>
+                      <a:off x="0" y="0"/>
+                      <a:ext cx="3886835" cy="1981200"/>
+                    </a:xfrm>
+                    <a:prstGeom prst="rect">
+                      <a:avLst/>
+                    </a:prstGeom>
+                    <a:noFill/>
+                  </pic:spPr>
+                </pic:pic>
+              </a:graphicData>
+            </a:graphic>
+          </wp:inline>
+        </w:drawing>
+      </w:r>
+    </w:p>
+    <w:p>
+      <w:pPr>
+        <w:tabs>
+          <w:tab w:val="left" w:pos="3105"/>
+        </w:tabs>
+      </w:pPr>
+    </w:p>
+    <w:p>
+      <w:pPr>
+        <w:tabs>
+          <w:tab w:val="left" w:pos="3105"/>
+        </w:tabs>
+      </w:pPr>
+      <w:r>
+        <w:t xml:space="preserve">31- </w:t>
+      </w:r>
+      <w:proofErr w:type="gramStart"/>
+      <w:r>
+        <w:t>e</w:t>
+      </w:r>
+      <w:proofErr w:type="gramEnd"/>
+      <w:r>
+        <w:t xml:space="preserve"> definimos uma largura para </w:t>
+      </w:r>
+      <w:proofErr w:type="spellStart"/>
+      <w:r>
+        <w:t>div</w:t>
+      </w:r>
+      <w:proofErr w:type="spellEnd"/>
+      <w:r>
+        <w:t xml:space="preserve"> caixa, deixando uma medida padrão e centralizar tanto a logo com a lista utilizando o </w:t>
+      </w:r>
+      <w:proofErr w:type="spellStart"/>
+      <w:r>
+        <w:t>margin</w:t>
+      </w:r>
+      <w:proofErr w:type="spellEnd"/>
+      <w:r>
+        <w:t>: 0 auto</w:t>
+      </w:r>
+    </w:p>
+    <w:p>
+      <w:pPr>
+        <w:tabs>
+          <w:tab w:val="left" w:pos="3105"/>
+        </w:tabs>
+        <w:rPr>
+          <w:noProof/>
+        </w:rPr>
+      </w:pPr>
+      <w:r>
+        <w:t xml:space="preserve">Como </w:t>
+      </w:r>
+      <w:r>
+        <w:t xml:space="preserve">header estava utilizando position </w:t>
+      </w:r>
+      <w:proofErr w:type="spellStart"/>
+      <w:r>
+        <w:t>absolute</w:t>
+      </w:r>
+      <w:proofErr w:type="spellEnd"/>
+      <w:r>
+        <w:t xml:space="preserve"> na </w:t>
+      </w:r>
+      <w:proofErr w:type="spellStart"/>
+      <w:r>
+        <w:t>div</w:t>
+      </w:r>
+      <w:proofErr w:type="spellEnd"/>
+      <w:r>
+        <w:t xml:space="preserve"> se fez necessário colocar position </w:t>
+      </w:r>
+      <w:proofErr w:type="spellStart"/>
+      <w:r>
+        <w:t>relative</w:t>
+      </w:r>
+      <w:proofErr w:type="spellEnd"/>
+      <w:r>
+        <w:t xml:space="preserve"> para que a lista ficasse centralizada automaticamente tanto </w:t>
+      </w:r>
+      <w:proofErr w:type="spellStart"/>
+      <w:r>
+        <w:t>ra</w:t>
+      </w:r>
+      <w:proofErr w:type="spellEnd"/>
+      <w:r>
+        <w:t xml:space="preserve"> direita como para esquerda </w:t>
+      </w:r>
+    </w:p>
+    <w:p>
+      <w:pPr>
+        <w:tabs>
+          <w:tab w:val="left" w:pos="3105"/>
+        </w:tabs>
+        <w:rPr>
+          <w:noProof/>
+        </w:rPr>
+      </w:pPr>
+      <w:r>
+        <w:rPr>
+          <w:noProof/>
+        </w:rPr>
+        <w:drawing>
+          <wp:inline distT="0" distB="0" distL="0" distR="0" wp14:anchorId="7745D281" wp14:editId="4CA996AC">
+            <wp:extent cx="2047875" cy="1019175"/>
+            <wp:effectExtent l="0" t="0" r="9525" b="9525"/>
+            <wp:docPr id="50" name="Imagem 50"/>
+            <wp:cNvGraphicFramePr>
+              <a:graphicFrameLocks xmlns:a="http://schemas.openxmlformats.org/drawingml/2006/main" noChangeAspect="1"/>
+            </wp:cNvGraphicFramePr>
+            <a:graphic xmlns:a="http://schemas.openxmlformats.org/drawingml/2006/main">
+              <a:graphicData uri="http://schemas.openxmlformats.org/drawingml/2006/picture">
+                <pic:pic xmlns:pic="http://schemas.openxmlformats.org/drawingml/2006/picture">
+                  <pic:nvPicPr>
+                    <pic:cNvPr id="0" name="Picture 5"/>
+                    <pic:cNvPicPr>
+                      <a:picLocks noChangeAspect="1" noChangeArrowheads="1"/>
+                    </pic:cNvPicPr>
+                  </pic:nvPicPr>
+                  <pic:blipFill>
+                    <a:blip r:embed="rId58">
+                      <a:extLst>
+                        <a:ext uri="{28A0092B-C50C-407E-A947-70E740481C1C}">
+                          <a14:useLocalDpi xmlns:a14="http://schemas.microsoft.com/office/drawing/2010/main" val="0"/>
+                        </a:ext>
+                      </a:extLst>
+                    </a:blip>
+                    <a:srcRect/>
+                    <a:stretch>
+                      <a:fillRect/>
+                    </a:stretch>
+                  </pic:blipFill>
+                  <pic:spPr bwMode="auto">
+                    <a:xfrm>
+                      <a:off x="0" y="0"/>
+                      <a:ext cx="2047875" cy="1019175"/>
+                    </a:xfrm>
+                    <a:prstGeom prst="rect">
+                      <a:avLst/>
+                    </a:prstGeom>
+                    <a:noFill/>
+                  </pic:spPr>
+                </pic:pic>
+              </a:graphicData>
+            </a:graphic>
+          </wp:inline>
+        </w:drawing>
+      </w:r>
+    </w:p>
+    <w:p>
+      <w:pPr>
+        <w:tabs>
+          <w:tab w:val="left" w:pos="3105"/>
+        </w:tabs>
+      </w:pPr>
+      <w:r>
+        <w:rPr>
+          <w:noProof/>
+        </w:rPr>
+        <w:drawing>
+          <wp:inline distT="0" distB="0" distL="0" distR="0" wp14:anchorId="671C7F67" wp14:editId="4B5085BB">
+            <wp:extent cx="4763773" cy="1028700"/>
+            <wp:effectExtent l="0" t="0" r="0" b="0"/>
+            <wp:docPr id="52" name="Imagem 52"/>
+            <wp:cNvGraphicFramePr>
+              <a:graphicFrameLocks xmlns:a="http://schemas.openxmlformats.org/drawingml/2006/main" noChangeAspect="1"/>
+            </wp:cNvGraphicFramePr>
+            <a:graphic xmlns:a="http://schemas.openxmlformats.org/drawingml/2006/main">
+              <a:graphicData uri="http://schemas.openxmlformats.org/drawingml/2006/picture">
+                <pic:pic xmlns:pic="http://schemas.openxmlformats.org/drawingml/2006/picture">
+                  <pic:nvPicPr>
+                    <pic:cNvPr id="0" name="Picture 7"/>
+                    <pic:cNvPicPr>
+                      <a:picLocks noChangeAspect="1" noChangeArrowheads="1"/>
+                    </pic:cNvPicPr>
+                  </pic:nvPicPr>
+                  <pic:blipFill>
+                    <a:blip r:embed="rId59">
+                      <a:extLst>
+                        <a:ext uri="{28A0092B-C50C-407E-A947-70E740481C1C}">
+                          <a14:useLocalDpi xmlns:a14="http://schemas.microsoft.com/office/drawing/2010/main" val="0"/>
+                        </a:ext>
+                      </a:extLst>
+                    </a:blip>
+                    <a:srcRect/>
+                    <a:stretch>
+                      <a:fillRect/>
+                    </a:stretch>
+                  </pic:blipFill>
+                  <pic:spPr bwMode="auto">
+                    <a:xfrm>
+                      <a:off x="0" y="0"/>
+                      <a:ext cx="5031799" cy="1086578"/>
+                    </a:xfrm>
+                    <a:prstGeom prst="rect">
+                      <a:avLst/>
+                    </a:prstGeom>
+                    <a:noFill/>
+                  </pic:spPr>
+                </pic:pic>
+              </a:graphicData>
+            </a:graphic>
+          </wp:inline>
+        </w:drawing>
+      </w:r>
+    </w:p>
+    <w:p>
+      <w:pPr>
+        <w:tabs>
+          <w:tab w:val="left" w:pos="3105"/>
+        </w:tabs>
+      </w:pPr>
+    </w:p>
+    <w:p>
+      <w:pPr>
+        <w:tabs>
+          <w:tab w:val="left" w:pos="3105"/>
+        </w:tabs>
+      </w:pPr>
+    </w:p>
+    <w:p>
+      <w:pPr>
+        <w:tabs>
+          <w:tab w:val="left" w:pos="3105"/>
+        </w:tabs>
+      </w:pPr>
+    </w:p>
+    <w:p>
+      <w:pPr>
+        <w:tabs>
+          <w:tab w:val="left" w:pos="3105"/>
+        </w:tabs>
+      </w:pPr>
+      <w:r>
+        <w:t xml:space="preserve">32- Para melhorar o espaço interno do header utilizamos o </w:t>
+      </w:r>
+      <w:proofErr w:type="spellStart"/>
+      <w:r>
+        <w:t>padding</w:t>
+      </w:r>
+      <w:proofErr w:type="spellEnd"/>
+      <w:r>
+        <w:t xml:space="preserve"> tanto pra cima tanto pra baixo conforme imagem do </w:t>
+      </w:r>
+      <w:proofErr w:type="gramStart"/>
+      <w:r>
+        <w:t>código .</w:t>
+      </w:r>
+      <w:proofErr w:type="gramEnd"/>
+    </w:p>
+    <w:p>
+      <w:pPr>
+        <w:tabs>
+          <w:tab w:val="left" w:pos="3105"/>
+        </w:tabs>
+      </w:pPr>
+      <w:r>
+        <w:rPr>
+          <w:noProof/>
+        </w:rPr>
+        <w:drawing>
+          <wp:inline distT="0" distB="0" distL="0" distR="0" wp14:anchorId="70F90B09">
+            <wp:extent cx="2705735" cy="676275"/>
+            <wp:effectExtent l="0" t="0" r="0" b="9525"/>
+            <wp:docPr id="53" name="Imagem 53"/>
+            <wp:cNvGraphicFramePr>
+              <a:graphicFrameLocks xmlns:a="http://schemas.openxmlformats.org/drawingml/2006/main" noChangeAspect="1"/>
+            </wp:cNvGraphicFramePr>
+            <a:graphic xmlns:a="http://schemas.openxmlformats.org/drawingml/2006/main">
+              <a:graphicData uri="http://schemas.openxmlformats.org/drawingml/2006/picture">
+                <pic:pic xmlns:pic="http://schemas.openxmlformats.org/drawingml/2006/picture">
+                  <pic:nvPicPr>
+                    <pic:cNvPr id="0" name="Picture 8"/>
+                    <pic:cNvPicPr>
+                      <a:picLocks noChangeAspect="1" noChangeArrowheads="1"/>
+                    </pic:cNvPicPr>
+                  </pic:nvPicPr>
+                  <pic:blipFill>
+                    <a:blip r:embed="rId60">
+                      <a:extLst>
+                        <a:ext uri="{28A0092B-C50C-407E-A947-70E740481C1C}">
+                          <a14:useLocalDpi xmlns:a14="http://schemas.microsoft.com/office/drawing/2010/main" val="0"/>
+                        </a:ext>
+                      </a:extLst>
+                    </a:blip>
+                    <a:srcRect/>
+                    <a:stretch>
+                      <a:fillRect/>
+                    </a:stretch>
+                  </pic:blipFill>
+                  <pic:spPr bwMode="auto">
+                    <a:xfrm>
+                      <a:off x="0" y="0"/>
+                      <a:ext cx="2705735" cy="676275"/>
+                    </a:xfrm>
+                    <a:prstGeom prst="rect">
+                      <a:avLst/>
+                    </a:prstGeom>
+                    <a:noFill/>
+                  </pic:spPr>
+                </pic:pic>
+              </a:graphicData>
+            </a:graphic>
+          </wp:inline>
+        </w:drawing>
+      </w:r>
+    </w:p>
+    <w:p>
+      <w:pPr>
+        <w:tabs>
+          <w:tab w:val="left" w:pos="3105"/>
+        </w:tabs>
+      </w:pPr>
+      <w:r>
+        <w:rPr>
+          <w:noProof/>
+        </w:rPr>
+        <w:drawing>
+          <wp:inline distT="0" distB="0" distL="0" distR="0" wp14:anchorId="3EECA2A3">
+            <wp:extent cx="5894070" cy="1440121"/>
+            <wp:effectExtent l="0" t="0" r="0" b="8255"/>
+            <wp:docPr id="54" name="Imagem 54"/>
+            <wp:cNvGraphicFramePr>
+              <a:graphicFrameLocks xmlns:a="http://schemas.openxmlformats.org/drawingml/2006/main" noChangeAspect="1"/>
+            </wp:cNvGraphicFramePr>
+            <a:graphic xmlns:a="http://schemas.openxmlformats.org/drawingml/2006/main">
+              <a:graphicData uri="http://schemas.openxmlformats.org/drawingml/2006/picture">
+                <pic:pic xmlns:pic="http://schemas.openxmlformats.org/drawingml/2006/picture">
+                  <pic:nvPicPr>
+                    <pic:cNvPr id="0" name="Picture 9"/>
+                    <pic:cNvPicPr>
+                      <a:picLocks noChangeAspect="1" noChangeArrowheads="1"/>
+                    </pic:cNvPicPr>
+                  </pic:nvPicPr>
+                  <pic:blipFill>
+                    <a:blip r:embed="rId61">
+                      <a:extLst>
+                        <a:ext uri="{28A0092B-C50C-407E-A947-70E740481C1C}">
+                          <a14:useLocalDpi xmlns:a14="http://schemas.microsoft.com/office/drawing/2010/main" val="0"/>
+                        </a:ext>
+                      </a:extLst>
+                    </a:blip>
+                    <a:srcRect/>
+                    <a:stretch>
+                      <a:fillRect/>
+                    </a:stretch>
+                  </pic:blipFill>
+                  <pic:spPr bwMode="auto">
+                    <a:xfrm>
+                      <a:off x="0" y="0"/>
+                      <a:ext cx="5957071" cy="1455514"/>
+                    </a:xfrm>
+                    <a:prstGeom prst="rect">
+                      <a:avLst/>
+                    </a:prstGeom>
+                    <a:noFill/>
+                  </pic:spPr>
+                </pic:pic>
+              </a:graphicData>
+            </a:graphic>
+          </wp:inline>
+        </w:drawing>
+      </w:r>
+    </w:p>
+    <w:p>
+      <w:pPr>
+        <w:tabs>
+          <w:tab w:val="left" w:pos="3105"/>
+        </w:tabs>
+      </w:pPr>
+    </w:p>
+    <w:p>
+      <w:pPr>
+        <w:tabs>
+          <w:tab w:val="left" w:pos="3105"/>
+        </w:tabs>
+      </w:pPr>
+    </w:p>
+    <w:p>
+      <w:pPr>
+        <w:tabs>
+          <w:tab w:val="left" w:pos="3105"/>
+        </w:tabs>
+        <w:rPr>
+          <w:noProof/>
+        </w:rPr>
+      </w:pPr>
+      <w:r>
+        <w:t xml:space="preserve">33- </w:t>
+      </w:r>
+      <w:r>
+        <w:t xml:space="preserve">Dentro do </w:t>
+      </w:r>
+      <w:proofErr w:type="spellStart"/>
+      <w:r>
+        <w:t>main</w:t>
+      </w:r>
+      <w:proofErr w:type="spellEnd"/>
+      <w:r>
+        <w:t xml:space="preserve"> criamos uma lista não ordenada que inserimos os itens com subtítulo, imagem e paragrafo</w:t>
+      </w:r>
+    </w:p>
+    <w:p>
+      <w:pPr>
+        <w:tabs>
+          <w:tab w:val="left" w:pos="3105"/>
+        </w:tabs>
+      </w:pPr>
+      <w:r>
+        <w:rPr>
+          <w:noProof/>
+        </w:rPr>
+        <w:drawing>
+          <wp:inline distT="0" distB="0" distL="0" distR="0" wp14:anchorId="7140E8EB" wp14:editId="623485A4">
+            <wp:extent cx="3128291" cy="3381375"/>
+            <wp:effectExtent l="0" t="0" r="0" b="0"/>
+            <wp:docPr id="55" name="Imagem 55"/>
+            <wp:cNvGraphicFramePr>
+              <a:graphicFrameLocks xmlns:a="http://schemas.openxmlformats.org/drawingml/2006/main" noChangeAspect="1"/>
+            </wp:cNvGraphicFramePr>
+            <a:graphic xmlns:a="http://schemas.openxmlformats.org/drawingml/2006/main">
+              <a:graphicData uri="http://schemas.openxmlformats.org/drawingml/2006/picture">
+                <pic:pic xmlns:pic="http://schemas.openxmlformats.org/drawingml/2006/picture">
+                  <pic:nvPicPr>
+                    <pic:cNvPr id="0" name="Picture 10"/>
+                    <pic:cNvPicPr>
+                      <a:picLocks noChangeAspect="1" noChangeArrowheads="1"/>
+                    </pic:cNvPicPr>
+                  </pic:nvPicPr>
+                  <pic:blipFill>
+                    <a:blip r:embed="rId62">
+                      <a:extLst>
+                        <a:ext uri="{28A0092B-C50C-407E-A947-70E740481C1C}">
+                          <a14:useLocalDpi xmlns:a14="http://schemas.microsoft.com/office/drawing/2010/main" val="0"/>
+                        </a:ext>
+                      </a:extLst>
+                    </a:blip>
+                    <a:srcRect/>
+                    <a:stretch>
+                      <a:fillRect/>
+                    </a:stretch>
+                  </pic:blipFill>
+                  <pic:spPr bwMode="auto">
+                    <a:xfrm>
+                      <a:off x="0" y="0"/>
+                      <a:ext cx="3159567" cy="3415181"/>
+                    </a:xfrm>
+                    <a:prstGeom prst="rect">
+                      <a:avLst/>
+                    </a:prstGeom>
+                    <a:noFill/>
+                  </pic:spPr>
+                </pic:pic>
+              </a:graphicData>
+            </a:graphic>
+          </wp:inline>
+        </w:drawing>
+      </w:r>
+    </w:p>
+    <w:p>
+      <w:pPr>
+        <w:tabs>
+          <w:tab w:val="left" w:pos="3105"/>
+        </w:tabs>
+      </w:pPr>
+    </w:p>
+    <w:p>
+      <w:pPr>
+        <w:tabs>
+          <w:tab w:val="left" w:pos="3105"/>
+        </w:tabs>
+      </w:pPr>
+      <w:r>
+        <w:t>34-</w:t>
+      </w:r>
+      <w:r>
+        <w:t xml:space="preserve"> </w:t>
+      </w:r>
+      <w:r>
+        <w:t xml:space="preserve">Para colocar os itens da lista de produtos um ao lado do outro adicionamos uma </w:t>
+      </w:r>
+      <w:proofErr w:type="spellStart"/>
+      <w:r>
+        <w:t>class</w:t>
+      </w:r>
+      <w:proofErr w:type="spellEnd"/>
+      <w:r>
+        <w:t xml:space="preserve"> no </w:t>
+      </w:r>
+      <w:proofErr w:type="spellStart"/>
+      <w:r>
+        <w:t>html</w:t>
+      </w:r>
+      <w:proofErr w:type="spellEnd"/>
+      <w:r>
+        <w:t xml:space="preserve"> chamada produtos e no </w:t>
+      </w:r>
+      <w:proofErr w:type="spellStart"/>
+      <w:r>
+        <w:t>css</w:t>
+      </w:r>
+      <w:proofErr w:type="spellEnd"/>
+      <w:r>
+        <w:t xml:space="preserve"> </w:t>
+      </w:r>
+      <w:r>
+        <w:t xml:space="preserve">mudamos a natureza da lista para </w:t>
+      </w:r>
+      <w:proofErr w:type="spellStart"/>
+      <w:r>
+        <w:t>inline-block</w:t>
+      </w:r>
+      <w:proofErr w:type="spellEnd"/>
+    </w:p>
+    <w:p>
+      <w:pPr>
+        <w:tabs>
+          <w:tab w:val="left" w:pos="3105"/>
+        </w:tabs>
+      </w:pPr>
+      <w:r>
+        <w:drawing>
+          <wp:inline distT="0" distB="0" distL="0" distR="0" wp14:anchorId="242DBDD1" wp14:editId="36274A9A">
+            <wp:extent cx="3126213" cy="3495675"/>
+            <wp:effectExtent l="0" t="0" r="0" b="0"/>
+            <wp:docPr id="56" name="Imagem 56"/>
+            <wp:cNvGraphicFramePr>
+              <a:graphicFrameLocks xmlns:a="http://schemas.openxmlformats.org/drawingml/2006/main" noChangeAspect="1"/>
+            </wp:cNvGraphicFramePr>
+            <a:graphic xmlns:a="http://schemas.openxmlformats.org/drawingml/2006/main">
+              <a:graphicData uri="http://schemas.openxmlformats.org/drawingml/2006/picture">
+                <pic:pic xmlns:pic="http://schemas.openxmlformats.org/drawingml/2006/picture">
+                  <pic:nvPicPr>
+                    <pic:cNvPr id="1" name=""/>
+                    <pic:cNvPicPr/>
+                  </pic:nvPicPr>
+                  <pic:blipFill>
+                    <a:blip r:embed="rId63"/>
+                    <a:stretch>
+                      <a:fillRect/>
+                    </a:stretch>
+                  </pic:blipFill>
+                  <pic:spPr>
+                    <a:xfrm>
+                      <a:off x="0" y="0"/>
+                      <a:ext cx="3132268" cy="3502446"/>
+                    </a:xfrm>
+                    <a:prstGeom prst="rect">
+                      <a:avLst/>
+                    </a:prstGeom>
+                  </pic:spPr>
+                </pic:pic>
+              </a:graphicData>
+            </a:graphic>
+          </wp:inline>
+        </w:drawing>
+      </w:r>
+    </w:p>
+    <w:p>
+      <w:pPr>
+        <w:tabs>
+          <w:tab w:val="left" w:pos="3105"/>
+        </w:tabs>
+      </w:pPr>
+      <w:r>
+        <w:rPr>
+          <w:noProof/>
+        </w:rPr>
+        <w:drawing>
+          <wp:inline distT="0" distB="0" distL="0" distR="0" wp14:anchorId="03788A0A">
+            <wp:extent cx="1590675" cy="800100"/>
+            <wp:effectExtent l="0" t="0" r="9525" b="0"/>
+            <wp:docPr id="57" name="Imagem 57"/>
+            <wp:cNvGraphicFramePr>
+              <a:graphicFrameLocks xmlns:a="http://schemas.openxmlformats.org/drawingml/2006/main" noChangeAspect="1"/>
+            </wp:cNvGraphicFramePr>
+            <a:graphic xmlns:a="http://schemas.openxmlformats.org/drawingml/2006/main">
+              <a:graphicData uri="http://schemas.openxmlformats.org/drawingml/2006/picture">
+                <pic:pic xmlns:pic="http://schemas.openxmlformats.org/drawingml/2006/picture">
+                  <pic:nvPicPr>
+                    <pic:cNvPr id="0" name="Picture 11"/>
+                    <pic:cNvPicPr>
+                      <a:picLocks noChangeAspect="1" noChangeArrowheads="1"/>
+                    </pic:cNvPicPr>
+                  </pic:nvPicPr>
+                  <pic:blipFill>
+                    <a:blip r:embed="rId64">
+                      <a:extLst>
+                        <a:ext uri="{28A0092B-C50C-407E-A947-70E740481C1C}">
+                          <a14:useLocalDpi xmlns:a14="http://schemas.microsoft.com/office/drawing/2010/main" val="0"/>
+                        </a:ext>
+                      </a:extLst>
+                    </a:blip>
+                    <a:srcRect/>
+                    <a:stretch>
+                      <a:fillRect/>
+                    </a:stretch>
+                  </pic:blipFill>
+                  <pic:spPr bwMode="auto">
+                    <a:xfrm>
+                      <a:off x="0" y="0"/>
+                      <a:ext cx="1590675" cy="800100"/>
+                    </a:xfrm>
+                    <a:prstGeom prst="rect">
+                      <a:avLst/>
+                    </a:prstGeom>
+                    <a:noFill/>
+                  </pic:spPr>
+                </pic:pic>
+              </a:graphicData>
+            </a:graphic>
+          </wp:inline>
+        </w:drawing>
+      </w:r>
+    </w:p>
+    <w:p>
+      <w:pPr>
+        <w:tabs>
+          <w:tab w:val="left" w:pos="3105"/>
+        </w:tabs>
+      </w:pPr>
+      <w:r>
+        <w:rPr>
+          <w:noProof/>
+        </w:rPr>
+        <w:drawing>
+          <wp:inline distT="0" distB="0" distL="0" distR="0" wp14:anchorId="4723C105">
+            <wp:extent cx="4792345" cy="1896207"/>
+            <wp:effectExtent l="0" t="0" r="8255" b="8890"/>
+            <wp:docPr id="58" name="Imagem 58"/>
+            <wp:cNvGraphicFramePr>
+              <a:graphicFrameLocks xmlns:a="http://schemas.openxmlformats.org/drawingml/2006/main" noChangeAspect="1"/>
+            </wp:cNvGraphicFramePr>
+            <a:graphic xmlns:a="http://schemas.openxmlformats.org/drawingml/2006/main">
+              <a:graphicData uri="http://schemas.openxmlformats.org/drawingml/2006/picture">
+                <pic:pic xmlns:pic="http://schemas.openxmlformats.org/drawingml/2006/picture">
+                  <pic:nvPicPr>
+                    <pic:cNvPr id="0" name="Picture 12"/>
+                    <pic:cNvPicPr>
+                      <a:picLocks noChangeAspect="1" noChangeArrowheads="1"/>
+                    </pic:cNvPicPr>
+                  </pic:nvPicPr>
+                  <pic:blipFill>
+                    <a:blip r:embed="rId65">
+                      <a:extLst>
+                        <a:ext uri="{28A0092B-C50C-407E-A947-70E740481C1C}">
+                          <a14:useLocalDpi xmlns:a14="http://schemas.microsoft.com/office/drawing/2010/main" val="0"/>
+                        </a:ext>
+                      </a:extLst>
+                    </a:blip>
+                    <a:srcRect/>
+                    <a:stretch>
+                      <a:fillRect/>
+                    </a:stretch>
+                  </pic:blipFill>
+                  <pic:spPr bwMode="auto">
+                    <a:xfrm>
+                      <a:off x="0" y="0"/>
+                      <a:ext cx="4822712" cy="1908223"/>
+                    </a:xfrm>
+                    <a:prstGeom prst="rect">
+                      <a:avLst/>
+                    </a:prstGeom>
+                    <a:noFill/>
+                  </pic:spPr>
+                </pic:pic>
+              </a:graphicData>
+            </a:graphic>
+          </wp:inline>
+        </w:drawing>
+      </w:r>
+    </w:p>
+    <w:p>
+      <w:pPr>
+        <w:tabs>
+          <w:tab w:val="left" w:pos="3105"/>
+        </w:tabs>
+      </w:pPr>
+    </w:p>
+    <w:p>
+      <w:pPr>
+        <w:tabs>
+          <w:tab w:val="left" w:pos="3105"/>
+        </w:tabs>
+      </w:pPr>
+      <w:r>
+        <w:t xml:space="preserve">35- </w:t>
+      </w:r>
+      <w:r>
+        <w:t xml:space="preserve">Para centralizar a nossa lista de produtos na </w:t>
+      </w:r>
+      <w:proofErr w:type="spellStart"/>
+      <w:r>
+        <w:t>class</w:t>
+      </w:r>
+      <w:proofErr w:type="spellEnd"/>
+      <w:r>
+        <w:t xml:space="preserve"> produtos demos uma largura de 940px e utilizamos o </w:t>
+      </w:r>
+      <w:proofErr w:type="spellStart"/>
+      <w:r>
+        <w:t>margin</w:t>
+      </w:r>
+      <w:proofErr w:type="spellEnd"/>
+      <w:r>
+        <w:t>: 0 auto</w:t>
+      </w:r>
+    </w:p>
+    <w:p>
+      <w:pPr>
+        <w:tabs>
+          <w:tab w:val="left" w:pos="3105"/>
+        </w:tabs>
+      </w:pPr>
+      <w:r>
+        <w:rPr>
+          <w:noProof/>
+        </w:rPr>
+        <w:drawing>
+          <wp:inline distT="0" distB="0" distL="0" distR="0" wp14:anchorId="77CCEB6D">
+            <wp:extent cx="2133600" cy="1333500"/>
+            <wp:effectExtent l="0" t="0" r="0" b="0"/>
+            <wp:docPr id="59" name="Imagem 59"/>
+            <wp:cNvGraphicFramePr>
+              <a:graphicFrameLocks xmlns:a="http://schemas.openxmlformats.org/drawingml/2006/main" noChangeAspect="1"/>
+            </wp:cNvGraphicFramePr>
+            <a:graphic xmlns:a="http://schemas.openxmlformats.org/drawingml/2006/main">
+              <a:graphicData uri="http://schemas.openxmlformats.org/drawingml/2006/picture">
+                <pic:pic xmlns:pic="http://schemas.openxmlformats.org/drawingml/2006/picture">
+                  <pic:nvPicPr>
+                    <pic:cNvPr id="0" name="Picture 13"/>
+                    <pic:cNvPicPr>
+                      <a:picLocks noChangeAspect="1" noChangeArrowheads="1"/>
+                    </pic:cNvPicPr>
+                  </pic:nvPicPr>
+                  <pic:blipFill>
+                    <a:blip r:embed="rId66">
+                      <a:extLst>
+                        <a:ext uri="{28A0092B-C50C-407E-A947-70E740481C1C}">
+                          <a14:useLocalDpi xmlns:a14="http://schemas.microsoft.com/office/drawing/2010/main" val="0"/>
+                        </a:ext>
+                      </a:extLst>
+                    </a:blip>
+                    <a:srcRect/>
+                    <a:stretch>
+                      <a:fillRect/>
+                    </a:stretch>
+                  </pic:blipFill>
+                  <pic:spPr bwMode="auto">
+                    <a:xfrm>
+                      <a:off x="0" y="0"/>
+                      <a:ext cx="2133600" cy="1333500"/>
+                    </a:xfrm>
+                    <a:prstGeom prst="rect">
+                      <a:avLst/>
+                    </a:prstGeom>
+                    <a:noFill/>
+                  </pic:spPr>
+                </pic:pic>
+              </a:graphicData>
+            </a:graphic>
+          </wp:inline>
+        </w:drawing>
+      </w:r>
+      <w:r>
+        <w:rPr>
+          <w:noProof/>
+        </w:rPr>
+        <w:drawing>
+          <wp:inline distT="0" distB="0" distL="0" distR="0" wp14:anchorId="56A20EDC">
+            <wp:extent cx="3010671" cy="1295400"/>
+            <wp:effectExtent l="0" t="0" r="0" b="0"/>
+            <wp:docPr id="60" name="Imagem 60"/>
+            <wp:cNvGraphicFramePr>
+              <a:graphicFrameLocks xmlns:a="http://schemas.openxmlformats.org/drawingml/2006/main" noChangeAspect="1"/>
+            </wp:cNvGraphicFramePr>
+            <a:graphic xmlns:a="http://schemas.openxmlformats.org/drawingml/2006/main">
+              <a:graphicData uri="http://schemas.openxmlformats.org/drawingml/2006/picture">
+                <pic:pic xmlns:pic="http://schemas.openxmlformats.org/drawingml/2006/picture">
+                  <pic:nvPicPr>
+                    <pic:cNvPr id="0" name="Picture 14"/>
+                    <pic:cNvPicPr>
+                      <a:picLocks noChangeAspect="1" noChangeArrowheads="1"/>
+                    </pic:cNvPicPr>
+                  </pic:nvPicPr>
+                  <pic:blipFill>
+                    <a:blip r:embed="rId67">
+                      <a:extLst>
+                        <a:ext uri="{28A0092B-C50C-407E-A947-70E740481C1C}">
+                          <a14:useLocalDpi xmlns:a14="http://schemas.microsoft.com/office/drawing/2010/main" val="0"/>
+                        </a:ext>
+                      </a:extLst>
+                    </a:blip>
+                    <a:srcRect/>
+                    <a:stretch>
+                      <a:fillRect/>
+                    </a:stretch>
+                  </pic:blipFill>
+                  <pic:spPr bwMode="auto">
+                    <a:xfrm>
+                      <a:off x="0" y="0"/>
+                      <a:ext cx="3314223" cy="1426009"/>
+                    </a:xfrm>
+                    <a:prstGeom prst="rect">
+                      <a:avLst/>
+                    </a:prstGeom>
+                    <a:noFill/>
+                  </pic:spPr>
+                </pic:pic>
+              </a:graphicData>
+            </a:graphic>
+          </wp:inline>
+        </w:drawing>
+      </w:r>
+    </w:p>
+    <w:p>
+      <w:pPr>
+        <w:tabs>
+          <w:tab w:val="left" w:pos="3105"/>
+        </w:tabs>
+      </w:pPr>
+    </w:p>
+    <w:p>
+      <w:pPr>
+        <w:tabs>
+          <w:tab w:val="left" w:pos="3105"/>
+        </w:tabs>
+      </w:pPr>
+      <w:r>
+        <w:t xml:space="preserve"> </w:t>
+      </w:r>
+      <w:r>
+        <w:t xml:space="preserve">Para centralizar o texto de cada item da lista utilizamos o </w:t>
+      </w:r>
+      <w:proofErr w:type="spellStart"/>
+      <w:r>
+        <w:t>text-aligin</w:t>
+      </w:r>
+      <w:proofErr w:type="spellEnd"/>
+      <w:r>
+        <w:t xml:space="preserve"> center </w:t>
+      </w:r>
+      <w:proofErr w:type="gramStart"/>
+      <w:r>
+        <w:t>no produtos</w:t>
+      </w:r>
+      <w:proofErr w:type="gramEnd"/>
+      <w:r>
+        <w:t xml:space="preserve"> li</w:t>
+      </w:r>
+    </w:p>
+    <w:p>
+      <w:pPr>
+        <w:tabs>
+          <w:tab w:val="left" w:pos="3105"/>
+        </w:tabs>
+      </w:pPr>
+      <w:r>
+        <w:rPr>
+          <w:noProof/>
+        </w:rPr>
+        <w:drawing>
+          <wp:inline distT="0" distB="0" distL="0" distR="0" wp14:anchorId="55FC2997">
+            <wp:extent cx="2047875" cy="1000125"/>
+            <wp:effectExtent l="0" t="0" r="9525" b="9525"/>
+            <wp:docPr id="61" name="Imagem 61"/>
+            <wp:cNvGraphicFramePr>
+              <a:graphicFrameLocks xmlns:a="http://schemas.openxmlformats.org/drawingml/2006/main" noChangeAspect="1"/>
+            </wp:cNvGraphicFramePr>
+            <a:graphic xmlns:a="http://schemas.openxmlformats.org/drawingml/2006/main">
+              <a:graphicData uri="http://schemas.openxmlformats.org/drawingml/2006/picture">
+                <pic:pic xmlns:pic="http://schemas.openxmlformats.org/drawingml/2006/picture">
+                  <pic:nvPicPr>
+                    <pic:cNvPr id="0" name="Picture 15"/>
+                    <pic:cNvPicPr>
+                      <a:picLocks noChangeAspect="1" noChangeArrowheads="1"/>
+                    </pic:cNvPicPr>
+                  </pic:nvPicPr>
+                  <pic:blipFill>
+                    <a:blip r:embed="rId68">
+                      <a:extLst>
+                        <a:ext uri="{28A0092B-C50C-407E-A947-70E740481C1C}">
+                          <a14:useLocalDpi xmlns:a14="http://schemas.microsoft.com/office/drawing/2010/main" val="0"/>
+                        </a:ext>
+                      </a:extLst>
+                    </a:blip>
+                    <a:srcRect/>
+                    <a:stretch>
+                      <a:fillRect/>
+                    </a:stretch>
+                  </pic:blipFill>
+                  <pic:spPr bwMode="auto">
+                    <a:xfrm>
+                      <a:off x="0" y="0"/>
+                      <a:ext cx="2047875" cy="1000125"/>
+                    </a:xfrm>
+                    <a:prstGeom prst="rect">
+                      <a:avLst/>
+                    </a:prstGeom>
+                    <a:noFill/>
+                  </pic:spPr>
+                </pic:pic>
+              </a:graphicData>
+            </a:graphic>
+          </wp:inline>
+        </w:drawing>
+      </w:r>
+      <w:r>
+        <w:rPr>
+          <w:noProof/>
+        </w:rPr>
+        <w:drawing>
+          <wp:inline distT="0" distB="0" distL="0" distR="0" wp14:anchorId="01925222">
+            <wp:extent cx="3847465" cy="1488500"/>
+            <wp:effectExtent l="0" t="0" r="635" b="0"/>
+            <wp:docPr id="62" name="Imagem 62"/>
+            <wp:cNvGraphicFramePr>
+              <a:graphicFrameLocks xmlns:a="http://schemas.openxmlformats.org/drawingml/2006/main" noChangeAspect="1"/>
+            </wp:cNvGraphicFramePr>
+            <a:graphic xmlns:a="http://schemas.openxmlformats.org/drawingml/2006/main">
+              <a:graphicData uri="http://schemas.openxmlformats.org/drawingml/2006/picture">
+                <pic:pic xmlns:pic="http://schemas.openxmlformats.org/drawingml/2006/picture">
+                  <pic:nvPicPr>
+                    <pic:cNvPr id="0" name="Picture 16"/>
+                    <pic:cNvPicPr>
+                      <a:picLocks noChangeAspect="1" noChangeArrowheads="1"/>
+                    </pic:cNvPicPr>
+                  </pic:nvPicPr>
+                  <pic:blipFill>
+                    <a:blip r:embed="rId69">
+                      <a:extLst>
+                        <a:ext uri="{28A0092B-C50C-407E-A947-70E740481C1C}">
+                          <a14:useLocalDpi xmlns:a14="http://schemas.microsoft.com/office/drawing/2010/main" val="0"/>
+                        </a:ext>
+                      </a:extLst>
+                    </a:blip>
+                    <a:srcRect/>
+                    <a:stretch>
+                      <a:fillRect/>
+                    </a:stretch>
+                  </pic:blipFill>
+                  <pic:spPr bwMode="auto">
+                    <a:xfrm>
+                      <a:off x="0" y="0"/>
+                      <a:ext cx="3948505" cy="1527590"/>
+                    </a:xfrm>
+                    <a:prstGeom prst="rect">
+                      <a:avLst/>
+                    </a:prstGeom>
+                    <a:noFill/>
+                  </pic:spPr>
+                </pic:pic>
+              </a:graphicData>
+            </a:graphic>
+          </wp:inline>
+        </w:drawing>
+      </w:r>
+    </w:p>
+    <w:p>
+      <w:pPr>
+        <w:tabs>
+          <w:tab w:val="left" w:pos="3105"/>
+        </w:tabs>
+      </w:pPr>
+    </w:p>
+    <w:p>
+      <w:pPr>
+        <w:tabs>
+          <w:tab w:val="left" w:pos="3105"/>
+        </w:tabs>
+        <w:rPr>
+          <w:noProof/>
+        </w:rPr>
+      </w:pPr>
+      <w:r>
+        <w:t>36- Determinamos que cada item da lista da lista produtos ocupara 30% de largura e alinhamos o texto na parte superior</w:t>
+      </w:r>
+    </w:p>
+    <w:p>
+      <w:pPr>
+        <w:tabs>
+          <w:tab w:val="left" w:pos="3105"/>
+        </w:tabs>
+      </w:pPr>
+      <w:r>
+        <w:rPr>
+          <w:noProof/>
+        </w:rPr>
+        <w:drawing>
+          <wp:inline distT="0" distB="0" distL="0" distR="0" wp14:anchorId="4E8CE5E2" wp14:editId="0E5BDC81">
+            <wp:extent cx="1902173" cy="1466850"/>
+            <wp:effectExtent l="0" t="0" r="3175" b="0"/>
+            <wp:docPr id="63" name="Imagem 63"/>
+            <wp:cNvGraphicFramePr>
+              <a:graphicFrameLocks xmlns:a="http://schemas.openxmlformats.org/drawingml/2006/main" noChangeAspect="1"/>
+            </wp:cNvGraphicFramePr>
+            <a:graphic xmlns:a="http://schemas.openxmlformats.org/drawingml/2006/main">
+              <a:graphicData uri="http://schemas.openxmlformats.org/drawingml/2006/picture">
+                <pic:pic xmlns:pic="http://schemas.openxmlformats.org/drawingml/2006/picture">
+                  <pic:nvPicPr>
+                    <pic:cNvPr id="0" name="Picture 17"/>
+                    <pic:cNvPicPr>
+                      <a:picLocks noChangeAspect="1" noChangeArrowheads="1"/>
+                    </pic:cNvPicPr>
+                  </pic:nvPicPr>
+                  <pic:blipFill>
+                    <a:blip r:embed="rId70">
+                      <a:extLst>
+                        <a:ext uri="{28A0092B-C50C-407E-A947-70E740481C1C}">
+                          <a14:useLocalDpi xmlns:a14="http://schemas.microsoft.com/office/drawing/2010/main" val="0"/>
+                        </a:ext>
+                      </a:extLst>
+                    </a:blip>
+                    <a:srcRect/>
+                    <a:stretch>
+                      <a:fillRect/>
+                    </a:stretch>
+                  </pic:blipFill>
+                  <pic:spPr bwMode="auto">
+                    <a:xfrm>
+                      <a:off x="0" y="0"/>
+                      <a:ext cx="1998994" cy="1541513"/>
+                    </a:xfrm>
+                    <a:prstGeom prst="rect">
+                      <a:avLst/>
+                    </a:prstGeom>
+                    <a:noFill/>
+                  </pic:spPr>
+                </pic:pic>
+              </a:graphicData>
+            </a:graphic>
+          </wp:inline>
+        </w:drawing>
+      </w:r>
+    </w:p>
+    <w:p>
+      <w:pPr>
+        <w:tabs>
+          <w:tab w:val="left" w:pos="3105"/>
+        </w:tabs>
+      </w:pPr>
+    </w:p>
+    <w:p>
+      <w:pPr>
+        <w:tabs>
+          <w:tab w:val="left" w:pos="3105"/>
+        </w:tabs>
+      </w:pPr>
+      <w:r>
+        <w:t xml:space="preserve">37- </w:t>
+      </w:r>
+      <w:proofErr w:type="gramStart"/>
+      <w:r>
+        <w:t>utilizamos</w:t>
+      </w:r>
+      <w:proofErr w:type="gramEnd"/>
+      <w:r>
+        <w:t xml:space="preserve"> o </w:t>
+      </w:r>
+      <w:proofErr w:type="spellStart"/>
+      <w:r>
+        <w:t>css</w:t>
+      </w:r>
+      <w:proofErr w:type="spellEnd"/>
+      <w:r>
+        <w:t xml:space="preserve"> através de referencia por exemplo utilizamos o nome da </w:t>
+      </w:r>
+      <w:proofErr w:type="spellStart"/>
+      <w:r>
+        <w:t>class</w:t>
+      </w:r>
+      <w:proofErr w:type="spellEnd"/>
+      <w:r>
+        <w:t xml:space="preserve"> e o elemento.</w:t>
+      </w:r>
+    </w:p>
+    <w:p>
+      <w:pPr>
+        <w:tabs>
+          <w:tab w:val="left" w:pos="3105"/>
+        </w:tabs>
+      </w:pPr>
+      <w:r>
+        <w:t>Aumentando o tamanho da fonte e deixando o texto mais encorpado</w:t>
+      </w:r>
+    </w:p>
+    <w:p>
+      <w:pPr>
+        <w:tabs>
+          <w:tab w:val="left" w:pos="3105"/>
+        </w:tabs>
+      </w:pPr>
+      <w:r>
+        <w:rPr>
+          <w:noProof/>
+        </w:rPr>
+        <w:drawing>
+          <wp:inline distT="0" distB="0" distL="0" distR="0" wp14:anchorId="6F634EBD">
+            <wp:extent cx="1657350" cy="866775"/>
+            <wp:effectExtent l="0" t="0" r="0" b="9525"/>
+            <wp:docPr id="64" name="Imagem 64"/>
+            <wp:cNvGraphicFramePr>
+              <a:graphicFrameLocks xmlns:a="http://schemas.openxmlformats.org/drawingml/2006/main" noChangeAspect="1"/>
+            </wp:cNvGraphicFramePr>
+            <a:graphic xmlns:a="http://schemas.openxmlformats.org/drawingml/2006/main">
+              <a:graphicData uri="http://schemas.openxmlformats.org/drawingml/2006/picture">
+                <pic:pic xmlns:pic="http://schemas.openxmlformats.org/drawingml/2006/picture">
+                  <pic:nvPicPr>
+                    <pic:cNvPr id="0" name="Picture 18"/>
+                    <pic:cNvPicPr>
+                      <a:picLocks noChangeAspect="1" noChangeArrowheads="1"/>
+                    </pic:cNvPicPr>
+                  </pic:nvPicPr>
+                  <pic:blipFill>
+                    <a:blip r:embed="rId71">
+                      <a:extLst>
+                        <a:ext uri="{28A0092B-C50C-407E-A947-70E740481C1C}">
+                          <a14:useLocalDpi xmlns:a14="http://schemas.microsoft.com/office/drawing/2010/main" val="0"/>
+                        </a:ext>
+                      </a:extLst>
+                    </a:blip>
+                    <a:srcRect/>
+                    <a:stretch>
+                      <a:fillRect/>
+                    </a:stretch>
+                  </pic:blipFill>
+                  <pic:spPr bwMode="auto">
+                    <a:xfrm>
+                      <a:off x="0" y="0"/>
+                      <a:ext cx="1657350" cy="866775"/>
+                    </a:xfrm>
+                    <a:prstGeom prst="rect">
+                      <a:avLst/>
+                    </a:prstGeom>
+                    <a:noFill/>
+                  </pic:spPr>
+                </pic:pic>
+              </a:graphicData>
+            </a:graphic>
+          </wp:inline>
+        </w:drawing>
+      </w:r>
+    </w:p>
+    <w:p>
+      <w:pPr>
+        <w:tabs>
+          <w:tab w:val="left" w:pos="3105"/>
+        </w:tabs>
+      </w:pPr>
+    </w:p>
+    <w:p>
+      <w:pPr>
+        <w:tabs>
+          <w:tab w:val="left" w:pos="3105"/>
+        </w:tabs>
+      </w:pPr>
+      <w:r>
+        <w:t xml:space="preserve">38- </w:t>
+      </w:r>
+      <w:r>
+        <w:t xml:space="preserve">Nos parágrafos da lista dos produtos adicionamos uma </w:t>
+      </w:r>
+      <w:proofErr w:type="spellStart"/>
+      <w:r>
+        <w:t>class</w:t>
+      </w:r>
+      <w:proofErr w:type="spellEnd"/>
+      <w:r>
+        <w:t xml:space="preserve"> “</w:t>
+      </w:r>
+      <w:proofErr w:type="spellStart"/>
+      <w:r>
+        <w:t>descricao</w:t>
+      </w:r>
+      <w:proofErr w:type="spellEnd"/>
+      <w:r>
+        <w:t>” e “</w:t>
+      </w:r>
+      <w:proofErr w:type="spellStart"/>
+      <w:r>
+        <w:t>preco</w:t>
+      </w:r>
+      <w:proofErr w:type="spellEnd"/>
+      <w:r>
+        <w:t xml:space="preserve">” para trabalhar com </w:t>
+      </w:r>
+      <w:proofErr w:type="gramStart"/>
+      <w:r>
+        <w:t>esse dois elementos</w:t>
+      </w:r>
+      <w:proofErr w:type="gramEnd"/>
+      <w:r>
+        <w:t xml:space="preserve"> conforme código abaixo:</w:t>
+      </w:r>
+    </w:p>
+    <w:p>
+      <w:pPr>
+        <w:tabs>
+          <w:tab w:val="left" w:pos="3105"/>
+        </w:tabs>
+      </w:pPr>
+      <w:r>
+        <w:rPr>
+          <w:noProof/>
+        </w:rPr>
+        <w:drawing>
+          <wp:inline distT="0" distB="0" distL="0" distR="0" wp14:anchorId="016CC2D2">
+            <wp:extent cx="2085975" cy="1790700"/>
+            <wp:effectExtent l="0" t="0" r="9525" b="0"/>
+            <wp:docPr id="65" name="Imagem 65"/>
+            <wp:cNvGraphicFramePr>
+              <a:graphicFrameLocks xmlns:a="http://schemas.openxmlformats.org/drawingml/2006/main" noChangeAspect="1"/>
+            </wp:cNvGraphicFramePr>
+            <a:graphic xmlns:a="http://schemas.openxmlformats.org/drawingml/2006/main">
+              <a:graphicData uri="http://schemas.openxmlformats.org/drawingml/2006/picture">
+                <pic:pic xmlns:pic="http://schemas.openxmlformats.org/drawingml/2006/picture">
+                  <pic:nvPicPr>
+                    <pic:cNvPr id="0" name="Picture 19"/>
+                    <pic:cNvPicPr>
+                      <a:picLocks noChangeAspect="1" noChangeArrowheads="1"/>
+                    </pic:cNvPicPr>
+                  </pic:nvPicPr>
+                  <pic:blipFill>
+                    <a:blip r:embed="rId72">
+                      <a:extLst>
+                        <a:ext uri="{28A0092B-C50C-407E-A947-70E740481C1C}">
+                          <a14:useLocalDpi xmlns:a14="http://schemas.microsoft.com/office/drawing/2010/main" val="0"/>
+                        </a:ext>
+                      </a:extLst>
+                    </a:blip>
+                    <a:srcRect/>
+                    <a:stretch>
+                      <a:fillRect/>
+                    </a:stretch>
+                  </pic:blipFill>
+                  <pic:spPr bwMode="auto">
+                    <a:xfrm>
+                      <a:off x="0" y="0"/>
+                      <a:ext cx="2085975" cy="1790700"/>
+                    </a:xfrm>
+                    <a:prstGeom prst="rect">
+                      <a:avLst/>
+                    </a:prstGeom>
+                    <a:noFill/>
+                  </pic:spPr>
+                </pic:pic>
+              </a:graphicData>
+            </a:graphic>
+          </wp:inline>
+        </w:drawing>
+      </w:r>
+    </w:p>
+    <w:p>
+      <w:pPr>
+        <w:tabs>
+          <w:tab w:val="left" w:pos="3105"/>
+        </w:tabs>
+      </w:pPr>
+    </w:p>
+    <w:p>
+      <w:pPr>
+        <w:tabs>
+          <w:tab w:val="left" w:pos="3105"/>
+        </w:tabs>
+        <w:rPr>
+          <w:noProof/>
+        </w:rPr>
+      </w:pPr>
+      <w:r>
+        <w:t xml:space="preserve">39- </w:t>
+      </w:r>
+      <w:r>
+        <w:t xml:space="preserve">Produtos li inserimos </w:t>
+      </w:r>
+      <w:r>
+        <w:t>uma cor de fundo e demos uma distancia de 1.5 por cento tanto pra direita tanto pra esquer</w:t>
+      </w:r>
+      <w:r>
+        <w:t>da</w:t>
+      </w:r>
       <w:bookmarkStart w:id="0" w:name="_GoBack"/>
       <w:bookmarkEnd w:id="0"/>
+      <w:r>
+        <w:t xml:space="preserve"> </w:t>
+      </w:r>
+      <w:r>
+        <w:t xml:space="preserve">da utilizando </w:t>
+      </w:r>
+      <w:proofErr w:type="spellStart"/>
+      <w:r>
+        <w:t>margin</w:t>
+      </w:r>
+      <w:proofErr w:type="spellEnd"/>
+    </w:p>
+    <w:p>
+      <w:pPr>
+        <w:tabs>
+          <w:tab w:val="left" w:pos="3105"/>
+        </w:tabs>
+      </w:pPr>
+    </w:p>
+    <w:p>
+      <w:pPr>
+        <w:tabs>
+          <w:tab w:val="left" w:pos="3105"/>
+        </w:tabs>
+      </w:pPr>
+      <w:r>
+        <w:rPr>
+          <w:noProof/>
+        </w:rPr>
+        <w:drawing>
+          <wp:inline distT="0" distB="0" distL="0" distR="0" wp14:anchorId="21692BD7" wp14:editId="5AC3A029">
+            <wp:extent cx="2743835" cy="1504950"/>
+            <wp:effectExtent l="0" t="0" r="0" b="0"/>
+            <wp:docPr id="66" name="Imagem 66"/>
+            <wp:cNvGraphicFramePr>
+              <a:graphicFrameLocks xmlns:a="http://schemas.openxmlformats.org/drawingml/2006/main" noChangeAspect="1"/>
+            </wp:cNvGraphicFramePr>
+            <a:graphic xmlns:a="http://schemas.openxmlformats.org/drawingml/2006/main">
+              <a:graphicData uri="http://schemas.openxmlformats.org/drawingml/2006/picture">
+                <pic:pic xmlns:pic="http://schemas.openxmlformats.org/drawingml/2006/picture">
+                  <pic:nvPicPr>
+                    <pic:cNvPr id="0" name="Picture 20"/>
+                    <pic:cNvPicPr>
+                      <a:picLocks noChangeAspect="1" noChangeArrowheads="1"/>
+                    </pic:cNvPicPr>
+                  </pic:nvPicPr>
+                  <pic:blipFill>
+                    <a:blip r:embed="rId73">
+                      <a:extLst>
+                        <a:ext uri="{28A0092B-C50C-407E-A947-70E740481C1C}">
+                          <a14:useLocalDpi xmlns:a14="http://schemas.microsoft.com/office/drawing/2010/main" val="0"/>
+                        </a:ext>
+                      </a:extLst>
+                    </a:blip>
+                    <a:srcRect/>
+                    <a:stretch>
+                      <a:fillRect/>
+                    </a:stretch>
+                  </pic:blipFill>
+                  <pic:spPr bwMode="auto">
+                    <a:xfrm>
+                      <a:off x="0" y="0"/>
+                      <a:ext cx="2743835" cy="1504950"/>
+                    </a:xfrm>
+                    <a:prstGeom prst="rect">
+                      <a:avLst/>
+                    </a:prstGeom>
+                    <a:noFill/>
+                  </pic:spPr>
+                </pic:pic>
+              </a:graphicData>
+            </a:graphic>
+          </wp:inline>
+        </w:drawing>
+      </w:r>
+      <w:r>
+        <w:t xml:space="preserve"> </w:t>
+      </w:r>
+    </w:p>
+    <w:p>
+      <w:pPr>
+        <w:tabs>
+          <w:tab w:val="left" w:pos="3105"/>
+        </w:tabs>
+      </w:pPr>
+      <w:r>
+        <w:rPr>
+          <w:noProof/>
+        </w:rPr>
+        <w:drawing>
+          <wp:inline distT="0" distB="0" distL="0" distR="0" wp14:anchorId="344F086F">
+            <wp:extent cx="4343244" cy="1771650"/>
+            <wp:effectExtent l="0" t="0" r="635" b="0"/>
+            <wp:docPr id="67" name="Imagem 67"/>
+            <wp:cNvGraphicFramePr>
+              <a:graphicFrameLocks xmlns:a="http://schemas.openxmlformats.org/drawingml/2006/main" noChangeAspect="1"/>
+            </wp:cNvGraphicFramePr>
+            <a:graphic xmlns:a="http://schemas.openxmlformats.org/drawingml/2006/main">
+              <a:graphicData uri="http://schemas.openxmlformats.org/drawingml/2006/picture">
+                <pic:pic xmlns:pic="http://schemas.openxmlformats.org/drawingml/2006/picture">
+                  <pic:nvPicPr>
+                    <pic:cNvPr id="0" name="Picture 21"/>
+                    <pic:cNvPicPr>
+                      <a:picLocks noChangeAspect="1" noChangeArrowheads="1"/>
+                    </pic:cNvPicPr>
+                  </pic:nvPicPr>
+                  <pic:blipFill>
+                    <a:blip r:embed="rId74">
+                      <a:extLst>
+                        <a:ext uri="{28A0092B-C50C-407E-A947-70E740481C1C}">
+                          <a14:useLocalDpi xmlns:a14="http://schemas.microsoft.com/office/drawing/2010/main" val="0"/>
+                        </a:ext>
+                      </a:extLst>
+                    </a:blip>
+                    <a:srcRect/>
+                    <a:stretch>
+                      <a:fillRect/>
+                    </a:stretch>
+                  </pic:blipFill>
+                  <pic:spPr bwMode="auto">
+                    <a:xfrm>
+                      <a:off x="0" y="0"/>
+                      <a:ext cx="4505118" cy="1837680"/>
+                    </a:xfrm>
+                    <a:prstGeom prst="rect">
+                      <a:avLst/>
+                    </a:prstGeom>
+                    <a:noFill/>
+                  </pic:spPr>
+                </pic:pic>
+              </a:graphicData>
+            </a:graphic>
+          </wp:inline>
+        </w:drawing>
+      </w:r>
+    </w:p>
+    <w:p>
+      <w:pPr>
+        <w:tabs>
+          <w:tab w:val="left" w:pos="3105"/>
+        </w:tabs>
+      </w:pPr>
+    </w:p>
+    <w:p>
+      <w:pPr>
+        <w:tabs>
+          <w:tab w:val="left" w:pos="3105"/>
+        </w:tabs>
+      </w:pPr>
+      <w:r>
+        <w:t xml:space="preserve">40- </w:t>
+      </w:r>
     </w:p>
     <w:sectPr>
       <w:pgSz w:w="11906" w:h="16838"/>
@@ -823,6 +5282,56 @@
     </w:sectPr>
   </w:body>
 </w:document>
+</file>
+
+<file path=word/endnotes.xml><?xml version="1.0" encoding="utf-8"?>
+<w:endnotes xmlns:wpc="http://schemas.microsoft.com/office/word/2010/wordprocessingCanvas" xmlns:cx="http://schemas.microsoft.com/office/drawing/2014/chartex" xmlns:cx1="http://schemas.microsoft.com/office/drawing/2015/9/8/chartex" xmlns:cx2="http://schemas.microsoft.com/office/drawing/2015/10/21/chartex" xmlns:cx3="http://schemas.microsoft.com/office/drawing/2016/5/9/chartex" xmlns:cx4="http://schemas.microsoft.com/office/drawing/2016/5/10/chartex" xmlns:cx5="http://schemas.microsoft.com/office/drawing/2016/5/11/chartex" xmlns:cx6="http://schemas.microsoft.com/office/drawing/2016/5/12/chartex" xmlns:cx7="http://schemas.microsoft.com/office/drawing/2016/5/13/chartex" xmlns:cx8="http://schemas.microsoft.com/office/drawing/2016/5/14/chartex" xmlns:mc="http://schemas.openxmlformats.org/markup-compatibility/2006" xmlns:aink="http://schemas.microsoft.com/office/drawing/2016/ink" xmlns:am3d="http://schemas.microsoft.com/office/drawing/2017/model3d" xmlns:o="urn:schemas-microsoft-com:office:office" xmlns:r="http://schemas.openxmlformats.org/officeDocument/2006/relationships" xmlns:m="http://schemas.openxmlformats.org/officeDocument/2006/math" xmlns:v="urn:schemas-microsoft-com:vml" xmlns:wp14="http://schemas.microsoft.com/office/word/2010/wordprocessingDrawing" xmlns:wp="http://schemas.openxmlformats.org/drawingml/2006/wordprocessingDrawing" xmlns:w10="urn:schemas-microsoft-com:office:word" xmlns:w="http://schemas.openxmlformats.org/wordprocessingml/2006/main" xmlns:w14="http://schemas.microsoft.com/office/word/2010/wordml" xmlns:w15="http://schemas.microsoft.com/office/word/2012/wordml" xmlns:w16cid="http://schemas.microsoft.com/office/word/2016/wordml/cid" xmlns:w16se="http://schemas.microsoft.com/office/word/2015/wordml/symex" xmlns:wpg="http://schemas.microsoft.com/office/word/2010/wordprocessingGroup" xmlns:wpi="http://schemas.microsoft.com/office/word/2010/wordprocessingInk" xmlns:wne="http://schemas.microsoft.com/office/word/2006/wordml" xmlns:wps="http://schemas.microsoft.com/office/word/2010/wordprocessingShape" mc:Ignorable="w14 w15 w16se w16cid wp14">
+  <w:endnote w:type="separator" w:id="-1">
+    <w:p>
+      <w:pPr>
+        <w:spacing w:after="0" w:line="240" w:lineRule="auto"/>
+      </w:pPr>
+      <w:r>
+        <w:separator/>
+      </w:r>
+    </w:p>
+  </w:endnote>
+  <w:endnote w:type="continuationSeparator" w:id="0">
+    <w:p>
+      <w:pPr>
+        <w:spacing w:after="0" w:line="240" w:lineRule="auto"/>
+      </w:pPr>
+      <w:r>
+        <w:continuationSeparator/>
+      </w:r>
+    </w:p>
+  </w:endnote>
+</w:endnotes>
+</file>
+
+<file path=word/footnotes.xml><?xml version="1.0" encoding="utf-8"?>
+<w:footnotes xmlns:wpc="http://schemas.microsoft.com/office/word/2010/wordprocessingCanvas" xmlns:cx="http://schemas.microsoft.com/office/drawing/2014/chartex" xmlns:cx1="http://schemas.microsoft.com/office/drawing/2015/9/8/chartex" xmlns:cx2="http://schemas.microsoft.com/office/drawing/2015/10/21/chartex" xmlns:cx3="http://schemas.microsoft.com/office/drawing/2016/5/9/chartex" xmlns:cx4="http://schemas.microsoft.com/office/drawing/2016/5/10/chartex" xmlns:cx5="http://schemas.microsoft.com/office/drawing/2016/5/11/chartex" xmlns:cx6="http://schemas.microsoft.com/office/drawing/2016/5/12/chartex" xmlns:cx7="http://schemas.microsoft.com/office/drawing/2016/5/13/chartex" xmlns:cx8="http://schemas.microsoft.com/office/drawing/2016/5/14/chartex" xmlns:mc="http://schemas.openxmlformats.org/markup-compatibility/2006" xmlns:aink="http://schemas.microsoft.com/office/drawing/2016/ink" xmlns:am3d="http://schemas.microsoft.com/office/drawing/2017/model3d" xmlns:o="urn:schemas-microsoft-com:office:office" xmlns:r="http://schemas.openxmlformats.org/officeDocument/2006/relationships" xmlns:m="http://schemas.openxmlformats.org/officeDocument/2006/math" xmlns:v="urn:schemas-microsoft-com:vml" xmlns:wp14="http://schemas.microsoft.com/office/word/2010/wordprocessingDrawing" xmlns:wp="http://schemas.openxmlformats.org/drawingml/2006/wordprocessingDrawing" xmlns:w10="urn:schemas-microsoft-com:office:word" xmlns:w="http://schemas.openxmlformats.org/wordprocessingml/2006/main" xmlns:w14="http://schemas.microsoft.com/office/word/2010/wordml" xmlns:w15="http://schemas.microsoft.com/office/word/2012/wordml" xmlns:w16cid="http://schemas.microsoft.com/office/word/2016/wordml/cid" xmlns:w16se="http://schemas.microsoft.com/office/word/2015/wordml/symex" xmlns:wpg="http://schemas.microsoft.com/office/word/2010/wordprocessingGroup" xmlns:wpi="http://schemas.microsoft.com/office/word/2010/wordprocessingInk" xmlns:wne="http://schemas.microsoft.com/office/word/2006/wordml" xmlns:wps="http://schemas.microsoft.com/office/word/2010/wordprocessingShape" mc:Ignorable="w14 w15 w16se w16cid wp14">
+  <w:footnote w:type="separator" w:id="-1">
+    <w:p>
+      <w:pPr>
+        <w:spacing w:after="0" w:line="240" w:lineRule="auto"/>
+      </w:pPr>
+      <w:r>
+        <w:separator/>
+      </w:r>
+    </w:p>
+  </w:footnote>
+  <w:footnote w:type="continuationSeparator" w:id="0">
+    <w:p>
+      <w:pPr>
+        <w:spacing w:after="0" w:line="240" w:lineRule="auto"/>
+      </w:pPr>
+      <w:r>
+        <w:continuationSeparator/>
+      </w:r>
+    </w:p>
+  </w:footnote>
+</w:footnotes>
 </file>
 
 <file path=word/numbering.xml><?xml version="1.0" encoding="utf-8"?>
@@ -1118,6 +5627,95 @@
       </w:pPr>
     </w:lvl>
   </w:abstractNum>
+  <w:abstractNum w:abstractNumId="3" w15:restartNumberingAfterBreak="0">
+    <w:nsid w:val="66186F18"/>
+    <w:multiLevelType w:val="hybridMultilevel"/>
+    <w:tmpl w:val="B7828770"/>
+    <w:lvl w:ilvl="0" w:tplc="47B08E18">
+      <w:start w:val="1"/>
+      <w:numFmt w:val="decimal"/>
+      <w:lvlText w:val="%1-"/>
+      <w:lvlJc w:val="left"/>
+      <w:pPr>
+        <w:ind w:left="720" w:hanging="360"/>
+      </w:pPr>
+      <w:rPr>
+        <w:rFonts w:hint="default"/>
+      </w:rPr>
+    </w:lvl>
+    <w:lvl w:ilvl="1" w:tplc="04160019" w:tentative="1">
+      <w:start w:val="1"/>
+      <w:numFmt w:val="lowerLetter"/>
+      <w:lvlText w:val="%2."/>
+      <w:lvlJc w:val="left"/>
+      <w:pPr>
+        <w:ind w:left="1440" w:hanging="360"/>
+      </w:pPr>
+    </w:lvl>
+    <w:lvl w:ilvl="2" w:tplc="0416001B" w:tentative="1">
+      <w:start w:val="1"/>
+      <w:numFmt w:val="lowerRoman"/>
+      <w:lvlText w:val="%3."/>
+      <w:lvlJc w:val="right"/>
+      <w:pPr>
+        <w:ind w:left="2160" w:hanging="180"/>
+      </w:pPr>
+    </w:lvl>
+    <w:lvl w:ilvl="3" w:tplc="0416000F" w:tentative="1">
+      <w:start w:val="1"/>
+      <w:numFmt w:val="decimal"/>
+      <w:lvlText w:val="%4."/>
+      <w:lvlJc w:val="left"/>
+      <w:pPr>
+        <w:ind w:left="2880" w:hanging="360"/>
+      </w:pPr>
+    </w:lvl>
+    <w:lvl w:ilvl="4" w:tplc="04160019" w:tentative="1">
+      <w:start w:val="1"/>
+      <w:numFmt w:val="lowerLetter"/>
+      <w:lvlText w:val="%5."/>
+      <w:lvlJc w:val="left"/>
+      <w:pPr>
+        <w:ind w:left="3600" w:hanging="360"/>
+      </w:pPr>
+    </w:lvl>
+    <w:lvl w:ilvl="5" w:tplc="0416001B" w:tentative="1">
+      <w:start w:val="1"/>
+      <w:numFmt w:val="lowerRoman"/>
+      <w:lvlText w:val="%6."/>
+      <w:lvlJc w:val="right"/>
+      <w:pPr>
+        <w:ind w:left="4320" w:hanging="180"/>
+      </w:pPr>
+    </w:lvl>
+    <w:lvl w:ilvl="6" w:tplc="0416000F" w:tentative="1">
+      <w:start w:val="1"/>
+      <w:numFmt w:val="decimal"/>
+      <w:lvlText w:val="%7."/>
+      <w:lvlJc w:val="left"/>
+      <w:pPr>
+        <w:ind w:left="5040" w:hanging="360"/>
+      </w:pPr>
+    </w:lvl>
+    <w:lvl w:ilvl="7" w:tplc="04160019" w:tentative="1">
+      <w:start w:val="1"/>
+      <w:numFmt w:val="lowerLetter"/>
+      <w:lvlText w:val="%8."/>
+      <w:lvlJc w:val="left"/>
+      <w:pPr>
+        <w:ind w:left="5760" w:hanging="360"/>
+      </w:pPr>
+    </w:lvl>
+    <w:lvl w:ilvl="8" w:tplc="0416001B" w:tentative="1">
+      <w:start w:val="1"/>
+      <w:numFmt w:val="lowerRoman"/>
+      <w:lvlText w:val="%9."/>
+      <w:lvlJc w:val="right"/>
+      <w:pPr>
+        <w:ind w:left="6480" w:hanging="180"/>
+      </w:pPr>
+    </w:lvl>
+  </w:abstractNum>
   <w:num w:numId="1">
     <w:abstractNumId w:val="0"/>
   </w:num>
@@ -1126,6 +5724,9 @@
   </w:num>
   <w:num w:numId="3">
     <w:abstractNumId w:val="1"/>
+  </w:num>
+  <w:num w:numId="4">
+    <w:abstractNumId w:val="3"/>
   </w:num>
 </w:numbering>
 </file>
@@ -1589,6 +6190,50 @@
       <w:shd w:val="clear" w:color="auto" w:fill="E1DFDD"/>
     </w:rPr>
   </w:style>
+  <w:style w:type="paragraph" w:styleId="Cabealho">
+    <w:name w:val="header"/>
+    <w:basedOn w:val="Normal"/>
+    <w:link w:val="CabealhoChar"/>
+    <w:uiPriority w:val="99"/>
+    <w:unhideWhenUsed/>
+    <w:rsid w:val="00382C77"/>
+    <w:pPr>
+      <w:tabs>
+        <w:tab w:val="center" w:pos="4252"/>
+        <w:tab w:val="right" w:pos="8504"/>
+      </w:tabs>
+      <w:spacing w:after="0" w:line="240" w:lineRule="auto"/>
+    </w:pPr>
+  </w:style>
+  <w:style w:type="character" w:customStyle="1" w:styleId="CabealhoChar">
+    <w:name w:val="Cabeçalho Char"/>
+    <w:basedOn w:val="Fontepargpadro"/>
+    <w:link w:val="Cabealho"/>
+    <w:uiPriority w:val="99"/>
+    <w:rsid w:val="00382C77"/>
+  </w:style>
+  <w:style w:type="paragraph" w:styleId="Rodap">
+    <w:name w:val="footer"/>
+    <w:basedOn w:val="Normal"/>
+    <w:link w:val="RodapChar"/>
+    <w:uiPriority w:val="99"/>
+    <w:unhideWhenUsed/>
+    <w:rsid w:val="00382C77"/>
+    <w:pPr>
+      <w:tabs>
+        <w:tab w:val="center" w:pos="4252"/>
+        <w:tab w:val="right" w:pos="8504"/>
+      </w:tabs>
+      <w:spacing w:after="0" w:line="240" w:lineRule="auto"/>
+    </w:pPr>
+  </w:style>
+  <w:style w:type="character" w:customStyle="1" w:styleId="RodapChar">
+    <w:name w:val="Rodapé Char"/>
+    <w:basedOn w:val="Fontepargpadro"/>
+    <w:link w:val="Rodap"/>
+    <w:uiPriority w:val="99"/>
+    <w:rsid w:val="00382C77"/>
+  </w:style>
 </w:styles>
 </file>
 
@@ -1885,4 +6530,16 @@
     </a:ext>
   </a:extLst>
 </a:theme>
+</file>
+
+<file path=customXml/item1.xml><?xml version="1.0" encoding="utf-8"?>
+<b:Sources xmlns:b="http://schemas.openxmlformats.org/officeDocument/2006/bibliography" xmlns="http://schemas.openxmlformats.org/officeDocument/2006/bibliography" SelectedStyle="\APASixthEditionOfficeOnline.xsl" StyleName="APA" Version="6"/>
+</file>
+
+<file path=customXml/itemProps1.xml><?xml version="1.0" encoding="utf-8"?>
+<ds:datastoreItem xmlns:ds="http://schemas.openxmlformats.org/officeDocument/2006/customXml" ds:itemID="{2425DE80-170C-4C93-A7AE-2ACD27163615}">
+  <ds:schemaRefs>
+    <ds:schemaRef ds:uri="http://schemas.openxmlformats.org/officeDocument/2006/bibliography"/>
+  </ds:schemaRefs>
+</ds:datastoreItem>
 </file>
--- a/apostila/Projeto Space For Men.docx
+++ b/apostila/Projeto Space For Men.docx
@@ -3577,6 +3577,9 @@
         <w:ind w:left="360"/>
       </w:pPr>
       <w:r>
+        <w:rPr>
+          <w:noProof/>
+        </w:rPr>
         <w:drawing>
           <wp:inline distT="0" distB="0" distL="0" distR="0" wp14:anchorId="12965145" wp14:editId="2997342D">
             <wp:extent cx="4758055" cy="904875"/>
@@ -4360,6 +4363,9 @@
         </w:tabs>
       </w:pPr>
       <w:r>
+        <w:rPr>
+          <w:noProof/>
+        </w:rPr>
         <w:drawing>
           <wp:inline distT="0" distB="0" distL="0" distR="0" wp14:anchorId="242DBDD1" wp14:editId="36274A9A">
             <wp:extent cx="3126213" cy="3495675"/>
@@ -4904,7 +4910,15 @@
       </w:r>
       <w:proofErr w:type="spellEnd"/>
       <w:r>
-        <w:t xml:space="preserve"> através de referencia por exemplo utilizamos o nome da </w:t>
+        <w:t xml:space="preserve"> através de </w:t>
+      </w:r>
+      <w:proofErr w:type="spellStart"/>
+      <w:r>
+        <w:t>referencia</w:t>
+      </w:r>
+      <w:proofErr w:type="spellEnd"/>
+      <w:r>
+        <w:t xml:space="preserve"> por exemplo utilizamos o nome da </w:t>
       </w:r>
       <w:proofErr w:type="spellStart"/>
       <w:r>
@@ -5119,8 +5133,6 @@
       <w:r>
         <w:t>da</w:t>
       </w:r>
-      <w:bookmarkStart w:id="0" w:name="_GoBack"/>
-      <w:bookmarkEnd w:id="0"/>
       <w:r>
         <w:t xml:space="preserve"> </w:t>
       </w:r>
@@ -5272,6 +5284,943 @@
       </w:pPr>
       <w:r>
         <w:t xml:space="preserve">40- </w:t>
+      </w:r>
+      <w:r>
+        <w:t xml:space="preserve">Na </w:t>
+      </w:r>
+      <w:proofErr w:type="spellStart"/>
+      <w:r>
+        <w:t>class</w:t>
+      </w:r>
+      <w:proofErr w:type="spellEnd"/>
+      <w:r>
+        <w:t xml:space="preserve"> produtos inserimos um espaço interno que aumentou o tamanho tanto para cima como para baixo</w:t>
+      </w:r>
+    </w:p>
+    <w:p>
+      <w:pPr>
+        <w:tabs>
+          <w:tab w:val="left" w:pos="3105"/>
+        </w:tabs>
+      </w:pPr>
+      <w:r>
+        <w:drawing>
+          <wp:inline distT="0" distB="0" distL="0" distR="0" wp14:anchorId="1159EAD4" wp14:editId="2BD6A0EC">
+            <wp:extent cx="1676634" cy="1181265"/>
+            <wp:effectExtent l="0" t="0" r="0" b="0"/>
+            <wp:docPr id="51" name="Imagem 51"/>
+            <wp:cNvGraphicFramePr>
+              <a:graphicFrameLocks xmlns:a="http://schemas.openxmlformats.org/drawingml/2006/main" noChangeAspect="1"/>
+            </wp:cNvGraphicFramePr>
+            <a:graphic xmlns:a="http://schemas.openxmlformats.org/drawingml/2006/main">
+              <a:graphicData uri="http://schemas.openxmlformats.org/drawingml/2006/picture">
+                <pic:pic xmlns:pic="http://schemas.openxmlformats.org/drawingml/2006/picture">
+                  <pic:nvPicPr>
+                    <pic:cNvPr id="1" name=""/>
+                    <pic:cNvPicPr/>
+                  </pic:nvPicPr>
+                  <pic:blipFill>
+                    <a:blip r:embed="rId75"/>
+                    <a:stretch>
+                      <a:fillRect/>
+                    </a:stretch>
+                  </pic:blipFill>
+                  <pic:spPr>
+                    <a:xfrm>
+                      <a:off x="0" y="0"/>
+                      <a:ext cx="1676634" cy="1181265"/>
+                    </a:xfrm>
+                    <a:prstGeom prst="rect">
+                      <a:avLst/>
+                    </a:prstGeom>
+                  </pic:spPr>
+                </pic:pic>
+              </a:graphicData>
+            </a:graphic>
+          </wp:inline>
+        </w:drawing>
+      </w:r>
+      <w:r>
+        <w:rPr>
+          <w:noProof/>
+        </w:rPr>
+        <w:drawing>
+          <wp:inline distT="0" distB="0" distL="0" distR="0" wp14:anchorId="02F3481E">
+            <wp:extent cx="5773420" cy="3769345"/>
+            <wp:effectExtent l="0" t="0" r="0" b="3175"/>
+            <wp:docPr id="68" name="Imagem 68"/>
+            <wp:cNvGraphicFramePr>
+              <a:graphicFrameLocks xmlns:a="http://schemas.openxmlformats.org/drawingml/2006/main" noChangeAspect="1"/>
+            </wp:cNvGraphicFramePr>
+            <a:graphic xmlns:a="http://schemas.openxmlformats.org/drawingml/2006/main">
+              <a:graphicData uri="http://schemas.openxmlformats.org/drawingml/2006/picture">
+                <pic:pic xmlns:pic="http://schemas.openxmlformats.org/drawingml/2006/picture">
+                  <pic:nvPicPr>
+                    <pic:cNvPr id="0" name="Picture 2"/>
+                    <pic:cNvPicPr>
+                      <a:picLocks noChangeAspect="1" noChangeArrowheads="1"/>
+                    </pic:cNvPicPr>
+                  </pic:nvPicPr>
+                  <pic:blipFill>
+                    <a:blip r:embed="rId76">
+                      <a:extLst>
+                        <a:ext uri="{28A0092B-C50C-407E-A947-70E740481C1C}">
+                          <a14:useLocalDpi xmlns:a14="http://schemas.microsoft.com/office/drawing/2010/main" val="0"/>
+                        </a:ext>
+                      </a:extLst>
+                    </a:blip>
+                    <a:srcRect/>
+                    <a:stretch>
+                      <a:fillRect/>
+                    </a:stretch>
+                  </pic:blipFill>
+                  <pic:spPr bwMode="auto">
+                    <a:xfrm>
+                      <a:off x="0" y="0"/>
+                      <a:ext cx="5792549" cy="3781834"/>
+                    </a:xfrm>
+                    <a:prstGeom prst="rect">
+                      <a:avLst/>
+                    </a:prstGeom>
+                    <a:noFill/>
+                  </pic:spPr>
+                </pic:pic>
+              </a:graphicData>
+            </a:graphic>
+          </wp:inline>
+        </w:drawing>
+      </w:r>
+    </w:p>
+    <w:p>
+      <w:pPr>
+        <w:tabs>
+          <w:tab w:val="left" w:pos="3105"/>
+        </w:tabs>
+      </w:pPr>
+    </w:p>
+    <w:p>
+      <w:pPr>
+        <w:tabs>
+          <w:tab w:val="left" w:pos="3105"/>
+        </w:tabs>
+        <w:rPr>
+          <w:noProof/>
+        </w:rPr>
+      </w:pPr>
+      <w:r>
+        <w:t xml:space="preserve">41- </w:t>
+      </w:r>
+      <w:proofErr w:type="gramStart"/>
+      <w:r>
+        <w:t>No produtos</w:t>
+      </w:r>
+      <w:proofErr w:type="gramEnd"/>
+      <w:r>
+        <w:t xml:space="preserve"> li adicionamos um espaço interno para cima </w:t>
+      </w:r>
+      <w:r>
+        <w:t>como para baixo e para direita e esquerda</w:t>
+      </w:r>
+    </w:p>
+    <w:p>
+      <w:pPr>
+        <w:tabs>
+          <w:tab w:val="left" w:pos="3105"/>
+        </w:tabs>
+      </w:pPr>
+      <w:r>
+        <w:rPr>
+          <w:noProof/>
+        </w:rPr>
+        <w:drawing>
+          <wp:inline distT="0" distB="0" distL="0" distR="0" wp14:anchorId="70754A31" wp14:editId="5EAC3DE6">
+            <wp:extent cx="2598821" cy="1708785"/>
+            <wp:effectExtent l="0" t="0" r="0" b="5715"/>
+            <wp:docPr id="69" name="Imagem 69"/>
+            <wp:cNvGraphicFramePr>
+              <a:graphicFrameLocks xmlns:a="http://schemas.openxmlformats.org/drawingml/2006/main" noChangeAspect="1"/>
+            </wp:cNvGraphicFramePr>
+            <a:graphic xmlns:a="http://schemas.openxmlformats.org/drawingml/2006/main">
+              <a:graphicData uri="http://schemas.openxmlformats.org/drawingml/2006/picture">
+                <pic:pic xmlns:pic="http://schemas.openxmlformats.org/drawingml/2006/picture">
+                  <pic:nvPicPr>
+                    <pic:cNvPr id="0" name="Picture 3"/>
+                    <pic:cNvPicPr>
+                      <a:picLocks noChangeAspect="1" noChangeArrowheads="1"/>
+                    </pic:cNvPicPr>
+                  </pic:nvPicPr>
+                  <pic:blipFill>
+                    <a:blip r:embed="rId77">
+                      <a:extLst>
+                        <a:ext uri="{28A0092B-C50C-407E-A947-70E740481C1C}">
+                          <a14:useLocalDpi xmlns:a14="http://schemas.microsoft.com/office/drawing/2010/main" val="0"/>
+                        </a:ext>
+                      </a:extLst>
+                    </a:blip>
+                    <a:srcRect/>
+                    <a:stretch>
+                      <a:fillRect/>
+                    </a:stretch>
+                  </pic:blipFill>
+                  <pic:spPr bwMode="auto">
+                    <a:xfrm>
+                      <a:off x="0" y="0"/>
+                      <a:ext cx="2705060" cy="1778640"/>
+                    </a:xfrm>
+                    <a:prstGeom prst="rect">
+                      <a:avLst/>
+                    </a:prstGeom>
+                    <a:noFill/>
+                  </pic:spPr>
+                </pic:pic>
+              </a:graphicData>
+            </a:graphic>
+          </wp:inline>
+        </w:drawing>
+      </w:r>
+      <w:r>
+        <w:t xml:space="preserve"> </w:t>
+      </w:r>
+      <w:r>
+        <w:rPr>
+          <w:noProof/>
+        </w:rPr>
+        <w:drawing>
+          <wp:inline distT="0" distB="0" distL="0" distR="0" wp14:anchorId="74D8C068">
+            <wp:extent cx="2600960" cy="2839718"/>
+            <wp:effectExtent l="0" t="0" r="8890" b="0"/>
+            <wp:docPr id="70" name="Imagem 70"/>
+            <wp:cNvGraphicFramePr>
+              <a:graphicFrameLocks xmlns:a="http://schemas.openxmlformats.org/drawingml/2006/main" noChangeAspect="1"/>
+            </wp:cNvGraphicFramePr>
+            <a:graphic xmlns:a="http://schemas.openxmlformats.org/drawingml/2006/main">
+              <a:graphicData uri="http://schemas.openxmlformats.org/drawingml/2006/picture">
+                <pic:pic xmlns:pic="http://schemas.openxmlformats.org/drawingml/2006/picture">
+                  <pic:nvPicPr>
+                    <pic:cNvPr id="0" name="Picture 4"/>
+                    <pic:cNvPicPr>
+                      <a:picLocks noChangeAspect="1" noChangeArrowheads="1"/>
+                    </pic:cNvPicPr>
+                  </pic:nvPicPr>
+                  <pic:blipFill>
+                    <a:blip r:embed="rId78">
+                      <a:extLst>
+                        <a:ext uri="{28A0092B-C50C-407E-A947-70E740481C1C}">
+                          <a14:useLocalDpi xmlns:a14="http://schemas.microsoft.com/office/drawing/2010/main" val="0"/>
+                        </a:ext>
+                      </a:extLst>
+                    </a:blip>
+                    <a:srcRect/>
+                    <a:stretch>
+                      <a:fillRect/>
+                    </a:stretch>
+                  </pic:blipFill>
+                  <pic:spPr bwMode="auto">
+                    <a:xfrm>
+                      <a:off x="0" y="0"/>
+                      <a:ext cx="2632054" cy="2873667"/>
+                    </a:xfrm>
+                    <a:prstGeom prst="rect">
+                      <a:avLst/>
+                    </a:prstGeom>
+                    <a:noFill/>
+                  </pic:spPr>
+                </pic:pic>
+              </a:graphicData>
+            </a:graphic>
+          </wp:inline>
+        </w:drawing>
+      </w:r>
+    </w:p>
+    <w:p>
+      <w:pPr>
+        <w:tabs>
+          <w:tab w:val="left" w:pos="3105"/>
+        </w:tabs>
+      </w:pPr>
+    </w:p>
+    <w:p>
+      <w:pPr>
+        <w:tabs>
+          <w:tab w:val="left" w:pos="3105"/>
+        </w:tabs>
+      </w:pPr>
+      <w:r>
+        <w:t>42- Para ajustar o espaço utilizamos o box-</w:t>
+      </w:r>
+      <w:proofErr w:type="spellStart"/>
+      <w:r>
+        <w:t>sizing</w:t>
+      </w:r>
+      <w:proofErr w:type="spellEnd"/>
+      <w:r>
+        <w:t xml:space="preserve"> onde automaticamente ajustou o espaço</w:t>
+      </w:r>
+    </w:p>
+    <w:p>
+      <w:pPr>
+        <w:tabs>
+          <w:tab w:val="left" w:pos="3105"/>
+        </w:tabs>
+      </w:pPr>
+      <w:r>
+        <w:rPr>
+          <w:noProof/>
+        </w:rPr>
+        <w:drawing>
+          <wp:inline distT="0" distB="0" distL="0" distR="0" wp14:anchorId="436EEE64">
+            <wp:extent cx="2190750" cy="1608946"/>
+            <wp:effectExtent l="0" t="0" r="0" b="0"/>
+            <wp:docPr id="71" name="Imagem 71"/>
+            <wp:cNvGraphicFramePr>
+              <a:graphicFrameLocks xmlns:a="http://schemas.openxmlformats.org/drawingml/2006/main" noChangeAspect="1"/>
+            </wp:cNvGraphicFramePr>
+            <a:graphic xmlns:a="http://schemas.openxmlformats.org/drawingml/2006/main">
+              <a:graphicData uri="http://schemas.openxmlformats.org/drawingml/2006/picture">
+                <pic:pic xmlns:pic="http://schemas.openxmlformats.org/drawingml/2006/picture">
+                  <pic:nvPicPr>
+                    <pic:cNvPr id="0" name="Picture 5"/>
+                    <pic:cNvPicPr>
+                      <a:picLocks noChangeAspect="1" noChangeArrowheads="1"/>
+                    </pic:cNvPicPr>
+                  </pic:nvPicPr>
+                  <pic:blipFill>
+                    <a:blip r:embed="rId79">
+                      <a:extLst>
+                        <a:ext uri="{28A0092B-C50C-407E-A947-70E740481C1C}">
+                          <a14:useLocalDpi xmlns:a14="http://schemas.microsoft.com/office/drawing/2010/main" val="0"/>
+                        </a:ext>
+                      </a:extLst>
+                    </a:blip>
+                    <a:srcRect/>
+                    <a:stretch>
+                      <a:fillRect/>
+                    </a:stretch>
+                  </pic:blipFill>
+                  <pic:spPr bwMode="auto">
+                    <a:xfrm>
+                      <a:off x="0" y="0"/>
+                      <a:ext cx="2194646" cy="1611807"/>
+                    </a:xfrm>
+                    <a:prstGeom prst="rect">
+                      <a:avLst/>
+                    </a:prstGeom>
+                    <a:noFill/>
+                  </pic:spPr>
+                </pic:pic>
+              </a:graphicData>
+            </a:graphic>
+          </wp:inline>
+        </w:drawing>
+      </w:r>
+      <w:r>
+        <w:rPr>
+          <w:noProof/>
+        </w:rPr>
+        <w:drawing>
+          <wp:inline distT="0" distB="0" distL="0" distR="0" wp14:anchorId="51C18B89">
+            <wp:extent cx="4162425" cy="1915748"/>
+            <wp:effectExtent l="0" t="0" r="0" b="8890"/>
+            <wp:docPr id="72" name="Imagem 72"/>
+            <wp:cNvGraphicFramePr>
+              <a:graphicFrameLocks xmlns:a="http://schemas.openxmlformats.org/drawingml/2006/main" noChangeAspect="1"/>
+            </wp:cNvGraphicFramePr>
+            <a:graphic xmlns:a="http://schemas.openxmlformats.org/drawingml/2006/main">
+              <a:graphicData uri="http://schemas.openxmlformats.org/drawingml/2006/picture">
+                <pic:pic xmlns:pic="http://schemas.openxmlformats.org/drawingml/2006/picture">
+                  <pic:nvPicPr>
+                    <pic:cNvPr id="0" name="Picture 6"/>
+                    <pic:cNvPicPr>
+                      <a:picLocks noChangeAspect="1" noChangeArrowheads="1"/>
+                    </pic:cNvPicPr>
+                  </pic:nvPicPr>
+                  <pic:blipFill>
+                    <a:blip r:embed="rId80" cstate="print">
+                      <a:extLst>
+                        <a:ext uri="{28A0092B-C50C-407E-A947-70E740481C1C}">
+                          <a14:useLocalDpi xmlns:a14="http://schemas.microsoft.com/office/drawing/2010/main" val="0"/>
+                        </a:ext>
+                      </a:extLst>
+                    </a:blip>
+                    <a:srcRect/>
+                    <a:stretch>
+                      <a:fillRect/>
+                    </a:stretch>
+                  </pic:blipFill>
+                  <pic:spPr bwMode="auto">
+                    <a:xfrm>
+                      <a:off x="0" y="0"/>
+                      <a:ext cx="4236023" cy="1949621"/>
+                    </a:xfrm>
+                    <a:prstGeom prst="rect">
+                      <a:avLst/>
+                    </a:prstGeom>
+                    <a:noFill/>
+                  </pic:spPr>
+                </pic:pic>
+              </a:graphicData>
+            </a:graphic>
+          </wp:inline>
+        </w:drawing>
+      </w:r>
+    </w:p>
+    <w:p>
+      <w:pPr>
+        <w:tabs>
+          <w:tab w:val="left" w:pos="3105"/>
+        </w:tabs>
+      </w:pPr>
+    </w:p>
+    <w:p>
+      <w:pPr>
+        <w:tabs>
+          <w:tab w:val="left" w:pos="3105"/>
+        </w:tabs>
+      </w:pPr>
+      <w:r>
+        <w:t xml:space="preserve">43- Para arrumar o espaço entre o texto e o preço colocamos um espaço externo na </w:t>
+      </w:r>
+      <w:proofErr w:type="spellStart"/>
+      <w:r>
+        <w:t>class</w:t>
+      </w:r>
+      <w:proofErr w:type="spellEnd"/>
+      <w:r>
+        <w:t xml:space="preserve"> </w:t>
+      </w:r>
+      <w:proofErr w:type="spellStart"/>
+      <w:r>
+        <w:t>preco</w:t>
+      </w:r>
+      <w:proofErr w:type="spellEnd"/>
+      <w:r>
+        <w:t xml:space="preserve"> conforme imagem.</w:t>
+      </w:r>
+    </w:p>
+    <w:p>
+      <w:pPr>
+        <w:tabs>
+          <w:tab w:val="left" w:pos="3105"/>
+        </w:tabs>
+      </w:pPr>
+      <w:r>
+        <w:rPr>
+          <w:noProof/>
+        </w:rPr>
+        <w:drawing>
+          <wp:inline distT="0" distB="0" distL="0" distR="0" wp14:anchorId="6E92DA96" wp14:editId="12D8B085">
+            <wp:extent cx="1437154" cy="771525"/>
+            <wp:effectExtent l="0" t="0" r="0" b="0"/>
+            <wp:docPr id="73" name="Imagem 73"/>
+            <wp:cNvGraphicFramePr>
+              <a:graphicFrameLocks xmlns:a="http://schemas.openxmlformats.org/drawingml/2006/main" noChangeAspect="1"/>
+            </wp:cNvGraphicFramePr>
+            <a:graphic xmlns:a="http://schemas.openxmlformats.org/drawingml/2006/main">
+              <a:graphicData uri="http://schemas.openxmlformats.org/drawingml/2006/picture">
+                <pic:pic xmlns:pic="http://schemas.openxmlformats.org/drawingml/2006/picture">
+                  <pic:nvPicPr>
+                    <pic:cNvPr id="0" name="Picture 7"/>
+                    <pic:cNvPicPr>
+                      <a:picLocks noChangeAspect="1" noChangeArrowheads="1"/>
+                    </pic:cNvPicPr>
+                  </pic:nvPicPr>
+                  <pic:blipFill>
+                    <a:blip r:embed="rId81">
+                      <a:extLst>
+                        <a:ext uri="{28A0092B-C50C-407E-A947-70E740481C1C}">
+                          <a14:useLocalDpi xmlns:a14="http://schemas.microsoft.com/office/drawing/2010/main" val="0"/>
+                        </a:ext>
+                      </a:extLst>
+                    </a:blip>
+                    <a:srcRect/>
+                    <a:stretch>
+                      <a:fillRect/>
+                    </a:stretch>
+                  </pic:blipFill>
+                  <pic:spPr bwMode="auto">
+                    <a:xfrm>
+                      <a:off x="0" y="0"/>
+                      <a:ext cx="1534525" cy="823798"/>
+                    </a:xfrm>
+                    <a:prstGeom prst="rect">
+                      <a:avLst/>
+                    </a:prstGeom>
+                    <a:noFill/>
+                  </pic:spPr>
+                </pic:pic>
+              </a:graphicData>
+            </a:graphic>
+          </wp:inline>
+        </w:drawing>
+      </w:r>
+    </w:p>
+    <w:p>
+      <w:pPr>
+        <w:tabs>
+          <w:tab w:val="left" w:pos="3105"/>
+        </w:tabs>
+      </w:pPr>
+      <w:r>
+        <w:t xml:space="preserve">44- Tiramos a cor de fundo do produto e adicionamos uma borda conforme o código </w:t>
+      </w:r>
+    </w:p>
+    <w:p>
+      <w:pPr>
+        <w:tabs>
+          <w:tab w:val="left" w:pos="3105"/>
+        </w:tabs>
+      </w:pPr>
+      <w:r>
+        <w:rPr>
+          <w:noProof/>
+        </w:rPr>
+        <w:drawing>
+          <wp:inline distT="0" distB="0" distL="0" distR="0" wp14:anchorId="732B72C6">
+            <wp:extent cx="1845169" cy="1400175"/>
+            <wp:effectExtent l="0" t="0" r="3175" b="0"/>
+            <wp:docPr id="74" name="Imagem 74"/>
+            <wp:cNvGraphicFramePr>
+              <a:graphicFrameLocks xmlns:a="http://schemas.openxmlformats.org/drawingml/2006/main" noChangeAspect="1"/>
+            </wp:cNvGraphicFramePr>
+            <a:graphic xmlns:a="http://schemas.openxmlformats.org/drawingml/2006/main">
+              <a:graphicData uri="http://schemas.openxmlformats.org/drawingml/2006/picture">
+                <pic:pic xmlns:pic="http://schemas.openxmlformats.org/drawingml/2006/picture">
+                  <pic:nvPicPr>
+                    <pic:cNvPr id="0" name="Picture 8"/>
+                    <pic:cNvPicPr>
+                      <a:picLocks noChangeAspect="1" noChangeArrowheads="1"/>
+                    </pic:cNvPicPr>
+                  </pic:nvPicPr>
+                  <pic:blipFill>
+                    <a:blip r:embed="rId82">
+                      <a:extLst>
+                        <a:ext uri="{28A0092B-C50C-407E-A947-70E740481C1C}">
+                          <a14:useLocalDpi xmlns:a14="http://schemas.microsoft.com/office/drawing/2010/main" val="0"/>
+                        </a:ext>
+                      </a:extLst>
+                    </a:blip>
+                    <a:srcRect/>
+                    <a:stretch>
+                      <a:fillRect/>
+                    </a:stretch>
+                  </pic:blipFill>
+                  <pic:spPr bwMode="auto">
+                    <a:xfrm>
+                      <a:off x="0" y="0"/>
+                      <a:ext cx="1854161" cy="1406999"/>
+                    </a:xfrm>
+                    <a:prstGeom prst="rect">
+                      <a:avLst/>
+                    </a:prstGeom>
+                    <a:noFill/>
+                  </pic:spPr>
+                </pic:pic>
+              </a:graphicData>
+            </a:graphic>
+          </wp:inline>
+        </w:drawing>
+      </w:r>
+      <w:r>
+        <w:rPr>
+          <w:noProof/>
+        </w:rPr>
+        <w:drawing>
+          <wp:inline distT="0" distB="0" distL="0" distR="0" wp14:anchorId="00850B40">
+            <wp:extent cx="2647676" cy="1323975"/>
+            <wp:effectExtent l="0" t="0" r="635" b="0"/>
+            <wp:docPr id="75" name="Imagem 75"/>
+            <wp:cNvGraphicFramePr>
+              <a:graphicFrameLocks xmlns:a="http://schemas.openxmlformats.org/drawingml/2006/main" noChangeAspect="1"/>
+            </wp:cNvGraphicFramePr>
+            <a:graphic xmlns:a="http://schemas.openxmlformats.org/drawingml/2006/main">
+              <a:graphicData uri="http://schemas.openxmlformats.org/drawingml/2006/picture">
+                <pic:pic xmlns:pic="http://schemas.openxmlformats.org/drawingml/2006/picture">
+                  <pic:nvPicPr>
+                    <pic:cNvPr id="0" name="Picture 9"/>
+                    <pic:cNvPicPr>
+                      <a:picLocks noChangeAspect="1" noChangeArrowheads="1"/>
+                    </pic:cNvPicPr>
+                  </pic:nvPicPr>
+                  <pic:blipFill>
+                    <a:blip r:embed="rId83">
+                      <a:extLst>
+                        <a:ext uri="{28A0092B-C50C-407E-A947-70E740481C1C}">
+                          <a14:useLocalDpi xmlns:a14="http://schemas.microsoft.com/office/drawing/2010/main" val="0"/>
+                        </a:ext>
+                      </a:extLst>
+                    </a:blip>
+                    <a:srcRect/>
+                    <a:stretch>
+                      <a:fillRect/>
+                    </a:stretch>
+                  </pic:blipFill>
+                  <pic:spPr bwMode="auto">
+                    <a:xfrm>
+                      <a:off x="0" y="0"/>
+                      <a:ext cx="2817172" cy="1408732"/>
+                    </a:xfrm>
+                    <a:prstGeom prst="rect">
+                      <a:avLst/>
+                    </a:prstGeom>
+                    <a:noFill/>
+                  </pic:spPr>
+                </pic:pic>
+              </a:graphicData>
+            </a:graphic>
+          </wp:inline>
+        </w:drawing>
+      </w:r>
+    </w:p>
+    <w:p>
+      <w:pPr>
+        <w:tabs>
+          <w:tab w:val="left" w:pos="3105"/>
+        </w:tabs>
+      </w:pPr>
+    </w:p>
+    <w:p>
+      <w:pPr>
+        <w:tabs>
+          <w:tab w:val="left" w:pos="3105"/>
+        </w:tabs>
+      </w:pPr>
+      <w:r>
+        <w:t xml:space="preserve">45- </w:t>
+      </w:r>
+      <w:r>
+        <w:t xml:space="preserve">Arredondamos os cantos da nossa borda utilizamos o </w:t>
+      </w:r>
+      <w:proofErr w:type="spellStart"/>
+      <w:r>
+        <w:t>border-radios</w:t>
+      </w:r>
+      <w:proofErr w:type="spellEnd"/>
+      <w:r>
+        <w:t>: 10px</w:t>
+      </w:r>
+    </w:p>
+    <w:p>
+      <w:pPr>
+        <w:tabs>
+          <w:tab w:val="left" w:pos="3105"/>
+        </w:tabs>
+      </w:pPr>
+      <w:r>
+        <w:rPr>
+          <w:noProof/>
+        </w:rPr>
+        <w:drawing>
+          <wp:inline distT="0" distB="0" distL="0" distR="0" wp14:anchorId="1CAA2D48">
+            <wp:extent cx="2715260" cy="2296160"/>
+            <wp:effectExtent l="0" t="0" r="8890" b="8890"/>
+            <wp:docPr id="76" name="Imagem 76"/>
+            <wp:cNvGraphicFramePr>
+              <a:graphicFrameLocks xmlns:a="http://schemas.openxmlformats.org/drawingml/2006/main" noChangeAspect="1"/>
+            </wp:cNvGraphicFramePr>
+            <a:graphic xmlns:a="http://schemas.openxmlformats.org/drawingml/2006/main">
+              <a:graphicData uri="http://schemas.openxmlformats.org/drawingml/2006/picture">
+                <pic:pic xmlns:pic="http://schemas.openxmlformats.org/drawingml/2006/picture">
+                  <pic:nvPicPr>
+                    <pic:cNvPr id="0" name="Picture 10"/>
+                    <pic:cNvPicPr>
+                      <a:picLocks noChangeAspect="1" noChangeArrowheads="1"/>
+                    </pic:cNvPicPr>
+                  </pic:nvPicPr>
+                  <pic:blipFill>
+                    <a:blip r:embed="rId84">
+                      <a:extLst>
+                        <a:ext uri="{28A0092B-C50C-407E-A947-70E740481C1C}">
+                          <a14:useLocalDpi xmlns:a14="http://schemas.microsoft.com/office/drawing/2010/main" val="0"/>
+                        </a:ext>
+                      </a:extLst>
+                    </a:blip>
+                    <a:srcRect/>
+                    <a:stretch>
+                      <a:fillRect/>
+                    </a:stretch>
+                  </pic:blipFill>
+                  <pic:spPr bwMode="auto">
+                    <a:xfrm>
+                      <a:off x="0" y="0"/>
+                      <a:ext cx="2715260" cy="2296160"/>
+                    </a:xfrm>
+                    <a:prstGeom prst="rect">
+                      <a:avLst/>
+                    </a:prstGeom>
+                    <a:noFill/>
+                  </pic:spPr>
+                </pic:pic>
+              </a:graphicData>
+            </a:graphic>
+          </wp:inline>
+        </w:drawing>
+      </w:r>
+    </w:p>
+    <w:p>
+      <w:pPr>
+        <w:tabs>
+          <w:tab w:val="left" w:pos="3105"/>
+        </w:tabs>
+      </w:pPr>
+    </w:p>
+    <w:p>
+      <w:pPr>
+        <w:tabs>
+          <w:tab w:val="left" w:pos="3105"/>
+        </w:tabs>
+      </w:pPr>
+      <w:r>
+        <w:t>46- Vamos trabalhar com o comportamento quando o usuário ao passar o mouse sobre o elemento ele realiza uma ação nessa situação vamos trabalhar com o menu ao passar o mouse o elemento muda de cor utilizando o houver.</w:t>
+      </w:r>
+    </w:p>
+    <w:p>
+      <w:pPr>
+        <w:tabs>
+          <w:tab w:val="left" w:pos="3105"/>
+        </w:tabs>
+      </w:pPr>
+      <w:r>
+        <w:rPr>
+          <w:noProof/>
+        </w:rPr>
+        <w:drawing>
+          <wp:inline distT="0" distB="0" distL="0" distR="0" wp14:anchorId="1DEA36B8">
+            <wp:extent cx="1685925" cy="581025"/>
+            <wp:effectExtent l="0" t="0" r="9525" b="9525"/>
+            <wp:docPr id="77" name="Imagem 77"/>
+            <wp:cNvGraphicFramePr>
+              <a:graphicFrameLocks xmlns:a="http://schemas.openxmlformats.org/drawingml/2006/main" noChangeAspect="1"/>
+            </wp:cNvGraphicFramePr>
+            <a:graphic xmlns:a="http://schemas.openxmlformats.org/drawingml/2006/main">
+              <a:graphicData uri="http://schemas.openxmlformats.org/drawingml/2006/picture">
+                <pic:pic xmlns:pic="http://schemas.openxmlformats.org/drawingml/2006/picture">
+                  <pic:nvPicPr>
+                    <pic:cNvPr id="0" name="Picture 11"/>
+                    <pic:cNvPicPr>
+                      <a:picLocks noChangeAspect="1" noChangeArrowheads="1"/>
+                    </pic:cNvPicPr>
+                  </pic:nvPicPr>
+                  <pic:blipFill>
+                    <a:blip r:embed="rId85">
+                      <a:extLst>
+                        <a:ext uri="{28A0092B-C50C-407E-A947-70E740481C1C}">
+                          <a14:useLocalDpi xmlns:a14="http://schemas.microsoft.com/office/drawing/2010/main" val="0"/>
+                        </a:ext>
+                      </a:extLst>
+                    </a:blip>
+                    <a:srcRect/>
+                    <a:stretch>
+                      <a:fillRect/>
+                    </a:stretch>
+                  </pic:blipFill>
+                  <pic:spPr bwMode="auto">
+                    <a:xfrm>
+                      <a:off x="0" y="0"/>
+                      <a:ext cx="1685925" cy="581025"/>
+                    </a:xfrm>
+                    <a:prstGeom prst="rect">
+                      <a:avLst/>
+                    </a:prstGeom>
+                    <a:noFill/>
+                  </pic:spPr>
+                </pic:pic>
+              </a:graphicData>
+            </a:graphic>
+          </wp:inline>
+        </w:drawing>
+      </w:r>
+      <w:r>
+        <w:rPr>
+          <w:noProof/>
+        </w:rPr>
+        <w:drawing>
+          <wp:inline distT="0" distB="0" distL="0" distR="0" wp14:anchorId="09423917">
+            <wp:extent cx="4116070" cy="1069064"/>
+            <wp:effectExtent l="0" t="0" r="0" b="0"/>
+            <wp:docPr id="78" name="Imagem 78"/>
+            <wp:cNvGraphicFramePr>
+              <a:graphicFrameLocks xmlns:a="http://schemas.openxmlformats.org/drawingml/2006/main" noChangeAspect="1"/>
+            </wp:cNvGraphicFramePr>
+            <a:graphic xmlns:a="http://schemas.openxmlformats.org/drawingml/2006/main">
+              <a:graphicData uri="http://schemas.openxmlformats.org/drawingml/2006/picture">
+                <pic:pic xmlns:pic="http://schemas.openxmlformats.org/drawingml/2006/picture">
+                  <pic:nvPicPr>
+                    <pic:cNvPr id="0" name="Picture 12"/>
+                    <pic:cNvPicPr>
+                      <a:picLocks noChangeAspect="1" noChangeArrowheads="1"/>
+                    </pic:cNvPicPr>
+                  </pic:nvPicPr>
+                  <pic:blipFill>
+                    <a:blip r:embed="rId86">
+                      <a:extLst>
+                        <a:ext uri="{28A0092B-C50C-407E-A947-70E740481C1C}">
+                          <a14:useLocalDpi xmlns:a14="http://schemas.microsoft.com/office/drawing/2010/main" val="0"/>
+                        </a:ext>
+                      </a:extLst>
+                    </a:blip>
+                    <a:srcRect/>
+                    <a:stretch>
+                      <a:fillRect/>
+                    </a:stretch>
+                  </pic:blipFill>
+                  <pic:spPr bwMode="auto">
+                    <a:xfrm>
+                      <a:off x="0" y="0"/>
+                      <a:ext cx="4171680" cy="1083508"/>
+                    </a:xfrm>
+                    <a:prstGeom prst="rect">
+                      <a:avLst/>
+                    </a:prstGeom>
+                    <a:noFill/>
+                  </pic:spPr>
+                </pic:pic>
+              </a:graphicData>
+            </a:graphic>
+          </wp:inline>
+        </w:drawing>
+      </w:r>
+    </w:p>
+    <w:p>
+      <w:pPr>
+        <w:tabs>
+          <w:tab w:val="left" w:pos="3105"/>
+        </w:tabs>
+      </w:pPr>
+    </w:p>
+    <w:p>
+      <w:pPr>
+        <w:tabs>
+          <w:tab w:val="left" w:pos="3105"/>
+        </w:tabs>
+      </w:pPr>
+      <w:r>
+        <w:t>47- Ainda trabalhando com houver ao passar o mouse adicionamos uma linha em cada item do menu</w:t>
+      </w:r>
+    </w:p>
+    <w:p>
+      <w:pPr>
+        <w:tabs>
+          <w:tab w:val="left" w:pos="3105"/>
+        </w:tabs>
+      </w:pPr>
+      <w:r>
+        <w:rPr>
+          <w:noProof/>
+        </w:rPr>
+        <w:drawing>
+          <wp:inline distT="0" distB="0" distL="0" distR="0" wp14:anchorId="01F88137">
+            <wp:extent cx="1600200" cy="496292"/>
+            <wp:effectExtent l="0" t="0" r="0" b="0"/>
+            <wp:docPr id="79" name="Imagem 79"/>
+            <wp:cNvGraphicFramePr>
+              <a:graphicFrameLocks xmlns:a="http://schemas.openxmlformats.org/drawingml/2006/main" noChangeAspect="1"/>
+            </wp:cNvGraphicFramePr>
+            <a:graphic xmlns:a="http://schemas.openxmlformats.org/drawingml/2006/main">
+              <a:graphicData uri="http://schemas.openxmlformats.org/drawingml/2006/picture">
+                <pic:pic xmlns:pic="http://schemas.openxmlformats.org/drawingml/2006/picture">
+                  <pic:nvPicPr>
+                    <pic:cNvPr id="0" name="Picture 13"/>
+                    <pic:cNvPicPr>
+                      <a:picLocks noChangeAspect="1" noChangeArrowheads="1"/>
+                    </pic:cNvPicPr>
+                  </pic:nvPicPr>
+                  <pic:blipFill>
+                    <a:blip r:embed="rId87">
+                      <a:extLst>
+                        <a:ext uri="{28A0092B-C50C-407E-A947-70E740481C1C}">
+                          <a14:useLocalDpi xmlns:a14="http://schemas.microsoft.com/office/drawing/2010/main" val="0"/>
+                        </a:ext>
+                      </a:extLst>
+                    </a:blip>
+                    <a:srcRect/>
+                    <a:stretch>
+                      <a:fillRect/>
+                    </a:stretch>
+                  </pic:blipFill>
+                  <pic:spPr bwMode="auto">
+                    <a:xfrm>
+                      <a:off x="0" y="0"/>
+                      <a:ext cx="1736270" cy="538493"/>
+                    </a:xfrm>
+                    <a:prstGeom prst="rect">
+                      <a:avLst/>
+                    </a:prstGeom>
+                    <a:noFill/>
+                  </pic:spPr>
+                </pic:pic>
+              </a:graphicData>
+            </a:graphic>
+          </wp:inline>
+        </w:drawing>
+      </w:r>
+    </w:p>
+    <w:p>
+      <w:pPr>
+        <w:tabs>
+          <w:tab w:val="left" w:pos="3105"/>
+        </w:tabs>
+      </w:pPr>
+      <w:r>
+        <w:t xml:space="preserve">48- Mudamos a cor da borda ao passar o mouse </w:t>
+      </w:r>
+    </w:p>
+    <w:p>
+      <w:pPr>
+        <w:tabs>
+          <w:tab w:val="left" w:pos="3105"/>
+        </w:tabs>
+      </w:pPr>
+      <w:bookmarkStart w:id="0" w:name="_GoBack"/>
+      <w:bookmarkEnd w:id="0"/>
+      <w:r>
+        <w:rPr>
+          <w:noProof/>
+        </w:rPr>
+        <w:drawing>
+          <wp:inline distT="0" distB="0" distL="0" distR="0" wp14:anchorId="75427C59">
+            <wp:extent cx="2362835" cy="581025"/>
+            <wp:effectExtent l="0" t="0" r="0" b="9525"/>
+            <wp:docPr id="80" name="Imagem 80"/>
+            <wp:cNvGraphicFramePr>
+              <a:graphicFrameLocks xmlns:a="http://schemas.openxmlformats.org/drawingml/2006/main" noChangeAspect="1"/>
+            </wp:cNvGraphicFramePr>
+            <a:graphic xmlns:a="http://schemas.openxmlformats.org/drawingml/2006/main">
+              <a:graphicData uri="http://schemas.openxmlformats.org/drawingml/2006/picture">
+                <pic:pic xmlns:pic="http://schemas.openxmlformats.org/drawingml/2006/picture">
+                  <pic:nvPicPr>
+                    <pic:cNvPr id="0" name="Picture 14"/>
+                    <pic:cNvPicPr>
+                      <a:picLocks noChangeAspect="1" noChangeArrowheads="1"/>
+                    </pic:cNvPicPr>
+                  </pic:nvPicPr>
+                  <pic:blipFill>
+                    <a:blip r:embed="rId88">
+                      <a:extLst>
+                        <a:ext uri="{28A0092B-C50C-407E-A947-70E740481C1C}">
+                          <a14:useLocalDpi xmlns:a14="http://schemas.microsoft.com/office/drawing/2010/main" val="0"/>
+                        </a:ext>
+                      </a:extLst>
+                    </a:blip>
+                    <a:srcRect/>
+                    <a:stretch>
+                      <a:fillRect/>
+                    </a:stretch>
+                  </pic:blipFill>
+                  <pic:spPr bwMode="auto">
+                    <a:xfrm>
+                      <a:off x="0" y="0"/>
+                      <a:ext cx="2362835" cy="581025"/>
+                    </a:xfrm>
+                    <a:prstGeom prst="rect">
+                      <a:avLst/>
+                    </a:prstGeom>
+                    <a:noFill/>
+                  </pic:spPr>
+                </pic:pic>
+              </a:graphicData>
+            </a:graphic>
+          </wp:inline>
+        </w:drawing>
       </w:r>
     </w:p>
     <w:sectPr>
@@ -6537,7 +7486,7 @@
 </file>
 
 <file path=customXml/itemProps1.xml><?xml version="1.0" encoding="utf-8"?>
-<ds:datastoreItem xmlns:ds="http://schemas.openxmlformats.org/officeDocument/2006/customXml" ds:itemID="{2425DE80-170C-4C93-A7AE-2ACD27163615}">
+<ds:datastoreItem xmlns:ds="http://schemas.openxmlformats.org/officeDocument/2006/customXml" ds:itemID="{FA83BB4C-E3C8-4EB7-9E89-7CC60A5CAB41}">
   <ds:schemaRefs>
     <ds:schemaRef ds:uri="http://schemas.openxmlformats.org/officeDocument/2006/bibliography"/>
   </ds:schemaRefs>

--- a/apostila/Projeto Space For Men.docx
+++ b/apostila/Projeto Space For Men.docx
@@ -5304,6 +5304,9 @@
         </w:tabs>
       </w:pPr>
       <w:r>
+        <w:rPr>
+          <w:noProof/>
+        </w:rPr>
         <w:drawing>
           <wp:inline distT="0" distB="0" distL="0" distR="0" wp14:anchorId="1159EAD4" wp14:editId="2BD6A0EC">
             <wp:extent cx="1676634" cy="1181265"/>
@@ -6170,8 +6173,6 @@
           <w:tab w:val="left" w:pos="3105"/>
         </w:tabs>
       </w:pPr>
-      <w:bookmarkStart w:id="0" w:name="_GoBack"/>
-      <w:bookmarkEnd w:id="0"/>
       <w:r>
         <w:rPr>
           <w:noProof/>
@@ -6222,6 +6223,441 @@
           </wp:inline>
         </w:drawing>
       </w:r>
+    </w:p>
+    <w:p>
+      <w:pPr>
+        <w:tabs>
+          <w:tab w:val="left" w:pos="3105"/>
+        </w:tabs>
+      </w:pPr>
+    </w:p>
+    <w:p>
+      <w:pPr>
+        <w:tabs>
+          <w:tab w:val="left" w:pos="3105"/>
+        </w:tabs>
+      </w:pPr>
+      <w:r>
+        <w:t xml:space="preserve">49- Mudamos a cor da borda ao clicar sobre ela utilizando o </w:t>
+      </w:r>
+      <w:proofErr w:type="spellStart"/>
+      <w:r>
+        <w:t>active</w:t>
+      </w:r>
+      <w:proofErr w:type="spellEnd"/>
+    </w:p>
+    <w:p>
+      <w:pPr>
+        <w:tabs>
+          <w:tab w:val="left" w:pos="3105"/>
+        </w:tabs>
+      </w:pPr>
+      <w:r>
+        <w:rPr>
+          <w:noProof/>
+        </w:rPr>
+        <w:drawing>
+          <wp:inline distT="0" distB="0" distL="0" distR="0" wp14:anchorId="0851B0EB" wp14:editId="3D5F1FC8">
+            <wp:extent cx="2210108" cy="628738"/>
+            <wp:effectExtent l="0" t="0" r="0" b="0"/>
+            <wp:docPr id="81" name="Imagem 81"/>
+            <wp:cNvGraphicFramePr>
+              <a:graphicFrameLocks xmlns:a="http://schemas.openxmlformats.org/drawingml/2006/main" noChangeAspect="1"/>
+            </wp:cNvGraphicFramePr>
+            <a:graphic xmlns:a="http://schemas.openxmlformats.org/drawingml/2006/main">
+              <a:graphicData uri="http://schemas.openxmlformats.org/drawingml/2006/picture">
+                <pic:pic xmlns:pic="http://schemas.openxmlformats.org/drawingml/2006/picture">
+                  <pic:nvPicPr>
+                    <pic:cNvPr id="1" name=""/>
+                    <pic:cNvPicPr/>
+                  </pic:nvPicPr>
+                  <pic:blipFill>
+                    <a:blip r:embed="rId89"/>
+                    <a:stretch>
+                      <a:fillRect/>
+                    </a:stretch>
+                  </pic:blipFill>
+                  <pic:spPr>
+                    <a:xfrm>
+                      <a:off x="0" y="0"/>
+                      <a:ext cx="2210108" cy="628738"/>
+                    </a:xfrm>
+                    <a:prstGeom prst="rect">
+                      <a:avLst/>
+                    </a:prstGeom>
+                  </pic:spPr>
+                </pic:pic>
+              </a:graphicData>
+            </a:graphic>
+          </wp:inline>
+        </w:drawing>
+      </w:r>
+      <w:r>
+        <w:rPr>
+          <w:noProof/>
+        </w:rPr>
+        <w:drawing>
+          <wp:inline distT="0" distB="0" distL="0" distR="0" wp14:anchorId="6E20A41B">
+            <wp:extent cx="4329864" cy="2095500"/>
+            <wp:effectExtent l="0" t="0" r="0" b="0"/>
+            <wp:docPr id="82" name="Imagem 82"/>
+            <wp:cNvGraphicFramePr>
+              <a:graphicFrameLocks xmlns:a="http://schemas.openxmlformats.org/drawingml/2006/main" noChangeAspect="1"/>
+            </wp:cNvGraphicFramePr>
+            <a:graphic xmlns:a="http://schemas.openxmlformats.org/drawingml/2006/main">
+              <a:graphicData uri="http://schemas.openxmlformats.org/drawingml/2006/picture">
+                <pic:pic xmlns:pic="http://schemas.openxmlformats.org/drawingml/2006/picture">
+                  <pic:nvPicPr>
+                    <pic:cNvPr id="0" name="Picture 2"/>
+                    <pic:cNvPicPr>
+                      <a:picLocks noChangeAspect="1" noChangeArrowheads="1"/>
+                    </pic:cNvPicPr>
+                  </pic:nvPicPr>
+                  <pic:blipFill>
+                    <a:blip r:embed="rId90">
+                      <a:extLst>
+                        <a:ext uri="{28A0092B-C50C-407E-A947-70E740481C1C}">
+                          <a14:useLocalDpi xmlns:a14="http://schemas.microsoft.com/office/drawing/2010/main" val="0"/>
+                        </a:ext>
+                      </a:extLst>
+                    </a:blip>
+                    <a:srcRect/>
+                    <a:stretch>
+                      <a:fillRect/>
+                    </a:stretch>
+                  </pic:blipFill>
+                  <pic:spPr bwMode="auto">
+                    <a:xfrm>
+                      <a:off x="0" y="0"/>
+                      <a:ext cx="4366520" cy="2113240"/>
+                    </a:xfrm>
+                    <a:prstGeom prst="rect">
+                      <a:avLst/>
+                    </a:prstGeom>
+                    <a:noFill/>
+                  </pic:spPr>
+                </pic:pic>
+              </a:graphicData>
+            </a:graphic>
+          </wp:inline>
+        </w:drawing>
+      </w:r>
+    </w:p>
+    <w:p>
+      <w:pPr>
+        <w:tabs>
+          <w:tab w:val="left" w:pos="3105"/>
+        </w:tabs>
+      </w:pPr>
+      <w:r>
+        <w:t xml:space="preserve">50- </w:t>
+      </w:r>
+      <w:r>
+        <w:t xml:space="preserve">Agora vamos deixar a nossa pagina mais interativa colocando um hover no </w:t>
+      </w:r>
+      <w:r>
+        <w:t>título</w:t>
+      </w:r>
+      <w:r>
+        <w:t xml:space="preserve">, </w:t>
+      </w:r>
+      <w:r>
+        <w:t>ou seja,</w:t>
+      </w:r>
+      <w:r>
+        <w:t xml:space="preserve"> vamos passar o mouse ele vai aumentar </w:t>
+      </w:r>
+      <w:r>
+        <w:t>o tamanho passando uma impressão que a imagem está se movendo.</w:t>
+      </w:r>
+    </w:p>
+    <w:p>
+      <w:pPr>
+        <w:tabs>
+          <w:tab w:val="left" w:pos="3105"/>
+        </w:tabs>
+      </w:pPr>
+      <w:r>
+        <w:rPr>
+          <w:noProof/>
+        </w:rPr>
+        <w:drawing>
+          <wp:inline distT="0" distB="0" distL="0" distR="0" wp14:anchorId="77612E46">
+            <wp:extent cx="1819275" cy="466725"/>
+            <wp:effectExtent l="0" t="0" r="9525" b="9525"/>
+            <wp:docPr id="83" name="Imagem 83"/>
+            <wp:cNvGraphicFramePr>
+              <a:graphicFrameLocks xmlns:a="http://schemas.openxmlformats.org/drawingml/2006/main" noChangeAspect="1"/>
+            </wp:cNvGraphicFramePr>
+            <a:graphic xmlns:a="http://schemas.openxmlformats.org/drawingml/2006/main">
+              <a:graphicData uri="http://schemas.openxmlformats.org/drawingml/2006/picture">
+                <pic:pic xmlns:pic="http://schemas.openxmlformats.org/drawingml/2006/picture">
+                  <pic:nvPicPr>
+                    <pic:cNvPr id="0" name="Picture 3"/>
+                    <pic:cNvPicPr>
+                      <a:picLocks noChangeAspect="1" noChangeArrowheads="1"/>
+                    </pic:cNvPicPr>
+                  </pic:nvPicPr>
+                  <pic:blipFill>
+                    <a:blip r:embed="rId91">
+                      <a:extLst>
+                        <a:ext uri="{28A0092B-C50C-407E-A947-70E740481C1C}">
+                          <a14:useLocalDpi xmlns:a14="http://schemas.microsoft.com/office/drawing/2010/main" val="0"/>
+                        </a:ext>
+                      </a:extLst>
+                    </a:blip>
+                    <a:srcRect/>
+                    <a:stretch>
+                      <a:fillRect/>
+                    </a:stretch>
+                  </pic:blipFill>
+                  <pic:spPr bwMode="auto">
+                    <a:xfrm>
+                      <a:off x="0" y="0"/>
+                      <a:ext cx="1819275" cy="466725"/>
+                    </a:xfrm>
+                    <a:prstGeom prst="rect">
+                      <a:avLst/>
+                    </a:prstGeom>
+                    <a:noFill/>
+                  </pic:spPr>
+                </pic:pic>
+              </a:graphicData>
+            </a:graphic>
+          </wp:inline>
+        </w:drawing>
+      </w:r>
+    </w:p>
+    <w:p>
+      <w:pPr>
+        <w:tabs>
+          <w:tab w:val="left" w:pos="3105"/>
+        </w:tabs>
+      </w:pPr>
+    </w:p>
+    <w:p>
+      <w:pPr>
+        <w:tabs>
+          <w:tab w:val="left" w:pos="3105"/>
+        </w:tabs>
+      </w:pPr>
+    </w:p>
+    <w:p>
+      <w:pPr>
+        <w:tabs>
+          <w:tab w:val="left" w:pos="3105"/>
+        </w:tabs>
+      </w:pPr>
+      <w:r>
+        <w:t xml:space="preserve">51- Adicionamos uma imagem ao </w:t>
+      </w:r>
+      <w:proofErr w:type="spellStart"/>
+      <w:r>
+        <w:t>footer</w:t>
+      </w:r>
+      <w:proofErr w:type="spellEnd"/>
+      <w:r>
+        <w:t xml:space="preserve"> conforme </w:t>
+      </w:r>
+      <w:r>
+        <w:t xml:space="preserve">código </w:t>
+      </w:r>
+    </w:p>
+    <w:p>
+      <w:pPr>
+        <w:tabs>
+          <w:tab w:val="left" w:pos="3105"/>
+        </w:tabs>
+      </w:pPr>
+      <w:r>
+        <w:rPr>
+          <w:noProof/>
+        </w:rPr>
+        <w:drawing>
+          <wp:inline distT="0" distB="0" distL="0" distR="0" wp14:anchorId="55D650B5">
+            <wp:extent cx="3858260" cy="304800"/>
+            <wp:effectExtent l="0" t="0" r="8890" b="0"/>
+            <wp:docPr id="84" name="Imagem 84"/>
+            <wp:cNvGraphicFramePr>
+              <a:graphicFrameLocks xmlns:a="http://schemas.openxmlformats.org/drawingml/2006/main" noChangeAspect="1"/>
+            </wp:cNvGraphicFramePr>
+            <a:graphic xmlns:a="http://schemas.openxmlformats.org/drawingml/2006/main">
+              <a:graphicData uri="http://schemas.openxmlformats.org/drawingml/2006/picture">
+                <pic:pic xmlns:pic="http://schemas.openxmlformats.org/drawingml/2006/picture">
+                  <pic:nvPicPr>
+                    <pic:cNvPr id="0" name="Picture 4"/>
+                    <pic:cNvPicPr>
+                      <a:picLocks noChangeAspect="1" noChangeArrowheads="1"/>
+                    </pic:cNvPicPr>
+                  </pic:nvPicPr>
+                  <pic:blipFill>
+                    <a:blip r:embed="rId92">
+                      <a:extLst>
+                        <a:ext uri="{28A0092B-C50C-407E-A947-70E740481C1C}">
+                          <a14:useLocalDpi xmlns:a14="http://schemas.microsoft.com/office/drawing/2010/main" val="0"/>
+                        </a:ext>
+                      </a:extLst>
+                    </a:blip>
+                    <a:srcRect/>
+                    <a:stretch>
+                      <a:fillRect/>
+                    </a:stretch>
+                  </pic:blipFill>
+                  <pic:spPr bwMode="auto">
+                    <a:xfrm>
+                      <a:off x="0" y="0"/>
+                      <a:ext cx="3858260" cy="304800"/>
+                    </a:xfrm>
+                    <a:prstGeom prst="rect">
+                      <a:avLst/>
+                    </a:prstGeom>
+                    <a:noFill/>
+                  </pic:spPr>
+                </pic:pic>
+              </a:graphicData>
+            </a:graphic>
+          </wp:inline>
+        </w:drawing>
+      </w:r>
+    </w:p>
+    <w:p>
+      <w:pPr>
+        <w:tabs>
+          <w:tab w:val="left" w:pos="3105"/>
+        </w:tabs>
+      </w:pPr>
+    </w:p>
+    <w:p>
+      <w:pPr>
+        <w:tabs>
+          <w:tab w:val="left" w:pos="3105"/>
+        </w:tabs>
+      </w:pPr>
+      <w:r>
+        <w:t xml:space="preserve">52- Como a imagem do </w:t>
+      </w:r>
+      <w:proofErr w:type="spellStart"/>
+      <w:r>
+        <w:t>footer</w:t>
+      </w:r>
+      <w:proofErr w:type="spellEnd"/>
+      <w:r>
+        <w:t xml:space="preserve"> é branca precisamos adicionar uma cor de fundo </w:t>
+      </w:r>
+    </w:p>
+    <w:p>
+      <w:pPr>
+        <w:tabs>
+          <w:tab w:val="left" w:pos="3105"/>
+        </w:tabs>
+      </w:pPr>
+      <w:r>
+        <w:rPr>
+          <w:noProof/>
+        </w:rPr>
+        <w:drawing>
+          <wp:inline distT="0" distB="0" distL="0" distR="0" wp14:anchorId="0BB7F124">
+            <wp:extent cx="2534285" cy="657225"/>
+            <wp:effectExtent l="0" t="0" r="0" b="9525"/>
+            <wp:docPr id="85" name="Imagem 85"/>
+            <wp:cNvGraphicFramePr>
+              <a:graphicFrameLocks xmlns:a="http://schemas.openxmlformats.org/drawingml/2006/main" noChangeAspect="1"/>
+            </wp:cNvGraphicFramePr>
+            <a:graphic xmlns:a="http://schemas.openxmlformats.org/drawingml/2006/main">
+              <a:graphicData uri="http://schemas.openxmlformats.org/drawingml/2006/picture">
+                <pic:pic xmlns:pic="http://schemas.openxmlformats.org/drawingml/2006/picture">
+                  <pic:nvPicPr>
+                    <pic:cNvPr id="0" name="Picture 5"/>
+                    <pic:cNvPicPr>
+                      <a:picLocks noChangeAspect="1" noChangeArrowheads="1"/>
+                    </pic:cNvPicPr>
+                  </pic:nvPicPr>
+                  <pic:blipFill>
+                    <a:blip r:embed="rId93">
+                      <a:extLst>
+                        <a:ext uri="{28A0092B-C50C-407E-A947-70E740481C1C}">
+                          <a14:useLocalDpi xmlns:a14="http://schemas.microsoft.com/office/drawing/2010/main" val="0"/>
+                        </a:ext>
+                      </a:extLst>
+                    </a:blip>
+                    <a:srcRect/>
+                    <a:stretch>
+                      <a:fillRect/>
+                    </a:stretch>
+                  </pic:blipFill>
+                  <pic:spPr bwMode="auto">
+                    <a:xfrm>
+                      <a:off x="0" y="0"/>
+                      <a:ext cx="2534285" cy="657225"/>
+                    </a:xfrm>
+                    <a:prstGeom prst="rect">
+                      <a:avLst/>
+                    </a:prstGeom>
+                    <a:noFill/>
+                  </pic:spPr>
+                </pic:pic>
+              </a:graphicData>
+            </a:graphic>
+          </wp:inline>
+        </w:drawing>
+      </w:r>
+    </w:p>
+    <w:p>
+      <w:pPr>
+        <w:tabs>
+          <w:tab w:val="left" w:pos="3105"/>
+        </w:tabs>
+      </w:pPr>
+    </w:p>
+    <w:p>
+      <w:pPr>
+        <w:tabs>
+          <w:tab w:val="left" w:pos="3105"/>
+        </w:tabs>
+      </w:pPr>
+      <w:r>
+        <w:t xml:space="preserve">53- Inserimos um </w:t>
+      </w:r>
+      <w:r>
+        <w:t>parágrafo</w:t>
+      </w:r>
+      <w:r>
+        <w:t xml:space="preserve"> no </w:t>
+      </w:r>
+      <w:proofErr w:type="spellStart"/>
+      <w:r>
+        <w:t>footer</w:t>
+      </w:r>
+      <w:proofErr w:type="spellEnd"/>
+      <w:r>
+        <w:t xml:space="preserve"> e centralizamos os conteúdos dentro dele</w:t>
+      </w:r>
+      <w:r>
+        <w:t xml:space="preserve">             </w:t>
+      </w:r>
+      <w:bookmarkStart w:id="0" w:name="_GoBack"/>
+      <w:bookmarkEnd w:id="0"/>
+    </w:p>
+    <w:p>
+      <w:pPr>
+        <w:tabs>
+          <w:tab w:val="left" w:pos="3105"/>
+        </w:tabs>
+      </w:pPr>
+    </w:p>
+    <w:p>
+      <w:pPr>
+        <w:tabs>
+          <w:tab w:val="left" w:pos="3105"/>
+        </w:tabs>
+      </w:pPr>
+    </w:p>
+    <w:p>
+      <w:pPr>
+        <w:tabs>
+          <w:tab w:val="left" w:pos="3105"/>
+        </w:tabs>
+      </w:pPr>
     </w:p>
     <w:sectPr>
       <w:pgSz w:w="11906" w:h="16838"/>
@@ -7486,7 +7922,7 @@
 </file>
 
 <file path=customXml/itemProps1.xml><?xml version="1.0" encoding="utf-8"?>
-<ds:datastoreItem xmlns:ds="http://schemas.openxmlformats.org/officeDocument/2006/customXml" ds:itemID="{FA83BB4C-E3C8-4EB7-9E89-7CC60A5CAB41}">
+<ds:datastoreItem xmlns:ds="http://schemas.openxmlformats.org/officeDocument/2006/customXml" ds:itemID="{E08F937B-C8F8-4B2E-A0C9-C5BE97E8A75F}">
   <ds:schemaRefs>
     <ds:schemaRef ds:uri="http://schemas.openxmlformats.org/officeDocument/2006/bibliography"/>
   </ds:schemaRefs>

--- a/apostila/Projeto Space For Men.docx
+++ b/apostila/Projeto Space For Men.docx
@@ -6633,10 +6633,423 @@
         <w:t xml:space="preserve"> e centralizamos os conteúdos dentro dele</w:t>
       </w:r>
       <w:r>
-        <w:t xml:space="preserve">             </w:t>
+        <w:t xml:space="preserve">         </w:t>
+      </w:r>
+    </w:p>
+    <w:p>
+      <w:pPr>
+        <w:tabs>
+          <w:tab w:val="left" w:pos="3105"/>
+        </w:tabs>
+      </w:pPr>
+      <w:r>
+        <w:t xml:space="preserve">    </w:t>
+      </w:r>
+      <w:r>
+        <w:drawing>
+          <wp:inline distT="0" distB="0" distL="0" distR="0" wp14:anchorId="77F61D54" wp14:editId="358295AB">
+            <wp:extent cx="3343275" cy="863547"/>
+            <wp:effectExtent l="0" t="0" r="0" b="0"/>
+            <wp:docPr id="86" name="Imagem 86"/>
+            <wp:cNvGraphicFramePr>
+              <a:graphicFrameLocks xmlns:a="http://schemas.openxmlformats.org/drawingml/2006/main" noChangeAspect="1"/>
+            </wp:cNvGraphicFramePr>
+            <a:graphic xmlns:a="http://schemas.openxmlformats.org/drawingml/2006/main">
+              <a:graphicData uri="http://schemas.openxmlformats.org/drawingml/2006/picture">
+                <pic:pic xmlns:pic="http://schemas.openxmlformats.org/drawingml/2006/picture">
+                  <pic:nvPicPr>
+                    <pic:cNvPr id="1" name=""/>
+                    <pic:cNvPicPr/>
+                  </pic:nvPicPr>
+                  <pic:blipFill>
+                    <a:blip r:embed="rId94"/>
+                    <a:stretch>
+                      <a:fillRect/>
+                    </a:stretch>
+                  </pic:blipFill>
+                  <pic:spPr>
+                    <a:xfrm>
+                      <a:off x="0" y="0"/>
+                      <a:ext cx="3411011" cy="881043"/>
+                    </a:xfrm>
+                    <a:prstGeom prst="rect">
+                      <a:avLst/>
+                    </a:prstGeom>
+                  </pic:spPr>
+                </pic:pic>
+              </a:graphicData>
+            </a:graphic>
+          </wp:inline>
+        </w:drawing>
+      </w:r>
+    </w:p>
+    <w:p>
+      <w:pPr>
+        <w:tabs>
+          <w:tab w:val="left" w:pos="3105"/>
+        </w:tabs>
+      </w:pPr>
+    </w:p>
+    <w:p>
+      <w:pPr>
+        <w:tabs>
+          <w:tab w:val="left" w:pos="3105"/>
+        </w:tabs>
+      </w:pPr>
+      <w:r>
+        <w:t xml:space="preserve">54- Colocamos uma imagem de fundo no site ao contrario do </w:t>
+      </w:r>
+      <w:proofErr w:type="spellStart"/>
+      <w:r>
+        <w:t>html</w:t>
+      </w:r>
+      <w:proofErr w:type="spellEnd"/>
+      <w:r>
+        <w:t xml:space="preserve"> colocamos uma imagem de fundo pelo CSS e quando realizamos tal função a natureza da imagem e ficar se repetindo no site.</w:t>
+      </w:r>
+    </w:p>
+    <w:p>
+      <w:pPr>
+        <w:tabs>
+          <w:tab w:val="left" w:pos="3105"/>
+        </w:tabs>
+      </w:pPr>
+      <w:r>
+        <w:t>Se não quisemos que isso aconteça precisamos adicionar o comando.</w:t>
+      </w:r>
+    </w:p>
+    <w:p>
+      <w:pPr>
+        <w:tabs>
+          <w:tab w:val="left" w:pos="3105"/>
+        </w:tabs>
+      </w:pPr>
+    </w:p>
+    <w:p>
+      <w:pPr>
+        <w:tabs>
+          <w:tab w:val="left" w:pos="3105"/>
+        </w:tabs>
+      </w:pPr>
+      <w:r>
+        <w:t xml:space="preserve"> </w:t>
+      </w:r>
+      <w:r>
+        <w:rPr>
+          <w:noProof/>
+        </w:rPr>
+        <w:drawing>
+          <wp:inline distT="0" distB="0" distL="0" distR="0" wp14:anchorId="5D831B6A">
+            <wp:extent cx="3067685" cy="1095375"/>
+            <wp:effectExtent l="0" t="0" r="0" b="9525"/>
+            <wp:docPr id="87" name="Imagem 87"/>
+            <wp:cNvGraphicFramePr>
+              <a:graphicFrameLocks xmlns:a="http://schemas.openxmlformats.org/drawingml/2006/main" noChangeAspect="1"/>
+            </wp:cNvGraphicFramePr>
+            <a:graphic xmlns:a="http://schemas.openxmlformats.org/drawingml/2006/main">
+              <a:graphicData uri="http://schemas.openxmlformats.org/drawingml/2006/picture">
+                <pic:pic xmlns:pic="http://schemas.openxmlformats.org/drawingml/2006/picture">
+                  <pic:nvPicPr>
+                    <pic:cNvPr id="0" name="Picture 2"/>
+                    <pic:cNvPicPr>
+                      <a:picLocks noChangeAspect="1" noChangeArrowheads="1"/>
+                    </pic:cNvPicPr>
+                  </pic:nvPicPr>
+                  <pic:blipFill>
+                    <a:blip r:embed="rId95">
+                      <a:extLst>
+                        <a:ext uri="{28A0092B-C50C-407E-A947-70E740481C1C}">
+                          <a14:useLocalDpi xmlns:a14="http://schemas.microsoft.com/office/drawing/2010/main" val="0"/>
+                        </a:ext>
+                      </a:extLst>
+                    </a:blip>
+                    <a:srcRect/>
+                    <a:stretch>
+                      <a:fillRect/>
+                    </a:stretch>
+                  </pic:blipFill>
+                  <pic:spPr bwMode="auto">
+                    <a:xfrm>
+                      <a:off x="0" y="0"/>
+                      <a:ext cx="3067685" cy="1095375"/>
+                    </a:xfrm>
+                    <a:prstGeom prst="rect">
+                      <a:avLst/>
+                    </a:prstGeom>
+                    <a:noFill/>
+                  </pic:spPr>
+                </pic:pic>
+              </a:graphicData>
+            </a:graphic>
+          </wp:inline>
+        </w:drawing>
+      </w:r>
+    </w:p>
+    <w:p>
+      <w:pPr>
+        <w:tabs>
+          <w:tab w:val="left" w:pos="3105"/>
+        </w:tabs>
+      </w:pPr>
+    </w:p>
+    <w:p>
+      <w:pPr>
+        <w:tabs>
+          <w:tab w:val="left" w:pos="3105"/>
+        </w:tabs>
+      </w:pPr>
+      <w:r>
+        <w:t xml:space="preserve">55- </w:t>
+      </w:r>
+      <w:r>
+        <w:t xml:space="preserve">No </w:t>
+      </w:r>
+      <w:proofErr w:type="spellStart"/>
+      <w:r>
+        <w:t>footer</w:t>
+      </w:r>
+      <w:proofErr w:type="spellEnd"/>
+      <w:r>
+        <w:t xml:space="preserve"> colocamos uma imagem de fundo preta se fez necessário mudar a cor da letra do paragrafo (White) </w:t>
+      </w:r>
+    </w:p>
+    <w:p>
+      <w:pPr>
+        <w:tabs>
+          <w:tab w:val="left" w:pos="3105"/>
+        </w:tabs>
+      </w:pPr>
+      <w:r>
+        <w:t>Aumentamos o espaço interno tanto para cima como para baixo e diminuímos o tamanho da fonte</w:t>
+      </w:r>
+    </w:p>
+    <w:p>
+      <w:pPr>
+        <w:tabs>
+          <w:tab w:val="left" w:pos="3105"/>
+        </w:tabs>
+      </w:pPr>
+      <w:r>
+        <w:rPr>
+          <w:noProof/>
+        </w:rPr>
+        <w:drawing>
+          <wp:inline distT="0" distB="0" distL="0" distR="0" wp14:anchorId="566021DA">
+            <wp:extent cx="3267710" cy="1543050"/>
+            <wp:effectExtent l="0" t="0" r="8890" b="0"/>
+            <wp:docPr id="88" name="Imagem 88"/>
+            <wp:cNvGraphicFramePr>
+              <a:graphicFrameLocks xmlns:a="http://schemas.openxmlformats.org/drawingml/2006/main" noChangeAspect="1"/>
+            </wp:cNvGraphicFramePr>
+            <a:graphic xmlns:a="http://schemas.openxmlformats.org/drawingml/2006/main">
+              <a:graphicData uri="http://schemas.openxmlformats.org/drawingml/2006/picture">
+                <pic:pic xmlns:pic="http://schemas.openxmlformats.org/drawingml/2006/picture">
+                  <pic:nvPicPr>
+                    <pic:cNvPr id="0" name="Picture 3"/>
+                    <pic:cNvPicPr>
+                      <a:picLocks noChangeAspect="1" noChangeArrowheads="1"/>
+                    </pic:cNvPicPr>
+                  </pic:nvPicPr>
+                  <pic:blipFill>
+                    <a:blip r:embed="rId96">
+                      <a:extLst>
+                        <a:ext uri="{28A0092B-C50C-407E-A947-70E740481C1C}">
+                          <a14:useLocalDpi xmlns:a14="http://schemas.microsoft.com/office/drawing/2010/main" val="0"/>
+                        </a:ext>
+                      </a:extLst>
+                    </a:blip>
+                    <a:srcRect/>
+                    <a:stretch>
+                      <a:fillRect/>
+                    </a:stretch>
+                  </pic:blipFill>
+                  <pic:spPr bwMode="auto">
+                    <a:xfrm>
+                      <a:off x="0" y="0"/>
+                      <a:ext cx="3267710" cy="1543050"/>
+                    </a:xfrm>
+                    <a:prstGeom prst="rect">
+                      <a:avLst/>
+                    </a:prstGeom>
+                    <a:noFill/>
+                  </pic:spPr>
+                </pic:pic>
+              </a:graphicData>
+            </a:graphic>
+          </wp:inline>
+        </w:drawing>
+      </w:r>
+    </w:p>
+    <w:p>
+      <w:pPr>
+        <w:tabs>
+          <w:tab w:val="left" w:pos="3105"/>
+        </w:tabs>
+      </w:pPr>
+    </w:p>
+    <w:p>
+      <w:pPr>
+        <w:tabs>
+          <w:tab w:val="left" w:pos="3105"/>
+        </w:tabs>
+      </w:pPr>
+      <w:r>
+        <w:t>56- Criamos uma nova pagina contatos.html e contato.CSS</w:t>
+      </w:r>
+      <w:r>
+        <w:t xml:space="preserve"> copiamos o cabeçalho (header) da </w:t>
+      </w:r>
+      <w:proofErr w:type="spellStart"/>
+      <w:r>
+        <w:t>pagina</w:t>
+      </w:r>
+      <w:proofErr w:type="spellEnd"/>
+      <w:r>
+        <w:t xml:space="preserve"> produtos e colocamos na </w:t>
+      </w:r>
+      <w:proofErr w:type="spellStart"/>
+      <w:r>
+        <w:t>pagina</w:t>
+      </w:r>
+      <w:proofErr w:type="spellEnd"/>
+      <w:r>
+        <w:t xml:space="preserve"> contatos e repetimos o mesmo processo no </w:t>
+      </w:r>
+      <w:proofErr w:type="spellStart"/>
+      <w:r>
+        <w:t>css</w:t>
+      </w:r>
+      <w:proofErr w:type="spellEnd"/>
+      <w:r>
+        <w:t xml:space="preserve"> com isso finalizamos o menu que já estava pronto </w:t>
+      </w:r>
+    </w:p>
+    <w:p>
+      <w:pPr>
+        <w:tabs>
+          <w:tab w:val="left" w:pos="3105"/>
+        </w:tabs>
+      </w:pPr>
+      <w:r>
+        <w:drawing>
+          <wp:inline distT="0" distB="0" distL="0" distR="0" wp14:anchorId="1BFFB973" wp14:editId="3520FF89">
+            <wp:extent cx="4490720" cy="2133600"/>
+            <wp:effectExtent l="0" t="0" r="5080" b="0"/>
+            <wp:docPr id="89" name="Imagem 89"/>
+            <wp:cNvGraphicFramePr>
+              <a:graphicFrameLocks xmlns:a="http://schemas.openxmlformats.org/drawingml/2006/main" noChangeAspect="1"/>
+            </wp:cNvGraphicFramePr>
+            <a:graphic xmlns:a="http://schemas.openxmlformats.org/drawingml/2006/main">
+              <a:graphicData uri="http://schemas.openxmlformats.org/drawingml/2006/picture">
+                <pic:pic xmlns:pic="http://schemas.openxmlformats.org/drawingml/2006/picture">
+                  <pic:nvPicPr>
+                    <pic:cNvPr id="1" name=""/>
+                    <pic:cNvPicPr/>
+                  </pic:nvPicPr>
+                  <pic:blipFill>
+                    <a:blip r:embed="rId97"/>
+                    <a:stretch>
+                      <a:fillRect/>
+                    </a:stretch>
+                  </pic:blipFill>
+                  <pic:spPr>
+                    <a:xfrm>
+                      <a:off x="0" y="0"/>
+                      <a:ext cx="4586529" cy="2179120"/>
+                    </a:xfrm>
+                    <a:prstGeom prst="rect">
+                      <a:avLst/>
+                    </a:prstGeom>
+                  </pic:spPr>
+                </pic:pic>
+              </a:graphicData>
+            </a:graphic>
+          </wp:inline>
+        </w:drawing>
+      </w:r>
+      <w:r>
+        <w:rPr>
+          <w:noProof/>
+        </w:rPr>
+        <w:drawing>
+          <wp:inline distT="0" distB="0" distL="0" distR="0" wp14:anchorId="3E1ACEC0">
+            <wp:extent cx="1876425" cy="3672638"/>
+            <wp:effectExtent l="0" t="0" r="0" b="4445"/>
+            <wp:docPr id="90" name="Imagem 90"/>
+            <wp:cNvGraphicFramePr>
+              <a:graphicFrameLocks xmlns:a="http://schemas.openxmlformats.org/drawingml/2006/main" noChangeAspect="1"/>
+            </wp:cNvGraphicFramePr>
+            <a:graphic xmlns:a="http://schemas.openxmlformats.org/drawingml/2006/main">
+              <a:graphicData uri="http://schemas.openxmlformats.org/drawingml/2006/picture">
+                <pic:pic xmlns:pic="http://schemas.openxmlformats.org/drawingml/2006/picture">
+                  <pic:nvPicPr>
+                    <pic:cNvPr id="0" name="Picture 4"/>
+                    <pic:cNvPicPr>
+                      <a:picLocks noChangeAspect="1" noChangeArrowheads="1"/>
+                    </pic:cNvPicPr>
+                  </pic:nvPicPr>
+                  <pic:blipFill>
+                    <a:blip r:embed="rId98">
+                      <a:extLst>
+                        <a:ext uri="{28A0092B-C50C-407E-A947-70E740481C1C}">
+                          <a14:useLocalDpi xmlns:a14="http://schemas.microsoft.com/office/drawing/2010/main" val="0"/>
+                        </a:ext>
+                      </a:extLst>
+                    </a:blip>
+                    <a:srcRect/>
+                    <a:stretch>
+                      <a:fillRect/>
+                    </a:stretch>
+                  </pic:blipFill>
+                  <pic:spPr bwMode="auto">
+                    <a:xfrm>
+                      <a:off x="0" y="0"/>
+                      <a:ext cx="1978949" cy="3873304"/>
+                    </a:xfrm>
+                    <a:prstGeom prst="rect">
+                      <a:avLst/>
+                    </a:prstGeom>
+                    <a:noFill/>
+                  </pic:spPr>
+                </pic:pic>
+              </a:graphicData>
+            </a:graphic>
+          </wp:inline>
+        </w:drawing>
+      </w:r>
+    </w:p>
+    <w:p>
+      <w:pPr>
+        <w:tabs>
+          <w:tab w:val="left" w:pos="3105"/>
+        </w:tabs>
+      </w:pPr>
+    </w:p>
+    <w:p>
+      <w:pPr>
+        <w:tabs>
+          <w:tab w:val="left" w:pos="3105"/>
+        </w:tabs>
+      </w:pPr>
+      <w:r>
+        <w:t xml:space="preserve">57-                              </w:t>
       </w:r>
       <w:bookmarkStart w:id="0" w:name="_GoBack"/>
       <w:bookmarkEnd w:id="0"/>
+    </w:p>
+    <w:p>
+      <w:pPr>
+        <w:tabs>
+          <w:tab w:val="left" w:pos="3105"/>
+        </w:tabs>
+      </w:pPr>
+    </w:p>
+    <w:p>
+      <w:pPr>
+        <w:tabs>
+          <w:tab w:val="left" w:pos="3105"/>
+        </w:tabs>
+      </w:pPr>
     </w:p>
     <w:p>
       <w:pPr>
@@ -7922,7 +8335,7 @@
 </file>
 
 <file path=customXml/itemProps1.xml><?xml version="1.0" encoding="utf-8"?>
-<ds:datastoreItem xmlns:ds="http://schemas.openxmlformats.org/officeDocument/2006/customXml" ds:itemID="{E08F937B-C8F8-4B2E-A0C9-C5BE97E8A75F}">
+<ds:datastoreItem xmlns:ds="http://schemas.openxmlformats.org/officeDocument/2006/customXml" ds:itemID="{63AE467F-B02C-4F2C-A6E3-9AD1AA5D63DF}">
   <ds:schemaRefs>
     <ds:schemaRef ds:uri="http://schemas.openxmlformats.org/officeDocument/2006/bibliography"/>
   </ds:schemaRefs>

--- a/apostila/Projeto Space For Men.docx
+++ b/apostila/Projeto Space For Men.docx
@@ -6646,6 +6646,9 @@
         <w:t xml:space="preserve">    </w:t>
       </w:r>
       <w:r>
+        <w:rPr>
+          <w:noProof/>
+        </w:rPr>
         <w:drawing>
           <wp:inline distT="0" distB="0" distL="0" distR="0" wp14:anchorId="77F61D54" wp14:editId="358295AB">
             <wp:extent cx="3343275" cy="863547"/>
@@ -6697,7 +6700,15 @@
         </w:tabs>
       </w:pPr>
       <w:r>
-        <w:t xml:space="preserve">54- Colocamos uma imagem de fundo no site ao contrario do </w:t>
+        <w:t xml:space="preserve">54- Colocamos uma imagem de fundo no site ao </w:t>
+      </w:r>
+      <w:proofErr w:type="spellStart"/>
+      <w:r>
+        <w:t>contrario</w:t>
+      </w:r>
+      <w:proofErr w:type="spellEnd"/>
+      <w:r>
+        <w:t xml:space="preserve"> do </w:t>
       </w:r>
       <w:proofErr w:type="spellStart"/>
       <w:r>
@@ -6931,6 +6942,9 @@
         </w:tabs>
       </w:pPr>
       <w:r>
+        <w:rPr>
+          <w:noProof/>
+        </w:rPr>
         <w:drawing>
           <wp:inline distT="0" distB="0" distL="0" distR="0" wp14:anchorId="1BFFB973" wp14:editId="3520FF89">
             <wp:extent cx="4490720" cy="2133600"/>
@@ -7032,10 +7046,629 @@
         </w:tabs>
       </w:pPr>
       <w:r>
-        <w:t xml:space="preserve">57-                              </w:t>
-      </w:r>
+        <w:t>57-</w:t>
+      </w:r>
+      <w:r>
+        <w:t xml:space="preserve"> Na pagina contatos.html inserimos o </w:t>
+      </w:r>
+      <w:proofErr w:type="spellStart"/>
+      <w:r>
+        <w:t>main</w:t>
+      </w:r>
+      <w:proofErr w:type="spellEnd"/>
+      <w:r>
+        <w:t xml:space="preserve"> </w:t>
+      </w:r>
+      <w:proofErr w:type="spellStart"/>
+      <w:r>
+        <w:t>del</w:t>
+      </w:r>
+      <w:proofErr w:type="spellEnd"/>
+      <w:r>
+        <w:t xml:space="preserve"> adicionamos o </w:t>
+      </w:r>
+      <w:proofErr w:type="spellStart"/>
+      <w:r>
+        <w:t>form</w:t>
+      </w:r>
+      <w:proofErr w:type="spellEnd"/>
+      <w:r>
+        <w:t xml:space="preserve"> e começamos a trabalhar com </w:t>
+      </w:r>
+      <w:proofErr w:type="spellStart"/>
+      <w:r>
+        <w:t>label</w:t>
+      </w:r>
+      <w:proofErr w:type="spellEnd"/>
+      <w:r>
+        <w:t xml:space="preserve"> (etiqueta) e input de texto.</w:t>
+      </w:r>
+    </w:p>
+    <w:p>
+      <w:pPr>
+        <w:tabs>
+          <w:tab w:val="left" w:pos="3105"/>
+        </w:tabs>
+      </w:pPr>
+      <w:r>
+        <w:t xml:space="preserve">                              </w:t>
+      </w:r>
+    </w:p>
+    <w:p>
+      <w:pPr>
+        <w:tabs>
+          <w:tab w:val="left" w:pos="3105"/>
+        </w:tabs>
+      </w:pPr>
+    </w:p>
+    <w:p>
+      <w:pPr>
+        <w:tabs>
+          <w:tab w:val="left" w:pos="3105"/>
+        </w:tabs>
+      </w:pPr>
+      <w:r>
+        <w:rPr>
+          <w:noProof/>
+        </w:rPr>
+        <w:drawing>
+          <wp:inline distT="0" distB="0" distL="0" distR="0" wp14:anchorId="69220CD8">
+            <wp:extent cx="2953385" cy="923925"/>
+            <wp:effectExtent l="0" t="0" r="0" b="9525"/>
+            <wp:docPr id="92" name="Imagem 92"/>
+            <wp:cNvGraphicFramePr>
+              <a:graphicFrameLocks xmlns:a="http://schemas.openxmlformats.org/drawingml/2006/main" noChangeAspect="1"/>
+            </wp:cNvGraphicFramePr>
+            <a:graphic xmlns:a="http://schemas.openxmlformats.org/drawingml/2006/main">
+              <a:graphicData uri="http://schemas.openxmlformats.org/drawingml/2006/picture">
+                <pic:pic xmlns:pic="http://schemas.openxmlformats.org/drawingml/2006/picture">
+                  <pic:nvPicPr>
+                    <pic:cNvPr id="0" name="Picture 2"/>
+                    <pic:cNvPicPr>
+                      <a:picLocks noChangeAspect="1" noChangeArrowheads="1"/>
+                    </pic:cNvPicPr>
+                  </pic:nvPicPr>
+                  <pic:blipFill>
+                    <a:blip r:embed="rId99">
+                      <a:extLst>
+                        <a:ext uri="{28A0092B-C50C-407E-A947-70E740481C1C}">
+                          <a14:useLocalDpi xmlns:a14="http://schemas.microsoft.com/office/drawing/2010/main" val="0"/>
+                        </a:ext>
+                      </a:extLst>
+                    </a:blip>
+                    <a:srcRect/>
+                    <a:stretch>
+                      <a:fillRect/>
+                    </a:stretch>
+                  </pic:blipFill>
+                  <pic:spPr bwMode="auto">
+                    <a:xfrm>
+                      <a:off x="0" y="0"/>
+                      <a:ext cx="2953385" cy="923925"/>
+                    </a:xfrm>
+                    <a:prstGeom prst="rect">
+                      <a:avLst/>
+                    </a:prstGeom>
+                    <a:noFill/>
+                  </pic:spPr>
+                </pic:pic>
+              </a:graphicData>
+            </a:graphic>
+          </wp:inline>
+        </w:drawing>
+      </w:r>
+    </w:p>
+    <w:p>
+      <w:pPr>
+        <w:tabs>
+          <w:tab w:val="left" w:pos="3105"/>
+        </w:tabs>
+      </w:pPr>
+    </w:p>
+    <w:p>
+      <w:pPr>
+        <w:tabs>
+          <w:tab w:val="left" w:pos="3105"/>
+        </w:tabs>
+      </w:pPr>
+    </w:p>
+    <w:p>
+      <w:pPr>
+        <w:tabs>
+          <w:tab w:val="left" w:pos="3105"/>
+        </w:tabs>
+      </w:pPr>
+      <w:r>
+        <w:t xml:space="preserve">58- Para unir o </w:t>
+      </w:r>
+      <w:proofErr w:type="spellStart"/>
+      <w:r>
+        <w:t>label</w:t>
+      </w:r>
+      <w:proofErr w:type="spellEnd"/>
+      <w:r>
+        <w:t xml:space="preserve"> com input adicionamos o mesmo nome tanto no for da </w:t>
+      </w:r>
+      <w:proofErr w:type="spellStart"/>
+      <w:r>
+        <w:t>label</w:t>
+      </w:r>
+      <w:proofErr w:type="spellEnd"/>
+      <w:r>
+        <w:t xml:space="preserve"> com o id do input</w:t>
+      </w:r>
+    </w:p>
+    <w:p>
+      <w:pPr>
+        <w:tabs>
+          <w:tab w:val="left" w:pos="3105"/>
+        </w:tabs>
+      </w:pPr>
+      <w:r>
+        <w:rPr>
+          <w:noProof/>
+        </w:rPr>
+        <w:drawing>
+          <wp:inline distT="0" distB="0" distL="0" distR="0" wp14:anchorId="505AC417">
+            <wp:extent cx="3658235" cy="762000"/>
+            <wp:effectExtent l="0" t="0" r="0" b="0"/>
+            <wp:docPr id="93" name="Imagem 93"/>
+            <wp:cNvGraphicFramePr>
+              <a:graphicFrameLocks xmlns:a="http://schemas.openxmlformats.org/drawingml/2006/main" noChangeAspect="1"/>
+            </wp:cNvGraphicFramePr>
+            <a:graphic xmlns:a="http://schemas.openxmlformats.org/drawingml/2006/main">
+              <a:graphicData uri="http://schemas.openxmlformats.org/drawingml/2006/picture">
+                <pic:pic xmlns:pic="http://schemas.openxmlformats.org/drawingml/2006/picture">
+                  <pic:nvPicPr>
+                    <pic:cNvPr id="0" name="Picture 3"/>
+                    <pic:cNvPicPr>
+                      <a:picLocks noChangeAspect="1" noChangeArrowheads="1"/>
+                    </pic:cNvPicPr>
+                  </pic:nvPicPr>
+                  <pic:blipFill>
+                    <a:blip r:embed="rId100">
+                      <a:extLst>
+                        <a:ext uri="{28A0092B-C50C-407E-A947-70E740481C1C}">
+                          <a14:useLocalDpi xmlns:a14="http://schemas.microsoft.com/office/drawing/2010/main" val="0"/>
+                        </a:ext>
+                      </a:extLst>
+                    </a:blip>
+                    <a:srcRect/>
+                    <a:stretch>
+                      <a:fillRect/>
+                    </a:stretch>
+                  </pic:blipFill>
+                  <pic:spPr bwMode="auto">
+                    <a:xfrm>
+                      <a:off x="0" y="0"/>
+                      <a:ext cx="3658235" cy="762000"/>
+                    </a:xfrm>
+                    <a:prstGeom prst="rect">
+                      <a:avLst/>
+                    </a:prstGeom>
+                    <a:noFill/>
+                  </pic:spPr>
+                </pic:pic>
+              </a:graphicData>
+            </a:graphic>
+          </wp:inline>
+        </w:drawing>
+      </w:r>
+    </w:p>
+    <w:p>
+      <w:pPr>
+        <w:tabs>
+          <w:tab w:val="left" w:pos="3105"/>
+        </w:tabs>
+      </w:pPr>
+    </w:p>
+    <w:p>
+      <w:pPr>
+        <w:tabs>
+          <w:tab w:val="left" w:pos="3105"/>
+        </w:tabs>
+      </w:pPr>
+      <w:r>
+        <w:t xml:space="preserve">59- </w:t>
+      </w:r>
+      <w:r>
+        <w:t xml:space="preserve">Para centralizar o conteúdo dentro do </w:t>
+      </w:r>
+      <w:proofErr w:type="spellStart"/>
+      <w:r>
+        <w:t>main</w:t>
+      </w:r>
+      <w:proofErr w:type="spellEnd"/>
+      <w:r>
+        <w:t xml:space="preserve"> demos largura e utilizamos o </w:t>
+      </w:r>
+      <w:proofErr w:type="spellStart"/>
+      <w:r>
+        <w:t>margin</w:t>
+      </w:r>
+      <w:proofErr w:type="spellEnd"/>
+      <w:r>
+        <w:t>: 0 auto conforme imagem:</w:t>
+      </w:r>
+    </w:p>
+    <w:p>
+      <w:pPr>
+        <w:tabs>
+          <w:tab w:val="left" w:pos="3105"/>
+        </w:tabs>
+      </w:pPr>
+      <w:r>
+        <w:rPr>
+          <w:noProof/>
+        </w:rPr>
+        <w:drawing>
+          <wp:inline distT="0" distB="0" distL="0" distR="0" wp14:anchorId="36506CE3">
+            <wp:extent cx="1343025" cy="676275"/>
+            <wp:effectExtent l="0" t="0" r="9525" b="9525"/>
+            <wp:docPr id="94" name="Imagem 94"/>
+            <wp:cNvGraphicFramePr>
+              <a:graphicFrameLocks xmlns:a="http://schemas.openxmlformats.org/drawingml/2006/main" noChangeAspect="1"/>
+            </wp:cNvGraphicFramePr>
+            <a:graphic xmlns:a="http://schemas.openxmlformats.org/drawingml/2006/main">
+              <a:graphicData uri="http://schemas.openxmlformats.org/drawingml/2006/picture">
+                <pic:pic xmlns:pic="http://schemas.openxmlformats.org/drawingml/2006/picture">
+                  <pic:nvPicPr>
+                    <pic:cNvPr id="0" name="Picture 4"/>
+                    <pic:cNvPicPr>
+                      <a:picLocks noChangeAspect="1" noChangeArrowheads="1"/>
+                    </pic:cNvPicPr>
+                  </pic:nvPicPr>
+                  <pic:blipFill>
+                    <a:blip r:embed="rId101">
+                      <a:extLst>
+                        <a:ext uri="{28A0092B-C50C-407E-A947-70E740481C1C}">
+                          <a14:useLocalDpi xmlns:a14="http://schemas.microsoft.com/office/drawing/2010/main" val="0"/>
+                        </a:ext>
+                      </a:extLst>
+                    </a:blip>
+                    <a:srcRect/>
+                    <a:stretch>
+                      <a:fillRect/>
+                    </a:stretch>
+                  </pic:blipFill>
+                  <pic:spPr bwMode="auto">
+                    <a:xfrm>
+                      <a:off x="0" y="0"/>
+                      <a:ext cx="1343025" cy="676275"/>
+                    </a:xfrm>
+                    <a:prstGeom prst="rect">
+                      <a:avLst/>
+                    </a:prstGeom>
+                    <a:noFill/>
+                  </pic:spPr>
+                </pic:pic>
+              </a:graphicData>
+            </a:graphic>
+          </wp:inline>
+        </w:drawing>
+      </w:r>
+      <w:r>
+        <w:tab/>
+      </w:r>
+    </w:p>
+    <w:p>
+      <w:pPr>
+        <w:tabs>
+          <w:tab w:val="left" w:pos="3105"/>
+        </w:tabs>
+      </w:pPr>
+    </w:p>
+    <w:p>
+      <w:pPr>
+        <w:tabs>
+          <w:tab w:val="left" w:pos="3105"/>
+        </w:tabs>
+      </w:pPr>
+      <w:r>
+        <w:t>60- Observamos que o nosso formulário estava apertado entre o cabeçalho e o rodapé inserimos uma altura tanto para cima como para baixo</w:t>
+      </w:r>
+    </w:p>
+    <w:p>
+      <w:pPr>
+        <w:tabs>
+          <w:tab w:val="left" w:pos="3105"/>
+        </w:tabs>
+      </w:pPr>
+      <w:r>
+        <w:rPr>
+          <w:noProof/>
+        </w:rPr>
+        <w:drawing>
+          <wp:inline distT="0" distB="0" distL="0" distR="0" wp14:anchorId="7D9DC046" wp14:editId="27E63744">
+            <wp:extent cx="1475723" cy="742950"/>
+            <wp:effectExtent l="0" t="0" r="0" b="0"/>
+            <wp:docPr id="95" name="Imagem 95"/>
+            <wp:cNvGraphicFramePr>
+              <a:graphicFrameLocks xmlns:a="http://schemas.openxmlformats.org/drawingml/2006/main" noChangeAspect="1"/>
+            </wp:cNvGraphicFramePr>
+            <a:graphic xmlns:a="http://schemas.openxmlformats.org/drawingml/2006/main">
+              <a:graphicData uri="http://schemas.openxmlformats.org/drawingml/2006/picture">
+                <pic:pic xmlns:pic="http://schemas.openxmlformats.org/drawingml/2006/picture">
+                  <pic:nvPicPr>
+                    <pic:cNvPr id="0" name="Picture 5"/>
+                    <pic:cNvPicPr>
+                      <a:picLocks noChangeAspect="1" noChangeArrowheads="1"/>
+                    </pic:cNvPicPr>
+                  </pic:nvPicPr>
+                  <pic:blipFill>
+                    <a:blip r:embed="rId102">
+                      <a:extLst>
+                        <a:ext uri="{28A0092B-C50C-407E-A947-70E740481C1C}">
+                          <a14:useLocalDpi xmlns:a14="http://schemas.microsoft.com/office/drawing/2010/main" val="0"/>
+                        </a:ext>
+                      </a:extLst>
+                    </a:blip>
+                    <a:srcRect/>
+                    <a:stretch>
+                      <a:fillRect/>
+                    </a:stretch>
+                  </pic:blipFill>
+                  <pic:spPr bwMode="auto">
+                    <a:xfrm>
+                      <a:off x="0" y="0"/>
+                      <a:ext cx="1492687" cy="751491"/>
+                    </a:xfrm>
+                    <a:prstGeom prst="rect">
+                      <a:avLst/>
+                    </a:prstGeom>
+                    <a:noFill/>
+                  </pic:spPr>
+                </pic:pic>
+              </a:graphicData>
+            </a:graphic>
+          </wp:inline>
+        </w:drawing>
+      </w:r>
+      <w:r>
+        <w:rPr>
+          <w:noProof/>
+        </w:rPr>
+        <w:drawing>
+          <wp:inline distT="0" distB="0" distL="0" distR="0" wp14:anchorId="45E2ECAA" wp14:editId="2D9E221B">
+            <wp:extent cx="3820795" cy="1610928"/>
+            <wp:effectExtent l="0" t="0" r="0" b="8890"/>
+            <wp:docPr id="96" name="Imagem 96"/>
+            <wp:cNvGraphicFramePr>
+              <a:graphicFrameLocks xmlns:a="http://schemas.openxmlformats.org/drawingml/2006/main" noChangeAspect="1"/>
+            </wp:cNvGraphicFramePr>
+            <a:graphic xmlns:a="http://schemas.openxmlformats.org/drawingml/2006/main">
+              <a:graphicData uri="http://schemas.openxmlformats.org/drawingml/2006/picture">
+                <pic:pic xmlns:pic="http://schemas.openxmlformats.org/drawingml/2006/picture">
+                  <pic:nvPicPr>
+                    <pic:cNvPr id="0" name="Picture 6"/>
+                    <pic:cNvPicPr>
+                      <a:picLocks noChangeAspect="1" noChangeArrowheads="1"/>
+                    </pic:cNvPicPr>
+                  </pic:nvPicPr>
+                  <pic:blipFill>
+                    <a:blip r:embed="rId103">
+                      <a:extLst>
+                        <a:ext uri="{28A0092B-C50C-407E-A947-70E740481C1C}">
+                          <a14:useLocalDpi xmlns:a14="http://schemas.microsoft.com/office/drawing/2010/main" val="0"/>
+                        </a:ext>
+                      </a:extLst>
+                    </a:blip>
+                    <a:srcRect/>
+                    <a:stretch>
+                      <a:fillRect/>
+                    </a:stretch>
+                  </pic:blipFill>
+                  <pic:spPr bwMode="auto">
+                    <a:xfrm>
+                      <a:off x="0" y="0"/>
+                      <a:ext cx="3878153" cy="1635112"/>
+                    </a:xfrm>
+                    <a:prstGeom prst="rect">
+                      <a:avLst/>
+                    </a:prstGeom>
+                    <a:noFill/>
+                  </pic:spPr>
+                </pic:pic>
+              </a:graphicData>
+            </a:graphic>
+          </wp:inline>
+        </w:drawing>
+      </w:r>
+    </w:p>
+    <w:p>
+      <w:pPr>
+        <w:tabs>
+          <w:tab w:val="left" w:pos="3105"/>
+        </w:tabs>
+      </w:pPr>
+    </w:p>
+    <w:p>
+      <w:pPr>
+        <w:tabs>
+          <w:tab w:val="left" w:pos="3105"/>
+        </w:tabs>
+      </w:pPr>
+      <w:r>
+        <w:t xml:space="preserve">61- </w:t>
+      </w:r>
+      <w:r>
+        <w:t xml:space="preserve">Podemos avaliar que o nosso formulário tem um tipo de comportamento </w:t>
+      </w:r>
+      <w:proofErr w:type="spellStart"/>
+      <w:r>
+        <w:t>masmo</w:t>
+      </w:r>
+      <w:proofErr w:type="spellEnd"/>
+      <w:r>
+        <w:t xml:space="preserve"> </w:t>
+      </w:r>
+      <w:proofErr w:type="spellStart"/>
+      <w:r>
+        <w:t>clococando</w:t>
+      </w:r>
+      <w:proofErr w:type="spellEnd"/>
+      <w:r>
+        <w:t xml:space="preserve"> um elemento em baixo do outro no </w:t>
+      </w:r>
+      <w:proofErr w:type="spellStart"/>
+      <w:r>
+        <w:t>html</w:t>
+      </w:r>
+      <w:proofErr w:type="spellEnd"/>
+      <w:r>
+        <w:t xml:space="preserve"> ao </w:t>
+      </w:r>
+      <w:proofErr w:type="spellStart"/>
+      <w:r>
+        <w:t>renderizar</w:t>
+      </w:r>
+      <w:proofErr w:type="spellEnd"/>
+      <w:r>
+        <w:t xml:space="preserve"> a pagina os elementos (</w:t>
+      </w:r>
+      <w:proofErr w:type="spellStart"/>
+      <w:r>
+        <w:t>label</w:t>
+      </w:r>
+      <w:proofErr w:type="spellEnd"/>
+      <w:r>
+        <w:t xml:space="preserve"> e input) ficam um ao lado do outro. Para mudar essa situação mudamos a natureza do </w:t>
+      </w:r>
+      <w:proofErr w:type="spellStart"/>
+      <w:r>
+        <w:t>label</w:t>
+      </w:r>
+      <w:proofErr w:type="spellEnd"/>
+      <w:r>
+        <w:t xml:space="preserve"> e input conforme código abaixo:</w:t>
+      </w:r>
+    </w:p>
+    <w:p>
+      <w:pPr>
+        <w:tabs>
+          <w:tab w:val="left" w:pos="3105"/>
+        </w:tabs>
+      </w:pPr>
+      <w:r>
+        <w:drawing>
+          <wp:inline distT="0" distB="0" distL="0" distR="0" wp14:anchorId="09D131D7" wp14:editId="59A94A79">
+            <wp:extent cx="1295581" cy="1524213"/>
+            <wp:effectExtent l="0" t="0" r="0" b="0"/>
+            <wp:docPr id="100" name="Imagem 100"/>
+            <wp:cNvGraphicFramePr>
+              <a:graphicFrameLocks xmlns:a="http://schemas.openxmlformats.org/drawingml/2006/main" noChangeAspect="1"/>
+            </wp:cNvGraphicFramePr>
+            <a:graphic xmlns:a="http://schemas.openxmlformats.org/drawingml/2006/main">
+              <a:graphicData uri="http://schemas.openxmlformats.org/drawingml/2006/picture">
+                <pic:pic xmlns:pic="http://schemas.openxmlformats.org/drawingml/2006/picture">
+                  <pic:nvPicPr>
+                    <pic:cNvPr id="1" name=""/>
+                    <pic:cNvPicPr/>
+                  </pic:nvPicPr>
+                  <pic:blipFill>
+                    <a:blip r:embed="rId104"/>
+                    <a:stretch>
+                      <a:fillRect/>
+                    </a:stretch>
+                  </pic:blipFill>
+                  <pic:spPr>
+                    <a:xfrm>
+                      <a:off x="0" y="0"/>
+                      <a:ext cx="1295581" cy="1524213"/>
+                    </a:xfrm>
+                    <a:prstGeom prst="rect">
+                      <a:avLst/>
+                    </a:prstGeom>
+                  </pic:spPr>
+                </pic:pic>
+              </a:graphicData>
+            </a:graphic>
+          </wp:inline>
+        </w:drawing>
+      </w:r>
+      <w:r>
+        <w:rPr>
+          <w:noProof/>
+        </w:rPr>
+        <w:drawing>
+          <wp:inline distT="0" distB="0" distL="0" distR="0" wp14:anchorId="29328AA4">
+            <wp:extent cx="3188787" cy="1181100"/>
+            <wp:effectExtent l="0" t="0" r="0" b="0"/>
+            <wp:docPr id="101" name="Imagem 101"/>
+            <wp:cNvGraphicFramePr>
+              <a:graphicFrameLocks xmlns:a="http://schemas.openxmlformats.org/drawingml/2006/main" noChangeAspect="1"/>
+            </wp:cNvGraphicFramePr>
+            <a:graphic xmlns:a="http://schemas.openxmlformats.org/drawingml/2006/main">
+              <a:graphicData uri="http://schemas.openxmlformats.org/drawingml/2006/picture">
+                <pic:pic xmlns:pic="http://schemas.openxmlformats.org/drawingml/2006/picture">
+                  <pic:nvPicPr>
+                    <pic:cNvPr id="0" name="Picture 10"/>
+                    <pic:cNvPicPr>
+                      <a:picLocks noChangeAspect="1" noChangeArrowheads="1"/>
+                    </pic:cNvPicPr>
+                  </pic:nvPicPr>
+                  <pic:blipFill>
+                    <a:blip r:embed="rId105" cstate="print">
+                      <a:extLst>
+                        <a:ext uri="{28A0092B-C50C-407E-A947-70E740481C1C}">
+                          <a14:useLocalDpi xmlns:a14="http://schemas.microsoft.com/office/drawing/2010/main" val="0"/>
+                        </a:ext>
+                      </a:extLst>
+                    </a:blip>
+                    <a:srcRect/>
+                    <a:stretch>
+                      <a:fillRect/>
+                    </a:stretch>
+                  </pic:blipFill>
+                  <pic:spPr bwMode="auto">
+                    <a:xfrm>
+                      <a:off x="0" y="0"/>
+                      <a:ext cx="3343702" cy="1238479"/>
+                    </a:xfrm>
+                    <a:prstGeom prst="rect">
+                      <a:avLst/>
+                    </a:prstGeom>
+                    <a:noFill/>
+                  </pic:spPr>
+                </pic:pic>
+              </a:graphicData>
+            </a:graphic>
+          </wp:inline>
+        </w:drawing>
+      </w:r>
+    </w:p>
+    <w:p>
+      <w:pPr>
+        <w:tabs>
+          <w:tab w:val="left" w:pos="3105"/>
+        </w:tabs>
+      </w:pPr>
+      <w:r>
+        <w:t xml:space="preserve"> </w:t>
+      </w:r>
+    </w:p>
+    <w:p>
+      <w:pPr>
+        <w:tabs>
+          <w:tab w:val="left" w:pos="3105"/>
+        </w:tabs>
+      </w:pPr>
       <w:bookmarkStart w:id="0" w:name="_GoBack"/>
       <w:bookmarkEnd w:id="0"/>
+    </w:p>
+    <w:p>
+      <w:pPr>
+        <w:tabs>
+          <w:tab w:val="left" w:pos="3105"/>
+        </w:tabs>
+      </w:pPr>
+    </w:p>
+    <w:p>
+      <w:pPr>
+        <w:tabs>
+          <w:tab w:val="left" w:pos="3105"/>
+        </w:tabs>
+      </w:pPr>
     </w:p>
     <w:p>
       <w:pPr>
@@ -8335,7 +8968,7 @@
 </file>
 
 <file path=customXml/itemProps1.xml><?xml version="1.0" encoding="utf-8"?>
-<ds:datastoreItem xmlns:ds="http://schemas.openxmlformats.org/officeDocument/2006/customXml" ds:itemID="{63AE467F-B02C-4F2C-A6E3-9AD1AA5D63DF}">
+<ds:datastoreItem xmlns:ds="http://schemas.openxmlformats.org/officeDocument/2006/customXml" ds:itemID="{342AF462-B861-45AC-9079-E00980DF33F0}">
   <ds:schemaRefs>
     <ds:schemaRef ds:uri="http://schemas.openxmlformats.org/officeDocument/2006/bibliography"/>
   </ds:schemaRefs>

--- a/apostila/Projeto Space For Men.docx
+++ b/apostila/Projeto Space For Men.docx
@@ -7550,6 +7550,9 @@
         </w:tabs>
       </w:pPr>
       <w:r>
+        <w:rPr>
+          <w:noProof/>
+        </w:rPr>
         <w:drawing>
           <wp:inline distT="0" distB="0" distL="0" distR="0" wp14:anchorId="09D131D7" wp14:editId="59A94A79">
             <wp:extent cx="1295581" cy="1524213"/>
@@ -7643,18 +7646,1272 @@
           <w:tab w:val="left" w:pos="3105"/>
         </w:tabs>
       </w:pPr>
+    </w:p>
+    <w:p>
+      <w:pPr>
+        <w:tabs>
+          <w:tab w:val="left" w:pos="3105"/>
+        </w:tabs>
+      </w:pPr>
+    </w:p>
+    <w:p>
+      <w:pPr>
+        <w:tabs>
+          <w:tab w:val="left" w:pos="3105"/>
+        </w:tabs>
+      </w:pPr>
+      <w:r>
+        <w:t>62</w:t>
+      </w:r>
+      <w:r>
+        <w:t xml:space="preserve">- </w:t>
+      </w:r>
+      <w:proofErr w:type="gramStart"/>
+      <w:r>
+        <w:t>demos</w:t>
+      </w:r>
+      <w:proofErr w:type="gramEnd"/>
+      <w:r>
+        <w:t xml:space="preserve"> um espaço para lado de baixo da </w:t>
+      </w:r>
+      <w:proofErr w:type="spellStart"/>
+      <w:r>
+        <w:t>label</w:t>
+      </w:r>
+      <w:proofErr w:type="spellEnd"/>
       <w:r>
         <w:t xml:space="preserve"> </w:t>
       </w:r>
-    </w:p>
-    <w:p>
-      <w:pPr>
-        <w:tabs>
-          <w:tab w:val="left" w:pos="3105"/>
-        </w:tabs>
-      </w:pPr>
+      <w:proofErr w:type="spellStart"/>
+      <w:r>
+        <w:t>margin</w:t>
+      </w:r>
+      <w:proofErr w:type="spellEnd"/>
+      <w:r>
+        <w:t xml:space="preserve">: 20px e aumentamos o tamanho da fonte, o input também acrescentamos com um espaço do lado de baixo e aumentamos o espaço interno tanto na parte de cima, baixo, direita e esquerda </w:t>
+      </w:r>
+    </w:p>
+    <w:p>
+      <w:pPr>
+        <w:tabs>
+          <w:tab w:val="left" w:pos="3105"/>
+        </w:tabs>
+      </w:pPr>
+      <w:r>
+        <w:t xml:space="preserve"> </w:t>
+      </w:r>
+      <w:r>
+        <w:rPr>
+          <w:noProof/>
+        </w:rPr>
+        <w:drawing>
+          <wp:inline distT="0" distB="0" distL="0" distR="0" wp14:anchorId="172E79C2" wp14:editId="2BFECAC5">
+            <wp:extent cx="1276528" cy="1571844"/>
+            <wp:effectExtent l="0" t="0" r="0" b="9525"/>
+            <wp:docPr id="91" name="Imagem 91"/>
+            <wp:cNvGraphicFramePr>
+              <a:graphicFrameLocks xmlns:a="http://schemas.openxmlformats.org/drawingml/2006/main" noChangeAspect="1"/>
+            </wp:cNvGraphicFramePr>
+            <a:graphic xmlns:a="http://schemas.openxmlformats.org/drawingml/2006/main">
+              <a:graphicData uri="http://schemas.openxmlformats.org/drawingml/2006/picture">
+                <pic:pic xmlns:pic="http://schemas.openxmlformats.org/drawingml/2006/picture">
+                  <pic:nvPicPr>
+                    <pic:cNvPr id="1" name=""/>
+                    <pic:cNvPicPr/>
+                  </pic:nvPicPr>
+                  <pic:blipFill>
+                    <a:blip r:embed="rId106"/>
+                    <a:stretch>
+                      <a:fillRect/>
+                    </a:stretch>
+                  </pic:blipFill>
+                  <pic:spPr>
+                    <a:xfrm>
+                      <a:off x="0" y="0"/>
+                      <a:ext cx="1276528" cy="1571844"/>
+                    </a:xfrm>
+                    <a:prstGeom prst="rect">
+                      <a:avLst/>
+                    </a:prstGeom>
+                  </pic:spPr>
+                </pic:pic>
+              </a:graphicData>
+            </a:graphic>
+          </wp:inline>
+        </w:drawing>
+      </w:r>
+      <w:r>
+        <w:rPr>
+          <w:noProof/>
+        </w:rPr>
+        <w:drawing>
+          <wp:inline distT="0" distB="0" distL="0" distR="0" wp14:anchorId="508A165C">
+            <wp:extent cx="1600200" cy="2095061"/>
+            <wp:effectExtent l="0" t="0" r="0" b="635"/>
+            <wp:docPr id="97" name="Imagem 97"/>
+            <wp:cNvGraphicFramePr>
+              <a:graphicFrameLocks xmlns:a="http://schemas.openxmlformats.org/drawingml/2006/main" noChangeAspect="1"/>
+            </wp:cNvGraphicFramePr>
+            <a:graphic xmlns:a="http://schemas.openxmlformats.org/drawingml/2006/main">
+              <a:graphicData uri="http://schemas.openxmlformats.org/drawingml/2006/picture">
+                <pic:pic xmlns:pic="http://schemas.openxmlformats.org/drawingml/2006/picture">
+                  <pic:nvPicPr>
+                    <pic:cNvPr id="0" name="Picture 2"/>
+                    <pic:cNvPicPr>
+                      <a:picLocks noChangeAspect="1" noChangeArrowheads="1"/>
+                    </pic:cNvPicPr>
+                  </pic:nvPicPr>
+                  <pic:blipFill>
+                    <a:blip r:embed="rId107">
+                      <a:extLst>
+                        <a:ext uri="{28A0092B-C50C-407E-A947-70E740481C1C}">
+                          <a14:useLocalDpi xmlns:a14="http://schemas.microsoft.com/office/drawing/2010/main" val="0"/>
+                        </a:ext>
+                      </a:extLst>
+                    </a:blip>
+                    <a:srcRect/>
+                    <a:stretch>
+                      <a:fillRect/>
+                    </a:stretch>
+                  </pic:blipFill>
+                  <pic:spPr bwMode="auto">
+                    <a:xfrm>
+                      <a:off x="0" y="0"/>
+                      <a:ext cx="1607308" cy="2104367"/>
+                    </a:xfrm>
+                    <a:prstGeom prst="rect">
+                      <a:avLst/>
+                    </a:prstGeom>
+                    <a:noFill/>
+                  </pic:spPr>
+                </pic:pic>
+              </a:graphicData>
+            </a:graphic>
+          </wp:inline>
+        </w:drawing>
+      </w:r>
+    </w:p>
+    <w:p>
+      <w:pPr>
+        <w:tabs>
+          <w:tab w:val="left" w:pos="3105"/>
+        </w:tabs>
+      </w:pPr>
+    </w:p>
+    <w:p>
+      <w:pPr>
+        <w:tabs>
+          <w:tab w:val="left" w:pos="3105"/>
+        </w:tabs>
+      </w:pPr>
+      <w:r>
+        <w:t xml:space="preserve">63- </w:t>
+      </w:r>
+      <w:proofErr w:type="gramStart"/>
+      <w:r>
+        <w:t>incluímos</w:t>
+      </w:r>
+      <w:proofErr w:type="gramEnd"/>
+      <w:r>
+        <w:t xml:space="preserve"> uma porcentagem de 50% para cada input do nosso formulário</w:t>
+      </w:r>
+    </w:p>
+    <w:p>
+      <w:pPr>
+        <w:tabs>
+          <w:tab w:val="left" w:pos="3105"/>
+        </w:tabs>
+      </w:pPr>
+      <w:r>
+        <w:t xml:space="preserve"> </w:t>
+      </w:r>
+      <w:r>
+        <w:rPr>
+          <w:noProof/>
+        </w:rPr>
+        <w:drawing>
+          <wp:inline distT="0" distB="0" distL="0" distR="0" wp14:anchorId="3F3252E8">
+            <wp:extent cx="1295400" cy="838200"/>
+            <wp:effectExtent l="0" t="0" r="0" b="0"/>
+            <wp:docPr id="98" name="Imagem 98"/>
+            <wp:cNvGraphicFramePr>
+              <a:graphicFrameLocks xmlns:a="http://schemas.openxmlformats.org/drawingml/2006/main" noChangeAspect="1"/>
+            </wp:cNvGraphicFramePr>
+            <a:graphic xmlns:a="http://schemas.openxmlformats.org/drawingml/2006/main">
+              <a:graphicData uri="http://schemas.openxmlformats.org/drawingml/2006/picture">
+                <pic:pic xmlns:pic="http://schemas.openxmlformats.org/drawingml/2006/picture">
+                  <pic:nvPicPr>
+                    <pic:cNvPr id="0" name="Picture 3"/>
+                    <pic:cNvPicPr>
+                      <a:picLocks noChangeAspect="1" noChangeArrowheads="1"/>
+                    </pic:cNvPicPr>
+                  </pic:nvPicPr>
+                  <pic:blipFill>
+                    <a:blip r:embed="rId108">
+                      <a:extLst>
+                        <a:ext uri="{28A0092B-C50C-407E-A947-70E740481C1C}">
+                          <a14:useLocalDpi xmlns:a14="http://schemas.microsoft.com/office/drawing/2010/main" val="0"/>
+                        </a:ext>
+                      </a:extLst>
+                    </a:blip>
+                    <a:srcRect/>
+                    <a:stretch>
+                      <a:fillRect/>
+                    </a:stretch>
+                  </pic:blipFill>
+                  <pic:spPr bwMode="auto">
+                    <a:xfrm>
+                      <a:off x="0" y="0"/>
+                      <a:ext cx="1295400" cy="838200"/>
+                    </a:xfrm>
+                    <a:prstGeom prst="rect">
+                      <a:avLst/>
+                    </a:prstGeom>
+                    <a:noFill/>
+                  </pic:spPr>
+                </pic:pic>
+              </a:graphicData>
+            </a:graphic>
+          </wp:inline>
+        </w:drawing>
+      </w:r>
+      <w:r>
+        <w:rPr>
+          <w:noProof/>
+        </w:rPr>
+        <w:drawing>
+          <wp:inline distT="0" distB="0" distL="0" distR="0" wp14:anchorId="67517581">
+            <wp:extent cx="1919631" cy="1066800"/>
+            <wp:effectExtent l="0" t="0" r="4445" b="0"/>
+            <wp:docPr id="99" name="Imagem 99"/>
+            <wp:cNvGraphicFramePr>
+              <a:graphicFrameLocks xmlns:a="http://schemas.openxmlformats.org/drawingml/2006/main" noChangeAspect="1"/>
+            </wp:cNvGraphicFramePr>
+            <a:graphic xmlns:a="http://schemas.openxmlformats.org/drawingml/2006/main">
+              <a:graphicData uri="http://schemas.openxmlformats.org/drawingml/2006/picture">
+                <pic:pic xmlns:pic="http://schemas.openxmlformats.org/drawingml/2006/picture">
+                  <pic:nvPicPr>
+                    <pic:cNvPr id="0" name="Picture 4"/>
+                    <pic:cNvPicPr>
+                      <a:picLocks noChangeAspect="1" noChangeArrowheads="1"/>
+                    </pic:cNvPicPr>
+                  </pic:nvPicPr>
+                  <pic:blipFill>
+                    <a:blip r:embed="rId109">
+                      <a:extLst>
+                        <a:ext uri="{28A0092B-C50C-407E-A947-70E740481C1C}">
+                          <a14:useLocalDpi xmlns:a14="http://schemas.microsoft.com/office/drawing/2010/main" val="0"/>
+                        </a:ext>
+                      </a:extLst>
+                    </a:blip>
+                    <a:srcRect/>
+                    <a:stretch>
+                      <a:fillRect/>
+                    </a:stretch>
+                  </pic:blipFill>
+                  <pic:spPr bwMode="auto">
+                    <a:xfrm>
+                      <a:off x="0" y="0"/>
+                      <a:ext cx="1986366" cy="1103887"/>
+                    </a:xfrm>
+                    <a:prstGeom prst="rect">
+                      <a:avLst/>
+                    </a:prstGeom>
+                    <a:noFill/>
+                  </pic:spPr>
+                </pic:pic>
+              </a:graphicData>
+            </a:graphic>
+          </wp:inline>
+        </w:drawing>
+      </w:r>
+    </w:p>
+    <w:p>
+      <w:pPr>
+        <w:tabs>
+          <w:tab w:val="left" w:pos="3105"/>
+        </w:tabs>
+      </w:pPr>
+    </w:p>
+    <w:p>
+      <w:pPr>
+        <w:tabs>
+          <w:tab w:val="left" w:pos="3105"/>
+        </w:tabs>
+      </w:pPr>
+      <w:r>
+        <w:t xml:space="preserve">64- Inserimos um </w:t>
+      </w:r>
+      <w:proofErr w:type="spellStart"/>
+      <w:r>
+        <w:t>texarea</w:t>
+      </w:r>
+      <w:proofErr w:type="spellEnd"/>
+      <w:r>
+        <w:t xml:space="preserve"> (inputs de mensagens) </w:t>
+      </w:r>
+      <w:r>
+        <w:t xml:space="preserve">em baixo do input telefone e aumentamos o tamanho da coluna para ficar alinhado com outros inputs </w:t>
+      </w:r>
+    </w:p>
+    <w:p>
+      <w:pPr>
+        <w:tabs>
+          <w:tab w:val="left" w:pos="3105"/>
+        </w:tabs>
+      </w:pPr>
+      <w:r>
+        <w:rPr>
+          <w:noProof/>
+        </w:rPr>
+        <w:drawing>
+          <wp:inline distT="0" distB="0" distL="0" distR="0" wp14:anchorId="146B3320">
+            <wp:extent cx="2972435" cy="1819275"/>
+            <wp:effectExtent l="0" t="0" r="0" b="9525"/>
+            <wp:docPr id="102" name="Imagem 102"/>
+            <wp:cNvGraphicFramePr>
+              <a:graphicFrameLocks xmlns:a="http://schemas.openxmlformats.org/drawingml/2006/main" noChangeAspect="1"/>
+            </wp:cNvGraphicFramePr>
+            <a:graphic xmlns:a="http://schemas.openxmlformats.org/drawingml/2006/main">
+              <a:graphicData uri="http://schemas.openxmlformats.org/drawingml/2006/picture">
+                <pic:pic xmlns:pic="http://schemas.openxmlformats.org/drawingml/2006/picture">
+                  <pic:nvPicPr>
+                    <pic:cNvPr id="0" name="Picture 5"/>
+                    <pic:cNvPicPr>
+                      <a:picLocks noChangeAspect="1" noChangeArrowheads="1"/>
+                    </pic:cNvPicPr>
+                  </pic:nvPicPr>
+                  <pic:blipFill>
+                    <a:blip r:embed="rId110">
+                      <a:extLst>
+                        <a:ext uri="{28A0092B-C50C-407E-A947-70E740481C1C}">
+                          <a14:useLocalDpi xmlns:a14="http://schemas.microsoft.com/office/drawing/2010/main" val="0"/>
+                        </a:ext>
+                      </a:extLst>
+                    </a:blip>
+                    <a:srcRect/>
+                    <a:stretch>
+                      <a:fillRect/>
+                    </a:stretch>
+                  </pic:blipFill>
+                  <pic:spPr bwMode="auto">
+                    <a:xfrm>
+                      <a:off x="0" y="0"/>
+                      <a:ext cx="2972435" cy="1819275"/>
+                    </a:xfrm>
+                    <a:prstGeom prst="rect">
+                      <a:avLst/>
+                    </a:prstGeom>
+                    <a:noFill/>
+                  </pic:spPr>
+                </pic:pic>
+              </a:graphicData>
+            </a:graphic>
+          </wp:inline>
+        </w:drawing>
+      </w:r>
+      <w:r>
+        <w:rPr>
+          <w:noProof/>
+        </w:rPr>
+        <w:drawing>
+          <wp:inline distT="0" distB="0" distL="0" distR="0" wp14:anchorId="05C74764">
+            <wp:extent cx="2134235" cy="1846196"/>
+            <wp:effectExtent l="0" t="0" r="0" b="1905"/>
+            <wp:docPr id="103" name="Imagem 103"/>
+            <wp:cNvGraphicFramePr>
+              <a:graphicFrameLocks xmlns:a="http://schemas.openxmlformats.org/drawingml/2006/main" noChangeAspect="1"/>
+            </wp:cNvGraphicFramePr>
+            <a:graphic xmlns:a="http://schemas.openxmlformats.org/drawingml/2006/main">
+              <a:graphicData uri="http://schemas.openxmlformats.org/drawingml/2006/picture">
+                <pic:pic xmlns:pic="http://schemas.openxmlformats.org/drawingml/2006/picture">
+                  <pic:nvPicPr>
+                    <pic:cNvPr id="0" name="Picture 6"/>
+                    <pic:cNvPicPr>
+                      <a:picLocks noChangeAspect="1" noChangeArrowheads="1"/>
+                    </pic:cNvPicPr>
+                  </pic:nvPicPr>
+                  <pic:blipFill>
+                    <a:blip r:embed="rId111">
+                      <a:extLst>
+                        <a:ext uri="{28A0092B-C50C-407E-A947-70E740481C1C}">
+                          <a14:useLocalDpi xmlns:a14="http://schemas.microsoft.com/office/drawing/2010/main" val="0"/>
+                        </a:ext>
+                      </a:extLst>
+                    </a:blip>
+                    <a:srcRect/>
+                    <a:stretch>
+                      <a:fillRect/>
+                    </a:stretch>
+                  </pic:blipFill>
+                  <pic:spPr bwMode="auto">
+                    <a:xfrm>
+                      <a:off x="0" y="0"/>
+                      <a:ext cx="2145331" cy="1855794"/>
+                    </a:xfrm>
+                    <a:prstGeom prst="rect">
+                      <a:avLst/>
+                    </a:prstGeom>
+                    <a:noFill/>
+                  </pic:spPr>
+                </pic:pic>
+              </a:graphicData>
+            </a:graphic>
+          </wp:inline>
+        </w:drawing>
+      </w:r>
+    </w:p>
+    <w:p>
+      <w:pPr>
+        <w:tabs>
+          <w:tab w:val="left" w:pos="3105"/>
+        </w:tabs>
+      </w:pPr>
+    </w:p>
+    <w:p>
+      <w:pPr>
+        <w:tabs>
+          <w:tab w:val="left" w:pos="3105"/>
+        </w:tabs>
+      </w:pPr>
+    </w:p>
+    <w:p>
+      <w:pPr>
+        <w:tabs>
+          <w:tab w:val="left" w:pos="3105"/>
+        </w:tabs>
+      </w:pPr>
+    </w:p>
+    <w:p>
+      <w:pPr>
+        <w:tabs>
+          <w:tab w:val="left" w:pos="3105"/>
+        </w:tabs>
+      </w:pPr>
+      <w:r>
+        <w:t>65</w:t>
+      </w:r>
+      <w:r>
+        <w:t xml:space="preserve">- Trabalhando com input </w:t>
+      </w:r>
+      <w:proofErr w:type="spellStart"/>
+      <w:r>
+        <w:t>radio</w:t>
+      </w:r>
+      <w:proofErr w:type="spellEnd"/>
+      <w:r>
+        <w:t xml:space="preserve"> em nosso formulário inserimos os </w:t>
+      </w:r>
+      <w:proofErr w:type="spellStart"/>
+      <w:r>
+        <w:t>label</w:t>
+      </w:r>
+      <w:proofErr w:type="spellEnd"/>
+      <w:r>
+        <w:t xml:space="preserve"> e os input rádios conforme código a abaixo</w:t>
+      </w:r>
+    </w:p>
+    <w:p>
+      <w:pPr>
+        <w:tabs>
+          <w:tab w:val="left" w:pos="3105"/>
+        </w:tabs>
+      </w:pPr>
+      <w:r>
+        <w:rPr>
+          <w:noProof/>
+        </w:rPr>
+        <w:drawing>
+          <wp:inline distT="0" distB="0" distL="0" distR="0" wp14:anchorId="6726A214">
+            <wp:extent cx="3258185" cy="1743075"/>
+            <wp:effectExtent l="0" t="0" r="0" b="9525"/>
+            <wp:docPr id="104" name="Imagem 104"/>
+            <wp:cNvGraphicFramePr>
+              <a:graphicFrameLocks xmlns:a="http://schemas.openxmlformats.org/drawingml/2006/main" noChangeAspect="1"/>
+            </wp:cNvGraphicFramePr>
+            <a:graphic xmlns:a="http://schemas.openxmlformats.org/drawingml/2006/main">
+              <a:graphicData uri="http://schemas.openxmlformats.org/drawingml/2006/picture">
+                <pic:pic xmlns:pic="http://schemas.openxmlformats.org/drawingml/2006/picture">
+                  <pic:nvPicPr>
+                    <pic:cNvPr id="0" name="Picture 7"/>
+                    <pic:cNvPicPr>
+                      <a:picLocks noChangeAspect="1" noChangeArrowheads="1"/>
+                    </pic:cNvPicPr>
+                  </pic:nvPicPr>
+                  <pic:blipFill>
+                    <a:blip r:embed="rId112">
+                      <a:extLst>
+                        <a:ext uri="{28A0092B-C50C-407E-A947-70E740481C1C}">
+                          <a14:useLocalDpi xmlns:a14="http://schemas.microsoft.com/office/drawing/2010/main" val="0"/>
+                        </a:ext>
+                      </a:extLst>
+                    </a:blip>
+                    <a:srcRect/>
+                    <a:stretch>
+                      <a:fillRect/>
+                    </a:stretch>
+                  </pic:blipFill>
+                  <pic:spPr bwMode="auto">
+                    <a:xfrm>
+                      <a:off x="0" y="0"/>
+                      <a:ext cx="3258185" cy="1743075"/>
+                    </a:xfrm>
+                    <a:prstGeom prst="rect">
+                      <a:avLst/>
+                    </a:prstGeom>
+                    <a:noFill/>
+                  </pic:spPr>
+                </pic:pic>
+              </a:graphicData>
+            </a:graphic>
+          </wp:inline>
+        </w:drawing>
+      </w:r>
+    </w:p>
+    <w:p>
+      <w:pPr>
+        <w:tabs>
+          <w:tab w:val="left" w:pos="3105"/>
+        </w:tabs>
+      </w:pPr>
+      <w:r>
+        <w:rPr>
+          <w:noProof/>
+        </w:rPr>
+        <w:drawing>
+          <wp:inline distT="0" distB="0" distL="0" distR="0" wp14:anchorId="49BBE860">
+            <wp:extent cx="3477260" cy="1657350"/>
+            <wp:effectExtent l="0" t="0" r="8890" b="0"/>
+            <wp:docPr id="105" name="Imagem 105"/>
+            <wp:cNvGraphicFramePr>
+              <a:graphicFrameLocks xmlns:a="http://schemas.openxmlformats.org/drawingml/2006/main" noChangeAspect="1"/>
+            </wp:cNvGraphicFramePr>
+            <a:graphic xmlns:a="http://schemas.openxmlformats.org/drawingml/2006/main">
+              <a:graphicData uri="http://schemas.openxmlformats.org/drawingml/2006/picture">
+                <pic:pic xmlns:pic="http://schemas.openxmlformats.org/drawingml/2006/picture">
+                  <pic:nvPicPr>
+                    <pic:cNvPr id="0" name="Picture 8"/>
+                    <pic:cNvPicPr>
+                      <a:picLocks noChangeAspect="1" noChangeArrowheads="1"/>
+                    </pic:cNvPicPr>
+                  </pic:nvPicPr>
+                  <pic:blipFill>
+                    <a:blip r:embed="rId113">
+                      <a:extLst>
+                        <a:ext uri="{28A0092B-C50C-407E-A947-70E740481C1C}">
+                          <a14:useLocalDpi xmlns:a14="http://schemas.microsoft.com/office/drawing/2010/main" val="0"/>
+                        </a:ext>
+                      </a:extLst>
+                    </a:blip>
+                    <a:srcRect/>
+                    <a:stretch>
+                      <a:fillRect/>
+                    </a:stretch>
+                  </pic:blipFill>
+                  <pic:spPr bwMode="auto">
+                    <a:xfrm>
+                      <a:off x="0" y="0"/>
+                      <a:ext cx="3477260" cy="1657350"/>
+                    </a:xfrm>
+                    <a:prstGeom prst="rect">
+                      <a:avLst/>
+                    </a:prstGeom>
+                    <a:noFill/>
+                  </pic:spPr>
+                </pic:pic>
+              </a:graphicData>
+            </a:graphic>
+          </wp:inline>
+        </w:drawing>
+      </w:r>
+    </w:p>
+    <w:p>
+      <w:pPr>
+        <w:tabs>
+          <w:tab w:val="left" w:pos="3105"/>
+        </w:tabs>
+      </w:pPr>
+    </w:p>
+    <w:p>
+      <w:pPr>
+        <w:tabs>
+          <w:tab w:val="left" w:pos="3105"/>
+        </w:tabs>
+      </w:pPr>
+      <w:r>
+        <w:t>66-</w:t>
+      </w:r>
+      <w:r>
+        <w:t xml:space="preserve">Inserimos um paragrafo em cima da </w:t>
+      </w:r>
+      <w:proofErr w:type="spellStart"/>
+      <w:r>
+        <w:t>label</w:t>
+      </w:r>
+      <w:proofErr w:type="spellEnd"/>
+      <w:r>
+        <w:t xml:space="preserve">   radio-box telefone. </w:t>
+      </w:r>
+    </w:p>
+    <w:p>
+      <w:pPr>
+        <w:tabs>
+          <w:tab w:val="left" w:pos="3105"/>
+        </w:tabs>
+      </w:pPr>
+      <w:r>
+        <w:rPr>
+          <w:noProof/>
+        </w:rPr>
+        <w:drawing>
+          <wp:inline distT="0" distB="0" distL="0" distR="0" wp14:anchorId="7DCBBD74">
+            <wp:extent cx="3867785" cy="742950"/>
+            <wp:effectExtent l="0" t="0" r="0" b="0"/>
+            <wp:docPr id="107" name="Imagem 107"/>
+            <wp:cNvGraphicFramePr>
+              <a:graphicFrameLocks xmlns:a="http://schemas.openxmlformats.org/drawingml/2006/main" noChangeAspect="1"/>
+            </wp:cNvGraphicFramePr>
+            <a:graphic xmlns:a="http://schemas.openxmlformats.org/drawingml/2006/main">
+              <a:graphicData uri="http://schemas.openxmlformats.org/drawingml/2006/picture">
+                <pic:pic xmlns:pic="http://schemas.openxmlformats.org/drawingml/2006/picture">
+                  <pic:nvPicPr>
+                    <pic:cNvPr id="0" name="Picture 10"/>
+                    <pic:cNvPicPr>
+                      <a:picLocks noChangeAspect="1" noChangeArrowheads="1"/>
+                    </pic:cNvPicPr>
+                  </pic:nvPicPr>
+                  <pic:blipFill>
+                    <a:blip r:embed="rId114">
+                      <a:extLst>
+                        <a:ext uri="{28A0092B-C50C-407E-A947-70E740481C1C}">
+                          <a14:useLocalDpi xmlns:a14="http://schemas.microsoft.com/office/drawing/2010/main" val="0"/>
+                        </a:ext>
+                      </a:extLst>
+                    </a:blip>
+                    <a:srcRect/>
+                    <a:stretch>
+                      <a:fillRect/>
+                    </a:stretch>
+                  </pic:blipFill>
+                  <pic:spPr bwMode="auto">
+                    <a:xfrm>
+                      <a:off x="0" y="0"/>
+                      <a:ext cx="3867785" cy="742950"/>
+                    </a:xfrm>
+                    <a:prstGeom prst="rect">
+                      <a:avLst/>
+                    </a:prstGeom>
+                    <a:noFill/>
+                  </pic:spPr>
+                </pic:pic>
+              </a:graphicData>
+            </a:graphic>
+          </wp:inline>
+        </w:drawing>
+      </w:r>
+    </w:p>
+    <w:p>
+      <w:pPr>
+        <w:tabs>
+          <w:tab w:val="left" w:pos="3105"/>
+        </w:tabs>
+      </w:pPr>
+    </w:p>
+    <w:p>
+      <w:pPr>
+        <w:tabs>
+          <w:tab w:val="left" w:pos="3105"/>
+        </w:tabs>
+      </w:pPr>
+      <w:r>
+        <w:t>67</w:t>
+      </w:r>
+      <w:proofErr w:type="gramStart"/>
+      <w:r>
+        <w:t xml:space="preserve">-  </w:t>
+      </w:r>
+      <w:r>
+        <w:t>Adicionamos</w:t>
+      </w:r>
+      <w:proofErr w:type="gramEnd"/>
+      <w:r>
+        <w:t xml:space="preserve"> uma </w:t>
+      </w:r>
+      <w:proofErr w:type="spellStart"/>
+      <w:r>
+        <w:t>div</w:t>
+      </w:r>
+      <w:proofErr w:type="spellEnd"/>
+      <w:r>
+        <w:t xml:space="preserve"> envolvendo o </w:t>
+      </w:r>
+      <w:proofErr w:type="spellStart"/>
+      <w:r>
+        <w:t>paragrafo</w:t>
+      </w:r>
+      <w:proofErr w:type="spellEnd"/>
+      <w:r>
+        <w:t xml:space="preserve"> como prefere o nosso contato e as </w:t>
+      </w:r>
+      <w:proofErr w:type="spellStart"/>
+      <w:r>
+        <w:t>label</w:t>
+      </w:r>
+      <w:proofErr w:type="spellEnd"/>
+      <w:r>
+        <w:t xml:space="preserve"> o input radio</w:t>
+      </w:r>
+    </w:p>
+    <w:p>
+      <w:pPr>
+        <w:tabs>
+          <w:tab w:val="left" w:pos="3105"/>
+        </w:tabs>
+      </w:pPr>
+      <w:r>
+        <w:rPr>
+          <w:noProof/>
+        </w:rPr>
+        <w:drawing>
+          <wp:inline distT="0" distB="0" distL="0" distR="0" wp14:anchorId="7DC1F580">
+            <wp:extent cx="4525010" cy="1905000"/>
+            <wp:effectExtent l="0" t="0" r="8890" b="0"/>
+            <wp:docPr id="110" name="Imagem 110"/>
+            <wp:cNvGraphicFramePr>
+              <a:graphicFrameLocks xmlns:a="http://schemas.openxmlformats.org/drawingml/2006/main" noChangeAspect="1"/>
+            </wp:cNvGraphicFramePr>
+            <a:graphic xmlns:a="http://schemas.openxmlformats.org/drawingml/2006/main">
+              <a:graphicData uri="http://schemas.openxmlformats.org/drawingml/2006/picture">
+                <pic:pic xmlns:pic="http://schemas.openxmlformats.org/drawingml/2006/picture">
+                  <pic:nvPicPr>
+                    <pic:cNvPr id="0" name="Picture 12"/>
+                    <pic:cNvPicPr>
+                      <a:picLocks noChangeAspect="1" noChangeArrowheads="1"/>
+                    </pic:cNvPicPr>
+                  </pic:nvPicPr>
+                  <pic:blipFill>
+                    <a:blip r:embed="rId115">
+                      <a:extLst>
+                        <a:ext uri="{28A0092B-C50C-407E-A947-70E740481C1C}">
+                          <a14:useLocalDpi xmlns:a14="http://schemas.microsoft.com/office/drawing/2010/main" val="0"/>
+                        </a:ext>
+                      </a:extLst>
+                    </a:blip>
+                    <a:srcRect/>
+                    <a:stretch>
+                      <a:fillRect/>
+                    </a:stretch>
+                  </pic:blipFill>
+                  <pic:spPr bwMode="auto">
+                    <a:xfrm>
+                      <a:off x="0" y="0"/>
+                      <a:ext cx="4525010" cy="1905000"/>
+                    </a:xfrm>
+                    <a:prstGeom prst="rect">
+                      <a:avLst/>
+                    </a:prstGeom>
+                    <a:noFill/>
+                  </pic:spPr>
+                </pic:pic>
+              </a:graphicData>
+            </a:graphic>
+          </wp:inline>
+        </w:drawing>
+      </w:r>
+    </w:p>
+    <w:p>
+      <w:pPr>
+        <w:tabs>
+          <w:tab w:val="left" w:pos="3105"/>
+        </w:tabs>
+      </w:pPr>
+    </w:p>
+    <w:p>
+      <w:pPr>
+        <w:tabs>
+          <w:tab w:val="left" w:pos="3105"/>
+        </w:tabs>
+      </w:pPr>
+      <w:r>
+        <w:t xml:space="preserve"> </w:t>
+      </w:r>
+      <w:r>
+        <w:t xml:space="preserve">68- </w:t>
+      </w:r>
+      <w:proofErr w:type="gramStart"/>
+      <w:r>
+        <w:t>adicionamos</w:t>
+      </w:r>
+      <w:proofErr w:type="gramEnd"/>
+      <w:r>
+        <w:t xml:space="preserve"> uma </w:t>
+      </w:r>
+      <w:proofErr w:type="spellStart"/>
+      <w:r>
+        <w:t>label</w:t>
+      </w:r>
+      <w:proofErr w:type="spellEnd"/>
+      <w:r>
+        <w:t xml:space="preserve"> com o input </w:t>
+      </w:r>
+      <w:proofErr w:type="spellStart"/>
+      <w:r>
+        <w:t>chekbox</w:t>
+      </w:r>
+      <w:proofErr w:type="spellEnd"/>
+    </w:p>
+    <w:p>
+      <w:pPr>
+        <w:tabs>
+          <w:tab w:val="left" w:pos="3105"/>
+        </w:tabs>
+      </w:pPr>
+      <w:r>
+        <w:rPr>
+          <w:noProof/>
+        </w:rPr>
+        <w:drawing>
+          <wp:inline distT="0" distB="0" distL="0" distR="0" wp14:anchorId="02941D8F">
+            <wp:extent cx="6077585" cy="476250"/>
+            <wp:effectExtent l="0" t="0" r="0" b="0"/>
+            <wp:docPr id="109" name="Imagem 109"/>
+            <wp:cNvGraphicFramePr>
+              <a:graphicFrameLocks xmlns:a="http://schemas.openxmlformats.org/drawingml/2006/main" noChangeAspect="1"/>
+            </wp:cNvGraphicFramePr>
+            <a:graphic xmlns:a="http://schemas.openxmlformats.org/drawingml/2006/main">
+              <a:graphicData uri="http://schemas.openxmlformats.org/drawingml/2006/picture">
+                <pic:pic xmlns:pic="http://schemas.openxmlformats.org/drawingml/2006/picture">
+                  <pic:nvPicPr>
+                    <pic:cNvPr id="0" name="Picture 11"/>
+                    <pic:cNvPicPr>
+                      <a:picLocks noChangeAspect="1" noChangeArrowheads="1"/>
+                    </pic:cNvPicPr>
+                  </pic:nvPicPr>
+                  <pic:blipFill>
+                    <a:blip r:embed="rId116">
+                      <a:extLst>
+                        <a:ext uri="{28A0092B-C50C-407E-A947-70E740481C1C}">
+                          <a14:useLocalDpi xmlns:a14="http://schemas.microsoft.com/office/drawing/2010/main" val="0"/>
+                        </a:ext>
+                      </a:extLst>
+                    </a:blip>
+                    <a:srcRect/>
+                    <a:stretch>
+                      <a:fillRect/>
+                    </a:stretch>
+                  </pic:blipFill>
+                  <pic:spPr bwMode="auto">
+                    <a:xfrm>
+                      <a:off x="0" y="0"/>
+                      <a:ext cx="6077585" cy="476250"/>
+                    </a:xfrm>
+                    <a:prstGeom prst="rect">
+                      <a:avLst/>
+                    </a:prstGeom>
+                    <a:noFill/>
+                  </pic:spPr>
+                </pic:pic>
+              </a:graphicData>
+            </a:graphic>
+          </wp:inline>
+        </w:drawing>
+      </w:r>
+      <w:r>
+        <w:rPr>
+          <w:noProof/>
+        </w:rPr>
+        <w:drawing>
+          <wp:inline distT="0" distB="0" distL="0" distR="0" wp14:anchorId="6BE39423">
+            <wp:extent cx="3382010" cy="1323975"/>
+            <wp:effectExtent l="0" t="0" r="8890" b="9525"/>
+            <wp:docPr id="111" name="Imagem 111"/>
+            <wp:cNvGraphicFramePr>
+              <a:graphicFrameLocks xmlns:a="http://schemas.openxmlformats.org/drawingml/2006/main" noChangeAspect="1"/>
+            </wp:cNvGraphicFramePr>
+            <a:graphic xmlns:a="http://schemas.openxmlformats.org/drawingml/2006/main">
+              <a:graphicData uri="http://schemas.openxmlformats.org/drawingml/2006/picture">
+                <pic:pic xmlns:pic="http://schemas.openxmlformats.org/drawingml/2006/picture">
+                  <pic:nvPicPr>
+                    <pic:cNvPr id="0" name="Picture 13"/>
+                    <pic:cNvPicPr>
+                      <a:picLocks noChangeAspect="1" noChangeArrowheads="1"/>
+                    </pic:cNvPicPr>
+                  </pic:nvPicPr>
+                  <pic:blipFill>
+                    <a:blip r:embed="rId117">
+                      <a:extLst>
+                        <a:ext uri="{28A0092B-C50C-407E-A947-70E740481C1C}">
+                          <a14:useLocalDpi xmlns:a14="http://schemas.microsoft.com/office/drawing/2010/main" val="0"/>
+                        </a:ext>
+                      </a:extLst>
+                    </a:blip>
+                    <a:srcRect/>
+                    <a:stretch>
+                      <a:fillRect/>
+                    </a:stretch>
+                  </pic:blipFill>
+                  <pic:spPr bwMode="auto">
+                    <a:xfrm>
+                      <a:off x="0" y="0"/>
+                      <a:ext cx="3382010" cy="1323975"/>
+                    </a:xfrm>
+                    <a:prstGeom prst="rect">
+                      <a:avLst/>
+                    </a:prstGeom>
+                    <a:noFill/>
+                  </pic:spPr>
+                </pic:pic>
+              </a:graphicData>
+            </a:graphic>
+          </wp:inline>
+        </w:drawing>
+      </w:r>
+    </w:p>
+    <w:p>
+      <w:pPr>
+        <w:tabs>
+          <w:tab w:val="left" w:pos="3105"/>
+        </w:tabs>
+      </w:pPr>
+    </w:p>
+    <w:p>
+      <w:pPr>
+        <w:tabs>
+          <w:tab w:val="left" w:pos="3105"/>
+        </w:tabs>
+      </w:pPr>
+    </w:p>
+    <w:p>
+      <w:pPr>
+        <w:tabs>
+          <w:tab w:val="left" w:pos="3105"/>
+        </w:tabs>
+      </w:pPr>
+      <w:r>
+        <w:t xml:space="preserve"> </w:t>
+      </w:r>
+      <w:r>
+        <w:t>69-</w:t>
+      </w:r>
+      <w:r>
+        <w:t xml:space="preserve"> </w:t>
+      </w:r>
+      <w:r>
+        <w:t xml:space="preserve">Para colocar os inputs radio-box e </w:t>
+      </w:r>
+      <w:proofErr w:type="spellStart"/>
+      <w:r>
+        <w:t>chekbox</w:t>
+      </w:r>
+      <w:proofErr w:type="spellEnd"/>
+      <w:r>
+        <w:t xml:space="preserve"> ao lado da </w:t>
+      </w:r>
+      <w:proofErr w:type="spellStart"/>
+      <w:r>
+        <w:t>label</w:t>
+      </w:r>
+      <w:proofErr w:type="spellEnd"/>
+      <w:r>
+        <w:t xml:space="preserve"> precisamos adicionar os inputs dentro da </w:t>
+      </w:r>
+      <w:proofErr w:type="spellStart"/>
+      <w:r>
+        <w:t>label</w:t>
+      </w:r>
+      <w:proofErr w:type="spellEnd"/>
+      <w:r>
+        <w:t xml:space="preserve"> conforme imagem abaixo</w:t>
+      </w:r>
+    </w:p>
+    <w:p>
+      <w:pPr>
+        <w:tabs>
+          <w:tab w:val="left" w:pos="3105"/>
+        </w:tabs>
+      </w:pPr>
+      <w:r>
+        <w:rPr>
+          <w:noProof/>
+        </w:rPr>
+        <w:drawing>
+          <wp:inline distT="0" distB="0" distL="0" distR="0" wp14:anchorId="1576F8A4" wp14:editId="76D60475">
+            <wp:extent cx="5400040" cy="1440815"/>
+            <wp:effectExtent l="0" t="0" r="0" b="6985"/>
+            <wp:docPr id="112" name="Imagem 112"/>
+            <wp:cNvGraphicFramePr>
+              <a:graphicFrameLocks xmlns:a="http://schemas.openxmlformats.org/drawingml/2006/main" noChangeAspect="1"/>
+            </wp:cNvGraphicFramePr>
+            <a:graphic xmlns:a="http://schemas.openxmlformats.org/drawingml/2006/main">
+              <a:graphicData uri="http://schemas.openxmlformats.org/drawingml/2006/picture">
+                <pic:pic xmlns:pic="http://schemas.openxmlformats.org/drawingml/2006/picture">
+                  <pic:nvPicPr>
+                    <pic:cNvPr id="1" name=""/>
+                    <pic:cNvPicPr/>
+                  </pic:nvPicPr>
+                  <pic:blipFill>
+                    <a:blip r:embed="rId118"/>
+                    <a:stretch>
+                      <a:fillRect/>
+                    </a:stretch>
+                  </pic:blipFill>
+                  <pic:spPr>
+                    <a:xfrm>
+                      <a:off x="0" y="0"/>
+                      <a:ext cx="5400040" cy="1440815"/>
+                    </a:xfrm>
+                    <a:prstGeom prst="rect">
+                      <a:avLst/>
+                    </a:prstGeom>
+                  </pic:spPr>
+                </pic:pic>
+              </a:graphicData>
+            </a:graphic>
+          </wp:inline>
+        </w:drawing>
+      </w:r>
+    </w:p>
+    <w:p>
+      <w:pPr>
+        <w:tabs>
+          <w:tab w:val="left" w:pos="3105"/>
+        </w:tabs>
+      </w:pPr>
+      <w:r>
+        <w:rPr>
+          <w:noProof/>
+        </w:rPr>
+        <w:drawing>
+          <wp:inline distT="0" distB="0" distL="0" distR="0" wp14:anchorId="72984119">
+            <wp:extent cx="2467610" cy="1162050"/>
+            <wp:effectExtent l="0" t="0" r="8890" b="0"/>
+            <wp:docPr id="113" name="Imagem 113"/>
+            <wp:cNvGraphicFramePr>
+              <a:graphicFrameLocks xmlns:a="http://schemas.openxmlformats.org/drawingml/2006/main" noChangeAspect="1"/>
+            </wp:cNvGraphicFramePr>
+            <a:graphic xmlns:a="http://schemas.openxmlformats.org/drawingml/2006/main">
+              <a:graphicData uri="http://schemas.openxmlformats.org/drawingml/2006/picture">
+                <pic:pic xmlns:pic="http://schemas.openxmlformats.org/drawingml/2006/picture">
+                  <pic:nvPicPr>
+                    <pic:cNvPr id="0" name="Picture 14"/>
+                    <pic:cNvPicPr>
+                      <a:picLocks noChangeAspect="1" noChangeArrowheads="1"/>
+                    </pic:cNvPicPr>
+                  </pic:nvPicPr>
+                  <pic:blipFill>
+                    <a:blip r:embed="rId119">
+                      <a:extLst>
+                        <a:ext uri="{28A0092B-C50C-407E-A947-70E740481C1C}">
+                          <a14:useLocalDpi xmlns:a14="http://schemas.microsoft.com/office/drawing/2010/main" val="0"/>
+                        </a:ext>
+                      </a:extLst>
+                    </a:blip>
+                    <a:srcRect/>
+                    <a:stretch>
+                      <a:fillRect/>
+                    </a:stretch>
+                  </pic:blipFill>
+                  <pic:spPr bwMode="auto">
+                    <a:xfrm>
+                      <a:off x="0" y="0"/>
+                      <a:ext cx="2467610" cy="1162050"/>
+                    </a:xfrm>
+                    <a:prstGeom prst="rect">
+                      <a:avLst/>
+                    </a:prstGeom>
+                    <a:noFill/>
+                  </pic:spPr>
+                </pic:pic>
+              </a:graphicData>
+            </a:graphic>
+          </wp:inline>
+        </w:drawing>
+      </w:r>
+    </w:p>
+    <w:p>
+      <w:pPr>
+        <w:tabs>
+          <w:tab w:val="left" w:pos="3105"/>
+        </w:tabs>
+      </w:pPr>
+    </w:p>
+    <w:p>
+      <w:pPr>
+        <w:tabs>
+          <w:tab w:val="left" w:pos="3105"/>
+        </w:tabs>
+      </w:pPr>
+      <w:r>
+        <w:t xml:space="preserve">70- Notamos que em nosso caso o </w:t>
+      </w:r>
+      <w:proofErr w:type="spellStart"/>
+      <w:r>
+        <w:t>form</w:t>
+      </w:r>
+      <w:proofErr w:type="spellEnd"/>
+      <w:r>
+        <w:t xml:space="preserve"> input configurando como display: </w:t>
+      </w:r>
+      <w:proofErr w:type="spellStart"/>
+      <w:r>
+        <w:t>block</w:t>
+      </w:r>
+      <w:proofErr w:type="spellEnd"/>
+      <w:r>
+        <w:t xml:space="preserve"> impedidos que a </w:t>
+      </w:r>
+      <w:proofErr w:type="spellStart"/>
+      <w:r>
+        <w:t>label</w:t>
+      </w:r>
+      <w:proofErr w:type="spellEnd"/>
+      <w:r>
+        <w:t xml:space="preserve"> e o input de ficarem um ao lado do outro. Para resolver essa situação mudamos onde antigamente era </w:t>
+      </w:r>
+      <w:proofErr w:type="spellStart"/>
+      <w:r>
+        <w:t>form</w:t>
+      </w:r>
+      <w:proofErr w:type="spellEnd"/>
+      <w:r>
+        <w:t xml:space="preserve"> era </w:t>
+      </w:r>
+      <w:proofErr w:type="spellStart"/>
+      <w:r>
+        <w:t>form</w:t>
+      </w:r>
+      <w:proofErr w:type="spellEnd"/>
+      <w:r>
+        <w:t xml:space="preserve"> inputs trocamos para uma </w:t>
+      </w:r>
+      <w:proofErr w:type="spellStart"/>
+      <w:r>
+        <w:t>class</w:t>
+      </w:r>
+      <w:proofErr w:type="spellEnd"/>
+      <w:r>
+        <w:t xml:space="preserve"> inputs-padrão e adicionamos nos inputs os quais queríamos que ficassem um a abaixo do outro</w:t>
+      </w:r>
       <w:bookmarkStart w:id="0" w:name="_GoBack"/>
       <w:bookmarkEnd w:id="0"/>
+      <w:r>
+        <w:t xml:space="preserve"> </w:t>
+      </w:r>
+    </w:p>
+    <w:p>
+      <w:pPr>
+        <w:tabs>
+          <w:tab w:val="left" w:pos="3105"/>
+        </w:tabs>
+      </w:pPr>
+      <w:r>
+        <w:drawing>
+          <wp:inline distT="0" distB="0" distL="0" distR="0" wp14:anchorId="562A0845" wp14:editId="7601E0B6">
+            <wp:extent cx="3772426" cy="1114581"/>
+            <wp:effectExtent l="0" t="0" r="0" b="9525"/>
+            <wp:docPr id="106" name="Imagem 106"/>
+            <wp:cNvGraphicFramePr>
+              <a:graphicFrameLocks xmlns:a="http://schemas.openxmlformats.org/drawingml/2006/main" noChangeAspect="1"/>
+            </wp:cNvGraphicFramePr>
+            <a:graphic xmlns:a="http://schemas.openxmlformats.org/drawingml/2006/main">
+              <a:graphicData uri="http://schemas.openxmlformats.org/drawingml/2006/picture">
+                <pic:pic xmlns:pic="http://schemas.openxmlformats.org/drawingml/2006/picture">
+                  <pic:nvPicPr>
+                    <pic:cNvPr id="1" name=""/>
+                    <pic:cNvPicPr/>
+                  </pic:nvPicPr>
+                  <pic:blipFill>
+                    <a:blip r:embed="rId120"/>
+                    <a:stretch>
+                      <a:fillRect/>
+                    </a:stretch>
+                  </pic:blipFill>
+                  <pic:spPr>
+                    <a:xfrm>
+                      <a:off x="0" y="0"/>
+                      <a:ext cx="3772426" cy="1114581"/>
+                    </a:xfrm>
+                    <a:prstGeom prst="rect">
+                      <a:avLst/>
+                    </a:prstGeom>
+                  </pic:spPr>
+                </pic:pic>
+              </a:graphicData>
+            </a:graphic>
+          </wp:inline>
+        </w:drawing>
+      </w:r>
+      <w:r>
+        <w:rPr>
+          <w:noProof/>
+        </w:rPr>
+        <w:drawing>
+          <wp:inline distT="0" distB="0" distL="0" distR="0" wp14:anchorId="0DF380D9">
+            <wp:extent cx="1581150" cy="933450"/>
+            <wp:effectExtent l="0" t="0" r="0" b="0"/>
+            <wp:docPr id="108" name="Imagem 108"/>
+            <wp:cNvGraphicFramePr>
+              <a:graphicFrameLocks xmlns:a="http://schemas.openxmlformats.org/drawingml/2006/main" noChangeAspect="1"/>
+            </wp:cNvGraphicFramePr>
+            <a:graphic xmlns:a="http://schemas.openxmlformats.org/drawingml/2006/main">
+              <a:graphicData uri="http://schemas.openxmlformats.org/drawingml/2006/picture">
+                <pic:pic xmlns:pic="http://schemas.openxmlformats.org/drawingml/2006/picture">
+                  <pic:nvPicPr>
+                    <pic:cNvPr id="0" name="Picture 2"/>
+                    <pic:cNvPicPr>
+                      <a:picLocks noChangeAspect="1" noChangeArrowheads="1"/>
+                    </pic:cNvPicPr>
+                  </pic:nvPicPr>
+                  <pic:blipFill>
+                    <a:blip r:embed="rId121">
+                      <a:extLst>
+                        <a:ext uri="{28A0092B-C50C-407E-A947-70E740481C1C}">
+                          <a14:useLocalDpi xmlns:a14="http://schemas.microsoft.com/office/drawing/2010/main" val="0"/>
+                        </a:ext>
+                      </a:extLst>
+                    </a:blip>
+                    <a:srcRect/>
+                    <a:stretch>
+                      <a:fillRect/>
+                    </a:stretch>
+                  </pic:blipFill>
+                  <pic:spPr bwMode="auto">
+                    <a:xfrm>
+                      <a:off x="0" y="0"/>
+                      <a:ext cx="1581150" cy="933450"/>
+                    </a:xfrm>
+                    <a:prstGeom prst="rect">
+                      <a:avLst/>
+                    </a:prstGeom>
+                    <a:noFill/>
+                  </pic:spPr>
+                </pic:pic>
+              </a:graphicData>
+            </a:graphic>
+          </wp:inline>
+        </w:drawing>
+      </w:r>
+    </w:p>
+    <w:p>
+      <w:pPr>
+        <w:tabs>
+          <w:tab w:val="left" w:pos="3105"/>
+        </w:tabs>
+      </w:pPr>
+    </w:p>
+    <w:p>
+      <w:pPr>
+        <w:tabs>
+          <w:tab w:val="left" w:pos="3105"/>
+        </w:tabs>
+      </w:pPr>
+    </w:p>
+    <w:p>
+      <w:pPr>
+        <w:tabs>
+          <w:tab w:val="left" w:pos="3105"/>
+        </w:tabs>
+      </w:pPr>
     </w:p>
     <w:p>
       <w:pPr>
@@ -8968,7 +10225,7 @@
 </file>
 
 <file path=customXml/itemProps1.xml><?xml version="1.0" encoding="utf-8"?>
-<ds:datastoreItem xmlns:ds="http://schemas.openxmlformats.org/officeDocument/2006/customXml" ds:itemID="{342AF462-B861-45AC-9079-E00980DF33F0}">
+<ds:datastoreItem xmlns:ds="http://schemas.openxmlformats.org/officeDocument/2006/customXml" ds:itemID="{57D99763-F5ED-4A8F-93FE-259487A83514}">
   <ds:schemaRefs>
     <ds:schemaRef ds:uri="http://schemas.openxmlformats.org/officeDocument/2006/bibliography"/>
   </ds:schemaRefs>

--- a/apostila/Projeto Space For Men.docx
+++ b/apostila/Projeto Space For Men.docx
@@ -8790,21 +8790,19 @@
       </w:r>
       <w:proofErr w:type="spellEnd"/>
       <w:r>
-        <w:t xml:space="preserve"> inputs-padrão e adicionamos nos inputs os quais queríamos que ficassem um a abaixo do outro</w:t>
-      </w:r>
-      <w:bookmarkStart w:id="0" w:name="_GoBack"/>
-      <w:bookmarkEnd w:id="0"/>
-      <w:r>
-        <w:t xml:space="preserve"> </w:t>
-      </w:r>
-    </w:p>
-    <w:p>
-      <w:pPr>
-        <w:tabs>
-          <w:tab w:val="left" w:pos="3105"/>
-        </w:tabs>
-      </w:pPr>
-      <w:r>
+        <w:t xml:space="preserve"> inputs-padrão e adicionamos nos inputs os quais queríamos que ficassem um a abaixo do outro </w:t>
+      </w:r>
+    </w:p>
+    <w:p>
+      <w:pPr>
+        <w:tabs>
+          <w:tab w:val="left" w:pos="3105"/>
+        </w:tabs>
+      </w:pPr>
+      <w:r>
+        <w:rPr>
+          <w:noProof/>
+        </w:rPr>
         <w:drawing>
           <wp:inline distT="0" distB="0" distL="0" distR="0" wp14:anchorId="562A0845" wp14:editId="7601E0B6">
             <wp:extent cx="3772426" cy="1114581"/>
@@ -8905,6 +8903,1159 @@
           <w:tab w:val="left" w:pos="3105"/>
         </w:tabs>
       </w:pPr>
+      <w:r>
+        <w:t xml:space="preserve">71- Adicionamos uma </w:t>
+      </w:r>
+      <w:proofErr w:type="spellStart"/>
+      <w:proofErr w:type="gramStart"/>
+      <w:r>
+        <w:t>class</w:t>
+      </w:r>
+      <w:proofErr w:type="spellEnd"/>
+      <w:r>
+        <w:t xml:space="preserve">  na</w:t>
+      </w:r>
+      <w:proofErr w:type="gramEnd"/>
+      <w:r>
+        <w:t xml:space="preserve"> </w:t>
+      </w:r>
+      <w:proofErr w:type="spellStart"/>
+      <w:r>
+        <w:t>label</w:t>
+      </w:r>
+      <w:proofErr w:type="spellEnd"/>
+      <w:r>
+        <w:t xml:space="preserve"> </w:t>
+      </w:r>
+      <w:proofErr w:type="spellStart"/>
+      <w:r>
+        <w:t>chekbox</w:t>
+      </w:r>
+      <w:proofErr w:type="spellEnd"/>
+      <w:r>
+        <w:t xml:space="preserve"> para dar um espaço tanto para cima como para baixo</w:t>
+      </w:r>
+    </w:p>
+    <w:p>
+      <w:pPr>
+        <w:tabs>
+          <w:tab w:val="left" w:pos="3105"/>
+        </w:tabs>
+      </w:pPr>
+      <w:r>
+        <w:drawing>
+          <wp:inline distT="0" distB="0" distL="0" distR="0" wp14:anchorId="4E5CD7B4" wp14:editId="50825DAD">
+            <wp:extent cx="5106113" cy="485843"/>
+            <wp:effectExtent l="0" t="0" r="0" b="9525"/>
+            <wp:docPr id="114" name="Imagem 114"/>
+            <wp:cNvGraphicFramePr>
+              <a:graphicFrameLocks xmlns:a="http://schemas.openxmlformats.org/drawingml/2006/main" noChangeAspect="1"/>
+            </wp:cNvGraphicFramePr>
+            <a:graphic xmlns:a="http://schemas.openxmlformats.org/drawingml/2006/main">
+              <a:graphicData uri="http://schemas.openxmlformats.org/drawingml/2006/picture">
+                <pic:pic xmlns:pic="http://schemas.openxmlformats.org/drawingml/2006/picture">
+                  <pic:nvPicPr>
+                    <pic:cNvPr id="1" name=""/>
+                    <pic:cNvPicPr/>
+                  </pic:nvPicPr>
+                  <pic:blipFill>
+                    <a:blip r:embed="rId122"/>
+                    <a:stretch>
+                      <a:fillRect/>
+                    </a:stretch>
+                  </pic:blipFill>
+                  <pic:spPr>
+                    <a:xfrm>
+                      <a:off x="0" y="0"/>
+                      <a:ext cx="5106113" cy="485843"/>
+                    </a:xfrm>
+                    <a:prstGeom prst="rect">
+                      <a:avLst/>
+                    </a:prstGeom>
+                  </pic:spPr>
+                </pic:pic>
+              </a:graphicData>
+            </a:graphic>
+          </wp:inline>
+        </w:drawing>
+      </w:r>
+      <w:r>
+        <w:rPr>
+          <w:noProof/>
+        </w:rPr>
+        <w:drawing>
+          <wp:inline distT="0" distB="0" distL="0" distR="0" wp14:anchorId="2B9149E2">
+            <wp:extent cx="1247775" cy="600075"/>
+            <wp:effectExtent l="0" t="0" r="9525" b="9525"/>
+            <wp:docPr id="115" name="Imagem 115"/>
+            <wp:cNvGraphicFramePr>
+              <a:graphicFrameLocks xmlns:a="http://schemas.openxmlformats.org/drawingml/2006/main" noChangeAspect="1"/>
+            </wp:cNvGraphicFramePr>
+            <a:graphic xmlns:a="http://schemas.openxmlformats.org/drawingml/2006/main">
+              <a:graphicData uri="http://schemas.openxmlformats.org/drawingml/2006/picture">
+                <pic:pic xmlns:pic="http://schemas.openxmlformats.org/drawingml/2006/picture">
+                  <pic:nvPicPr>
+                    <pic:cNvPr id="0" name="Picture 2"/>
+                    <pic:cNvPicPr>
+                      <a:picLocks noChangeAspect="1" noChangeArrowheads="1"/>
+                    </pic:cNvPicPr>
+                  </pic:nvPicPr>
+                  <pic:blipFill>
+                    <a:blip r:embed="rId123">
+                      <a:extLst>
+                        <a:ext uri="{28A0092B-C50C-407E-A947-70E740481C1C}">
+                          <a14:useLocalDpi xmlns:a14="http://schemas.microsoft.com/office/drawing/2010/main" val="0"/>
+                        </a:ext>
+                      </a:extLst>
+                    </a:blip>
+                    <a:srcRect/>
+                    <a:stretch>
+                      <a:fillRect/>
+                    </a:stretch>
+                  </pic:blipFill>
+                  <pic:spPr bwMode="auto">
+                    <a:xfrm>
+                      <a:off x="0" y="0"/>
+                      <a:ext cx="1247775" cy="600075"/>
+                    </a:xfrm>
+                    <a:prstGeom prst="rect">
+                      <a:avLst/>
+                    </a:prstGeom>
+                    <a:noFill/>
+                  </pic:spPr>
+                </pic:pic>
+              </a:graphicData>
+            </a:graphic>
+          </wp:inline>
+        </w:drawing>
+      </w:r>
+    </w:p>
+    <w:p>
+      <w:pPr>
+        <w:tabs>
+          <w:tab w:val="left" w:pos="3105"/>
+        </w:tabs>
+      </w:pPr>
+    </w:p>
+    <w:p>
+      <w:pPr>
+        <w:tabs>
+          <w:tab w:val="left" w:pos="3105"/>
+        </w:tabs>
+      </w:pPr>
+      <w:r>
+        <w:t xml:space="preserve">72- </w:t>
+      </w:r>
+      <w:r>
+        <w:t xml:space="preserve">Inserimos um paragrafo fazendo qual é a preferência de horário e adicionamos </w:t>
+      </w:r>
+      <w:proofErr w:type="spellStart"/>
+      <w:r>
+        <w:t>select</w:t>
+      </w:r>
+      <w:proofErr w:type="spellEnd"/>
+      <w:r>
+        <w:t xml:space="preserve"> com </w:t>
+      </w:r>
+      <w:proofErr w:type="spellStart"/>
+      <w:r>
+        <w:t>option</w:t>
+      </w:r>
+      <w:proofErr w:type="spellEnd"/>
+      <w:r>
+        <w:t xml:space="preserve"> no </w:t>
+      </w:r>
+      <w:proofErr w:type="spellStart"/>
+      <w:r>
+        <w:t>html</w:t>
+      </w:r>
+      <w:proofErr w:type="spellEnd"/>
+      <w:r>
+        <w:t xml:space="preserve"> conforme código</w:t>
+      </w:r>
+    </w:p>
+    <w:p>
+      <w:pPr>
+        <w:tabs>
+          <w:tab w:val="left" w:pos="3105"/>
+        </w:tabs>
+      </w:pPr>
+      <w:r>
+        <w:drawing>
+          <wp:inline distT="0" distB="0" distL="0" distR="0" wp14:anchorId="1B559E48" wp14:editId="7501F852">
+            <wp:extent cx="2695951" cy="1390844"/>
+            <wp:effectExtent l="0" t="0" r="9525" b="0"/>
+            <wp:docPr id="116" name="Imagem 116"/>
+            <wp:cNvGraphicFramePr>
+              <a:graphicFrameLocks xmlns:a="http://schemas.openxmlformats.org/drawingml/2006/main" noChangeAspect="1"/>
+            </wp:cNvGraphicFramePr>
+            <a:graphic xmlns:a="http://schemas.openxmlformats.org/drawingml/2006/main">
+              <a:graphicData uri="http://schemas.openxmlformats.org/drawingml/2006/picture">
+                <pic:pic xmlns:pic="http://schemas.openxmlformats.org/drawingml/2006/picture">
+                  <pic:nvPicPr>
+                    <pic:cNvPr id="1" name=""/>
+                    <pic:cNvPicPr/>
+                  </pic:nvPicPr>
+                  <pic:blipFill>
+                    <a:blip r:embed="rId124"/>
+                    <a:stretch>
+                      <a:fillRect/>
+                    </a:stretch>
+                  </pic:blipFill>
+                  <pic:spPr>
+                    <a:xfrm>
+                      <a:off x="0" y="0"/>
+                      <a:ext cx="2695951" cy="1390844"/>
+                    </a:xfrm>
+                    <a:prstGeom prst="rect">
+                      <a:avLst/>
+                    </a:prstGeom>
+                  </pic:spPr>
+                </pic:pic>
+              </a:graphicData>
+            </a:graphic>
+          </wp:inline>
+        </w:drawing>
+      </w:r>
+      <w:r>
+        <w:rPr>
+          <w:noProof/>
+        </w:rPr>
+        <w:drawing>
+          <wp:inline distT="0" distB="0" distL="0" distR="0" wp14:anchorId="0BDF816D">
+            <wp:extent cx="1514475" cy="1028700"/>
+            <wp:effectExtent l="0" t="0" r="9525" b="0"/>
+            <wp:docPr id="117" name="Imagem 117"/>
+            <wp:cNvGraphicFramePr>
+              <a:graphicFrameLocks xmlns:a="http://schemas.openxmlformats.org/drawingml/2006/main" noChangeAspect="1"/>
+            </wp:cNvGraphicFramePr>
+            <a:graphic xmlns:a="http://schemas.openxmlformats.org/drawingml/2006/main">
+              <a:graphicData uri="http://schemas.openxmlformats.org/drawingml/2006/picture">
+                <pic:pic xmlns:pic="http://schemas.openxmlformats.org/drawingml/2006/picture">
+                  <pic:nvPicPr>
+                    <pic:cNvPr id="0" name="Picture 3"/>
+                    <pic:cNvPicPr>
+                      <a:picLocks noChangeAspect="1" noChangeArrowheads="1"/>
+                    </pic:cNvPicPr>
+                  </pic:nvPicPr>
+                  <pic:blipFill>
+                    <a:blip r:embed="rId125">
+                      <a:extLst>
+                        <a:ext uri="{28A0092B-C50C-407E-A947-70E740481C1C}">
+                          <a14:useLocalDpi xmlns:a14="http://schemas.microsoft.com/office/drawing/2010/main" val="0"/>
+                        </a:ext>
+                      </a:extLst>
+                    </a:blip>
+                    <a:srcRect/>
+                    <a:stretch>
+                      <a:fillRect/>
+                    </a:stretch>
+                  </pic:blipFill>
+                  <pic:spPr bwMode="auto">
+                    <a:xfrm>
+                      <a:off x="0" y="0"/>
+                      <a:ext cx="1514475" cy="1028700"/>
+                    </a:xfrm>
+                    <a:prstGeom prst="rect">
+                      <a:avLst/>
+                    </a:prstGeom>
+                    <a:noFill/>
+                  </pic:spPr>
+                </pic:pic>
+              </a:graphicData>
+            </a:graphic>
+          </wp:inline>
+        </w:drawing>
+      </w:r>
+    </w:p>
+    <w:p>
+      <w:pPr>
+        <w:tabs>
+          <w:tab w:val="left" w:pos="3105"/>
+        </w:tabs>
+      </w:pPr>
+    </w:p>
+    <w:p>
+      <w:pPr>
+        <w:tabs>
+          <w:tab w:val="left" w:pos="3105"/>
+        </w:tabs>
+      </w:pPr>
+      <w:r>
+        <w:t xml:space="preserve">73- </w:t>
+      </w:r>
+      <w:r>
+        <w:t xml:space="preserve">Entramos no site (mobile inputs </w:t>
+      </w:r>
+      <w:proofErr w:type="spellStart"/>
+      <w:r>
+        <w:t>types</w:t>
+      </w:r>
+      <w:proofErr w:type="spellEnd"/>
+      <w:r>
+        <w:t xml:space="preserve">) para verificar os tipos de inputs para dispositivos mobile e alteramos em nosso formulário alguns </w:t>
+      </w:r>
+      <w:proofErr w:type="gramStart"/>
+      <w:r>
+        <w:t>tipos  para</w:t>
+      </w:r>
+      <w:proofErr w:type="gramEnd"/>
+      <w:r>
+        <w:t xml:space="preserve"> ficar compatível com os dispositivos de celulares</w:t>
+      </w:r>
+    </w:p>
+    <w:p>
+      <w:pPr>
+        <w:tabs>
+          <w:tab w:val="left" w:pos="3105"/>
+        </w:tabs>
+      </w:pPr>
+      <w:r>
+        <w:rPr>
+          <w:noProof/>
+        </w:rPr>
+        <w:drawing>
+          <wp:inline distT="0" distB="0" distL="0" distR="0" wp14:anchorId="5302B7AF">
+            <wp:extent cx="3791585" cy="1438275"/>
+            <wp:effectExtent l="0" t="0" r="0" b="9525"/>
+            <wp:docPr id="119" name="Imagem 119"/>
+            <wp:cNvGraphicFramePr>
+              <a:graphicFrameLocks xmlns:a="http://schemas.openxmlformats.org/drawingml/2006/main" noChangeAspect="1"/>
+            </wp:cNvGraphicFramePr>
+            <a:graphic xmlns:a="http://schemas.openxmlformats.org/drawingml/2006/main">
+              <a:graphicData uri="http://schemas.openxmlformats.org/drawingml/2006/picture">
+                <pic:pic xmlns:pic="http://schemas.openxmlformats.org/drawingml/2006/picture">
+                  <pic:nvPicPr>
+                    <pic:cNvPr id="0" name="Picture 5"/>
+                    <pic:cNvPicPr>
+                      <a:picLocks noChangeAspect="1" noChangeArrowheads="1"/>
+                    </pic:cNvPicPr>
+                  </pic:nvPicPr>
+                  <pic:blipFill>
+                    <a:blip r:embed="rId126">
+                      <a:extLst>
+                        <a:ext uri="{28A0092B-C50C-407E-A947-70E740481C1C}">
+                          <a14:useLocalDpi xmlns:a14="http://schemas.microsoft.com/office/drawing/2010/main" val="0"/>
+                        </a:ext>
+                      </a:extLst>
+                    </a:blip>
+                    <a:srcRect/>
+                    <a:stretch>
+                      <a:fillRect/>
+                    </a:stretch>
+                  </pic:blipFill>
+                  <pic:spPr bwMode="auto">
+                    <a:xfrm>
+                      <a:off x="0" y="0"/>
+                      <a:ext cx="3791585" cy="1438275"/>
+                    </a:xfrm>
+                    <a:prstGeom prst="rect">
+                      <a:avLst/>
+                    </a:prstGeom>
+                    <a:noFill/>
+                  </pic:spPr>
+                </pic:pic>
+              </a:graphicData>
+            </a:graphic>
+          </wp:inline>
+        </w:drawing>
+      </w:r>
+    </w:p>
+    <w:p>
+      <w:pPr>
+        <w:tabs>
+          <w:tab w:val="left" w:pos="3105"/>
+        </w:tabs>
+      </w:pPr>
+    </w:p>
+    <w:p>
+      <w:pPr>
+        <w:tabs>
+          <w:tab w:val="left" w:pos="3105"/>
+        </w:tabs>
+      </w:pPr>
+      <w:r>
+        <w:t xml:space="preserve">74- </w:t>
+      </w:r>
+      <w:r>
+        <w:t xml:space="preserve">Quando queremos que alguns campos sejam obrigatórios no formulário usamos o </w:t>
+      </w:r>
+      <w:proofErr w:type="spellStart"/>
+      <w:r>
+        <w:t>required</w:t>
+      </w:r>
+      <w:proofErr w:type="spellEnd"/>
+      <w:r>
+        <w:t xml:space="preserve"> no input (</w:t>
+      </w:r>
+      <w:proofErr w:type="spellStart"/>
+      <w:r>
+        <w:t>obs</w:t>
+      </w:r>
+      <w:proofErr w:type="spellEnd"/>
+      <w:r>
+        <w:t xml:space="preserve">: se usamos o tipo de input </w:t>
+      </w:r>
+      <w:proofErr w:type="gramStart"/>
+      <w:r>
+        <w:t>correto</w:t>
+      </w:r>
+      <w:proofErr w:type="gramEnd"/>
+      <w:r>
+        <w:t xml:space="preserve"> correto com por exemplo </w:t>
+      </w:r>
+      <w:proofErr w:type="spellStart"/>
+      <w:r>
+        <w:t>email</w:t>
+      </w:r>
+      <w:proofErr w:type="spellEnd"/>
+      <w:r>
+        <w:t xml:space="preserve"> se não tiver correto a grafia ele também não envia)</w:t>
+      </w:r>
+    </w:p>
+    <w:p>
+      <w:pPr>
+        <w:tabs>
+          <w:tab w:val="left" w:pos="3105"/>
+        </w:tabs>
+      </w:pPr>
+      <w:r>
+        <w:rPr>
+          <w:noProof/>
+        </w:rPr>
+        <w:drawing>
+          <wp:inline distT="0" distB="0" distL="0" distR="0" wp14:anchorId="4F9A9949">
+            <wp:extent cx="4229735" cy="1323975"/>
+            <wp:effectExtent l="0" t="0" r="0" b="9525"/>
+            <wp:docPr id="120" name="Imagem 120"/>
+            <wp:cNvGraphicFramePr>
+              <a:graphicFrameLocks xmlns:a="http://schemas.openxmlformats.org/drawingml/2006/main" noChangeAspect="1"/>
+            </wp:cNvGraphicFramePr>
+            <a:graphic xmlns:a="http://schemas.openxmlformats.org/drawingml/2006/main">
+              <a:graphicData uri="http://schemas.openxmlformats.org/drawingml/2006/picture">
+                <pic:pic xmlns:pic="http://schemas.openxmlformats.org/drawingml/2006/picture">
+                  <pic:nvPicPr>
+                    <pic:cNvPr id="0" name="Picture 6"/>
+                    <pic:cNvPicPr>
+                      <a:picLocks noChangeAspect="1" noChangeArrowheads="1"/>
+                    </pic:cNvPicPr>
+                  </pic:nvPicPr>
+                  <pic:blipFill>
+                    <a:blip r:embed="rId127">
+                      <a:extLst>
+                        <a:ext uri="{28A0092B-C50C-407E-A947-70E740481C1C}">
+                          <a14:useLocalDpi xmlns:a14="http://schemas.microsoft.com/office/drawing/2010/main" val="0"/>
+                        </a:ext>
+                      </a:extLst>
+                    </a:blip>
+                    <a:srcRect/>
+                    <a:stretch>
+                      <a:fillRect/>
+                    </a:stretch>
+                  </pic:blipFill>
+                  <pic:spPr bwMode="auto">
+                    <a:xfrm>
+                      <a:off x="0" y="0"/>
+                      <a:ext cx="4229735" cy="1323975"/>
+                    </a:xfrm>
+                    <a:prstGeom prst="rect">
+                      <a:avLst/>
+                    </a:prstGeom>
+                    <a:noFill/>
+                  </pic:spPr>
+                </pic:pic>
+              </a:graphicData>
+            </a:graphic>
+          </wp:inline>
+        </w:drawing>
+      </w:r>
+    </w:p>
+    <w:p>
+      <w:pPr>
+        <w:tabs>
+          <w:tab w:val="left" w:pos="3105"/>
+        </w:tabs>
+      </w:pPr>
+    </w:p>
+    <w:p>
+      <w:pPr>
+        <w:tabs>
+          <w:tab w:val="left" w:pos="3105"/>
+        </w:tabs>
+      </w:pPr>
+      <w:r>
+        <w:t xml:space="preserve">75- Utilizamos o </w:t>
+      </w:r>
+      <w:proofErr w:type="spellStart"/>
+      <w:r>
+        <w:t>placeholder</w:t>
+      </w:r>
+      <w:proofErr w:type="spellEnd"/>
+      <w:r>
+        <w:t xml:space="preserve"> para deixar exemplo dentro dos inputs </w:t>
+      </w:r>
+      <w:proofErr w:type="gramStart"/>
+      <w:r>
+        <w:t>como  deve</w:t>
+      </w:r>
+      <w:proofErr w:type="gramEnd"/>
+      <w:r>
+        <w:t xml:space="preserve"> ser preenchido</w:t>
+      </w:r>
+    </w:p>
+    <w:p>
+      <w:pPr>
+        <w:tabs>
+          <w:tab w:val="left" w:pos="3105"/>
+        </w:tabs>
+      </w:pPr>
+      <w:r>
+        <w:rPr>
+          <w:noProof/>
+        </w:rPr>
+        <w:drawing>
+          <wp:inline distT="0" distB="0" distL="0" distR="0" wp14:anchorId="63669CD9">
+            <wp:extent cx="6049010" cy="952500"/>
+            <wp:effectExtent l="0" t="0" r="8890" b="0"/>
+            <wp:docPr id="121" name="Imagem 121"/>
+            <wp:cNvGraphicFramePr>
+              <a:graphicFrameLocks xmlns:a="http://schemas.openxmlformats.org/drawingml/2006/main" noChangeAspect="1"/>
+            </wp:cNvGraphicFramePr>
+            <a:graphic xmlns:a="http://schemas.openxmlformats.org/drawingml/2006/main">
+              <a:graphicData uri="http://schemas.openxmlformats.org/drawingml/2006/picture">
+                <pic:pic xmlns:pic="http://schemas.openxmlformats.org/drawingml/2006/picture">
+                  <pic:nvPicPr>
+                    <pic:cNvPr id="0" name="Picture 7"/>
+                    <pic:cNvPicPr>
+                      <a:picLocks noChangeAspect="1" noChangeArrowheads="1"/>
+                    </pic:cNvPicPr>
+                  </pic:nvPicPr>
+                  <pic:blipFill>
+                    <a:blip r:embed="rId128">
+                      <a:extLst>
+                        <a:ext uri="{28A0092B-C50C-407E-A947-70E740481C1C}">
+                          <a14:useLocalDpi xmlns:a14="http://schemas.microsoft.com/office/drawing/2010/main" val="0"/>
+                        </a:ext>
+                      </a:extLst>
+                    </a:blip>
+                    <a:srcRect/>
+                    <a:stretch>
+                      <a:fillRect/>
+                    </a:stretch>
+                  </pic:blipFill>
+                  <pic:spPr bwMode="auto">
+                    <a:xfrm>
+                      <a:off x="0" y="0"/>
+                      <a:ext cx="6049010" cy="952500"/>
+                    </a:xfrm>
+                    <a:prstGeom prst="rect">
+                      <a:avLst/>
+                    </a:prstGeom>
+                    <a:noFill/>
+                  </pic:spPr>
+                </pic:pic>
+              </a:graphicData>
+            </a:graphic>
+          </wp:inline>
+        </w:drawing>
+      </w:r>
+    </w:p>
+    <w:p>
+      <w:pPr>
+        <w:tabs>
+          <w:tab w:val="left" w:pos="3105"/>
+        </w:tabs>
+      </w:pPr>
+      <w:r>
+        <w:rPr>
+          <w:noProof/>
+        </w:rPr>
+        <w:drawing>
+          <wp:inline distT="0" distB="0" distL="0" distR="0" wp14:anchorId="264C2213">
+            <wp:extent cx="3734435" cy="1181100"/>
+            <wp:effectExtent l="0" t="0" r="0" b="0"/>
+            <wp:docPr id="122" name="Imagem 122"/>
+            <wp:cNvGraphicFramePr>
+              <a:graphicFrameLocks xmlns:a="http://schemas.openxmlformats.org/drawingml/2006/main" noChangeAspect="1"/>
+            </wp:cNvGraphicFramePr>
+            <a:graphic xmlns:a="http://schemas.openxmlformats.org/drawingml/2006/main">
+              <a:graphicData uri="http://schemas.openxmlformats.org/drawingml/2006/picture">
+                <pic:pic xmlns:pic="http://schemas.openxmlformats.org/drawingml/2006/picture">
+                  <pic:nvPicPr>
+                    <pic:cNvPr id="0" name="Picture 8"/>
+                    <pic:cNvPicPr>
+                      <a:picLocks noChangeAspect="1" noChangeArrowheads="1"/>
+                    </pic:cNvPicPr>
+                  </pic:nvPicPr>
+                  <pic:blipFill>
+                    <a:blip r:embed="rId129">
+                      <a:extLst>
+                        <a:ext uri="{28A0092B-C50C-407E-A947-70E740481C1C}">
+                          <a14:useLocalDpi xmlns:a14="http://schemas.microsoft.com/office/drawing/2010/main" val="0"/>
+                        </a:ext>
+                      </a:extLst>
+                    </a:blip>
+                    <a:srcRect/>
+                    <a:stretch>
+                      <a:fillRect/>
+                    </a:stretch>
+                  </pic:blipFill>
+                  <pic:spPr bwMode="auto">
+                    <a:xfrm>
+                      <a:off x="0" y="0"/>
+                      <a:ext cx="3734435" cy="1181100"/>
+                    </a:xfrm>
+                    <a:prstGeom prst="rect">
+                      <a:avLst/>
+                    </a:prstGeom>
+                    <a:noFill/>
+                  </pic:spPr>
+                </pic:pic>
+              </a:graphicData>
+            </a:graphic>
+          </wp:inline>
+        </w:drawing>
+      </w:r>
+    </w:p>
+    <w:p>
+      <w:pPr>
+        <w:shd w:val="clear" w:color="auto" w:fill="121314"/>
+        <w:spacing w:line="285" w:lineRule="atLeast"/>
+        <w:rPr>
+          <w:rFonts w:ascii="Consolas" w:eastAsia="Times New Roman" w:hAnsi="Consolas" w:cs="Times New Roman"/>
+          <w:color w:val="BBBEBF"/>
+          <w:sz w:val="21"/>
+          <w:szCs w:val="21"/>
+          <w:lang w:eastAsia="pt-BR"/>
+        </w:rPr>
+      </w:pPr>
+    </w:p>
+    <w:p>
+      <w:pPr>
+        <w:tabs>
+          <w:tab w:val="left" w:pos="3105"/>
+        </w:tabs>
+      </w:pPr>
+    </w:p>
+    <w:p>
+      <w:pPr>
+        <w:tabs>
+          <w:tab w:val="left" w:pos="3105"/>
+        </w:tabs>
+      </w:pPr>
+      <w:r>
+        <w:t xml:space="preserve">76- </w:t>
+      </w:r>
+      <w:proofErr w:type="gramStart"/>
+      <w:r>
+        <w:t>Trocamos  as</w:t>
+      </w:r>
+      <w:proofErr w:type="gramEnd"/>
+      <w:r>
+        <w:t xml:space="preserve"> </w:t>
+      </w:r>
+      <w:proofErr w:type="spellStart"/>
+      <w:r>
+        <w:t>div</w:t>
+      </w:r>
+      <w:proofErr w:type="spellEnd"/>
+      <w:r>
+        <w:t xml:space="preserve"> do formulário por </w:t>
+      </w:r>
+      <w:proofErr w:type="spellStart"/>
+      <w:r>
+        <w:t>fieldser</w:t>
+      </w:r>
+      <w:proofErr w:type="spellEnd"/>
+      <w:r>
+        <w:t xml:space="preserve">(conjuntos de campos) e os parágrafos </w:t>
+      </w:r>
+      <w:proofErr w:type="spellStart"/>
+      <w:r>
+        <w:t>pppor</w:t>
+      </w:r>
+      <w:proofErr w:type="spellEnd"/>
+      <w:r>
+        <w:t xml:space="preserve"> </w:t>
+      </w:r>
+      <w:proofErr w:type="spellStart"/>
+      <w:r>
+        <w:t>legend</w:t>
+      </w:r>
+      <w:proofErr w:type="spellEnd"/>
+      <w:r>
+        <w:t xml:space="preserve"> sendo uma forma de trabalhar quando estamos tratando de formulário e no </w:t>
+      </w:r>
+      <w:proofErr w:type="spellStart"/>
+      <w:r>
+        <w:t>css</w:t>
+      </w:r>
+      <w:proofErr w:type="spellEnd"/>
+      <w:r>
+        <w:t xml:space="preserve"> as </w:t>
+      </w:r>
+      <w:proofErr w:type="spellStart"/>
+      <w:r>
+        <w:t>legend</w:t>
+      </w:r>
+      <w:proofErr w:type="spellEnd"/>
+      <w:r>
+        <w:t xml:space="preserve"> ficaram com as mesmas configurações  das </w:t>
+      </w:r>
+      <w:proofErr w:type="spellStart"/>
+      <w:r>
+        <w:t>label</w:t>
+      </w:r>
+      <w:proofErr w:type="spellEnd"/>
+    </w:p>
+    <w:p>
+      <w:pPr>
+        <w:tabs>
+          <w:tab w:val="left" w:pos="3105"/>
+        </w:tabs>
+      </w:pPr>
+      <w:r>
+        <w:drawing>
+          <wp:inline distT="0" distB="0" distL="0" distR="0" wp14:anchorId="45D0F34A" wp14:editId="43E5B867">
+            <wp:extent cx="4674529" cy="3019425"/>
+            <wp:effectExtent l="0" t="0" r="0" b="0"/>
+            <wp:docPr id="123" name="Imagem 123"/>
+            <wp:cNvGraphicFramePr>
+              <a:graphicFrameLocks xmlns:a="http://schemas.openxmlformats.org/drawingml/2006/main" noChangeAspect="1"/>
+            </wp:cNvGraphicFramePr>
+            <a:graphic xmlns:a="http://schemas.openxmlformats.org/drawingml/2006/main">
+              <a:graphicData uri="http://schemas.openxmlformats.org/drawingml/2006/picture">
+                <pic:pic xmlns:pic="http://schemas.openxmlformats.org/drawingml/2006/picture">
+                  <pic:nvPicPr>
+                    <pic:cNvPr id="1" name=""/>
+                    <pic:cNvPicPr/>
+                  </pic:nvPicPr>
+                  <pic:blipFill>
+                    <a:blip r:embed="rId130"/>
+                    <a:stretch>
+                      <a:fillRect/>
+                    </a:stretch>
+                  </pic:blipFill>
+                  <pic:spPr>
+                    <a:xfrm>
+                      <a:off x="0" y="0"/>
+                      <a:ext cx="4735780" cy="3058989"/>
+                    </a:xfrm>
+                    <a:prstGeom prst="rect">
+                      <a:avLst/>
+                    </a:prstGeom>
+                  </pic:spPr>
+                </pic:pic>
+              </a:graphicData>
+            </a:graphic>
+          </wp:inline>
+        </w:drawing>
+      </w:r>
+      <w:r>
+        <w:rPr>
+          <w:noProof/>
+        </w:rPr>
+        <w:drawing>
+          <wp:inline distT="0" distB="0" distL="0" distR="0" wp14:anchorId="549CF2DA">
+            <wp:extent cx="1390650" cy="895350"/>
+            <wp:effectExtent l="0" t="0" r="0" b="0"/>
+            <wp:docPr id="124" name="Imagem 124"/>
+            <wp:cNvGraphicFramePr>
+              <a:graphicFrameLocks xmlns:a="http://schemas.openxmlformats.org/drawingml/2006/main" noChangeAspect="1"/>
+            </wp:cNvGraphicFramePr>
+            <a:graphic xmlns:a="http://schemas.openxmlformats.org/drawingml/2006/main">
+              <a:graphicData uri="http://schemas.openxmlformats.org/drawingml/2006/picture">
+                <pic:pic xmlns:pic="http://schemas.openxmlformats.org/drawingml/2006/picture">
+                  <pic:nvPicPr>
+                    <pic:cNvPr id="0" name="Picture 9"/>
+                    <pic:cNvPicPr>
+                      <a:picLocks noChangeAspect="1" noChangeArrowheads="1"/>
+                    </pic:cNvPicPr>
+                  </pic:nvPicPr>
+                  <pic:blipFill>
+                    <a:blip r:embed="rId131">
+                      <a:extLst>
+                        <a:ext uri="{28A0092B-C50C-407E-A947-70E740481C1C}">
+                          <a14:useLocalDpi xmlns:a14="http://schemas.microsoft.com/office/drawing/2010/main" val="0"/>
+                        </a:ext>
+                      </a:extLst>
+                    </a:blip>
+                    <a:srcRect/>
+                    <a:stretch>
+                      <a:fillRect/>
+                    </a:stretch>
+                  </pic:blipFill>
+                  <pic:spPr bwMode="auto">
+                    <a:xfrm>
+                      <a:off x="0" y="0"/>
+                      <a:ext cx="1390650" cy="895350"/>
+                    </a:xfrm>
+                    <a:prstGeom prst="rect">
+                      <a:avLst/>
+                    </a:prstGeom>
+                    <a:noFill/>
+                  </pic:spPr>
+                </pic:pic>
+              </a:graphicData>
+            </a:graphic>
+          </wp:inline>
+        </w:drawing>
+      </w:r>
+    </w:p>
+    <w:p>
+      <w:pPr>
+        <w:tabs>
+          <w:tab w:val="left" w:pos="3105"/>
+        </w:tabs>
+      </w:pPr>
+    </w:p>
+    <w:p>
+      <w:pPr>
+        <w:tabs>
+          <w:tab w:val="left" w:pos="3105"/>
+        </w:tabs>
+      </w:pPr>
+    </w:p>
+    <w:p>
+      <w:pPr>
+        <w:tabs>
+          <w:tab w:val="left" w:pos="3105"/>
+        </w:tabs>
+      </w:pPr>
+    </w:p>
+    <w:p>
+      <w:pPr>
+        <w:tabs>
+          <w:tab w:val="left" w:pos="3105"/>
+        </w:tabs>
+      </w:pPr>
+      <w:r>
+        <w:t xml:space="preserve">77- </w:t>
+      </w:r>
+      <w:r>
+        <w:t xml:space="preserve">No </w:t>
+      </w:r>
+      <w:proofErr w:type="spellStart"/>
+      <w:r>
+        <w:t>html</w:t>
+      </w:r>
+      <w:proofErr w:type="spellEnd"/>
+      <w:r>
+        <w:t xml:space="preserve"> inserimos uma </w:t>
+      </w:r>
+      <w:proofErr w:type="spellStart"/>
+      <w:r>
+        <w:t>class</w:t>
+      </w:r>
+      <w:proofErr w:type="spellEnd"/>
+      <w:r>
+        <w:t xml:space="preserve"> “enviar” no botão e no </w:t>
+      </w:r>
+      <w:proofErr w:type="spellStart"/>
+      <w:r>
+        <w:t>css</w:t>
+      </w:r>
+      <w:proofErr w:type="spellEnd"/>
+      <w:r>
+        <w:t xml:space="preserve"> aumentamos a largura e o espaço interno tanto para cima como para baixo</w:t>
+      </w:r>
+    </w:p>
+    <w:p>
+      <w:pPr>
+        <w:tabs>
+          <w:tab w:val="left" w:pos="3105"/>
+        </w:tabs>
+      </w:pPr>
+      <w:r>
+        <w:rPr>
+          <w:noProof/>
+        </w:rPr>
+        <w:drawing>
+          <wp:inline distT="0" distB="0" distL="0" distR="0" wp14:anchorId="53F8111A">
+            <wp:extent cx="3677285" cy="219075"/>
+            <wp:effectExtent l="0" t="0" r="0" b="9525"/>
+            <wp:docPr id="125" name="Imagem 125"/>
+            <wp:cNvGraphicFramePr>
+              <a:graphicFrameLocks xmlns:a="http://schemas.openxmlformats.org/drawingml/2006/main" noChangeAspect="1"/>
+            </wp:cNvGraphicFramePr>
+            <a:graphic xmlns:a="http://schemas.openxmlformats.org/drawingml/2006/main">
+              <a:graphicData uri="http://schemas.openxmlformats.org/drawingml/2006/picture">
+                <pic:pic xmlns:pic="http://schemas.openxmlformats.org/drawingml/2006/picture">
+                  <pic:nvPicPr>
+                    <pic:cNvPr id="0" name="Picture 10"/>
+                    <pic:cNvPicPr>
+                      <a:picLocks noChangeAspect="1" noChangeArrowheads="1"/>
+                    </pic:cNvPicPr>
+                  </pic:nvPicPr>
+                  <pic:blipFill>
+                    <a:blip r:embed="rId132">
+                      <a:extLst>
+                        <a:ext uri="{28A0092B-C50C-407E-A947-70E740481C1C}">
+                          <a14:useLocalDpi xmlns:a14="http://schemas.microsoft.com/office/drawing/2010/main" val="0"/>
+                        </a:ext>
+                      </a:extLst>
+                    </a:blip>
+                    <a:srcRect/>
+                    <a:stretch>
+                      <a:fillRect/>
+                    </a:stretch>
+                  </pic:blipFill>
+                  <pic:spPr bwMode="auto">
+                    <a:xfrm>
+                      <a:off x="0" y="0"/>
+                      <a:ext cx="3677285" cy="219075"/>
+                    </a:xfrm>
+                    <a:prstGeom prst="rect">
+                      <a:avLst/>
+                    </a:prstGeom>
+                    <a:noFill/>
+                  </pic:spPr>
+                </pic:pic>
+              </a:graphicData>
+            </a:graphic>
+          </wp:inline>
+        </w:drawing>
+      </w:r>
+    </w:p>
+    <w:p>
+      <w:pPr>
+        <w:tabs>
+          <w:tab w:val="left" w:pos="3105"/>
+        </w:tabs>
+      </w:pPr>
+      <w:r>
+        <w:rPr>
+          <w:noProof/>
+        </w:rPr>
+        <w:drawing>
+          <wp:inline distT="0" distB="0" distL="0" distR="0" wp14:anchorId="52FE12F0">
+            <wp:extent cx="1419225" cy="742950"/>
+            <wp:effectExtent l="0" t="0" r="9525" b="0"/>
+            <wp:docPr id="126" name="Imagem 126"/>
+            <wp:cNvGraphicFramePr>
+              <a:graphicFrameLocks xmlns:a="http://schemas.openxmlformats.org/drawingml/2006/main" noChangeAspect="1"/>
+            </wp:cNvGraphicFramePr>
+            <a:graphic xmlns:a="http://schemas.openxmlformats.org/drawingml/2006/main">
+              <a:graphicData uri="http://schemas.openxmlformats.org/drawingml/2006/picture">
+                <pic:pic xmlns:pic="http://schemas.openxmlformats.org/drawingml/2006/picture">
+                  <pic:nvPicPr>
+                    <pic:cNvPr id="0" name="Picture 11"/>
+                    <pic:cNvPicPr>
+                      <a:picLocks noChangeAspect="1" noChangeArrowheads="1"/>
+                    </pic:cNvPicPr>
+                  </pic:nvPicPr>
+                  <pic:blipFill>
+                    <a:blip r:embed="rId133">
+                      <a:extLst>
+                        <a:ext uri="{28A0092B-C50C-407E-A947-70E740481C1C}">
+                          <a14:useLocalDpi xmlns:a14="http://schemas.microsoft.com/office/drawing/2010/main" val="0"/>
+                        </a:ext>
+                      </a:extLst>
+                    </a:blip>
+                    <a:srcRect/>
+                    <a:stretch>
+                      <a:fillRect/>
+                    </a:stretch>
+                  </pic:blipFill>
+                  <pic:spPr bwMode="auto">
+                    <a:xfrm>
+                      <a:off x="0" y="0"/>
+                      <a:ext cx="1419225" cy="742950"/>
+                    </a:xfrm>
+                    <a:prstGeom prst="rect">
+                      <a:avLst/>
+                    </a:prstGeom>
+                    <a:noFill/>
+                  </pic:spPr>
+                </pic:pic>
+              </a:graphicData>
+            </a:graphic>
+          </wp:inline>
+        </w:drawing>
+      </w:r>
+    </w:p>
+    <w:p>
+      <w:pPr>
+        <w:tabs>
+          <w:tab w:val="left" w:pos="3105"/>
+        </w:tabs>
+      </w:pPr>
+    </w:p>
+    <w:p>
+      <w:pPr>
+        <w:tabs>
+          <w:tab w:val="left" w:pos="3105"/>
+        </w:tabs>
+      </w:pPr>
+      <w:r>
+        <w:t>78-</w:t>
+      </w:r>
+      <w:r>
+        <w:t xml:space="preserve"> </w:t>
+      </w:r>
+      <w:r>
+        <w:t xml:space="preserve">Trabalhamos com o botão enviar: fizemos </w:t>
+      </w:r>
+    </w:p>
+    <w:p>
+      <w:pPr>
+        <w:pStyle w:val="PargrafodaLista"/>
+        <w:numPr>
+          <w:ilvl w:val="0"/>
+          <w:numId w:val="3"/>
+        </w:numPr>
+        <w:tabs>
+          <w:tab w:val="left" w:pos="3105"/>
+        </w:tabs>
+      </w:pPr>
+      <w:r>
+        <w:t xml:space="preserve">Colocamos uma cor de fundo </w:t>
+      </w:r>
+    </w:p>
+    <w:p>
+      <w:pPr>
+        <w:pStyle w:val="PargrafodaLista"/>
+        <w:numPr>
+          <w:ilvl w:val="0"/>
+          <w:numId w:val="3"/>
+        </w:numPr>
+        <w:tabs>
+          <w:tab w:val="left" w:pos="3105"/>
+        </w:tabs>
+      </w:pPr>
+      <w:proofErr w:type="gramStart"/>
+      <w:r>
+        <w:t>Mudamos  a</w:t>
+      </w:r>
+      <w:proofErr w:type="gramEnd"/>
+      <w:r>
+        <w:t xml:space="preserve"> cor da letra para branco </w:t>
+      </w:r>
+    </w:p>
+    <w:p>
+      <w:pPr>
+        <w:pStyle w:val="PargrafodaLista"/>
+        <w:numPr>
+          <w:ilvl w:val="0"/>
+          <w:numId w:val="3"/>
+        </w:numPr>
+        <w:tabs>
+          <w:tab w:val="left" w:pos="3105"/>
+        </w:tabs>
+      </w:pPr>
+      <w:r>
+        <w:t>Deixamos mais encorpado e negrito</w:t>
+      </w:r>
+    </w:p>
+    <w:p>
+      <w:pPr>
+        <w:pStyle w:val="PargrafodaLista"/>
+        <w:numPr>
+          <w:ilvl w:val="0"/>
+          <w:numId w:val="3"/>
+        </w:numPr>
+        <w:tabs>
+          <w:tab w:val="left" w:pos="3105"/>
+        </w:tabs>
+      </w:pPr>
+      <w:r>
+        <w:t xml:space="preserve">Aumentamos o tamanho da fonte  </w:t>
+      </w:r>
+    </w:p>
+    <w:p>
+      <w:pPr>
+        <w:pStyle w:val="PargrafodaLista"/>
+        <w:numPr>
+          <w:ilvl w:val="0"/>
+          <w:numId w:val="3"/>
+        </w:numPr>
+        <w:tabs>
+          <w:tab w:val="left" w:pos="3105"/>
+        </w:tabs>
+      </w:pPr>
+      <w:r>
+        <w:t xml:space="preserve">Tiramos a borda do botão </w:t>
+      </w:r>
+    </w:p>
+    <w:p>
+      <w:pPr>
+        <w:pStyle w:val="PargrafodaLista"/>
+        <w:numPr>
+          <w:ilvl w:val="0"/>
+          <w:numId w:val="3"/>
+        </w:numPr>
+        <w:tabs>
+          <w:tab w:val="left" w:pos="3105"/>
+        </w:tabs>
+      </w:pPr>
+      <w:r>
+        <w:t xml:space="preserve">E arredondamos os cantos </w:t>
+      </w:r>
+      <w:r>
+        <w:t xml:space="preserve"> </w:t>
+      </w:r>
+      <w:bookmarkStart w:id="0" w:name="_GoBack"/>
+      <w:bookmarkEnd w:id="0"/>
+      <w:r>
+        <w:t xml:space="preserve"> </w:t>
+      </w:r>
+    </w:p>
+    <w:p>
+      <w:pPr>
+        <w:tabs>
+          <w:tab w:val="left" w:pos="3105"/>
+        </w:tabs>
+      </w:pPr>
+      <w:r>
+        <w:rPr>
+          <w:noProof/>
+        </w:rPr>
+        <w:drawing>
+          <wp:inline distT="0" distB="0" distL="0" distR="0" wp14:anchorId="32CB67AF">
+            <wp:extent cx="2066925" cy="1619250"/>
+            <wp:effectExtent l="0" t="0" r="9525" b="0"/>
+            <wp:docPr id="127" name="Imagem 127"/>
+            <wp:cNvGraphicFramePr>
+              <a:graphicFrameLocks xmlns:a="http://schemas.openxmlformats.org/drawingml/2006/main" noChangeAspect="1"/>
+            </wp:cNvGraphicFramePr>
+            <a:graphic xmlns:a="http://schemas.openxmlformats.org/drawingml/2006/main">
+              <a:graphicData uri="http://schemas.openxmlformats.org/drawingml/2006/picture">
+                <pic:pic xmlns:pic="http://schemas.openxmlformats.org/drawingml/2006/picture">
+                  <pic:nvPicPr>
+                    <pic:cNvPr id="0" name="Picture 12"/>
+                    <pic:cNvPicPr>
+                      <a:picLocks noChangeAspect="1" noChangeArrowheads="1"/>
+                    </pic:cNvPicPr>
+                  </pic:nvPicPr>
+                  <pic:blipFill>
+                    <a:blip r:embed="rId134">
+                      <a:extLst>
+                        <a:ext uri="{28A0092B-C50C-407E-A947-70E740481C1C}">
+                          <a14:useLocalDpi xmlns:a14="http://schemas.microsoft.com/office/drawing/2010/main" val="0"/>
+                        </a:ext>
+                      </a:extLst>
+                    </a:blip>
+                    <a:srcRect/>
+                    <a:stretch>
+                      <a:fillRect/>
+                    </a:stretch>
+                  </pic:blipFill>
+                  <pic:spPr bwMode="auto">
+                    <a:xfrm>
+                      <a:off x="0" y="0"/>
+                      <a:ext cx="2066925" cy="1619250"/>
+                    </a:xfrm>
+                    <a:prstGeom prst="rect">
+                      <a:avLst/>
+                    </a:prstGeom>
+                    <a:noFill/>
+                  </pic:spPr>
+                </pic:pic>
+              </a:graphicData>
+            </a:graphic>
+          </wp:inline>
+        </w:drawing>
+      </w:r>
     </w:p>
     <w:p>
       <w:pPr>
@@ -10225,7 +11376,7 @@
 </file>
 
 <file path=customXml/itemProps1.xml><?xml version="1.0" encoding="utf-8"?>
-<ds:datastoreItem xmlns:ds="http://schemas.openxmlformats.org/officeDocument/2006/customXml" ds:itemID="{57D99763-F5ED-4A8F-93FE-259487A83514}">
+<ds:datastoreItem xmlns:ds="http://schemas.openxmlformats.org/officeDocument/2006/customXml" ds:itemID="{A25E8060-80C4-4D9F-9D27-6C0704809BE8}">
   <ds:schemaRefs>
     <ds:schemaRef ds:uri="http://schemas.openxmlformats.org/officeDocument/2006/bibliography"/>
   </ds:schemaRefs>

--- a/apostila/Projeto Space For Men.docx
+++ b/apostila/Projeto Space For Men.docx
@@ -8943,6 +8943,9 @@
         </w:tabs>
       </w:pPr>
       <w:r>
+        <w:rPr>
+          <w:noProof/>
+        </w:rPr>
         <w:drawing>
           <wp:inline distT="0" distB="0" distL="0" distR="0" wp14:anchorId="4E5CD7B4" wp14:editId="50825DAD">
             <wp:extent cx="5106113" cy="485843"/>
@@ -9081,6 +9084,9 @@
         </w:tabs>
       </w:pPr>
       <w:r>
+        <w:rPr>
+          <w:noProof/>
+        </w:rPr>
         <w:drawing>
           <wp:inline distT="0" distB="0" distL="0" distR="0" wp14:anchorId="1B559E48" wp14:editId="7501F852">
             <wp:extent cx="2695951" cy="1390844"/>
@@ -9615,6 +9621,9 @@
         </w:tabs>
       </w:pPr>
       <w:r>
+        <w:rPr>
+          <w:noProof/>
+        </w:rPr>
         <w:drawing>
           <wp:inline distT="0" distB="0" distL="0" distR="0" wp14:anchorId="45D0F34A" wp14:editId="43E5B867">
             <wp:extent cx="4674529" cy="3019425"/>
@@ -9992,12 +10001,7 @@
         <w:t xml:space="preserve">E arredondamos os cantos </w:t>
       </w:r>
       <w:r>
-        <w:t xml:space="preserve"> </w:t>
-      </w:r>
-      <w:bookmarkStart w:id="0" w:name="_GoBack"/>
-      <w:bookmarkEnd w:id="0"/>
-      <w:r>
-        <w:t xml:space="preserve"> </w:t>
+        <w:t xml:space="preserve">  </w:t>
       </w:r>
     </w:p>
     <w:p>
@@ -10056,62 +10060,609 @@
           </wp:inline>
         </w:drawing>
       </w:r>
-    </w:p>
-    <w:p>
-      <w:pPr>
-        <w:tabs>
-          <w:tab w:val="left" w:pos="3105"/>
-        </w:tabs>
-      </w:pPr>
-    </w:p>
-    <w:p>
-      <w:pPr>
-        <w:tabs>
-          <w:tab w:val="left" w:pos="3105"/>
-        </w:tabs>
-      </w:pPr>
-    </w:p>
-    <w:p>
-      <w:pPr>
-        <w:tabs>
-          <w:tab w:val="left" w:pos="3105"/>
-        </w:tabs>
-      </w:pPr>
-    </w:p>
-    <w:p>
-      <w:pPr>
-        <w:tabs>
-          <w:tab w:val="left" w:pos="3105"/>
-        </w:tabs>
-      </w:pPr>
-    </w:p>
-    <w:p>
-      <w:pPr>
-        <w:tabs>
-          <w:tab w:val="left" w:pos="3105"/>
-        </w:tabs>
-      </w:pPr>
-    </w:p>
-    <w:p>
-      <w:pPr>
-        <w:tabs>
-          <w:tab w:val="left" w:pos="3105"/>
-        </w:tabs>
-      </w:pPr>
-    </w:p>
-    <w:p>
-      <w:pPr>
-        <w:tabs>
-          <w:tab w:val="left" w:pos="3105"/>
-        </w:tabs>
-      </w:pPr>
-    </w:p>
-    <w:p>
-      <w:pPr>
-        <w:tabs>
-          <w:tab w:val="left" w:pos="3105"/>
-        </w:tabs>
-      </w:pPr>
+      <w:r>
+        <w:t>]</w:t>
+      </w:r>
+    </w:p>
+    <w:p>
+      <w:pPr>
+        <w:tabs>
+          <w:tab w:val="left" w:pos="3105"/>
+        </w:tabs>
+      </w:pPr>
+    </w:p>
+    <w:p>
+      <w:pPr>
+        <w:tabs>
+          <w:tab w:val="left" w:pos="3105"/>
+        </w:tabs>
+      </w:pPr>
+      <w:r>
+        <w:t xml:space="preserve">79- Trabalhando com o houver </w:t>
+      </w:r>
+      <w:proofErr w:type="gramStart"/>
+      <w:r>
+        <w:t>no  botão</w:t>
+      </w:r>
+      <w:proofErr w:type="gramEnd"/>
+      <w:r>
+        <w:t xml:space="preserve"> enviar mudamos a cor de fundo ao passar utilizando o </w:t>
+      </w:r>
+      <w:proofErr w:type="spellStart"/>
+      <w:r>
+        <w:t>backgraound</w:t>
+      </w:r>
+      <w:proofErr w:type="spellEnd"/>
+      <w:r>
+        <w:t xml:space="preserve">-color e também criamos uma animação com o </w:t>
+      </w:r>
+      <w:proofErr w:type="spellStart"/>
+      <w:r>
+        <w:t>text</w:t>
+      </w:r>
+      <w:proofErr w:type="spellEnd"/>
+      <w:r>
+        <w:t xml:space="preserve"> </w:t>
+      </w:r>
+      <w:proofErr w:type="spellStart"/>
+      <w:r>
+        <w:t>tranform</w:t>
+      </w:r>
+      <w:proofErr w:type="spellEnd"/>
+      <w:r>
+        <w:t xml:space="preserve">, </w:t>
+      </w:r>
+      <w:proofErr w:type="spellStart"/>
+      <w:r>
+        <w:t>rotate</w:t>
+      </w:r>
+      <w:proofErr w:type="spellEnd"/>
+      <w:r>
+        <w:t xml:space="preserve"> e </w:t>
+      </w:r>
+      <w:proofErr w:type="spellStart"/>
+      <w:r>
+        <w:t>scale</w:t>
+      </w:r>
+      <w:proofErr w:type="spellEnd"/>
+      <w:r>
+        <w:t xml:space="preserve"> ao passar o mouse e realiza uma rotação e aumenta o tamanho do botão </w:t>
+      </w:r>
+    </w:p>
+    <w:p>
+      <w:pPr>
+        <w:tabs>
+          <w:tab w:val="left" w:pos="3105"/>
+        </w:tabs>
+      </w:pPr>
+      <w:r>
+        <w:t>(</w:t>
+      </w:r>
+      <w:proofErr w:type="spellStart"/>
+      <w:r>
+        <w:t>Obs</w:t>
+      </w:r>
+      <w:proofErr w:type="spellEnd"/>
+      <w:r>
+        <w:t xml:space="preserve">: Não podemos de deixar de esquecer de colocar um </w:t>
+      </w:r>
+      <w:proofErr w:type="spellStart"/>
+      <w:r>
+        <w:t>transicion</w:t>
+      </w:r>
+      <w:proofErr w:type="spellEnd"/>
+      <w:r>
+        <w:t xml:space="preserve"> na </w:t>
+      </w:r>
+      <w:proofErr w:type="spellStart"/>
+      <w:r>
+        <w:t>class</w:t>
+      </w:r>
+      <w:proofErr w:type="spellEnd"/>
+      <w:r>
+        <w:t xml:space="preserve"> enviar para a animação para controlar o tempo da animação)</w:t>
+      </w:r>
+    </w:p>
+    <w:p>
+      <w:pPr>
+        <w:tabs>
+          <w:tab w:val="left" w:pos="3105"/>
+        </w:tabs>
+      </w:pPr>
+      <w:r>
+        <w:t xml:space="preserve">  </w:t>
+      </w:r>
+      <w:r>
+        <w:drawing>
+          <wp:inline distT="0" distB="0" distL="0" distR="0" wp14:anchorId="055CFEF2" wp14:editId="63605342">
+            <wp:extent cx="2838846" cy="2695951"/>
+            <wp:effectExtent l="0" t="0" r="0" b="9525"/>
+            <wp:docPr id="118" name="Imagem 118"/>
+            <wp:cNvGraphicFramePr>
+              <a:graphicFrameLocks xmlns:a="http://schemas.openxmlformats.org/drawingml/2006/main" noChangeAspect="1"/>
+            </wp:cNvGraphicFramePr>
+            <a:graphic xmlns:a="http://schemas.openxmlformats.org/drawingml/2006/main">
+              <a:graphicData uri="http://schemas.openxmlformats.org/drawingml/2006/picture">
+                <pic:pic xmlns:pic="http://schemas.openxmlformats.org/drawingml/2006/picture">
+                  <pic:nvPicPr>
+                    <pic:cNvPr id="1" name=""/>
+                    <pic:cNvPicPr/>
+                  </pic:nvPicPr>
+                  <pic:blipFill>
+                    <a:blip r:embed="rId135"/>
+                    <a:stretch>
+                      <a:fillRect/>
+                    </a:stretch>
+                  </pic:blipFill>
+                  <pic:spPr>
+                    <a:xfrm>
+                      <a:off x="0" y="0"/>
+                      <a:ext cx="2838846" cy="2695951"/>
+                    </a:xfrm>
+                    <a:prstGeom prst="rect">
+                      <a:avLst/>
+                    </a:prstGeom>
+                  </pic:spPr>
+                </pic:pic>
+              </a:graphicData>
+            </a:graphic>
+          </wp:inline>
+        </w:drawing>
+      </w:r>
+    </w:p>
+    <w:p>
+      <w:pPr>
+        <w:tabs>
+          <w:tab w:val="left" w:pos="3105"/>
+        </w:tabs>
+      </w:pPr>
+    </w:p>
+    <w:p>
+      <w:pPr>
+        <w:tabs>
+          <w:tab w:val="left" w:pos="3105"/>
+        </w:tabs>
+      </w:pPr>
+      <w:r>
+        <w:t>80-</w:t>
+      </w:r>
+      <w:r>
+        <w:t xml:space="preserve"> Na pagina contato.html adicionamos uma tabela onde iniciamos utilizamos uma tabela onde iniciamos utilizamos as </w:t>
+      </w:r>
+      <w:proofErr w:type="spellStart"/>
+      <w:r>
+        <w:t>tags</w:t>
+      </w:r>
+      <w:proofErr w:type="spellEnd"/>
+      <w:r>
+        <w:t xml:space="preserve"> TR -&gt; linha da tabela e as </w:t>
+      </w:r>
+      <w:proofErr w:type="spellStart"/>
+      <w:r>
+        <w:t>tags</w:t>
+      </w:r>
+      <w:proofErr w:type="spellEnd"/>
+      <w:r>
+        <w:t xml:space="preserve"> TD -&gt; dados da tabela conforme código </w:t>
+      </w:r>
+    </w:p>
+    <w:p>
+      <w:pPr>
+        <w:tabs>
+          <w:tab w:val="left" w:pos="3105"/>
+        </w:tabs>
+      </w:pPr>
+      <w:r>
+        <w:t xml:space="preserve">  </w:t>
+      </w:r>
+      <w:r>
+        <w:rPr>
+          <w:noProof/>
+        </w:rPr>
+        <w:drawing>
+          <wp:inline distT="0" distB="0" distL="0" distR="0" wp14:anchorId="2C4D76E2">
+            <wp:extent cx="1552575" cy="4458335"/>
+            <wp:effectExtent l="0" t="0" r="9525" b="0"/>
+            <wp:docPr id="128" name="Imagem 128"/>
+            <wp:cNvGraphicFramePr>
+              <a:graphicFrameLocks xmlns:a="http://schemas.openxmlformats.org/drawingml/2006/main" noChangeAspect="1"/>
+            </wp:cNvGraphicFramePr>
+            <a:graphic xmlns:a="http://schemas.openxmlformats.org/drawingml/2006/main">
+              <a:graphicData uri="http://schemas.openxmlformats.org/drawingml/2006/picture">
+                <pic:pic xmlns:pic="http://schemas.openxmlformats.org/drawingml/2006/picture">
+                  <pic:nvPicPr>
+                    <pic:cNvPr id="0" name="Picture 2"/>
+                    <pic:cNvPicPr>
+                      <a:picLocks noChangeAspect="1" noChangeArrowheads="1"/>
+                    </pic:cNvPicPr>
+                  </pic:nvPicPr>
+                  <pic:blipFill>
+                    <a:blip r:embed="rId136">
+                      <a:extLst>
+                        <a:ext uri="{28A0092B-C50C-407E-A947-70E740481C1C}">
+                          <a14:useLocalDpi xmlns:a14="http://schemas.microsoft.com/office/drawing/2010/main" val="0"/>
+                        </a:ext>
+                      </a:extLst>
+                    </a:blip>
+                    <a:srcRect/>
+                    <a:stretch>
+                      <a:fillRect/>
+                    </a:stretch>
+                  </pic:blipFill>
+                  <pic:spPr bwMode="auto">
+                    <a:xfrm>
+                      <a:off x="0" y="0"/>
+                      <a:ext cx="1552575" cy="4458335"/>
+                    </a:xfrm>
+                    <a:prstGeom prst="rect">
+                      <a:avLst/>
+                    </a:prstGeom>
+                    <a:noFill/>
+                  </pic:spPr>
+                </pic:pic>
+              </a:graphicData>
+            </a:graphic>
+          </wp:inline>
+        </w:drawing>
+      </w:r>
+    </w:p>
+    <w:p>
+      <w:pPr>
+        <w:tabs>
+          <w:tab w:val="left" w:pos="3105"/>
+        </w:tabs>
+      </w:pPr>
+    </w:p>
+    <w:p>
+      <w:pPr>
+        <w:tabs>
+          <w:tab w:val="left" w:pos="3105"/>
+        </w:tabs>
+      </w:pPr>
+    </w:p>
+    <w:p>
+      <w:pPr>
+        <w:tabs>
+          <w:tab w:val="left" w:pos="3105"/>
+        </w:tabs>
+      </w:pPr>
+      <w:r>
+        <w:t xml:space="preserve">81- Na tabela adicionamos </w:t>
+      </w:r>
+      <w:r>
+        <w:t xml:space="preserve">o </w:t>
+      </w:r>
+      <w:proofErr w:type="spellStart"/>
+      <w:r>
+        <w:t>thed</w:t>
+      </w:r>
+      <w:proofErr w:type="spellEnd"/>
+      <w:r>
+        <w:t xml:space="preserve"> -&gt; o cabeçalho da tabela e </w:t>
+      </w:r>
+      <w:proofErr w:type="spellStart"/>
+      <w:r>
+        <w:t>td</w:t>
+      </w:r>
+      <w:proofErr w:type="spellEnd"/>
+      <w:r>
+        <w:t xml:space="preserve"> -&gt; dados do cabeçalho e </w:t>
+      </w:r>
+      <w:proofErr w:type="spellStart"/>
+      <w:r>
+        <w:t>tbody</w:t>
+      </w:r>
+      <w:proofErr w:type="spellEnd"/>
+      <w:r>
+        <w:t>-&gt; o corpo da tabela</w:t>
+      </w:r>
+    </w:p>
+    <w:p>
+      <w:pPr>
+        <w:tabs>
+          <w:tab w:val="left" w:pos="3105"/>
+        </w:tabs>
+      </w:pPr>
+    </w:p>
+    <w:p>
+      <w:pPr>
+        <w:tabs>
+          <w:tab w:val="left" w:pos="3105"/>
+        </w:tabs>
+      </w:pPr>
+      <w:r>
+        <w:drawing>
+          <wp:inline distT="0" distB="0" distL="0" distR="0" wp14:anchorId="20CC94F5" wp14:editId="164E55B0">
+            <wp:extent cx="1324160" cy="4629796"/>
+            <wp:effectExtent l="0" t="0" r="9525" b="0"/>
+            <wp:docPr id="129" name="Imagem 129"/>
+            <wp:cNvGraphicFramePr>
+              <a:graphicFrameLocks xmlns:a="http://schemas.openxmlformats.org/drawingml/2006/main" noChangeAspect="1"/>
+            </wp:cNvGraphicFramePr>
+            <a:graphic xmlns:a="http://schemas.openxmlformats.org/drawingml/2006/main">
+              <a:graphicData uri="http://schemas.openxmlformats.org/drawingml/2006/picture">
+                <pic:pic xmlns:pic="http://schemas.openxmlformats.org/drawingml/2006/picture">
+                  <pic:nvPicPr>
+                    <pic:cNvPr id="1" name=""/>
+                    <pic:cNvPicPr/>
+                  </pic:nvPicPr>
+                  <pic:blipFill>
+                    <a:blip r:embed="rId137"/>
+                    <a:stretch>
+                      <a:fillRect/>
+                    </a:stretch>
+                  </pic:blipFill>
+                  <pic:spPr>
+                    <a:xfrm>
+                      <a:off x="0" y="0"/>
+                      <a:ext cx="1324160" cy="4629796"/>
+                    </a:xfrm>
+                    <a:prstGeom prst="rect">
+                      <a:avLst/>
+                    </a:prstGeom>
+                  </pic:spPr>
+                </pic:pic>
+              </a:graphicData>
+            </a:graphic>
+          </wp:inline>
+        </w:drawing>
+      </w:r>
+    </w:p>
+    <w:p>
+      <w:pPr>
+        <w:tabs>
+          <w:tab w:val="left" w:pos="3105"/>
+        </w:tabs>
+      </w:pPr>
+    </w:p>
+    <w:p>
+      <w:pPr>
+        <w:tabs>
+          <w:tab w:val="left" w:pos="3105"/>
+        </w:tabs>
+      </w:pPr>
+      <w:r>
+        <w:t xml:space="preserve">82- Adicionei uma cor de fundo no cabeçalho da tabela, </w:t>
+      </w:r>
+      <w:proofErr w:type="gramStart"/>
+      <w:r>
+        <w:t>mudamos  a</w:t>
+      </w:r>
+      <w:proofErr w:type="gramEnd"/>
+      <w:r>
+        <w:t xml:space="preserve"> cor da letra e encorpamos o texto</w:t>
+      </w:r>
+    </w:p>
+    <w:p>
+      <w:pPr>
+        <w:tabs>
+          <w:tab w:val="left" w:pos="3105"/>
+        </w:tabs>
+      </w:pPr>
+      <w:r>
+        <w:t xml:space="preserve">No </w:t>
+      </w:r>
+      <w:proofErr w:type="spellStart"/>
+      <w:proofErr w:type="gramStart"/>
+      <w:r>
+        <w:t>td,th</w:t>
+      </w:r>
+      <w:proofErr w:type="spellEnd"/>
+      <w:proofErr w:type="gramEnd"/>
+      <w:r>
+        <w:t xml:space="preserve"> -&gt; inserimos uma borda solida e aumentamos o espaço interno tanto para cima como para baixo do lado direito e esquerdo.</w:t>
+      </w:r>
+    </w:p>
+    <w:p>
+      <w:pPr>
+        <w:tabs>
+          <w:tab w:val="left" w:pos="3105"/>
+        </w:tabs>
+      </w:pPr>
+      <w:r>
+        <w:rPr>
+          <w:noProof/>
+        </w:rPr>
+        <w:drawing>
+          <wp:inline distT="0" distB="0" distL="0" distR="0" wp14:anchorId="6D56219C">
+            <wp:extent cx="2200275" cy="1724025"/>
+            <wp:effectExtent l="0" t="0" r="9525" b="9525"/>
+            <wp:docPr id="130" name="Imagem 130"/>
+            <wp:cNvGraphicFramePr>
+              <a:graphicFrameLocks xmlns:a="http://schemas.openxmlformats.org/drawingml/2006/main" noChangeAspect="1"/>
+            </wp:cNvGraphicFramePr>
+            <a:graphic xmlns:a="http://schemas.openxmlformats.org/drawingml/2006/main">
+              <a:graphicData uri="http://schemas.openxmlformats.org/drawingml/2006/picture">
+                <pic:pic xmlns:pic="http://schemas.openxmlformats.org/drawingml/2006/picture">
+                  <pic:nvPicPr>
+                    <pic:cNvPr id="0" name="Picture 3"/>
+                    <pic:cNvPicPr>
+                      <a:picLocks noChangeAspect="1" noChangeArrowheads="1"/>
+                    </pic:cNvPicPr>
+                  </pic:nvPicPr>
+                  <pic:blipFill>
+                    <a:blip r:embed="rId138">
+                      <a:extLst>
+                        <a:ext uri="{28A0092B-C50C-407E-A947-70E740481C1C}">
+                          <a14:useLocalDpi xmlns:a14="http://schemas.microsoft.com/office/drawing/2010/main" val="0"/>
+                        </a:ext>
+                      </a:extLst>
+                    </a:blip>
+                    <a:srcRect/>
+                    <a:stretch>
+                      <a:fillRect/>
+                    </a:stretch>
+                  </pic:blipFill>
+                  <pic:spPr bwMode="auto">
+                    <a:xfrm>
+                      <a:off x="0" y="0"/>
+                      <a:ext cx="2200275" cy="1724025"/>
+                    </a:xfrm>
+                    <a:prstGeom prst="rect">
+                      <a:avLst/>
+                    </a:prstGeom>
+                    <a:noFill/>
+                  </pic:spPr>
+                </pic:pic>
+              </a:graphicData>
+            </a:graphic>
+          </wp:inline>
+        </w:drawing>
+      </w:r>
+    </w:p>
+    <w:p>
+      <w:pPr>
+        <w:tabs>
+          <w:tab w:val="left" w:pos="3105"/>
+        </w:tabs>
+      </w:pPr>
+    </w:p>
+    <w:p>
+      <w:pPr>
+        <w:tabs>
+          <w:tab w:val="left" w:pos="3105"/>
+        </w:tabs>
+      </w:pPr>
+      <w:r>
+        <w:t xml:space="preserve">83- </w:t>
+      </w:r>
+      <w:r>
+        <w:t xml:space="preserve">Trabalhando com a pagina do HOME copiamos o </w:t>
+      </w:r>
+      <w:proofErr w:type="spellStart"/>
+      <w:r>
+        <w:t>html</w:t>
+      </w:r>
+      <w:proofErr w:type="spellEnd"/>
+      <w:r>
+        <w:t xml:space="preserve"> do header que o nosso menu que já se encontrava pronto na outra pagina e o </w:t>
+      </w:r>
+      <w:proofErr w:type="spellStart"/>
+      <w:r>
+        <w:t>css</w:t>
+      </w:r>
+      <w:proofErr w:type="spellEnd"/>
+      <w:r>
+        <w:t xml:space="preserve"> da configuração do mesmo e colamos na nossa pagina do home e no style.css e repetimos o mesmo processo com </w:t>
+      </w:r>
+      <w:proofErr w:type="spellStart"/>
+      <w:r>
+        <w:t>footer</w:t>
+      </w:r>
+      <w:proofErr w:type="spellEnd"/>
+      <w:r>
+        <w:t xml:space="preserve"> com isso já ficou pronto o menu e nosso rodapé da pagina </w:t>
+      </w:r>
+    </w:p>
+    <w:p>
+      <w:pPr>
+        <w:tabs>
+          <w:tab w:val="left" w:pos="3105"/>
+        </w:tabs>
+      </w:pPr>
+      <w:r>
+        <w:drawing>
+          <wp:inline distT="0" distB="0" distL="0" distR="0" wp14:anchorId="01497331" wp14:editId="76D87C56">
+            <wp:extent cx="3943900" cy="1562318"/>
+            <wp:effectExtent l="0" t="0" r="0" b="0"/>
+            <wp:docPr id="131" name="Imagem 131"/>
+            <wp:cNvGraphicFramePr>
+              <a:graphicFrameLocks xmlns:a="http://schemas.openxmlformats.org/drawingml/2006/main" noChangeAspect="1"/>
+            </wp:cNvGraphicFramePr>
+            <a:graphic xmlns:a="http://schemas.openxmlformats.org/drawingml/2006/main">
+              <a:graphicData uri="http://schemas.openxmlformats.org/drawingml/2006/picture">
+                <pic:pic xmlns:pic="http://schemas.openxmlformats.org/drawingml/2006/picture">
+                  <pic:nvPicPr>
+                    <pic:cNvPr id="1" name=""/>
+                    <pic:cNvPicPr/>
+                  </pic:nvPicPr>
+                  <pic:blipFill>
+                    <a:blip r:embed="rId139"/>
+                    <a:stretch>
+                      <a:fillRect/>
+                    </a:stretch>
+                  </pic:blipFill>
+                  <pic:spPr>
+                    <a:xfrm>
+                      <a:off x="0" y="0"/>
+                      <a:ext cx="3943900" cy="1562318"/>
+                    </a:xfrm>
+                    <a:prstGeom prst="rect">
+                      <a:avLst/>
+                    </a:prstGeom>
+                  </pic:spPr>
+                </pic:pic>
+              </a:graphicData>
+            </a:graphic>
+          </wp:inline>
+        </w:drawing>
+      </w:r>
+      <w:r>
+        <w:rPr>
+          <w:noProof/>
+        </w:rPr>
+        <w:drawing>
+          <wp:inline distT="0" distB="0" distL="0" distR="0" wp14:anchorId="702D57A5">
+            <wp:extent cx="4248785" cy="866775"/>
+            <wp:effectExtent l="0" t="0" r="0" b="9525"/>
+            <wp:docPr id="132" name="Imagem 132"/>
+            <wp:cNvGraphicFramePr>
+              <a:graphicFrameLocks xmlns:a="http://schemas.openxmlformats.org/drawingml/2006/main" noChangeAspect="1"/>
+            </wp:cNvGraphicFramePr>
+            <a:graphic xmlns:a="http://schemas.openxmlformats.org/drawingml/2006/main">
+              <a:graphicData uri="http://schemas.openxmlformats.org/drawingml/2006/picture">
+                <pic:pic xmlns:pic="http://schemas.openxmlformats.org/drawingml/2006/picture">
+                  <pic:nvPicPr>
+                    <pic:cNvPr id="0" name="Picture 4"/>
+                    <pic:cNvPicPr>
+                      <a:picLocks noChangeAspect="1" noChangeArrowheads="1"/>
+                    </pic:cNvPicPr>
+                  </pic:nvPicPr>
+                  <pic:blipFill>
+                    <a:blip r:embed="rId140">
+                      <a:extLst>
+                        <a:ext uri="{28A0092B-C50C-407E-A947-70E740481C1C}">
+                          <a14:useLocalDpi xmlns:a14="http://schemas.microsoft.com/office/drawing/2010/main" val="0"/>
+                        </a:ext>
+                      </a:extLst>
+                    </a:blip>
+                    <a:srcRect/>
+                    <a:stretch>
+                      <a:fillRect/>
+                    </a:stretch>
+                  </pic:blipFill>
+                  <pic:spPr bwMode="auto">
+                    <a:xfrm>
+                      <a:off x="0" y="0"/>
+                      <a:ext cx="4248785" cy="866775"/>
+                    </a:xfrm>
+                    <a:prstGeom prst="rect">
+                      <a:avLst/>
+                    </a:prstGeom>
+                    <a:noFill/>
+                  </pic:spPr>
+                </pic:pic>
+              </a:graphicData>
+            </a:graphic>
+          </wp:inline>
+        </w:drawing>
+      </w:r>
+    </w:p>
+    <w:p>
+      <w:pPr>
+        <w:tabs>
+          <w:tab w:val="left" w:pos="3105"/>
+        </w:tabs>
+      </w:pPr>
+    </w:p>
+    <w:p>
+      <w:pPr>
+        <w:tabs>
+          <w:tab w:val="left" w:pos="3105"/>
+        </w:tabs>
+      </w:pPr>
+      <w:bookmarkStart w:id="0" w:name="_GoBack"/>
+      <w:bookmarkEnd w:id="0"/>
     </w:p>
     <w:sectPr>
       <w:pgSz w:w="11906" w:h="16838"/>
@@ -11376,7 +11927,7 @@
 </file>
 
 <file path=customXml/itemProps1.xml><?xml version="1.0" encoding="utf-8"?>
-<ds:datastoreItem xmlns:ds="http://schemas.openxmlformats.org/officeDocument/2006/customXml" ds:itemID="{A25E8060-80C4-4D9F-9D27-6C0704809BE8}">
+<ds:datastoreItem xmlns:ds="http://schemas.openxmlformats.org/officeDocument/2006/customXml" ds:itemID="{8837EB66-1D2B-43DA-A2E5-9F27702318A3}">
   <ds:schemaRefs>
     <ds:schemaRef ds:uri="http://schemas.openxmlformats.org/officeDocument/2006/bibliography"/>
   </ds:schemaRefs>

--- a/apostila/Projeto Space For Men.docx
+++ b/apostila/Projeto Space For Men.docx
@@ -10173,6 +10173,9 @@
         <w:t xml:space="preserve">  </w:t>
       </w:r>
       <w:r>
+        <w:rPr>
+          <w:noProof/>
+        </w:rPr>
         <w:drawing>
           <wp:inline distT="0" distB="0" distL="0" distR="0" wp14:anchorId="055CFEF2" wp14:editId="63605342">
             <wp:extent cx="2838846" cy="2695951"/>
@@ -10371,6 +10374,9 @@
         </w:tabs>
       </w:pPr>
       <w:r>
+        <w:rPr>
+          <w:noProof/>
+        </w:rPr>
         <w:drawing>
           <wp:inline distT="0" distB="0" distL="0" distR="0" wp14:anchorId="20CC94F5" wp14:editId="164E55B0">
             <wp:extent cx="1324160" cy="4629796"/>
@@ -10535,7 +10541,15 @@
       </w:r>
       <w:proofErr w:type="spellEnd"/>
       <w:r>
-        <w:t xml:space="preserve"> do header que o nosso menu que já se encontrava pronto na outra pagina e o </w:t>
+        <w:t xml:space="preserve"> do header que o nosso menu que já se encontrava pronto na outra </w:t>
+      </w:r>
+      <w:proofErr w:type="spellStart"/>
+      <w:r>
+        <w:t>pagina</w:t>
+      </w:r>
+      <w:proofErr w:type="spellEnd"/>
+      <w:r>
+        <w:t xml:space="preserve"> e o </w:t>
       </w:r>
       <w:proofErr w:type="spellStart"/>
       <w:r>
@@ -10561,6 +10575,9 @@
         </w:tabs>
       </w:pPr>
       <w:r>
+        <w:rPr>
+          <w:noProof/>
+        </w:rPr>
         <w:drawing>
           <wp:inline distT="0" distB="0" distL="0" distR="0" wp14:anchorId="01497331" wp14:editId="76D87C56">
             <wp:extent cx="3943900" cy="1562318"/>
@@ -10661,8 +10678,1875 @@
           <w:tab w:val="left" w:pos="3105"/>
         </w:tabs>
       </w:pPr>
+      <w:r>
+        <w:t>84- Aumentamos a largura da imagem do banner para ocupar 100</w:t>
+      </w:r>
+      <w:r>
+        <w:t xml:space="preserve">% de espaço na pagina e centralizamos no meio demos uma largura para o </w:t>
+      </w:r>
+      <w:proofErr w:type="spellStart"/>
+      <w:r>
+        <w:t>main</w:t>
+      </w:r>
+      <w:proofErr w:type="spellEnd"/>
+      <w:r>
+        <w:t xml:space="preserve"> e centralizamos o conteúdo dentro dele</w:t>
+      </w:r>
+    </w:p>
+    <w:p>
+      <w:pPr>
+        <w:tabs>
+          <w:tab w:val="left" w:pos="3105"/>
+        </w:tabs>
+      </w:pPr>
+      <w:r>
+        <w:rPr>
+          <w:noProof/>
+        </w:rPr>
+        <w:drawing>
+          <wp:inline distT="0" distB="0" distL="0" distR="0" wp14:anchorId="71FFC269" wp14:editId="4A116AF0">
+            <wp:extent cx="1400370" cy="1810003"/>
+            <wp:effectExtent l="0" t="0" r="0" b="0"/>
+            <wp:docPr id="133" name="Imagem 133"/>
+            <wp:cNvGraphicFramePr>
+              <a:graphicFrameLocks xmlns:a="http://schemas.openxmlformats.org/drawingml/2006/main" noChangeAspect="1"/>
+            </wp:cNvGraphicFramePr>
+            <a:graphic xmlns:a="http://schemas.openxmlformats.org/drawingml/2006/main">
+              <a:graphicData uri="http://schemas.openxmlformats.org/drawingml/2006/picture">
+                <pic:pic xmlns:pic="http://schemas.openxmlformats.org/drawingml/2006/picture">
+                  <pic:nvPicPr>
+                    <pic:cNvPr id="1" name=""/>
+                    <pic:cNvPicPr/>
+                  </pic:nvPicPr>
+                  <pic:blipFill>
+                    <a:blip r:embed="rId141"/>
+                    <a:stretch>
+                      <a:fillRect/>
+                    </a:stretch>
+                  </pic:blipFill>
+                  <pic:spPr>
+                    <a:xfrm>
+                      <a:off x="0" y="0"/>
+                      <a:ext cx="1400370" cy="1810003"/>
+                    </a:xfrm>
+                    <a:prstGeom prst="rect">
+                      <a:avLst/>
+                    </a:prstGeom>
+                  </pic:spPr>
+                </pic:pic>
+              </a:graphicData>
+            </a:graphic>
+          </wp:inline>
+        </w:drawing>
+      </w:r>
+    </w:p>
+    <w:p>
+      <w:pPr>
+        <w:tabs>
+          <w:tab w:val="left" w:pos="3105"/>
+        </w:tabs>
+      </w:pPr>
+    </w:p>
+    <w:p>
+      <w:pPr>
+        <w:tabs>
+          <w:tab w:val="left" w:pos="3105"/>
+        </w:tabs>
+      </w:pPr>
+    </w:p>
+    <w:p>
+      <w:pPr>
+        <w:tabs>
+          <w:tab w:val="left" w:pos="3105"/>
+        </w:tabs>
+      </w:pPr>
+    </w:p>
+    <w:p>
+      <w:pPr>
+        <w:tabs>
+          <w:tab w:val="left" w:pos="3105"/>
+        </w:tabs>
+      </w:pPr>
+      <w:r>
+        <w:t xml:space="preserve">85- Na pagina do index.html trocamos as </w:t>
+      </w:r>
+      <w:proofErr w:type="spellStart"/>
+      <w:r>
+        <w:t>divs</w:t>
+      </w:r>
+      <w:proofErr w:type="spellEnd"/>
+      <w:r>
+        <w:t xml:space="preserve"> por </w:t>
+      </w:r>
+      <w:proofErr w:type="spellStart"/>
+      <w:r>
+        <w:t>section</w:t>
+      </w:r>
+      <w:proofErr w:type="spellEnd"/>
+      <w:r>
+        <w:t xml:space="preserve"> a diferença entre </w:t>
+      </w:r>
+      <w:proofErr w:type="spellStart"/>
+      <w:r>
+        <w:t>div</w:t>
+      </w:r>
+      <w:proofErr w:type="spellEnd"/>
+      <w:r>
+        <w:t xml:space="preserve"> e </w:t>
+      </w:r>
+      <w:proofErr w:type="spellStart"/>
+      <w:r>
+        <w:t>section</w:t>
+      </w:r>
+      <w:proofErr w:type="spellEnd"/>
+      <w:r>
+        <w:t xml:space="preserve"> é que a </w:t>
+      </w:r>
+      <w:proofErr w:type="spellStart"/>
+      <w:r>
+        <w:t>div</w:t>
+      </w:r>
+      <w:proofErr w:type="spellEnd"/>
+      <w:r>
+        <w:t xml:space="preserve"> geralmente é usada para conteúdo visual dentro dela e não necessariamente são correspondentes ao mesmo assunto </w:t>
+      </w:r>
+    </w:p>
+    <w:p>
+      <w:pPr>
+        <w:tabs>
+          <w:tab w:val="left" w:pos="3105"/>
+        </w:tabs>
+      </w:pPr>
+      <w:r>
+        <w:t xml:space="preserve">Ao </w:t>
+      </w:r>
+      <w:proofErr w:type="spellStart"/>
+      <w:r>
+        <w:t>contrario</w:t>
+      </w:r>
+      <w:proofErr w:type="spellEnd"/>
+      <w:r>
+        <w:t xml:space="preserve"> da </w:t>
+      </w:r>
+      <w:proofErr w:type="spellStart"/>
+      <w:r>
+        <w:t>div</w:t>
+      </w:r>
+      <w:proofErr w:type="spellEnd"/>
+      <w:r>
+        <w:t xml:space="preserve"> o </w:t>
+      </w:r>
+      <w:proofErr w:type="spellStart"/>
+      <w:r>
+        <w:t>section</w:t>
+      </w:r>
+      <w:proofErr w:type="spellEnd"/>
+      <w:r>
+        <w:t xml:space="preserve"> cria uma divisão na pagina em que o conteúdo interno </w:t>
+      </w:r>
+      <w:proofErr w:type="gramStart"/>
+      <w:r>
+        <w:t>esta</w:t>
+      </w:r>
+      <w:proofErr w:type="gramEnd"/>
+      <w:r>
+        <w:t xml:space="preserve"> relacionado e um único tema ou seja ao mesmo assunto então por motivo trocamos </w:t>
+      </w:r>
+      <w:proofErr w:type="spellStart"/>
+      <w:r>
+        <w:t>div</w:t>
+      </w:r>
+      <w:proofErr w:type="spellEnd"/>
+      <w:r>
+        <w:t xml:space="preserve"> por </w:t>
+      </w:r>
+      <w:proofErr w:type="spellStart"/>
+      <w:r>
+        <w:t>section</w:t>
+      </w:r>
+      <w:proofErr w:type="spellEnd"/>
+      <w:r>
+        <w:t xml:space="preserve"> e o </w:t>
+      </w:r>
+      <w:proofErr w:type="spellStart"/>
+      <w:r>
+        <w:t>div</w:t>
+      </w:r>
+      <w:proofErr w:type="spellEnd"/>
+      <w:r>
+        <w:t xml:space="preserve"> benefícios </w:t>
+      </w:r>
+    </w:p>
+    <w:p>
+      <w:pPr>
+        <w:tabs>
+          <w:tab w:val="left" w:pos="3105"/>
+        </w:tabs>
+      </w:pPr>
+      <w:r>
+        <w:rPr>
+          <w:noProof/>
+        </w:rPr>
+        <w:drawing>
+          <wp:inline distT="0" distB="0" distL="0" distR="0" wp14:anchorId="33BFDEC5">
+            <wp:extent cx="2028825" cy="209550"/>
+            <wp:effectExtent l="0" t="0" r="9525" b="0"/>
+            <wp:docPr id="134" name="Imagem 134"/>
+            <wp:cNvGraphicFramePr>
+              <a:graphicFrameLocks xmlns:a="http://schemas.openxmlformats.org/drawingml/2006/main" noChangeAspect="1"/>
+            </wp:cNvGraphicFramePr>
+            <a:graphic xmlns:a="http://schemas.openxmlformats.org/drawingml/2006/main">
+              <a:graphicData uri="http://schemas.openxmlformats.org/drawingml/2006/picture">
+                <pic:pic xmlns:pic="http://schemas.openxmlformats.org/drawingml/2006/picture">
+                  <pic:nvPicPr>
+                    <pic:cNvPr id="0" name="Picture 2"/>
+                    <pic:cNvPicPr>
+                      <a:picLocks noChangeAspect="1" noChangeArrowheads="1"/>
+                    </pic:cNvPicPr>
+                  </pic:nvPicPr>
+                  <pic:blipFill>
+                    <a:blip r:embed="rId142">
+                      <a:extLst>
+                        <a:ext uri="{28A0092B-C50C-407E-A947-70E740481C1C}">
+                          <a14:useLocalDpi xmlns:a14="http://schemas.microsoft.com/office/drawing/2010/main" val="0"/>
+                        </a:ext>
+                      </a:extLst>
+                    </a:blip>
+                    <a:srcRect/>
+                    <a:stretch>
+                      <a:fillRect/>
+                    </a:stretch>
+                  </pic:blipFill>
+                  <pic:spPr bwMode="auto">
+                    <a:xfrm>
+                      <a:off x="0" y="0"/>
+                      <a:ext cx="2028825" cy="209550"/>
+                    </a:xfrm>
+                    <a:prstGeom prst="rect">
+                      <a:avLst/>
+                    </a:prstGeom>
+                    <a:noFill/>
+                  </pic:spPr>
+                </pic:pic>
+              </a:graphicData>
+            </a:graphic>
+          </wp:inline>
+        </w:drawing>
+      </w:r>
+      <w:r>
+        <w:rPr>
+          <w:noProof/>
+        </w:rPr>
+        <w:drawing>
+          <wp:inline distT="0" distB="0" distL="0" distR="0" wp14:anchorId="6E12AA28">
+            <wp:extent cx="1819275" cy="247650"/>
+            <wp:effectExtent l="0" t="0" r="9525" b="0"/>
+            <wp:docPr id="135" name="Imagem 135"/>
+            <wp:cNvGraphicFramePr>
+              <a:graphicFrameLocks xmlns:a="http://schemas.openxmlformats.org/drawingml/2006/main" noChangeAspect="1"/>
+            </wp:cNvGraphicFramePr>
+            <a:graphic xmlns:a="http://schemas.openxmlformats.org/drawingml/2006/main">
+              <a:graphicData uri="http://schemas.openxmlformats.org/drawingml/2006/picture">
+                <pic:pic xmlns:pic="http://schemas.openxmlformats.org/drawingml/2006/picture">
+                  <pic:nvPicPr>
+                    <pic:cNvPr id="0" name="Picture 3"/>
+                    <pic:cNvPicPr>
+                      <a:picLocks noChangeAspect="1" noChangeArrowheads="1"/>
+                    </pic:cNvPicPr>
+                  </pic:nvPicPr>
+                  <pic:blipFill>
+                    <a:blip r:embed="rId143">
+                      <a:extLst>
+                        <a:ext uri="{28A0092B-C50C-407E-A947-70E740481C1C}">
+                          <a14:useLocalDpi xmlns:a14="http://schemas.microsoft.com/office/drawing/2010/main" val="0"/>
+                        </a:ext>
+                      </a:extLst>
+                    </a:blip>
+                    <a:srcRect/>
+                    <a:stretch>
+                      <a:fillRect/>
+                    </a:stretch>
+                  </pic:blipFill>
+                  <pic:spPr bwMode="auto">
+                    <a:xfrm>
+                      <a:off x="0" y="0"/>
+                      <a:ext cx="1819275" cy="247650"/>
+                    </a:xfrm>
+                    <a:prstGeom prst="rect">
+                      <a:avLst/>
+                    </a:prstGeom>
+                    <a:noFill/>
+                  </pic:spPr>
+                </pic:pic>
+              </a:graphicData>
+            </a:graphic>
+          </wp:inline>
+        </w:drawing>
+      </w:r>
+    </w:p>
+    <w:p>
+      <w:pPr>
+        <w:tabs>
+          <w:tab w:val="left" w:pos="3105"/>
+        </w:tabs>
+      </w:pPr>
+      <w:r>
+        <w:t xml:space="preserve">86- Adicionamos a </w:t>
+      </w:r>
+      <w:proofErr w:type="spellStart"/>
+      <w:r>
+        <w:t>class</w:t>
+      </w:r>
+      <w:proofErr w:type="spellEnd"/>
+      <w:r>
+        <w:t xml:space="preserve"> </w:t>
+      </w:r>
+      <w:proofErr w:type="spellStart"/>
+      <w:r>
+        <w:t>titulo</w:t>
+      </w:r>
+      <w:proofErr w:type="spellEnd"/>
+      <w:r>
+        <w:t>-</w:t>
+      </w:r>
+      <w:proofErr w:type="spellStart"/>
+      <w:r>
+        <w:t>Princinal</w:t>
+      </w:r>
+      <w:proofErr w:type="spellEnd"/>
+      <w:r>
+        <w:t xml:space="preserve"> no h2 e h3 na nossa pagina centralizando </w:t>
+      </w:r>
+      <w:proofErr w:type="gramStart"/>
+      <w:r>
+        <w:t>os  subtítulos</w:t>
+      </w:r>
+      <w:proofErr w:type="gramEnd"/>
+      <w:r>
+        <w:t xml:space="preserve"> e aumentando o tamanho da fonte utilizando a medida (em) que significa um em é igual a medida padrão do navegado 2em é o dobro da medida padrão e assim por diante ao  utilizamos.</w:t>
+      </w:r>
+    </w:p>
+    <w:p>
+      <w:pPr>
+        <w:tabs>
+          <w:tab w:val="left" w:pos="3105"/>
+        </w:tabs>
+      </w:pPr>
+      <w:r>
+        <w:t xml:space="preserve">E para finalizar colocamos um espaço externo para baixo de 1em </w:t>
+      </w:r>
+      <w:proofErr w:type="spellStart"/>
+      <w:r>
+        <w:t>próximadamente</w:t>
+      </w:r>
+      <w:proofErr w:type="spellEnd"/>
+      <w:r>
+        <w:t xml:space="preserve"> 16px com </w:t>
+      </w:r>
+      <w:proofErr w:type="spellStart"/>
+      <w:r>
+        <w:t>margin</w:t>
+      </w:r>
+      <w:proofErr w:type="spellEnd"/>
+      <w:r>
+        <w:t xml:space="preserve"> 0 0 1em</w:t>
+      </w:r>
+    </w:p>
+    <w:p>
+      <w:pPr>
+        <w:tabs>
+          <w:tab w:val="left" w:pos="3105"/>
+        </w:tabs>
+      </w:pPr>
+    </w:p>
+    <w:p>
+      <w:pPr>
+        <w:tabs>
+          <w:tab w:val="left" w:pos="3105"/>
+        </w:tabs>
+      </w:pPr>
+      <w:r>
+        <w:rPr>
+          <w:noProof/>
+        </w:rPr>
+        <w:drawing>
+          <wp:inline distT="0" distB="0" distL="0" distR="0" wp14:anchorId="72BBD738">
+            <wp:extent cx="1343025" cy="923925"/>
+            <wp:effectExtent l="0" t="0" r="9525" b="9525"/>
+            <wp:docPr id="136" name="Imagem 136"/>
+            <wp:cNvGraphicFramePr>
+              <a:graphicFrameLocks xmlns:a="http://schemas.openxmlformats.org/drawingml/2006/main" noChangeAspect="1"/>
+            </wp:cNvGraphicFramePr>
+            <a:graphic xmlns:a="http://schemas.openxmlformats.org/drawingml/2006/main">
+              <a:graphicData uri="http://schemas.openxmlformats.org/drawingml/2006/picture">
+                <pic:pic xmlns:pic="http://schemas.openxmlformats.org/drawingml/2006/picture">
+                  <pic:nvPicPr>
+                    <pic:cNvPr id="0" name="Picture 4"/>
+                    <pic:cNvPicPr>
+                      <a:picLocks noChangeAspect="1" noChangeArrowheads="1"/>
+                    </pic:cNvPicPr>
+                  </pic:nvPicPr>
+                  <pic:blipFill>
+                    <a:blip r:embed="rId144">
+                      <a:extLst>
+                        <a:ext uri="{28A0092B-C50C-407E-A947-70E740481C1C}">
+                          <a14:useLocalDpi xmlns:a14="http://schemas.microsoft.com/office/drawing/2010/main" val="0"/>
+                        </a:ext>
+                      </a:extLst>
+                    </a:blip>
+                    <a:srcRect/>
+                    <a:stretch>
+                      <a:fillRect/>
+                    </a:stretch>
+                  </pic:blipFill>
+                  <pic:spPr bwMode="auto">
+                    <a:xfrm>
+                      <a:off x="0" y="0"/>
+                      <a:ext cx="1343025" cy="923925"/>
+                    </a:xfrm>
+                    <a:prstGeom prst="rect">
+                      <a:avLst/>
+                    </a:prstGeom>
+                    <a:noFill/>
+                  </pic:spPr>
+                </pic:pic>
+              </a:graphicData>
+            </a:graphic>
+          </wp:inline>
+        </w:drawing>
+      </w:r>
+    </w:p>
+    <w:p>
+      <w:pPr>
+        <w:tabs>
+          <w:tab w:val="left" w:pos="3105"/>
+        </w:tabs>
+      </w:pPr>
+    </w:p>
+    <w:p>
+      <w:pPr>
+        <w:tabs>
+          <w:tab w:val="left" w:pos="3105"/>
+        </w:tabs>
+      </w:pPr>
+      <w:r>
+        <w:t xml:space="preserve">87- </w:t>
+      </w:r>
+      <w:r>
+        <w:t xml:space="preserve">Para colocar um espaço entre os parágrafos da nossa seção principal utilizamos o seguinte código </w:t>
+      </w:r>
+    </w:p>
+    <w:p>
+      <w:pPr>
+        <w:tabs>
+          <w:tab w:val="left" w:pos="3105"/>
+        </w:tabs>
+      </w:pPr>
+      <w:r>
+        <w:rPr>
+          <w:noProof/>
+        </w:rPr>
+        <w:drawing>
+          <wp:inline distT="0" distB="0" distL="0" distR="0" wp14:anchorId="1D17C221">
+            <wp:extent cx="1381125" cy="533400"/>
+            <wp:effectExtent l="0" t="0" r="9525" b="0"/>
+            <wp:docPr id="137" name="Imagem 137"/>
+            <wp:cNvGraphicFramePr>
+              <a:graphicFrameLocks xmlns:a="http://schemas.openxmlformats.org/drawingml/2006/main" noChangeAspect="1"/>
+            </wp:cNvGraphicFramePr>
+            <a:graphic xmlns:a="http://schemas.openxmlformats.org/drawingml/2006/main">
+              <a:graphicData uri="http://schemas.openxmlformats.org/drawingml/2006/picture">
+                <pic:pic xmlns:pic="http://schemas.openxmlformats.org/drawingml/2006/picture">
+                  <pic:nvPicPr>
+                    <pic:cNvPr id="0" name="Picture 5"/>
+                    <pic:cNvPicPr>
+                      <a:picLocks noChangeAspect="1" noChangeArrowheads="1"/>
+                    </pic:cNvPicPr>
+                  </pic:nvPicPr>
+                  <pic:blipFill>
+                    <a:blip r:embed="rId145">
+                      <a:extLst>
+                        <a:ext uri="{28A0092B-C50C-407E-A947-70E740481C1C}">
+                          <a14:useLocalDpi xmlns:a14="http://schemas.microsoft.com/office/drawing/2010/main" val="0"/>
+                        </a:ext>
+                      </a:extLst>
+                    </a:blip>
+                    <a:srcRect/>
+                    <a:stretch>
+                      <a:fillRect/>
+                    </a:stretch>
+                  </pic:blipFill>
+                  <pic:spPr bwMode="auto">
+                    <a:xfrm>
+                      <a:off x="0" y="0"/>
+                      <a:ext cx="1381125" cy="533400"/>
+                    </a:xfrm>
+                    <a:prstGeom prst="rect">
+                      <a:avLst/>
+                    </a:prstGeom>
+                    <a:noFill/>
+                  </pic:spPr>
+                </pic:pic>
+              </a:graphicData>
+            </a:graphic>
+          </wp:inline>
+        </w:drawing>
+      </w:r>
+    </w:p>
+    <w:p>
+      <w:pPr>
+        <w:tabs>
+          <w:tab w:val="left" w:pos="3105"/>
+        </w:tabs>
+      </w:pPr>
+    </w:p>
+    <w:p>
+      <w:pPr>
+        <w:tabs>
+          <w:tab w:val="left" w:pos="3105"/>
+        </w:tabs>
+      </w:pPr>
+      <w:r>
+        <w:t xml:space="preserve">88- </w:t>
+      </w:r>
+      <w:proofErr w:type="gramStart"/>
+      <w:r>
+        <w:t>utilizando</w:t>
+      </w:r>
+      <w:proofErr w:type="gramEnd"/>
+      <w:r>
+        <w:t xml:space="preserve"> o </w:t>
+      </w:r>
+      <w:proofErr w:type="spellStart"/>
+      <w:r>
+        <w:t>css</w:t>
+      </w:r>
+      <w:proofErr w:type="spellEnd"/>
+      <w:r>
+        <w:t xml:space="preserve"> como </w:t>
+      </w:r>
+      <w:proofErr w:type="spellStart"/>
+      <w:r>
+        <w:t>referencia</w:t>
+      </w:r>
+      <w:proofErr w:type="spellEnd"/>
+      <w:r>
+        <w:t xml:space="preserve"> para aplicar as propriedades usamos os seguintes código </w:t>
+      </w:r>
+    </w:p>
+    <w:p>
+      <w:pPr>
+        <w:pStyle w:val="PargrafodaLista"/>
+        <w:numPr>
+          <w:ilvl w:val="0"/>
+          <w:numId w:val="3"/>
+        </w:numPr>
+        <w:tabs>
+          <w:tab w:val="left" w:pos="3105"/>
+        </w:tabs>
+      </w:pPr>
+      <w:r>
+        <w:t xml:space="preserve">Encorpamos o texto </w:t>
+      </w:r>
+      <w:r>
+        <w:t xml:space="preserve">deixando em negrito </w:t>
+      </w:r>
+      <w:proofErr w:type="gramStart"/>
+      <w:r>
+        <w:t>(.principal</w:t>
+      </w:r>
+      <w:proofErr w:type="gramEnd"/>
+      <w:r>
+        <w:t xml:space="preserve"> Strong)</w:t>
+      </w:r>
+    </w:p>
+    <w:p>
+      <w:pPr>
+        <w:pStyle w:val="PargrafodaLista"/>
+        <w:numPr>
+          <w:ilvl w:val="0"/>
+          <w:numId w:val="3"/>
+        </w:numPr>
+        <w:tabs>
+          <w:tab w:val="left" w:pos="3105"/>
+        </w:tabs>
+      </w:pPr>
+      <w:r>
+        <w:t xml:space="preserve">Deixando o texto em </w:t>
+      </w:r>
+      <w:proofErr w:type="spellStart"/>
+      <w:r>
+        <w:t>italic</w:t>
+      </w:r>
+      <w:proofErr w:type="spellEnd"/>
+      <w:r>
+        <w:t xml:space="preserve"> </w:t>
+      </w:r>
+      <w:proofErr w:type="gramStart"/>
+      <w:r>
+        <w:t>(.</w:t>
+      </w:r>
+      <w:proofErr w:type="spellStart"/>
+      <w:r>
+        <w:t>pricipal</w:t>
+      </w:r>
+      <w:proofErr w:type="spellEnd"/>
+      <w:proofErr w:type="gramEnd"/>
+      <w:r>
+        <w:t xml:space="preserve"> em)</w:t>
+      </w:r>
+    </w:p>
+    <w:p>
+      <w:pPr>
+        <w:tabs>
+          <w:tab w:val="left" w:pos="3105"/>
+        </w:tabs>
+        <w:ind w:left="720"/>
+      </w:pPr>
+      <w:r>
+        <w:rPr>
+          <w:noProof/>
+        </w:rPr>
+        <w:drawing>
+          <wp:inline distT="0" distB="0" distL="0" distR="0" wp14:anchorId="075BB2E2">
+            <wp:extent cx="1533525" cy="1171575"/>
+            <wp:effectExtent l="0" t="0" r="9525" b="9525"/>
+            <wp:docPr id="138" name="Imagem 138"/>
+            <wp:cNvGraphicFramePr>
+              <a:graphicFrameLocks xmlns:a="http://schemas.openxmlformats.org/drawingml/2006/main" noChangeAspect="1"/>
+            </wp:cNvGraphicFramePr>
+            <a:graphic xmlns:a="http://schemas.openxmlformats.org/drawingml/2006/main">
+              <a:graphicData uri="http://schemas.openxmlformats.org/drawingml/2006/picture">
+                <pic:pic xmlns:pic="http://schemas.openxmlformats.org/drawingml/2006/picture">
+                  <pic:nvPicPr>
+                    <pic:cNvPr id="0" name="Picture 6"/>
+                    <pic:cNvPicPr>
+                      <a:picLocks noChangeAspect="1" noChangeArrowheads="1"/>
+                    </pic:cNvPicPr>
+                  </pic:nvPicPr>
+                  <pic:blipFill>
+                    <a:blip r:embed="rId146">
+                      <a:extLst>
+                        <a:ext uri="{28A0092B-C50C-407E-A947-70E740481C1C}">
+                          <a14:useLocalDpi xmlns:a14="http://schemas.microsoft.com/office/drawing/2010/main" val="0"/>
+                        </a:ext>
+                      </a:extLst>
+                    </a:blip>
+                    <a:srcRect/>
+                    <a:stretch>
+                      <a:fillRect/>
+                    </a:stretch>
+                  </pic:blipFill>
+                  <pic:spPr bwMode="auto">
+                    <a:xfrm>
+                      <a:off x="0" y="0"/>
+                      <a:ext cx="1533525" cy="1171575"/>
+                    </a:xfrm>
+                    <a:prstGeom prst="rect">
+                      <a:avLst/>
+                    </a:prstGeom>
+                    <a:noFill/>
+                  </pic:spPr>
+                </pic:pic>
+              </a:graphicData>
+            </a:graphic>
+          </wp:inline>
+        </w:drawing>
+      </w:r>
+      <w:r>
+        <w:rPr>
+          <w:noProof/>
+        </w:rPr>
+        <w:drawing>
+          <wp:inline distT="0" distB="0" distL="0" distR="0" wp14:anchorId="0DC09F13">
+            <wp:extent cx="5773420" cy="1476518"/>
+            <wp:effectExtent l="0" t="0" r="0" b="9525"/>
+            <wp:docPr id="139" name="Imagem 139"/>
+            <wp:cNvGraphicFramePr>
+              <a:graphicFrameLocks xmlns:a="http://schemas.openxmlformats.org/drawingml/2006/main" noChangeAspect="1"/>
+            </wp:cNvGraphicFramePr>
+            <a:graphic xmlns:a="http://schemas.openxmlformats.org/drawingml/2006/main">
+              <a:graphicData uri="http://schemas.openxmlformats.org/drawingml/2006/picture">
+                <pic:pic xmlns:pic="http://schemas.openxmlformats.org/drawingml/2006/picture">
+                  <pic:nvPicPr>
+                    <pic:cNvPr id="0" name="Picture 7"/>
+                    <pic:cNvPicPr>
+                      <a:picLocks noChangeAspect="1" noChangeArrowheads="1"/>
+                    </pic:cNvPicPr>
+                  </pic:nvPicPr>
+                  <pic:blipFill>
+                    <a:blip r:embed="rId147">
+                      <a:extLst>
+                        <a:ext uri="{28A0092B-C50C-407E-A947-70E740481C1C}">
+                          <a14:useLocalDpi xmlns:a14="http://schemas.microsoft.com/office/drawing/2010/main" val="0"/>
+                        </a:ext>
+                      </a:extLst>
+                    </a:blip>
+                    <a:srcRect/>
+                    <a:stretch>
+                      <a:fillRect/>
+                    </a:stretch>
+                  </pic:blipFill>
+                  <pic:spPr bwMode="auto">
+                    <a:xfrm>
+                      <a:off x="0" y="0"/>
+                      <a:ext cx="5799226" cy="1483118"/>
+                    </a:xfrm>
+                    <a:prstGeom prst="rect">
+                      <a:avLst/>
+                    </a:prstGeom>
+                    <a:noFill/>
+                  </pic:spPr>
+                </pic:pic>
+              </a:graphicData>
+            </a:graphic>
+          </wp:inline>
+        </w:drawing>
+      </w:r>
+    </w:p>
+    <w:p>
+      <w:pPr>
+        <w:tabs>
+          <w:tab w:val="left" w:pos="3105"/>
+        </w:tabs>
+        <w:ind w:left="720"/>
+      </w:pPr>
+      <w:r>
+        <w:rPr>
+          <w:noProof/>
+        </w:rPr>
+        <w:drawing>
+          <wp:inline distT="0" distB="0" distL="0" distR="0" wp14:anchorId="53FBF585">
+            <wp:extent cx="3296285" cy="180975"/>
+            <wp:effectExtent l="0" t="0" r="0" b="9525"/>
+            <wp:docPr id="140" name="Imagem 140"/>
+            <wp:cNvGraphicFramePr>
+              <a:graphicFrameLocks xmlns:a="http://schemas.openxmlformats.org/drawingml/2006/main" noChangeAspect="1"/>
+            </wp:cNvGraphicFramePr>
+            <a:graphic xmlns:a="http://schemas.openxmlformats.org/drawingml/2006/main">
+              <a:graphicData uri="http://schemas.openxmlformats.org/drawingml/2006/picture">
+                <pic:pic xmlns:pic="http://schemas.openxmlformats.org/drawingml/2006/picture">
+                  <pic:nvPicPr>
+                    <pic:cNvPr id="0" name="Picture 8"/>
+                    <pic:cNvPicPr>
+                      <a:picLocks noChangeAspect="1" noChangeArrowheads="1"/>
+                    </pic:cNvPicPr>
+                  </pic:nvPicPr>
+                  <pic:blipFill>
+                    <a:blip r:embed="rId148">
+                      <a:extLst>
+                        <a:ext uri="{28A0092B-C50C-407E-A947-70E740481C1C}">
+                          <a14:useLocalDpi xmlns:a14="http://schemas.microsoft.com/office/drawing/2010/main" val="0"/>
+                        </a:ext>
+                      </a:extLst>
+                    </a:blip>
+                    <a:srcRect/>
+                    <a:stretch>
+                      <a:fillRect/>
+                    </a:stretch>
+                  </pic:blipFill>
+                  <pic:spPr bwMode="auto">
+                    <a:xfrm>
+                      <a:off x="0" y="0"/>
+                      <a:ext cx="3296285" cy="180975"/>
+                    </a:xfrm>
+                    <a:prstGeom prst="rect">
+                      <a:avLst/>
+                    </a:prstGeom>
+                    <a:noFill/>
+                  </pic:spPr>
+                </pic:pic>
+              </a:graphicData>
+            </a:graphic>
+          </wp:inline>
+        </w:drawing>
+      </w:r>
+    </w:p>
+    <w:p>
+      <w:pPr>
+        <w:tabs>
+          <w:tab w:val="left" w:pos="3105"/>
+        </w:tabs>
+        <w:ind w:left="720"/>
+      </w:pPr>
+    </w:p>
+    <w:p>
+      <w:pPr>
+        <w:tabs>
+          <w:tab w:val="left" w:pos="3105"/>
+        </w:tabs>
+        <w:ind w:left="720"/>
+      </w:pPr>
+    </w:p>
+    <w:p>
+      <w:pPr>
+        <w:tabs>
+          <w:tab w:val="left" w:pos="3105"/>
+        </w:tabs>
+        <w:ind w:left="720"/>
+      </w:pPr>
+      <w:r>
+        <w:t>89- Diminuímos o tamanho da imagem ut</w:t>
+      </w:r>
+      <w:r>
+        <w:t>i</w:t>
+      </w:r>
+      <w:r>
+        <w:t xml:space="preserve">lizando </w:t>
+      </w:r>
+      <w:proofErr w:type="gramStart"/>
+      <w:r>
+        <w:t xml:space="preserve">o </w:t>
+      </w:r>
+      <w:r>
+        <w:t xml:space="preserve"> </w:t>
+      </w:r>
+      <w:r>
+        <w:t>seguinte</w:t>
+      </w:r>
+      <w:proofErr w:type="gramEnd"/>
+      <w:r>
+        <w:t xml:space="preserve"> comando</w:t>
+      </w:r>
+    </w:p>
+    <w:p>
+      <w:pPr>
+        <w:tabs>
+          <w:tab w:val="left" w:pos="3105"/>
+        </w:tabs>
+        <w:ind w:left="720"/>
+      </w:pPr>
+      <w:r>
+        <w:rPr>
+          <w:noProof/>
+        </w:rPr>
+        <w:drawing>
+          <wp:inline distT="0" distB="0" distL="0" distR="0" wp14:anchorId="3AD97A7D">
+            <wp:extent cx="1382891" cy="533400"/>
+            <wp:effectExtent l="0" t="0" r="8255" b="0"/>
+            <wp:docPr id="141" name="Imagem 141"/>
+            <wp:cNvGraphicFramePr>
+              <a:graphicFrameLocks xmlns:a="http://schemas.openxmlformats.org/drawingml/2006/main" noChangeAspect="1"/>
+            </wp:cNvGraphicFramePr>
+            <a:graphic xmlns:a="http://schemas.openxmlformats.org/drawingml/2006/main">
+              <a:graphicData uri="http://schemas.openxmlformats.org/drawingml/2006/picture">
+                <pic:pic xmlns:pic="http://schemas.openxmlformats.org/drawingml/2006/picture">
+                  <pic:nvPicPr>
+                    <pic:cNvPr id="0" name="Picture 9"/>
+                    <pic:cNvPicPr>
+                      <a:picLocks noChangeAspect="1" noChangeArrowheads="1"/>
+                    </pic:cNvPicPr>
+                  </pic:nvPicPr>
+                  <pic:blipFill>
+                    <a:blip r:embed="rId149">
+                      <a:extLst>
+                        <a:ext uri="{28A0092B-C50C-407E-A947-70E740481C1C}">
+                          <a14:useLocalDpi xmlns:a14="http://schemas.microsoft.com/office/drawing/2010/main" val="0"/>
+                        </a:ext>
+                      </a:extLst>
+                    </a:blip>
+                    <a:srcRect/>
+                    <a:stretch>
+                      <a:fillRect/>
+                    </a:stretch>
+                  </pic:blipFill>
+                  <pic:spPr bwMode="auto">
+                    <a:xfrm>
+                      <a:off x="0" y="0"/>
+                      <a:ext cx="1637782" cy="631715"/>
+                    </a:xfrm>
+                    <a:prstGeom prst="rect">
+                      <a:avLst/>
+                    </a:prstGeom>
+                    <a:noFill/>
+                  </pic:spPr>
+                </pic:pic>
+              </a:graphicData>
+            </a:graphic>
+          </wp:inline>
+        </w:drawing>
+      </w:r>
+    </w:p>
+    <w:p>
+      <w:pPr>
+        <w:tabs>
+          <w:tab w:val="left" w:pos="3105"/>
+        </w:tabs>
+        <w:ind w:left="720"/>
+      </w:pPr>
+    </w:p>
+    <w:p>
+      <w:pPr>
+        <w:tabs>
+          <w:tab w:val="left" w:pos="3105"/>
+        </w:tabs>
+        <w:ind w:left="720"/>
+      </w:pPr>
+      <w:r>
+        <w:t xml:space="preserve">90- Inserimos uma imagem no </w:t>
+      </w:r>
+      <w:proofErr w:type="spellStart"/>
+      <w:r>
+        <w:t>section</w:t>
+      </w:r>
+      <w:proofErr w:type="spellEnd"/>
+      <w:r>
+        <w:t xml:space="preserve"> principal logo a baixo do h2 e diminuímos o tamanho dela</w:t>
+      </w:r>
+    </w:p>
+    <w:p>
+      <w:pPr>
+        <w:tabs>
+          <w:tab w:val="left" w:pos="3105"/>
+        </w:tabs>
+        <w:ind w:left="720"/>
+      </w:pPr>
+      <w:r>
+        <w:drawing>
+          <wp:inline distT="0" distB="0" distL="0" distR="0" wp14:anchorId="1A6672BC" wp14:editId="009EB0A7">
+            <wp:extent cx="4477375" cy="600159"/>
+            <wp:effectExtent l="0" t="0" r="0" b="9525"/>
+            <wp:docPr id="144" name="Imagem 144"/>
+            <wp:cNvGraphicFramePr>
+              <a:graphicFrameLocks xmlns:a="http://schemas.openxmlformats.org/drawingml/2006/main" noChangeAspect="1"/>
+            </wp:cNvGraphicFramePr>
+            <a:graphic xmlns:a="http://schemas.openxmlformats.org/drawingml/2006/main">
+              <a:graphicData uri="http://schemas.openxmlformats.org/drawingml/2006/picture">
+                <pic:pic xmlns:pic="http://schemas.openxmlformats.org/drawingml/2006/picture">
+                  <pic:nvPicPr>
+                    <pic:cNvPr id="1" name=""/>
+                    <pic:cNvPicPr/>
+                  </pic:nvPicPr>
+                  <pic:blipFill>
+                    <a:blip r:embed="rId150"/>
+                    <a:stretch>
+                      <a:fillRect/>
+                    </a:stretch>
+                  </pic:blipFill>
+                  <pic:spPr>
+                    <a:xfrm>
+                      <a:off x="0" y="0"/>
+                      <a:ext cx="4477375" cy="600159"/>
+                    </a:xfrm>
+                    <a:prstGeom prst="rect">
+                      <a:avLst/>
+                    </a:prstGeom>
+                  </pic:spPr>
+                </pic:pic>
+              </a:graphicData>
+            </a:graphic>
+          </wp:inline>
+        </w:drawing>
+      </w:r>
+    </w:p>
+    <w:p>
+      <w:pPr>
+        <w:tabs>
+          <w:tab w:val="left" w:pos="3105"/>
+        </w:tabs>
+        <w:ind w:left="720"/>
+      </w:pPr>
+      <w:r>
+        <w:t xml:space="preserve"> </w:t>
+      </w:r>
+      <w:r>
+        <w:tab/>
+      </w:r>
+      <w:r>
+        <w:rPr>
+          <w:noProof/>
+        </w:rPr>
+        <w:drawing>
+          <wp:inline distT="0" distB="0" distL="0" distR="0" wp14:anchorId="598F447E">
+            <wp:extent cx="1114425" cy="542925"/>
+            <wp:effectExtent l="0" t="0" r="9525" b="9525"/>
+            <wp:docPr id="143" name="Imagem 143"/>
+            <wp:cNvGraphicFramePr>
+              <a:graphicFrameLocks xmlns:a="http://schemas.openxmlformats.org/drawingml/2006/main" noChangeAspect="1"/>
+            </wp:cNvGraphicFramePr>
+            <a:graphic xmlns:a="http://schemas.openxmlformats.org/drawingml/2006/main">
+              <a:graphicData uri="http://schemas.openxmlformats.org/drawingml/2006/picture">
+                <pic:pic xmlns:pic="http://schemas.openxmlformats.org/drawingml/2006/picture">
+                  <pic:nvPicPr>
+                    <pic:cNvPr id="0" name="Picture 10"/>
+                    <pic:cNvPicPr>
+                      <a:picLocks noChangeAspect="1" noChangeArrowheads="1"/>
+                    </pic:cNvPicPr>
+                  </pic:nvPicPr>
+                  <pic:blipFill>
+                    <a:blip r:embed="rId151">
+                      <a:extLst>
+                        <a:ext uri="{28A0092B-C50C-407E-A947-70E740481C1C}">
+                          <a14:useLocalDpi xmlns:a14="http://schemas.microsoft.com/office/drawing/2010/main" val="0"/>
+                        </a:ext>
+                      </a:extLst>
+                    </a:blip>
+                    <a:srcRect/>
+                    <a:stretch>
+                      <a:fillRect/>
+                    </a:stretch>
+                  </pic:blipFill>
+                  <pic:spPr bwMode="auto">
+                    <a:xfrm>
+                      <a:off x="0" y="0"/>
+                      <a:ext cx="1114425" cy="542925"/>
+                    </a:xfrm>
+                    <a:prstGeom prst="rect">
+                      <a:avLst/>
+                    </a:prstGeom>
+                    <a:noFill/>
+                  </pic:spPr>
+                </pic:pic>
+              </a:graphicData>
+            </a:graphic>
+          </wp:inline>
+        </w:drawing>
+      </w:r>
+    </w:p>
+    <w:p>
+      <w:pPr>
+        <w:tabs>
+          <w:tab w:val="left" w:pos="3105"/>
+        </w:tabs>
+        <w:ind w:left="720"/>
+      </w:pPr>
+    </w:p>
+    <w:p>
+      <w:pPr>
+        <w:tabs>
+          <w:tab w:val="left" w:pos="3105"/>
+        </w:tabs>
+        <w:ind w:left="720"/>
+      </w:pPr>
+      <w:r>
+        <w:t xml:space="preserve">91- Para colocar o texto ao lado da imagem utilizamos uma técnica de flutuação chamada </w:t>
+      </w:r>
+      <w:proofErr w:type="spellStart"/>
+      <w:r>
+        <w:t>flo</w:t>
+      </w:r>
+      <w:r>
+        <w:t>a</w:t>
+      </w:r>
+      <w:r>
+        <w:t>t</w:t>
+      </w:r>
+      <w:proofErr w:type="spellEnd"/>
+      <w:r>
+        <w:t xml:space="preserve">, quando utilizamos esse recurso o elemento descola da pagina o que </w:t>
+      </w:r>
+      <w:proofErr w:type="gramStart"/>
+      <w:r>
+        <w:t>esta</w:t>
+      </w:r>
+      <w:proofErr w:type="gramEnd"/>
+      <w:r>
+        <w:t xml:space="preserve"> em baixo para cima, se atentando a sua sobra, continua virtualmente o espaço </w:t>
+      </w:r>
+    </w:p>
+    <w:p>
+      <w:pPr>
+        <w:tabs>
+          <w:tab w:val="left" w:pos="3105"/>
+        </w:tabs>
+        <w:ind w:left="720"/>
+      </w:pPr>
+      <w:r>
+        <w:rPr>
+          <w:noProof/>
+        </w:rPr>
+        <w:drawing>
+          <wp:inline distT="0" distB="0" distL="0" distR="0" wp14:anchorId="143DA1B2" wp14:editId="1B70DF2A">
+            <wp:extent cx="4795335" cy="1047750"/>
+            <wp:effectExtent l="0" t="0" r="5715" b="0"/>
+            <wp:docPr id="146" name="Imagem 146"/>
+            <wp:cNvGraphicFramePr>
+              <a:graphicFrameLocks xmlns:a="http://schemas.openxmlformats.org/drawingml/2006/main" noChangeAspect="1"/>
+            </wp:cNvGraphicFramePr>
+            <a:graphic xmlns:a="http://schemas.openxmlformats.org/drawingml/2006/main">
+              <a:graphicData uri="http://schemas.openxmlformats.org/drawingml/2006/picture">
+                <pic:pic xmlns:pic="http://schemas.openxmlformats.org/drawingml/2006/picture">
+                  <pic:nvPicPr>
+                    <pic:cNvPr id="0" name="Picture 3"/>
+                    <pic:cNvPicPr>
+                      <a:picLocks noChangeAspect="1" noChangeArrowheads="1"/>
+                    </pic:cNvPicPr>
+                  </pic:nvPicPr>
+                  <pic:blipFill>
+                    <a:blip r:embed="rId152">
+                      <a:extLst>
+                        <a:ext uri="{28A0092B-C50C-407E-A947-70E740481C1C}">
+                          <a14:useLocalDpi xmlns:a14="http://schemas.microsoft.com/office/drawing/2010/main" val="0"/>
+                        </a:ext>
+                      </a:extLst>
+                    </a:blip>
+                    <a:srcRect/>
+                    <a:stretch>
+                      <a:fillRect/>
+                    </a:stretch>
+                  </pic:blipFill>
+                  <pic:spPr bwMode="auto">
+                    <a:xfrm>
+                      <a:off x="0" y="0"/>
+                      <a:ext cx="4990736" cy="1090444"/>
+                    </a:xfrm>
+                    <a:prstGeom prst="rect">
+                      <a:avLst/>
+                    </a:prstGeom>
+                    <a:noFill/>
+                  </pic:spPr>
+                </pic:pic>
+              </a:graphicData>
+            </a:graphic>
+          </wp:inline>
+        </w:drawing>
+      </w:r>
+      <w:r>
+        <w:rPr>
+          <w:noProof/>
+        </w:rPr>
+        <w:drawing>
+          <wp:inline distT="0" distB="0" distL="0" distR="0" wp14:anchorId="29DB790A">
+            <wp:extent cx="1266825" cy="1019175"/>
+            <wp:effectExtent l="0" t="0" r="9525" b="9525"/>
+            <wp:docPr id="145" name="Imagem 145"/>
+            <wp:cNvGraphicFramePr>
+              <a:graphicFrameLocks xmlns:a="http://schemas.openxmlformats.org/drawingml/2006/main" noChangeAspect="1"/>
+            </wp:cNvGraphicFramePr>
+            <a:graphic xmlns:a="http://schemas.openxmlformats.org/drawingml/2006/main">
+              <a:graphicData uri="http://schemas.openxmlformats.org/drawingml/2006/picture">
+                <pic:pic xmlns:pic="http://schemas.openxmlformats.org/drawingml/2006/picture">
+                  <pic:nvPicPr>
+                    <pic:cNvPr id="0" name="Picture 2"/>
+                    <pic:cNvPicPr>
+                      <a:picLocks noChangeAspect="1" noChangeArrowheads="1"/>
+                    </pic:cNvPicPr>
+                  </pic:nvPicPr>
+                  <pic:blipFill>
+                    <a:blip r:embed="rId153">
+                      <a:extLst>
+                        <a:ext uri="{28A0092B-C50C-407E-A947-70E740481C1C}">
+                          <a14:useLocalDpi xmlns:a14="http://schemas.microsoft.com/office/drawing/2010/main" val="0"/>
+                        </a:ext>
+                      </a:extLst>
+                    </a:blip>
+                    <a:srcRect/>
+                    <a:stretch>
+                      <a:fillRect/>
+                    </a:stretch>
+                  </pic:blipFill>
+                  <pic:spPr bwMode="auto">
+                    <a:xfrm>
+                      <a:off x="0" y="0"/>
+                      <a:ext cx="1266825" cy="1019175"/>
+                    </a:xfrm>
+                    <a:prstGeom prst="rect">
+                      <a:avLst/>
+                    </a:prstGeom>
+                    <a:noFill/>
+                  </pic:spPr>
+                </pic:pic>
+              </a:graphicData>
+            </a:graphic>
+          </wp:inline>
+        </w:drawing>
+      </w:r>
+    </w:p>
+    <w:p>
+      <w:pPr>
+        <w:tabs>
+          <w:tab w:val="left" w:pos="3105"/>
+        </w:tabs>
+        <w:ind w:left="720"/>
+      </w:pPr>
+    </w:p>
+    <w:p>
+      <w:pPr>
+        <w:tabs>
+          <w:tab w:val="left" w:pos="3105"/>
+        </w:tabs>
+        <w:ind w:left="720"/>
+      </w:pPr>
+      <w:r>
+        <w:t xml:space="preserve">92- Observamos que ao utilizar o </w:t>
+      </w:r>
+      <w:proofErr w:type="spellStart"/>
+      <w:r>
+        <w:t>float</w:t>
+      </w:r>
+      <w:proofErr w:type="spellEnd"/>
+      <w:r>
+        <w:t xml:space="preserve"> o elemento abaixo subiu para voltar ao estado anterior utilizamos o </w:t>
+      </w:r>
+      <w:proofErr w:type="spellStart"/>
+      <w:r>
+        <w:t>clear</w:t>
+      </w:r>
+      <w:proofErr w:type="spellEnd"/>
+      <w:r>
+        <w:t xml:space="preserve"> </w:t>
+      </w:r>
+    </w:p>
+    <w:p>
+      <w:pPr>
+        <w:tabs>
+          <w:tab w:val="left" w:pos="3105"/>
+        </w:tabs>
+        <w:ind w:left="720"/>
+      </w:pPr>
+      <w:r>
+        <w:rPr>
+          <w:noProof/>
+        </w:rPr>
+        <w:drawing>
+          <wp:inline distT="0" distB="0" distL="0" distR="0" wp14:anchorId="59DE22C7">
+            <wp:extent cx="1685925" cy="1152525"/>
+            <wp:effectExtent l="0" t="0" r="9525" b="9525"/>
+            <wp:docPr id="147" name="Imagem 147"/>
+            <wp:cNvGraphicFramePr>
+              <a:graphicFrameLocks xmlns:a="http://schemas.openxmlformats.org/drawingml/2006/main" noChangeAspect="1"/>
+            </wp:cNvGraphicFramePr>
+            <a:graphic xmlns:a="http://schemas.openxmlformats.org/drawingml/2006/main">
+              <a:graphicData uri="http://schemas.openxmlformats.org/drawingml/2006/picture">
+                <pic:pic xmlns:pic="http://schemas.openxmlformats.org/drawingml/2006/picture">
+                  <pic:nvPicPr>
+                    <pic:cNvPr id="0" name="Picture 4"/>
+                    <pic:cNvPicPr>
+                      <a:picLocks noChangeAspect="1" noChangeArrowheads="1"/>
+                    </pic:cNvPicPr>
+                  </pic:nvPicPr>
+                  <pic:blipFill>
+                    <a:blip r:embed="rId154">
+                      <a:extLst>
+                        <a:ext uri="{28A0092B-C50C-407E-A947-70E740481C1C}">
+                          <a14:useLocalDpi xmlns:a14="http://schemas.microsoft.com/office/drawing/2010/main" val="0"/>
+                        </a:ext>
+                      </a:extLst>
+                    </a:blip>
+                    <a:srcRect/>
+                    <a:stretch>
+                      <a:fillRect/>
+                    </a:stretch>
+                  </pic:blipFill>
+                  <pic:spPr bwMode="auto">
+                    <a:xfrm>
+                      <a:off x="0" y="0"/>
+                      <a:ext cx="1685925" cy="1152525"/>
+                    </a:xfrm>
+                    <a:prstGeom prst="rect">
+                      <a:avLst/>
+                    </a:prstGeom>
+                    <a:noFill/>
+                  </pic:spPr>
+                </pic:pic>
+              </a:graphicData>
+            </a:graphic>
+          </wp:inline>
+        </w:drawing>
+      </w:r>
+    </w:p>
+    <w:p>
+      <w:pPr>
+        <w:tabs>
+          <w:tab w:val="left" w:pos="3105"/>
+        </w:tabs>
+        <w:ind w:left="720"/>
+      </w:pPr>
+    </w:p>
+    <w:p>
+      <w:pPr>
+        <w:tabs>
+          <w:tab w:val="left" w:pos="3105"/>
+        </w:tabs>
+        <w:ind w:left="720"/>
+      </w:pPr>
+      <w:r>
+        <w:t xml:space="preserve">93- </w:t>
+      </w:r>
+      <w:proofErr w:type="gramStart"/>
+      <w:r>
+        <w:t>para</w:t>
+      </w:r>
+      <w:proofErr w:type="gramEnd"/>
+      <w:r>
+        <w:t xml:space="preserve"> o texto estavam muito colado com a imagem inserimos uma distancia externa de 20px para direita e 20px para baixo </w:t>
+      </w:r>
+    </w:p>
+    <w:p>
+      <w:pPr>
+        <w:tabs>
+          <w:tab w:val="left" w:pos="3105"/>
+        </w:tabs>
+        <w:ind w:left="720"/>
+      </w:pPr>
+      <w:r>
+        <w:rPr>
+          <w:noProof/>
+        </w:rPr>
+        <w:drawing>
+          <wp:inline distT="0" distB="0" distL="0" distR="0" wp14:anchorId="717B5D97" wp14:editId="24C25F0C">
+            <wp:extent cx="5235314" cy="1071135"/>
+            <wp:effectExtent l="0" t="0" r="3810" b="0"/>
+            <wp:docPr id="149" name="Imagem 149"/>
+            <wp:cNvGraphicFramePr>
+              <a:graphicFrameLocks xmlns:a="http://schemas.openxmlformats.org/drawingml/2006/main" noChangeAspect="1"/>
+            </wp:cNvGraphicFramePr>
+            <a:graphic xmlns:a="http://schemas.openxmlformats.org/drawingml/2006/main">
+              <a:graphicData uri="http://schemas.openxmlformats.org/drawingml/2006/picture">
+                <pic:pic xmlns:pic="http://schemas.openxmlformats.org/drawingml/2006/picture">
+                  <pic:nvPicPr>
+                    <pic:cNvPr id="0" name="Picture 6"/>
+                    <pic:cNvPicPr>
+                      <a:picLocks noChangeAspect="1" noChangeArrowheads="1"/>
+                    </pic:cNvPicPr>
+                  </pic:nvPicPr>
+                  <pic:blipFill>
+                    <a:blip r:embed="rId155">
+                      <a:extLst>
+                        <a:ext uri="{28A0092B-C50C-407E-A947-70E740481C1C}">
+                          <a14:useLocalDpi xmlns:a14="http://schemas.microsoft.com/office/drawing/2010/main" val="0"/>
+                        </a:ext>
+                      </a:extLst>
+                    </a:blip>
+                    <a:srcRect/>
+                    <a:stretch>
+                      <a:fillRect/>
+                    </a:stretch>
+                  </pic:blipFill>
+                  <pic:spPr bwMode="auto">
+                    <a:xfrm>
+                      <a:off x="0" y="0"/>
+                      <a:ext cx="5247070" cy="1073540"/>
+                    </a:xfrm>
+                    <a:prstGeom prst="rect">
+                      <a:avLst/>
+                    </a:prstGeom>
+                    <a:noFill/>
+                  </pic:spPr>
+                </pic:pic>
+              </a:graphicData>
+            </a:graphic>
+          </wp:inline>
+        </w:drawing>
+      </w:r>
+      <w:r>
+        <w:rPr>
+          <w:noProof/>
+        </w:rPr>
+        <w:drawing>
+          <wp:inline distT="0" distB="0" distL="0" distR="0" wp14:anchorId="4757F628">
+            <wp:extent cx="1647825" cy="962025"/>
+            <wp:effectExtent l="0" t="0" r="9525" b="9525"/>
+            <wp:docPr id="148" name="Imagem 148"/>
+            <wp:cNvGraphicFramePr>
+              <a:graphicFrameLocks xmlns:a="http://schemas.openxmlformats.org/drawingml/2006/main" noChangeAspect="1"/>
+            </wp:cNvGraphicFramePr>
+            <a:graphic xmlns:a="http://schemas.openxmlformats.org/drawingml/2006/main">
+              <a:graphicData uri="http://schemas.openxmlformats.org/drawingml/2006/picture">
+                <pic:pic xmlns:pic="http://schemas.openxmlformats.org/drawingml/2006/picture">
+                  <pic:nvPicPr>
+                    <pic:cNvPr id="0" name="Picture 5"/>
+                    <pic:cNvPicPr>
+                      <a:picLocks noChangeAspect="1" noChangeArrowheads="1"/>
+                    </pic:cNvPicPr>
+                  </pic:nvPicPr>
+                  <pic:blipFill>
+                    <a:blip r:embed="rId156">
+                      <a:extLst>
+                        <a:ext uri="{28A0092B-C50C-407E-A947-70E740481C1C}">
+                          <a14:useLocalDpi xmlns:a14="http://schemas.microsoft.com/office/drawing/2010/main" val="0"/>
+                        </a:ext>
+                      </a:extLst>
+                    </a:blip>
+                    <a:srcRect/>
+                    <a:stretch>
+                      <a:fillRect/>
+                    </a:stretch>
+                  </pic:blipFill>
+                  <pic:spPr bwMode="auto">
+                    <a:xfrm>
+                      <a:off x="0" y="0"/>
+                      <a:ext cx="1647825" cy="962025"/>
+                    </a:xfrm>
+                    <a:prstGeom prst="rect">
+                      <a:avLst/>
+                    </a:prstGeom>
+                    <a:noFill/>
+                  </pic:spPr>
+                </pic:pic>
+              </a:graphicData>
+            </a:graphic>
+          </wp:inline>
+        </w:drawing>
+      </w:r>
+    </w:p>
+    <w:p>
+      <w:pPr>
+        <w:tabs>
+          <w:tab w:val="left" w:pos="3105"/>
+        </w:tabs>
+        <w:ind w:left="720"/>
+      </w:pPr>
+    </w:p>
+    <w:p>
+      <w:pPr>
+        <w:tabs>
+          <w:tab w:val="left" w:pos="3105"/>
+        </w:tabs>
+        <w:ind w:left="720"/>
+      </w:pPr>
+    </w:p>
+    <w:p>
+      <w:pPr>
+        <w:tabs>
+          <w:tab w:val="left" w:pos="3105"/>
+        </w:tabs>
+        <w:ind w:left="720"/>
+      </w:pPr>
+      <w:r>
+        <w:t xml:space="preserve">94- Trabalhando com </w:t>
+      </w:r>
+      <w:proofErr w:type="spellStart"/>
+      <w:r>
+        <w:t>fonts</w:t>
+      </w:r>
+      <w:proofErr w:type="spellEnd"/>
+      <w:r>
+        <w:t xml:space="preserve"> da internet vamos escolher uma </w:t>
+      </w:r>
+      <w:proofErr w:type="spellStart"/>
+      <w:r>
+        <w:t>font</w:t>
+      </w:r>
+      <w:proofErr w:type="spellEnd"/>
+      <w:r>
+        <w:t xml:space="preserve"> para o nosso site que seja preparado pela internet</w:t>
+      </w:r>
+    </w:p>
+    <w:p>
+      <w:pPr>
+        <w:tabs>
+          <w:tab w:val="left" w:pos="3105"/>
+        </w:tabs>
+        <w:ind w:left="720"/>
+      </w:pPr>
+      <w:r>
+        <w:t xml:space="preserve"> Qual é a diferença se prepara ou não pela internet é que a </w:t>
+      </w:r>
+      <w:proofErr w:type="spellStart"/>
+      <w:r>
+        <w:t>font</w:t>
+      </w:r>
+      <w:proofErr w:type="spellEnd"/>
+      <w:r>
+        <w:t xml:space="preserve"> independente do navegador vai ser comportar da mesma forma </w:t>
+      </w:r>
+    </w:p>
+    <w:p>
+      <w:pPr>
+        <w:tabs>
+          <w:tab w:val="left" w:pos="3105"/>
+        </w:tabs>
+        <w:ind w:left="720"/>
+      </w:pPr>
+      <w:r>
+        <w:t xml:space="preserve">Entra no site: </w:t>
+      </w:r>
+      <w:hyperlink r:id="rId157" w:history="1">
+        <w:r>
+          <w:rPr>
+            <w:rStyle w:val="Hyperlink"/>
+          </w:rPr>
+          <w:t>http://fonts.google.com</w:t>
+        </w:r>
+      </w:hyperlink>
+      <w:r>
+        <w:t xml:space="preserve"> para escolher a fonte que desejamos</w:t>
+      </w:r>
+      <w:r>
+        <w:t xml:space="preserve"> e copia o código que é gerado pra colar no </w:t>
+      </w:r>
+      <w:proofErr w:type="spellStart"/>
+      <w:r>
+        <w:t>html</w:t>
+      </w:r>
+      <w:proofErr w:type="spellEnd"/>
+      <w:r>
+        <w:t xml:space="preserve"> e no </w:t>
+      </w:r>
+      <w:proofErr w:type="spellStart"/>
+      <w:r>
+        <w:t>css</w:t>
+      </w:r>
+      <w:proofErr w:type="spellEnd"/>
+      <w:r>
+        <w:t xml:space="preserve"> lembrando que no </w:t>
+      </w:r>
+      <w:proofErr w:type="spellStart"/>
+      <w:r>
+        <w:t>html</w:t>
+      </w:r>
+      <w:proofErr w:type="spellEnd"/>
+      <w:r>
+        <w:t xml:space="preserve"> precisamos colar dentro do </w:t>
+      </w:r>
+      <w:proofErr w:type="spellStart"/>
+      <w:r>
+        <w:t>head</w:t>
+      </w:r>
+      <w:proofErr w:type="spellEnd"/>
+      <w:r>
+        <w:t xml:space="preserve"> e no </w:t>
+      </w:r>
+      <w:proofErr w:type="spellStart"/>
+      <w:r>
+        <w:t>css</w:t>
+      </w:r>
+      <w:proofErr w:type="spellEnd"/>
+      <w:r>
+        <w:t xml:space="preserve"> colamos aonde queremos aplicar a </w:t>
+      </w:r>
+      <w:proofErr w:type="spellStart"/>
+      <w:r>
+        <w:t>font</w:t>
+      </w:r>
+      <w:proofErr w:type="spellEnd"/>
+    </w:p>
+    <w:p>
+      <w:pPr>
+        <w:tabs>
+          <w:tab w:val="left" w:pos="3105"/>
+        </w:tabs>
+        <w:ind w:left="720"/>
+      </w:pPr>
+    </w:p>
+    <w:p>
+      <w:pPr>
+        <w:tabs>
+          <w:tab w:val="left" w:pos="3105"/>
+        </w:tabs>
+        <w:ind w:left="720"/>
+      </w:pPr>
+      <w:r>
+        <w:rPr>
+          <w:noProof/>
+        </w:rPr>
+        <w:drawing>
+          <wp:inline distT="0" distB="0" distL="0" distR="0" wp14:anchorId="355608F6">
+            <wp:extent cx="5262572" cy="528691"/>
+            <wp:effectExtent l="0" t="0" r="0" b="5080"/>
+            <wp:docPr id="151" name="Imagem 151"/>
+            <wp:cNvGraphicFramePr>
+              <a:graphicFrameLocks xmlns:a="http://schemas.openxmlformats.org/drawingml/2006/main" noChangeAspect="1"/>
+            </wp:cNvGraphicFramePr>
+            <a:graphic xmlns:a="http://schemas.openxmlformats.org/drawingml/2006/main">
+              <a:graphicData uri="http://schemas.openxmlformats.org/drawingml/2006/picture">
+                <pic:pic xmlns:pic="http://schemas.openxmlformats.org/drawingml/2006/picture">
+                  <pic:nvPicPr>
+                    <pic:cNvPr id="0" name="Picture 8"/>
+                    <pic:cNvPicPr>
+                      <a:picLocks noChangeAspect="1" noChangeArrowheads="1"/>
+                    </pic:cNvPicPr>
+                  </pic:nvPicPr>
+                  <pic:blipFill>
+                    <a:blip r:embed="rId158">
+                      <a:extLst>
+                        <a:ext uri="{28A0092B-C50C-407E-A947-70E740481C1C}">
+                          <a14:useLocalDpi xmlns:a14="http://schemas.microsoft.com/office/drawing/2010/main" val="0"/>
+                        </a:ext>
+                      </a:extLst>
+                    </a:blip>
+                    <a:srcRect/>
+                    <a:stretch>
+                      <a:fillRect/>
+                    </a:stretch>
+                  </pic:blipFill>
+                  <pic:spPr bwMode="auto">
+                    <a:xfrm>
+                      <a:off x="0" y="0"/>
+                      <a:ext cx="5458693" cy="548394"/>
+                    </a:xfrm>
+                    <a:prstGeom prst="rect">
+                      <a:avLst/>
+                    </a:prstGeom>
+                    <a:noFill/>
+                  </pic:spPr>
+                </pic:pic>
+              </a:graphicData>
+            </a:graphic>
+          </wp:inline>
+        </w:drawing>
+      </w:r>
+    </w:p>
+    <w:p>
+      <w:pPr>
+        <w:tabs>
+          <w:tab w:val="left" w:pos="3105"/>
+        </w:tabs>
+        <w:ind w:left="720"/>
+      </w:pPr>
+      <w:r>
+        <w:rPr>
+          <w:noProof/>
+        </w:rPr>
+        <w:drawing>
+          <wp:inline distT="0" distB="0" distL="0" distR="0" wp14:anchorId="7833325A">
+            <wp:extent cx="2800985" cy="371475"/>
+            <wp:effectExtent l="0" t="0" r="0" b="9525"/>
+            <wp:docPr id="152" name="Imagem 152"/>
+            <wp:cNvGraphicFramePr>
+              <a:graphicFrameLocks xmlns:a="http://schemas.openxmlformats.org/drawingml/2006/main" noChangeAspect="1"/>
+            </wp:cNvGraphicFramePr>
+            <a:graphic xmlns:a="http://schemas.openxmlformats.org/drawingml/2006/main">
+              <a:graphicData uri="http://schemas.openxmlformats.org/drawingml/2006/picture">
+                <pic:pic xmlns:pic="http://schemas.openxmlformats.org/drawingml/2006/picture">
+                  <pic:nvPicPr>
+                    <pic:cNvPr id="0" name="Picture 9"/>
+                    <pic:cNvPicPr>
+                      <a:picLocks noChangeAspect="1" noChangeArrowheads="1"/>
+                    </pic:cNvPicPr>
+                  </pic:nvPicPr>
+                  <pic:blipFill>
+                    <a:blip r:embed="rId159">
+                      <a:extLst>
+                        <a:ext uri="{28A0092B-C50C-407E-A947-70E740481C1C}">
+                          <a14:useLocalDpi xmlns:a14="http://schemas.microsoft.com/office/drawing/2010/main" val="0"/>
+                        </a:ext>
+                      </a:extLst>
+                    </a:blip>
+                    <a:srcRect/>
+                    <a:stretch>
+                      <a:fillRect/>
+                    </a:stretch>
+                  </pic:blipFill>
+                  <pic:spPr bwMode="auto">
+                    <a:xfrm>
+                      <a:off x="0" y="0"/>
+                      <a:ext cx="2800985" cy="371475"/>
+                    </a:xfrm>
+                    <a:prstGeom prst="rect">
+                      <a:avLst/>
+                    </a:prstGeom>
+                    <a:noFill/>
+                  </pic:spPr>
+                </pic:pic>
+              </a:graphicData>
+            </a:graphic>
+          </wp:inline>
+        </w:drawing>
+      </w:r>
+      <w:r>
+        <w:rPr>
+          <w:noProof/>
+        </w:rPr>
+        <w:drawing>
+          <wp:inline distT="0" distB="0" distL="0" distR="0" wp14:anchorId="2FD2F08A">
+            <wp:extent cx="4392245" cy="2087875"/>
+            <wp:effectExtent l="0" t="0" r="0" b="8255"/>
+            <wp:docPr id="153" name="Imagem 153"/>
+            <wp:cNvGraphicFramePr>
+              <a:graphicFrameLocks xmlns:a="http://schemas.openxmlformats.org/drawingml/2006/main" noChangeAspect="1"/>
+            </wp:cNvGraphicFramePr>
+            <a:graphic xmlns:a="http://schemas.openxmlformats.org/drawingml/2006/main">
+              <a:graphicData uri="http://schemas.openxmlformats.org/drawingml/2006/picture">
+                <pic:pic xmlns:pic="http://schemas.openxmlformats.org/drawingml/2006/picture">
+                  <pic:nvPicPr>
+                    <pic:cNvPr id="0" name="Picture 10"/>
+                    <pic:cNvPicPr>
+                      <a:picLocks noChangeAspect="1" noChangeArrowheads="1"/>
+                    </pic:cNvPicPr>
+                  </pic:nvPicPr>
+                  <pic:blipFill>
+                    <a:blip r:embed="rId160" cstate="print">
+                      <a:extLst>
+                        <a:ext uri="{28A0092B-C50C-407E-A947-70E740481C1C}">
+                          <a14:useLocalDpi xmlns:a14="http://schemas.microsoft.com/office/drawing/2010/main" val="0"/>
+                        </a:ext>
+                      </a:extLst>
+                    </a:blip>
+                    <a:srcRect/>
+                    <a:stretch>
+                      <a:fillRect/>
+                    </a:stretch>
+                  </pic:blipFill>
+                  <pic:spPr bwMode="auto">
+                    <a:xfrm>
+                      <a:off x="0" y="0"/>
+                      <a:ext cx="4420990" cy="2101539"/>
+                    </a:xfrm>
+                    <a:prstGeom prst="rect">
+                      <a:avLst/>
+                    </a:prstGeom>
+                    <a:noFill/>
+                  </pic:spPr>
+                </pic:pic>
+              </a:graphicData>
+            </a:graphic>
+          </wp:inline>
+        </w:drawing>
+      </w:r>
+    </w:p>
+    <w:p>
+      <w:pPr>
+        <w:tabs>
+          <w:tab w:val="left" w:pos="3105"/>
+        </w:tabs>
+        <w:ind w:left="720"/>
+      </w:pPr>
+    </w:p>
+    <w:p>
+      <w:pPr>
+        <w:tabs>
+          <w:tab w:val="left" w:pos="3105"/>
+        </w:tabs>
+        <w:ind w:left="720"/>
+      </w:pPr>
+    </w:p>
+    <w:p>
+      <w:pPr>
+        <w:tabs>
+          <w:tab w:val="left" w:pos="3105"/>
+        </w:tabs>
+        <w:ind w:left="720"/>
+      </w:pPr>
+      <w:r>
+        <w:t>95-</w:t>
+      </w:r>
+      <w:r>
+        <w:t xml:space="preserve"> </w:t>
+      </w:r>
+      <w:r>
+        <w:t xml:space="preserve">Para inserir um mapa no site acessamos o </w:t>
+      </w:r>
+      <w:proofErr w:type="spellStart"/>
+      <w:r>
+        <w:t>google</w:t>
+      </w:r>
+      <w:proofErr w:type="spellEnd"/>
+      <w:r>
+        <w:t xml:space="preserve"> </w:t>
+      </w:r>
+      <w:proofErr w:type="spellStart"/>
+      <w:r>
+        <w:t>maps</w:t>
+      </w:r>
+      <w:proofErr w:type="spellEnd"/>
+      <w:r>
+        <w:t xml:space="preserve"> na pesquisa digitamos o estabelecimento desejado no nosso caso Barbearia Space for </w:t>
+      </w:r>
+      <w:proofErr w:type="spellStart"/>
+      <w:r>
+        <w:t>Men</w:t>
+      </w:r>
+      <w:proofErr w:type="spellEnd"/>
+      <w:r>
+        <w:t xml:space="preserve"> parecido </w:t>
+      </w:r>
       <w:bookmarkStart w:id="0" w:name="_GoBack"/>
       <w:bookmarkEnd w:id="0"/>
+      <w:r>
+        <w:t>3 pontinhos</w:t>
+      </w:r>
+      <w:r>
+        <w:t xml:space="preserve"> ou três linhas clica vai aparecer a seguinte tela com o campo compartilhar ou incorporar acessamos esse campo copiamos </w:t>
+      </w:r>
+      <w:proofErr w:type="spellStart"/>
+      <w:r>
+        <w:t>lik</w:t>
+      </w:r>
+      <w:proofErr w:type="spellEnd"/>
+      <w:r>
+        <w:t xml:space="preserve"> que gera para colocar no </w:t>
+      </w:r>
+      <w:proofErr w:type="spellStart"/>
+      <w:r>
+        <w:t>html</w:t>
+      </w:r>
+      <w:proofErr w:type="spellEnd"/>
+    </w:p>
+    <w:p>
+      <w:pPr>
+        <w:tabs>
+          <w:tab w:val="left" w:pos="3105"/>
+        </w:tabs>
+        <w:ind w:left="720"/>
+      </w:pPr>
+    </w:p>
+    <w:p>
+      <w:pPr>
+        <w:tabs>
+          <w:tab w:val="left" w:pos="3105"/>
+        </w:tabs>
+        <w:ind w:left="720"/>
+      </w:pPr>
+      <w:r>
+        <w:t xml:space="preserve"> </w:t>
+      </w:r>
+      <w:r>
+        <w:rPr>
+          <w:noProof/>
+        </w:rPr>
+        <w:drawing>
+          <wp:inline distT="0" distB="0" distL="0" distR="0" wp14:anchorId="45B42732">
+            <wp:extent cx="3277235" cy="2585734"/>
+            <wp:effectExtent l="0" t="0" r="0" b="5080"/>
+            <wp:docPr id="154" name="Imagem 154"/>
+            <wp:cNvGraphicFramePr>
+              <a:graphicFrameLocks xmlns:a="http://schemas.openxmlformats.org/drawingml/2006/main" noChangeAspect="1"/>
+            </wp:cNvGraphicFramePr>
+            <a:graphic xmlns:a="http://schemas.openxmlformats.org/drawingml/2006/main">
+              <a:graphicData uri="http://schemas.openxmlformats.org/drawingml/2006/picture">
+                <pic:pic xmlns:pic="http://schemas.openxmlformats.org/drawingml/2006/picture">
+                  <pic:nvPicPr>
+                    <pic:cNvPr id="0" name="Picture 11"/>
+                    <pic:cNvPicPr>
+                      <a:picLocks noChangeAspect="1" noChangeArrowheads="1"/>
+                    </pic:cNvPicPr>
+                  </pic:nvPicPr>
+                  <pic:blipFill>
+                    <a:blip r:embed="rId161">
+                      <a:extLst>
+                        <a:ext uri="{28A0092B-C50C-407E-A947-70E740481C1C}">
+                          <a14:useLocalDpi xmlns:a14="http://schemas.microsoft.com/office/drawing/2010/main" val="0"/>
+                        </a:ext>
+                      </a:extLst>
+                    </a:blip>
+                    <a:srcRect/>
+                    <a:stretch>
+                      <a:fillRect/>
+                    </a:stretch>
+                  </pic:blipFill>
+                  <pic:spPr bwMode="auto">
+                    <a:xfrm>
+                      <a:off x="0" y="0"/>
+                      <a:ext cx="3295857" cy="2600427"/>
+                    </a:xfrm>
+                    <a:prstGeom prst="rect">
+                      <a:avLst/>
+                    </a:prstGeom>
+                    <a:noFill/>
+                  </pic:spPr>
+                </pic:pic>
+              </a:graphicData>
+            </a:graphic>
+          </wp:inline>
+        </w:drawing>
+      </w:r>
+    </w:p>
+    <w:p>
+      <w:pPr>
+        <w:tabs>
+          <w:tab w:val="left" w:pos="3105"/>
+        </w:tabs>
+        <w:ind w:left="720"/>
+      </w:pPr>
+    </w:p>
+    <w:p>
+      <w:pPr>
+        <w:tabs>
+          <w:tab w:val="left" w:pos="3105"/>
+        </w:tabs>
+      </w:pPr>
     </w:p>
     <w:sectPr>
       <w:pgSz w:w="11906" w:h="16838"/>
@@ -11927,7 +13811,7 @@
 </file>
 
 <file path=customXml/itemProps1.xml><?xml version="1.0" encoding="utf-8"?>
-<ds:datastoreItem xmlns:ds="http://schemas.openxmlformats.org/officeDocument/2006/customXml" ds:itemID="{8837EB66-1D2B-43DA-A2E5-9F27702318A3}">
+<ds:datastoreItem xmlns:ds="http://schemas.openxmlformats.org/officeDocument/2006/customXml" ds:itemID="{FC2725A1-AF3B-4FB8-83D4-BF502251009A}">
   <ds:schemaRefs>
     <ds:schemaRef ds:uri="http://schemas.openxmlformats.org/officeDocument/2006/bibliography"/>
   </ds:schemaRefs>

--- a/apostila/Projeto Space For Men.docx
+++ b/apostila/Projeto Space For Men.docx
@@ -11602,6 +11602,9 @@
         <w:ind w:left="720"/>
       </w:pPr>
       <w:r>
+        <w:rPr>
+          <w:noProof/>
+        </w:rPr>
         <w:drawing>
           <wp:inline distT="0" distB="0" distL="0" distR="0" wp14:anchorId="1A6672BC" wp14:editId="009EB0A7">
             <wp:extent cx="4477375" cy="600159"/>
@@ -12442,8 +12445,6 @@
       <w:r>
         <w:t xml:space="preserve"> parecido </w:t>
       </w:r>
-      <w:bookmarkStart w:id="0" w:name="_GoBack"/>
-      <w:bookmarkEnd w:id="0"/>
       <w:r>
         <w:t>3 pontinhos</w:t>
       </w:r>
@@ -12547,6 +12548,1698 @@
           <w:tab w:val="left" w:pos="3105"/>
         </w:tabs>
       </w:pPr>
+    </w:p>
+    <w:p>
+      <w:pPr>
+        <w:tabs>
+          <w:tab w:val="left" w:pos="3105"/>
+        </w:tabs>
+      </w:pPr>
+      <w:r>
+        <w:t>96</w:t>
+      </w:r>
+      <w:r>
+        <w:t xml:space="preserve">- Para melhorar a visualização do nosso mapa no site colocamos para que ele ocupe 100% de largura e 300px de altura no </w:t>
+      </w:r>
+      <w:proofErr w:type="spellStart"/>
+      <w:r>
+        <w:t>iframe</w:t>
+      </w:r>
+      <w:proofErr w:type="spellEnd"/>
+      <w:r>
+        <w:t xml:space="preserve"> </w:t>
+      </w:r>
+    </w:p>
+    <w:p>
+      <w:pPr>
+        <w:tabs>
+          <w:tab w:val="left" w:pos="3105"/>
+        </w:tabs>
+      </w:pPr>
+      <w:r>
+        <w:tab/>
+      </w:r>
+      <w:r>
+        <w:rPr>
+          <w:noProof/>
+        </w:rPr>
+        <w:drawing>
+          <wp:inline distT="0" distB="0" distL="0" distR="0" wp14:anchorId="6ED5FF7E">
+            <wp:extent cx="8316595" cy="342900"/>
+            <wp:effectExtent l="0" t="0" r="8255" b="0"/>
+            <wp:docPr id="150" name="Imagem 150"/>
+            <wp:cNvGraphicFramePr>
+              <a:graphicFrameLocks xmlns:a="http://schemas.openxmlformats.org/drawingml/2006/main" noChangeAspect="1"/>
+            </wp:cNvGraphicFramePr>
+            <a:graphic xmlns:a="http://schemas.openxmlformats.org/drawingml/2006/main">
+              <a:graphicData uri="http://schemas.openxmlformats.org/drawingml/2006/picture">
+                <pic:pic xmlns:pic="http://schemas.openxmlformats.org/drawingml/2006/picture">
+                  <pic:nvPicPr>
+                    <pic:cNvPr id="0" name="Picture 2"/>
+                    <pic:cNvPicPr>
+                      <a:picLocks noChangeAspect="1" noChangeArrowheads="1"/>
+                    </pic:cNvPicPr>
+                  </pic:nvPicPr>
+                  <pic:blipFill>
+                    <a:blip r:embed="rId162">
+                      <a:extLst>
+                        <a:ext uri="{28A0092B-C50C-407E-A947-70E740481C1C}">
+                          <a14:useLocalDpi xmlns:a14="http://schemas.microsoft.com/office/drawing/2010/main" val="0"/>
+                        </a:ext>
+                      </a:extLst>
+                    </a:blip>
+                    <a:srcRect/>
+                    <a:stretch>
+                      <a:fillRect/>
+                    </a:stretch>
+                  </pic:blipFill>
+                  <pic:spPr bwMode="auto">
+                    <a:xfrm>
+                      <a:off x="0" y="0"/>
+                      <a:ext cx="8316595" cy="342900"/>
+                    </a:xfrm>
+                    <a:prstGeom prst="rect">
+                      <a:avLst/>
+                    </a:prstGeom>
+                    <a:noFill/>
+                  </pic:spPr>
+                </pic:pic>
+              </a:graphicData>
+            </a:graphic>
+          </wp:inline>
+        </w:drawing>
+      </w:r>
+    </w:p>
+    <w:p>
+      <w:pPr>
+        <w:tabs>
+          <w:tab w:val="left" w:pos="3105"/>
+        </w:tabs>
+      </w:pPr>
+    </w:p>
+    <w:p>
+      <w:pPr>
+        <w:tabs>
+          <w:tab w:val="left" w:pos="3105"/>
+        </w:tabs>
+      </w:pPr>
+      <w:r>
+        <w:t xml:space="preserve">97- Para deixar a nossa seção mais de uma forma mais estilizada vamos dar um espaço interno para cima e para baixo de 3em e 0 </w:t>
+      </w:r>
+      <w:proofErr w:type="gramStart"/>
+      <w:r>
+        <w:t>dos lado</w:t>
+      </w:r>
+      <w:proofErr w:type="gramEnd"/>
+      <w:r>
+        <w:t xml:space="preserve"> </w:t>
+      </w:r>
+    </w:p>
+    <w:p>
+      <w:pPr>
+        <w:tabs>
+          <w:tab w:val="left" w:pos="3105"/>
+        </w:tabs>
+      </w:pPr>
+      <w:r>
+        <w:rPr>
+          <w:noProof/>
+        </w:rPr>
+        <w:drawing>
+          <wp:inline distT="0" distB="0" distL="0" distR="0" wp14:anchorId="4C169860">
+            <wp:extent cx="1219200" cy="542925"/>
+            <wp:effectExtent l="0" t="0" r="0" b="9525"/>
+            <wp:docPr id="155" name="Imagem 155"/>
+            <wp:cNvGraphicFramePr>
+              <a:graphicFrameLocks xmlns:a="http://schemas.openxmlformats.org/drawingml/2006/main" noChangeAspect="1"/>
+            </wp:cNvGraphicFramePr>
+            <a:graphic xmlns:a="http://schemas.openxmlformats.org/drawingml/2006/main">
+              <a:graphicData uri="http://schemas.openxmlformats.org/drawingml/2006/picture">
+                <pic:pic xmlns:pic="http://schemas.openxmlformats.org/drawingml/2006/picture">
+                  <pic:nvPicPr>
+                    <pic:cNvPr id="0" name="Picture 3"/>
+                    <pic:cNvPicPr>
+                      <a:picLocks noChangeAspect="1" noChangeArrowheads="1"/>
+                    </pic:cNvPicPr>
+                  </pic:nvPicPr>
+                  <pic:blipFill>
+                    <a:blip r:embed="rId163">
+                      <a:extLst>
+                        <a:ext uri="{28A0092B-C50C-407E-A947-70E740481C1C}">
+                          <a14:useLocalDpi xmlns:a14="http://schemas.microsoft.com/office/drawing/2010/main" val="0"/>
+                        </a:ext>
+                      </a:extLst>
+                    </a:blip>
+                    <a:srcRect/>
+                    <a:stretch>
+                      <a:fillRect/>
+                    </a:stretch>
+                  </pic:blipFill>
+                  <pic:spPr bwMode="auto">
+                    <a:xfrm>
+                      <a:off x="0" y="0"/>
+                      <a:ext cx="1219200" cy="542925"/>
+                    </a:xfrm>
+                    <a:prstGeom prst="rect">
+                      <a:avLst/>
+                    </a:prstGeom>
+                    <a:noFill/>
+                  </pic:spPr>
+                </pic:pic>
+              </a:graphicData>
+            </a:graphic>
+          </wp:inline>
+        </w:drawing>
+      </w:r>
+    </w:p>
+    <w:p>
+      <w:pPr>
+        <w:tabs>
+          <w:tab w:val="left" w:pos="3105"/>
+        </w:tabs>
+      </w:pPr>
+    </w:p>
+    <w:p>
+      <w:pPr>
+        <w:tabs>
+          <w:tab w:val="left" w:pos="3105"/>
+        </w:tabs>
+      </w:pPr>
+      <w:r>
+        <w:t xml:space="preserve">98- Demos um espaço para baixo no paragrafo da seção e centralizamos o texto </w:t>
+      </w:r>
+    </w:p>
+    <w:p>
+      <w:pPr>
+        <w:tabs>
+          <w:tab w:val="left" w:pos="3105"/>
+        </w:tabs>
+      </w:pPr>
+      <w:r>
+        <w:rPr>
+          <w:noProof/>
+        </w:rPr>
+        <w:drawing>
+          <wp:inline distT="0" distB="0" distL="0" distR="0" wp14:anchorId="4DB757B7">
+            <wp:extent cx="1352550" cy="733425"/>
+            <wp:effectExtent l="0" t="0" r="0" b="9525"/>
+            <wp:docPr id="156" name="Imagem 156"/>
+            <wp:cNvGraphicFramePr>
+              <a:graphicFrameLocks xmlns:a="http://schemas.openxmlformats.org/drawingml/2006/main" noChangeAspect="1"/>
+            </wp:cNvGraphicFramePr>
+            <a:graphic xmlns:a="http://schemas.openxmlformats.org/drawingml/2006/main">
+              <a:graphicData uri="http://schemas.openxmlformats.org/drawingml/2006/picture">
+                <pic:pic xmlns:pic="http://schemas.openxmlformats.org/drawingml/2006/picture">
+                  <pic:nvPicPr>
+                    <pic:cNvPr id="0" name="Picture 4"/>
+                    <pic:cNvPicPr>
+                      <a:picLocks noChangeAspect="1" noChangeArrowheads="1"/>
+                    </pic:cNvPicPr>
+                  </pic:nvPicPr>
+                  <pic:blipFill>
+                    <a:blip r:embed="rId164">
+                      <a:extLst>
+                        <a:ext uri="{28A0092B-C50C-407E-A947-70E740481C1C}">
+                          <a14:useLocalDpi xmlns:a14="http://schemas.microsoft.com/office/drawing/2010/main" val="0"/>
+                        </a:ext>
+                      </a:extLst>
+                    </a:blip>
+                    <a:srcRect/>
+                    <a:stretch>
+                      <a:fillRect/>
+                    </a:stretch>
+                  </pic:blipFill>
+                  <pic:spPr bwMode="auto">
+                    <a:xfrm>
+                      <a:off x="0" y="0"/>
+                      <a:ext cx="1352550" cy="733425"/>
+                    </a:xfrm>
+                    <a:prstGeom prst="rect">
+                      <a:avLst/>
+                    </a:prstGeom>
+                    <a:noFill/>
+                  </pic:spPr>
+                </pic:pic>
+              </a:graphicData>
+            </a:graphic>
+          </wp:inline>
+        </w:drawing>
+      </w:r>
+    </w:p>
+    <w:p>
+      <w:pPr>
+        <w:tabs>
+          <w:tab w:val="left" w:pos="3105"/>
+        </w:tabs>
+      </w:pPr>
+    </w:p>
+    <w:p>
+      <w:pPr>
+        <w:tabs>
+          <w:tab w:val="left" w:pos="3105"/>
+        </w:tabs>
+      </w:pPr>
+      <w:r>
+        <w:t xml:space="preserve">99- Já que estamos mexendo </w:t>
+      </w:r>
+      <w:proofErr w:type="spellStart"/>
+      <w:r>
+        <w:t>iframe</w:t>
+      </w:r>
+      <w:proofErr w:type="spellEnd"/>
+      <w:r>
+        <w:t xml:space="preserve"> vamos aprender a incorporar um vídeo do youtube.</w:t>
+      </w:r>
+    </w:p>
+    <w:p>
+      <w:pPr>
+        <w:tabs>
+          <w:tab w:val="left" w:pos="3105"/>
+        </w:tabs>
+      </w:pPr>
+      <w:r>
+        <w:t xml:space="preserve">Vamos entrar no </w:t>
+      </w:r>
+      <w:proofErr w:type="spellStart"/>
+      <w:r>
+        <w:t>youtube</w:t>
+      </w:r>
+      <w:proofErr w:type="spellEnd"/>
+      <w:r>
+        <w:t xml:space="preserve"> no seguinte endereço:</w:t>
+      </w:r>
+      <w:r>
+        <w:t xml:space="preserve"> </w:t>
+      </w:r>
+      <w:hyperlink r:id="rId165" w:history="1">
+        <w:r>
+          <w:rPr>
+            <w:rStyle w:val="Hyperlink"/>
+          </w:rPr>
+          <w:t>https://youtu.be/wcVVXUV0YUY?si=ajzC-62voF7OgtT5</w:t>
+        </w:r>
+      </w:hyperlink>
+      <w:r>
+        <w:t xml:space="preserve"> </w:t>
+      </w:r>
+    </w:p>
+    <w:p>
+      <w:pPr>
+        <w:tabs>
+          <w:tab w:val="left" w:pos="3105"/>
+        </w:tabs>
+      </w:pPr>
+    </w:p>
+    <w:p>
+      <w:pPr>
+        <w:tabs>
+          <w:tab w:val="left" w:pos="3105"/>
+        </w:tabs>
+      </w:pPr>
+      <w:r>
+        <w:t xml:space="preserve">Na </w:t>
+      </w:r>
+      <w:proofErr w:type="spellStart"/>
+      <w:r>
+        <w:t>pagina</w:t>
+      </w:r>
+      <w:proofErr w:type="spellEnd"/>
+      <w:r>
+        <w:t xml:space="preserve"> do </w:t>
+      </w:r>
+      <w:proofErr w:type="spellStart"/>
+      <w:r>
+        <w:t>youtube</w:t>
+      </w:r>
+      <w:proofErr w:type="spellEnd"/>
+      <w:r>
+        <w:t xml:space="preserve"> vai aparecer um campo chamado compartilhar ao clicar nesse campo vai aparecer </w:t>
+      </w:r>
+      <w:proofErr w:type="gramStart"/>
+      <w:r>
+        <w:t>ícone  de</w:t>
+      </w:r>
+      <w:proofErr w:type="gramEnd"/>
+      <w:r>
+        <w:t xml:space="preserve"> </w:t>
+      </w:r>
+      <w:proofErr w:type="spellStart"/>
+      <w:r>
+        <w:t>tags</w:t>
+      </w:r>
+      <w:proofErr w:type="spellEnd"/>
+      <w:r>
+        <w:t xml:space="preserve"> &lt;&gt; (incorporar) para copiar para link e colar na pagina </w:t>
+      </w:r>
+    </w:p>
+    <w:p>
+      <w:pPr>
+        <w:tabs>
+          <w:tab w:val="left" w:pos="3105"/>
+        </w:tabs>
+      </w:pPr>
+      <w:r>
+        <w:rPr>
+          <w:noProof/>
+        </w:rPr>
+        <w:drawing>
+          <wp:inline distT="0" distB="0" distL="0" distR="0" wp14:anchorId="2A416B69" wp14:editId="7C6E6E7F">
+            <wp:extent cx="4267796" cy="3181794"/>
+            <wp:effectExtent l="0" t="0" r="0" b="0"/>
+            <wp:docPr id="142" name="Imagem 142"/>
+            <wp:cNvGraphicFramePr>
+              <a:graphicFrameLocks xmlns:a="http://schemas.openxmlformats.org/drawingml/2006/main" noChangeAspect="1"/>
+            </wp:cNvGraphicFramePr>
+            <a:graphic xmlns:a="http://schemas.openxmlformats.org/drawingml/2006/main">
+              <a:graphicData uri="http://schemas.openxmlformats.org/drawingml/2006/picture">
+                <pic:pic xmlns:pic="http://schemas.openxmlformats.org/drawingml/2006/picture">
+                  <pic:nvPicPr>
+                    <pic:cNvPr id="1" name=""/>
+                    <pic:cNvPicPr/>
+                  </pic:nvPicPr>
+                  <pic:blipFill>
+                    <a:blip r:embed="rId166"/>
+                    <a:stretch>
+                      <a:fillRect/>
+                    </a:stretch>
+                  </pic:blipFill>
+                  <pic:spPr>
+                    <a:xfrm>
+                      <a:off x="0" y="0"/>
+                      <a:ext cx="4267796" cy="3181794"/>
+                    </a:xfrm>
+                    <a:prstGeom prst="rect">
+                      <a:avLst/>
+                    </a:prstGeom>
+                  </pic:spPr>
+                </pic:pic>
+              </a:graphicData>
+            </a:graphic>
+          </wp:inline>
+        </w:drawing>
+      </w:r>
+    </w:p>
+    <w:p>
+      <w:pPr>
+        <w:tabs>
+          <w:tab w:val="left" w:pos="3105"/>
+        </w:tabs>
+      </w:pPr>
+    </w:p>
+    <w:p>
+      <w:pPr>
+        <w:tabs>
+          <w:tab w:val="left" w:pos="3105"/>
+        </w:tabs>
+      </w:pPr>
+    </w:p>
+    <w:p>
+      <w:pPr>
+        <w:tabs>
+          <w:tab w:val="left" w:pos="3105"/>
+        </w:tabs>
+      </w:pPr>
+      <w:r>
+        <w:t xml:space="preserve">100- Para trabalhar com vídeo no </w:t>
+      </w:r>
+      <w:proofErr w:type="spellStart"/>
+      <w:r>
+        <w:t>css</w:t>
+      </w:r>
+      <w:proofErr w:type="spellEnd"/>
+      <w:r>
+        <w:t xml:space="preserve"> adicionamos uma </w:t>
+      </w:r>
+      <w:proofErr w:type="spellStart"/>
+      <w:r>
+        <w:t>div</w:t>
+      </w:r>
+      <w:proofErr w:type="spellEnd"/>
+      <w:r>
+        <w:t xml:space="preserve"> com a </w:t>
+      </w:r>
+      <w:proofErr w:type="spellStart"/>
+      <w:r>
+        <w:t>class</w:t>
+      </w:r>
+      <w:proofErr w:type="spellEnd"/>
+      <w:proofErr w:type="gramStart"/>
+      <w:r>
+        <w:t>=”vídeo</w:t>
+      </w:r>
+      <w:proofErr w:type="gramEnd"/>
+      <w:r>
+        <w:t>” em torno do link</w:t>
+      </w:r>
+    </w:p>
+    <w:p>
+      <w:pPr>
+        <w:tabs>
+          <w:tab w:val="left" w:pos="3105"/>
+        </w:tabs>
+      </w:pPr>
+      <w:r>
+        <w:rPr>
+          <w:noProof/>
+        </w:rPr>
+        <w:drawing>
+          <wp:inline distT="0" distB="0" distL="0" distR="0" wp14:anchorId="71641520">
+            <wp:extent cx="1743075" cy="552450"/>
+            <wp:effectExtent l="0" t="0" r="9525" b="0"/>
+            <wp:docPr id="157" name="Imagem 157"/>
+            <wp:cNvGraphicFramePr>
+              <a:graphicFrameLocks xmlns:a="http://schemas.openxmlformats.org/drawingml/2006/main" noChangeAspect="1"/>
+            </wp:cNvGraphicFramePr>
+            <a:graphic xmlns:a="http://schemas.openxmlformats.org/drawingml/2006/main">
+              <a:graphicData uri="http://schemas.openxmlformats.org/drawingml/2006/picture">
+                <pic:pic xmlns:pic="http://schemas.openxmlformats.org/drawingml/2006/picture">
+                  <pic:nvPicPr>
+                    <pic:cNvPr id="0" name="Picture 2"/>
+                    <pic:cNvPicPr>
+                      <a:picLocks noChangeAspect="1" noChangeArrowheads="1"/>
+                    </pic:cNvPicPr>
+                  </pic:nvPicPr>
+                  <pic:blipFill>
+                    <a:blip r:embed="rId167">
+                      <a:extLst>
+                        <a:ext uri="{28A0092B-C50C-407E-A947-70E740481C1C}">
+                          <a14:useLocalDpi xmlns:a14="http://schemas.microsoft.com/office/drawing/2010/main" val="0"/>
+                        </a:ext>
+                      </a:extLst>
+                    </a:blip>
+                    <a:srcRect/>
+                    <a:stretch>
+                      <a:fillRect/>
+                    </a:stretch>
+                  </pic:blipFill>
+                  <pic:spPr bwMode="auto">
+                    <a:xfrm>
+                      <a:off x="0" y="0"/>
+                      <a:ext cx="1743075" cy="552450"/>
+                    </a:xfrm>
+                    <a:prstGeom prst="rect">
+                      <a:avLst/>
+                    </a:prstGeom>
+                    <a:noFill/>
+                  </pic:spPr>
+                </pic:pic>
+              </a:graphicData>
+            </a:graphic>
+          </wp:inline>
+        </w:drawing>
+      </w:r>
+      <w:r>
+        <w:tab/>
+      </w:r>
+    </w:p>
+    <w:p>
+      <w:pPr>
+        <w:tabs>
+          <w:tab w:val="left" w:pos="3105"/>
+        </w:tabs>
+      </w:pPr>
+    </w:p>
+    <w:p>
+      <w:pPr>
+        <w:tabs>
+          <w:tab w:val="left" w:pos="3105"/>
+        </w:tabs>
+      </w:pPr>
+      <w:r>
+        <w:t>101</w:t>
+      </w:r>
+      <w:proofErr w:type="gramStart"/>
+      <w:r>
+        <w:t xml:space="preserve">-  </w:t>
+      </w:r>
+      <w:r>
+        <w:t>No</w:t>
+      </w:r>
+      <w:proofErr w:type="gramEnd"/>
+      <w:r>
+        <w:t xml:space="preserve"> </w:t>
+      </w:r>
+      <w:proofErr w:type="spellStart"/>
+      <w:r>
+        <w:t>css</w:t>
+      </w:r>
+      <w:proofErr w:type="spellEnd"/>
+      <w:r>
+        <w:t xml:space="preserve"> na </w:t>
+      </w:r>
+      <w:proofErr w:type="spellStart"/>
+      <w:r>
+        <w:t>class</w:t>
+      </w:r>
+      <w:proofErr w:type="spellEnd"/>
+      <w:r>
+        <w:t>=”vídeo” colocamos uma largura para vídeo 560px e vamos dar um espaço externo para cima e para baixo de 1em auto.</w:t>
+      </w:r>
+    </w:p>
+    <w:p>
+      <w:pPr>
+        <w:tabs>
+          <w:tab w:val="left" w:pos="3105"/>
+        </w:tabs>
+      </w:pPr>
+      <w:r>
+        <w:rPr>
+          <w:noProof/>
+        </w:rPr>
+        <w:drawing>
+          <wp:inline distT="0" distB="0" distL="0" distR="0" wp14:anchorId="0AB71275">
+            <wp:extent cx="1333500" cy="742950"/>
+            <wp:effectExtent l="0" t="0" r="0" b="0"/>
+            <wp:docPr id="158" name="Imagem 158"/>
+            <wp:cNvGraphicFramePr>
+              <a:graphicFrameLocks xmlns:a="http://schemas.openxmlformats.org/drawingml/2006/main" noChangeAspect="1"/>
+            </wp:cNvGraphicFramePr>
+            <a:graphic xmlns:a="http://schemas.openxmlformats.org/drawingml/2006/main">
+              <a:graphicData uri="http://schemas.openxmlformats.org/drawingml/2006/picture">
+                <pic:pic xmlns:pic="http://schemas.openxmlformats.org/drawingml/2006/picture">
+                  <pic:nvPicPr>
+                    <pic:cNvPr id="0" name="Picture 3"/>
+                    <pic:cNvPicPr>
+                      <a:picLocks noChangeAspect="1" noChangeArrowheads="1"/>
+                    </pic:cNvPicPr>
+                  </pic:nvPicPr>
+                  <pic:blipFill>
+                    <a:blip r:embed="rId168">
+                      <a:extLst>
+                        <a:ext uri="{28A0092B-C50C-407E-A947-70E740481C1C}">
+                          <a14:useLocalDpi xmlns:a14="http://schemas.microsoft.com/office/drawing/2010/main" val="0"/>
+                        </a:ext>
+                      </a:extLst>
+                    </a:blip>
+                    <a:srcRect/>
+                    <a:stretch>
+                      <a:fillRect/>
+                    </a:stretch>
+                  </pic:blipFill>
+                  <pic:spPr bwMode="auto">
+                    <a:xfrm>
+                      <a:off x="0" y="0"/>
+                      <a:ext cx="1333500" cy="742950"/>
+                    </a:xfrm>
+                    <a:prstGeom prst="rect">
+                      <a:avLst/>
+                    </a:prstGeom>
+                    <a:noFill/>
+                  </pic:spPr>
+                </pic:pic>
+              </a:graphicData>
+            </a:graphic>
+          </wp:inline>
+        </w:drawing>
+      </w:r>
+    </w:p>
+    <w:p>
+      <w:pPr>
+        <w:tabs>
+          <w:tab w:val="left" w:pos="3105"/>
+        </w:tabs>
+      </w:pPr>
+    </w:p>
+    <w:p>
+      <w:pPr>
+        <w:tabs>
+          <w:tab w:val="left" w:pos="3105"/>
+        </w:tabs>
+      </w:pPr>
+      <w:r>
+        <w:t xml:space="preserve">102- Criamos um </w:t>
+      </w:r>
+      <w:proofErr w:type="spellStart"/>
+      <w:r>
+        <w:t>div</w:t>
+      </w:r>
+      <w:proofErr w:type="spellEnd"/>
+      <w:r>
+        <w:t xml:space="preserve"> com a </w:t>
+      </w:r>
+      <w:proofErr w:type="spellStart"/>
+      <w:r>
+        <w:t>class</w:t>
+      </w:r>
+      <w:proofErr w:type="spellEnd"/>
+      <w:r>
+        <w:t xml:space="preserve"> camada conteúdos-</w:t>
+      </w:r>
+      <w:r>
+        <w:t>benefícios</w:t>
+      </w:r>
+      <w:r>
+        <w:t xml:space="preserve"> que envolve a lista e a imagem benefícios para trabalhar </w:t>
+      </w:r>
+      <w:r>
+        <w:t xml:space="preserve">com espaço entre elas </w:t>
+      </w:r>
+    </w:p>
+    <w:p>
+      <w:pPr>
+        <w:tabs>
+          <w:tab w:val="left" w:pos="3105"/>
+        </w:tabs>
+      </w:pPr>
+      <w:r>
+        <w:rPr>
+          <w:noProof/>
+        </w:rPr>
+        <w:drawing>
+          <wp:inline distT="0" distB="0" distL="0" distR="0" wp14:anchorId="6750A329" wp14:editId="6F82A0AE">
+            <wp:extent cx="3198730" cy="1352550"/>
+            <wp:effectExtent l="0" t="0" r="1905" b="0"/>
+            <wp:docPr id="159" name="Imagem 159"/>
+            <wp:cNvGraphicFramePr>
+              <a:graphicFrameLocks xmlns:a="http://schemas.openxmlformats.org/drawingml/2006/main" noChangeAspect="1"/>
+            </wp:cNvGraphicFramePr>
+            <a:graphic xmlns:a="http://schemas.openxmlformats.org/drawingml/2006/main">
+              <a:graphicData uri="http://schemas.openxmlformats.org/drawingml/2006/picture">
+                <pic:pic xmlns:pic="http://schemas.openxmlformats.org/drawingml/2006/picture">
+                  <pic:nvPicPr>
+                    <pic:cNvPr id="1" name=""/>
+                    <pic:cNvPicPr/>
+                  </pic:nvPicPr>
+                  <pic:blipFill>
+                    <a:blip r:embed="rId169"/>
+                    <a:stretch>
+                      <a:fillRect/>
+                    </a:stretch>
+                  </pic:blipFill>
+                  <pic:spPr>
+                    <a:xfrm>
+                      <a:off x="0" y="0"/>
+                      <a:ext cx="3270567" cy="1382926"/>
+                    </a:xfrm>
+                    <a:prstGeom prst="rect">
+                      <a:avLst/>
+                    </a:prstGeom>
+                  </pic:spPr>
+                </pic:pic>
+              </a:graphicData>
+            </a:graphic>
+          </wp:inline>
+        </w:drawing>
+      </w:r>
+    </w:p>
+    <w:p>
+      <w:pPr>
+        <w:tabs>
+          <w:tab w:val="left" w:pos="3105"/>
+        </w:tabs>
+      </w:pPr>
+    </w:p>
+    <w:p>
+      <w:pPr>
+        <w:tabs>
+          <w:tab w:val="left" w:pos="3105"/>
+        </w:tabs>
+      </w:pPr>
+      <w:r>
+        <w:t xml:space="preserve">103- </w:t>
+      </w:r>
+      <w:r>
+        <w:t xml:space="preserve">Adicionamos uma </w:t>
+      </w:r>
+      <w:proofErr w:type="spellStart"/>
+      <w:r>
+        <w:t>class</w:t>
+      </w:r>
+      <w:proofErr w:type="spellEnd"/>
+      <w:r>
+        <w:t xml:space="preserve"> para lista que está dentro da seção benefícios </w:t>
+      </w:r>
+    </w:p>
+    <w:p>
+      <w:pPr>
+        <w:tabs>
+          <w:tab w:val="left" w:pos="3105"/>
+        </w:tabs>
+      </w:pPr>
+      <w:r>
+        <w:drawing>
+          <wp:inline distT="0" distB="0" distL="0" distR="0" wp14:anchorId="0C7AA0DE" wp14:editId="5FB04331">
+            <wp:extent cx="3010320" cy="1609950"/>
+            <wp:effectExtent l="0" t="0" r="0" b="9525"/>
+            <wp:docPr id="160" name="Imagem 160"/>
+            <wp:cNvGraphicFramePr>
+              <a:graphicFrameLocks xmlns:a="http://schemas.openxmlformats.org/drawingml/2006/main" noChangeAspect="1"/>
+            </wp:cNvGraphicFramePr>
+            <a:graphic xmlns:a="http://schemas.openxmlformats.org/drawingml/2006/main">
+              <a:graphicData uri="http://schemas.openxmlformats.org/drawingml/2006/picture">
+                <pic:pic xmlns:pic="http://schemas.openxmlformats.org/drawingml/2006/picture">
+                  <pic:nvPicPr>
+                    <pic:cNvPr id="1" name=""/>
+                    <pic:cNvPicPr/>
+                  </pic:nvPicPr>
+                  <pic:blipFill>
+                    <a:blip r:embed="rId170"/>
+                    <a:stretch>
+                      <a:fillRect/>
+                    </a:stretch>
+                  </pic:blipFill>
+                  <pic:spPr>
+                    <a:xfrm>
+                      <a:off x="0" y="0"/>
+                      <a:ext cx="3010320" cy="1609950"/>
+                    </a:xfrm>
+                    <a:prstGeom prst="rect">
+                      <a:avLst/>
+                    </a:prstGeom>
+                  </pic:spPr>
+                </pic:pic>
+              </a:graphicData>
+            </a:graphic>
+          </wp:inline>
+        </w:drawing>
+      </w:r>
+    </w:p>
+    <w:p>
+      <w:pPr>
+        <w:tabs>
+          <w:tab w:val="left" w:pos="3105"/>
+        </w:tabs>
+      </w:pPr>
+    </w:p>
+    <w:p>
+      <w:pPr>
+        <w:tabs>
+          <w:tab w:val="left" w:pos="3105"/>
+        </w:tabs>
+      </w:pPr>
+      <w:r>
+        <w:t xml:space="preserve">104- </w:t>
+      </w:r>
+      <w:r>
+        <w:t xml:space="preserve">Após colocar uma </w:t>
+      </w:r>
+      <w:proofErr w:type="spellStart"/>
+      <w:r>
+        <w:t>class</w:t>
+      </w:r>
+      <w:proofErr w:type="spellEnd"/>
+      <w:r>
+        <w:t xml:space="preserve"> na lista definimos o tamanho da largura para 40% com intuito de colocar a lista da imagem benefícios depois mudamos a natureza da lista para ficar </w:t>
+      </w:r>
+      <w:proofErr w:type="spellStart"/>
+      <w:r>
+        <w:t>inlline-block</w:t>
+      </w:r>
+      <w:proofErr w:type="spellEnd"/>
+      <w:r>
+        <w:t xml:space="preserve"> notamos que quanto estamos trabalhando com 100% de espaço:</w:t>
+      </w:r>
+    </w:p>
+    <w:p>
+      <w:pPr>
+        <w:pStyle w:val="PargrafodaLista"/>
+        <w:numPr>
+          <w:ilvl w:val="0"/>
+          <w:numId w:val="3"/>
+        </w:numPr>
+        <w:tabs>
+          <w:tab w:val="left" w:pos="3105"/>
+        </w:tabs>
+      </w:pPr>
+      <w:r>
+        <w:t>Lista com 40% de largura</w:t>
+      </w:r>
+    </w:p>
+    <w:p>
+      <w:pPr>
+        <w:pStyle w:val="PargrafodaLista"/>
+        <w:numPr>
+          <w:ilvl w:val="0"/>
+          <w:numId w:val="3"/>
+        </w:numPr>
+        <w:tabs>
+          <w:tab w:val="left" w:pos="3105"/>
+        </w:tabs>
+      </w:pPr>
+      <w:r>
+        <w:t xml:space="preserve">A imagem com 60%  </w:t>
+      </w:r>
+    </w:p>
+    <w:p>
+      <w:pPr>
+        <w:tabs>
+          <w:tab w:val="left" w:pos="3105"/>
+        </w:tabs>
+        <w:ind w:left="720"/>
+      </w:pPr>
+      <w:r>
+        <w:t xml:space="preserve">Se faz necessário não deixar espaço no </w:t>
+      </w:r>
+      <w:proofErr w:type="spellStart"/>
+      <w:r>
+        <w:t>html</w:t>
+      </w:r>
+      <w:proofErr w:type="spellEnd"/>
+      <w:r>
+        <w:t xml:space="preserve"> entre a lista e a imagem.</w:t>
+      </w:r>
+    </w:p>
+    <w:p>
+      <w:pPr>
+        <w:tabs>
+          <w:tab w:val="left" w:pos="3105"/>
+        </w:tabs>
+        <w:ind w:left="720"/>
+      </w:pPr>
+      <w:r>
+        <w:t xml:space="preserve"> </w:t>
+      </w:r>
+      <w:r>
+        <w:drawing>
+          <wp:inline distT="0" distB="0" distL="0" distR="0" wp14:anchorId="10C70D14" wp14:editId="5A9EFFFE">
+            <wp:extent cx="1609950" cy="1009791"/>
+            <wp:effectExtent l="0" t="0" r="9525" b="0"/>
+            <wp:docPr id="161" name="Imagem 161"/>
+            <wp:cNvGraphicFramePr>
+              <a:graphicFrameLocks xmlns:a="http://schemas.openxmlformats.org/drawingml/2006/main" noChangeAspect="1"/>
+            </wp:cNvGraphicFramePr>
+            <a:graphic xmlns:a="http://schemas.openxmlformats.org/drawingml/2006/main">
+              <a:graphicData uri="http://schemas.openxmlformats.org/drawingml/2006/picture">
+                <pic:pic xmlns:pic="http://schemas.openxmlformats.org/drawingml/2006/picture">
+                  <pic:nvPicPr>
+                    <pic:cNvPr id="1" name=""/>
+                    <pic:cNvPicPr/>
+                  </pic:nvPicPr>
+                  <pic:blipFill>
+                    <a:blip r:embed="rId171"/>
+                    <a:stretch>
+                      <a:fillRect/>
+                    </a:stretch>
+                  </pic:blipFill>
+                  <pic:spPr>
+                    <a:xfrm>
+                      <a:off x="0" y="0"/>
+                      <a:ext cx="1609950" cy="1009791"/>
+                    </a:xfrm>
+                    <a:prstGeom prst="rect">
+                      <a:avLst/>
+                    </a:prstGeom>
+                  </pic:spPr>
+                </pic:pic>
+              </a:graphicData>
+            </a:graphic>
+          </wp:inline>
+        </w:drawing>
+      </w:r>
+      <w:r>
+        <w:rPr>
+          <w:noProof/>
+        </w:rPr>
+        <w:drawing>
+          <wp:inline distT="0" distB="0" distL="0" distR="0" wp14:anchorId="31DAF942">
+            <wp:extent cx="1200150" cy="561975"/>
+            <wp:effectExtent l="0" t="0" r="0" b="9525"/>
+            <wp:docPr id="162" name="Imagem 162"/>
+            <wp:cNvGraphicFramePr>
+              <a:graphicFrameLocks xmlns:a="http://schemas.openxmlformats.org/drawingml/2006/main" noChangeAspect="1"/>
+            </wp:cNvGraphicFramePr>
+            <a:graphic xmlns:a="http://schemas.openxmlformats.org/drawingml/2006/main">
+              <a:graphicData uri="http://schemas.openxmlformats.org/drawingml/2006/picture">
+                <pic:pic xmlns:pic="http://schemas.openxmlformats.org/drawingml/2006/picture">
+                  <pic:nvPicPr>
+                    <pic:cNvPr id="0" name="Picture 2"/>
+                    <pic:cNvPicPr>
+                      <a:picLocks noChangeAspect="1" noChangeArrowheads="1"/>
+                    </pic:cNvPicPr>
+                  </pic:nvPicPr>
+                  <pic:blipFill>
+                    <a:blip r:embed="rId172">
+                      <a:extLst>
+                        <a:ext uri="{28A0092B-C50C-407E-A947-70E740481C1C}">
+                          <a14:useLocalDpi xmlns:a14="http://schemas.microsoft.com/office/drawing/2010/main" val="0"/>
+                        </a:ext>
+                      </a:extLst>
+                    </a:blip>
+                    <a:srcRect/>
+                    <a:stretch>
+                      <a:fillRect/>
+                    </a:stretch>
+                  </pic:blipFill>
+                  <pic:spPr bwMode="auto">
+                    <a:xfrm>
+                      <a:off x="0" y="0"/>
+                      <a:ext cx="1200150" cy="561975"/>
+                    </a:xfrm>
+                    <a:prstGeom prst="rect">
+                      <a:avLst/>
+                    </a:prstGeom>
+                    <a:noFill/>
+                  </pic:spPr>
+                </pic:pic>
+              </a:graphicData>
+            </a:graphic>
+          </wp:inline>
+        </w:drawing>
+      </w:r>
+    </w:p>
+    <w:p>
+      <w:pPr>
+        <w:tabs>
+          <w:tab w:val="left" w:pos="3105"/>
+        </w:tabs>
+        <w:ind w:left="720"/>
+      </w:pPr>
+      <w:r>
+        <w:t xml:space="preserve"> </w:t>
+      </w:r>
+      <w:r>
+        <w:rPr>
+          <w:noProof/>
+        </w:rPr>
+        <w:drawing>
+          <wp:inline distT="0" distB="0" distL="0" distR="0" wp14:anchorId="5A41A664">
+            <wp:extent cx="3976168" cy="1343025"/>
+            <wp:effectExtent l="0" t="0" r="5715" b="0"/>
+            <wp:docPr id="163" name="Imagem 163"/>
+            <wp:cNvGraphicFramePr>
+              <a:graphicFrameLocks xmlns:a="http://schemas.openxmlformats.org/drawingml/2006/main" noChangeAspect="1"/>
+            </wp:cNvGraphicFramePr>
+            <a:graphic xmlns:a="http://schemas.openxmlformats.org/drawingml/2006/main">
+              <a:graphicData uri="http://schemas.openxmlformats.org/drawingml/2006/picture">
+                <pic:pic xmlns:pic="http://schemas.openxmlformats.org/drawingml/2006/picture">
+                  <pic:nvPicPr>
+                    <pic:cNvPr id="0" name="Picture 3"/>
+                    <pic:cNvPicPr>
+                      <a:picLocks noChangeAspect="1" noChangeArrowheads="1"/>
+                    </pic:cNvPicPr>
+                  </pic:nvPicPr>
+                  <pic:blipFill>
+                    <a:blip r:embed="rId173">
+                      <a:extLst>
+                        <a:ext uri="{28A0092B-C50C-407E-A947-70E740481C1C}">
+                          <a14:useLocalDpi xmlns:a14="http://schemas.microsoft.com/office/drawing/2010/main" val="0"/>
+                        </a:ext>
+                      </a:extLst>
+                    </a:blip>
+                    <a:srcRect/>
+                    <a:stretch>
+                      <a:fillRect/>
+                    </a:stretch>
+                  </pic:blipFill>
+                  <pic:spPr bwMode="auto">
+                    <a:xfrm>
+                      <a:off x="0" y="0"/>
+                      <a:ext cx="3982685" cy="1345226"/>
+                    </a:xfrm>
+                    <a:prstGeom prst="rect">
+                      <a:avLst/>
+                    </a:prstGeom>
+                    <a:noFill/>
+                  </pic:spPr>
+                </pic:pic>
+              </a:graphicData>
+            </a:graphic>
+          </wp:inline>
+        </w:drawing>
+      </w:r>
+    </w:p>
+    <w:p>
+      <w:pPr>
+        <w:tabs>
+          <w:tab w:val="left" w:pos="3105"/>
+        </w:tabs>
+      </w:pPr>
+    </w:p>
+    <w:p>
+      <w:pPr>
+        <w:tabs>
+          <w:tab w:val="left" w:pos="3105"/>
+        </w:tabs>
+      </w:pPr>
+      <w:r>
+        <w:t xml:space="preserve">              </w:t>
+      </w:r>
+      <w:r>
+        <w:t xml:space="preserve">105- </w:t>
+      </w:r>
+      <w:r>
+        <w:t>Alinhamos a lista no topo da imagem utilizando vertical-</w:t>
+      </w:r>
+      <w:proofErr w:type="spellStart"/>
+      <w:r>
+        <w:t>aligin</w:t>
+      </w:r>
+      <w:proofErr w:type="spellEnd"/>
+      <w:r>
+        <w:t xml:space="preserve">: top, incluímos mais dois itens a lista no </w:t>
+      </w:r>
+      <w:proofErr w:type="spellStart"/>
+      <w:r>
+        <w:t>html</w:t>
+      </w:r>
+      <w:proofErr w:type="spellEnd"/>
+      <w:r>
+        <w:t xml:space="preserve"> e colocamos um espaço entre os itens da lista</w:t>
+      </w:r>
+    </w:p>
+    <w:p>
+      <w:pPr>
+        <w:tabs>
+          <w:tab w:val="left" w:pos="3105"/>
+        </w:tabs>
+      </w:pPr>
+      <w:r>
+        <w:rPr>
+          <w:noProof/>
+        </w:rPr>
+        <w:drawing>
+          <wp:inline distT="0" distB="0" distL="0" distR="0" wp14:anchorId="5F6FC1E3">
+            <wp:extent cx="1876425" cy="2066925"/>
+            <wp:effectExtent l="0" t="0" r="9525" b="9525"/>
+            <wp:docPr id="164" name="Imagem 164"/>
+            <wp:cNvGraphicFramePr>
+              <a:graphicFrameLocks xmlns:a="http://schemas.openxmlformats.org/drawingml/2006/main" noChangeAspect="1"/>
+            </wp:cNvGraphicFramePr>
+            <a:graphic xmlns:a="http://schemas.openxmlformats.org/drawingml/2006/main">
+              <a:graphicData uri="http://schemas.openxmlformats.org/drawingml/2006/picture">
+                <pic:pic xmlns:pic="http://schemas.openxmlformats.org/drawingml/2006/picture">
+                  <pic:nvPicPr>
+                    <pic:cNvPr id="0" name="Picture 4"/>
+                    <pic:cNvPicPr>
+                      <a:picLocks noChangeAspect="1" noChangeArrowheads="1"/>
+                    </pic:cNvPicPr>
+                  </pic:nvPicPr>
+                  <pic:blipFill>
+                    <a:blip r:embed="rId174">
+                      <a:extLst>
+                        <a:ext uri="{28A0092B-C50C-407E-A947-70E740481C1C}">
+                          <a14:useLocalDpi xmlns:a14="http://schemas.microsoft.com/office/drawing/2010/main" val="0"/>
+                        </a:ext>
+                      </a:extLst>
+                    </a:blip>
+                    <a:srcRect/>
+                    <a:stretch>
+                      <a:fillRect/>
+                    </a:stretch>
+                  </pic:blipFill>
+                  <pic:spPr bwMode="auto">
+                    <a:xfrm>
+                      <a:off x="0" y="0"/>
+                      <a:ext cx="1876425" cy="2066925"/>
+                    </a:xfrm>
+                    <a:prstGeom prst="rect">
+                      <a:avLst/>
+                    </a:prstGeom>
+                    <a:noFill/>
+                  </pic:spPr>
+                </pic:pic>
+              </a:graphicData>
+            </a:graphic>
+          </wp:inline>
+        </w:drawing>
+      </w:r>
+      <w:r>
+        <w:rPr>
+          <w:noProof/>
+        </w:rPr>
+        <w:drawing>
+          <wp:inline distT="0" distB="0" distL="0" distR="0" wp14:anchorId="0324A33A">
+            <wp:extent cx="4898353" cy="2257425"/>
+            <wp:effectExtent l="0" t="0" r="0" b="0"/>
+            <wp:docPr id="165" name="Imagem 165"/>
+            <wp:cNvGraphicFramePr>
+              <a:graphicFrameLocks xmlns:a="http://schemas.openxmlformats.org/drawingml/2006/main" noChangeAspect="1"/>
+            </wp:cNvGraphicFramePr>
+            <a:graphic xmlns:a="http://schemas.openxmlformats.org/drawingml/2006/main">
+              <a:graphicData uri="http://schemas.openxmlformats.org/drawingml/2006/picture">
+                <pic:pic xmlns:pic="http://schemas.openxmlformats.org/drawingml/2006/picture">
+                  <pic:nvPicPr>
+                    <pic:cNvPr id="0" name="Picture 5"/>
+                    <pic:cNvPicPr>
+                      <a:picLocks noChangeAspect="1" noChangeArrowheads="1"/>
+                    </pic:cNvPicPr>
+                  </pic:nvPicPr>
+                  <pic:blipFill>
+                    <a:blip r:embed="rId175">
+                      <a:extLst>
+                        <a:ext uri="{28A0092B-C50C-407E-A947-70E740481C1C}">
+                          <a14:useLocalDpi xmlns:a14="http://schemas.microsoft.com/office/drawing/2010/main" val="0"/>
+                        </a:ext>
+                      </a:extLst>
+                    </a:blip>
+                    <a:srcRect/>
+                    <a:stretch>
+                      <a:fillRect/>
+                    </a:stretch>
+                  </pic:blipFill>
+                  <pic:spPr bwMode="auto">
+                    <a:xfrm>
+                      <a:off x="0" y="0"/>
+                      <a:ext cx="4912890" cy="2264124"/>
+                    </a:xfrm>
+                    <a:prstGeom prst="rect">
+                      <a:avLst/>
+                    </a:prstGeom>
+                    <a:noFill/>
+                  </pic:spPr>
+                </pic:pic>
+              </a:graphicData>
+            </a:graphic>
+          </wp:inline>
+        </w:drawing>
+      </w:r>
+    </w:p>
+    <w:p>
+      <w:pPr>
+        <w:tabs>
+          <w:tab w:val="left" w:pos="3105"/>
+        </w:tabs>
+      </w:pPr>
+    </w:p>
+    <w:p>
+      <w:pPr>
+        <w:tabs>
+          <w:tab w:val="left" w:pos="3105"/>
+        </w:tabs>
+      </w:pPr>
+      <w:r>
+        <w:t xml:space="preserve">106- Na lista </w:t>
+      </w:r>
+      <w:r>
+        <w:t xml:space="preserve">queremos que o primeiro item da ficasse em encorpado e negrito para isso utilizamos o </w:t>
+      </w:r>
+      <w:proofErr w:type="spellStart"/>
+      <w:r>
+        <w:t>fir</w:t>
+      </w:r>
+      <w:r>
+        <w:t>st</w:t>
+      </w:r>
+      <w:r>
+        <w:t>-child</w:t>
+      </w:r>
+      <w:proofErr w:type="spellEnd"/>
+      <w:r>
+        <w:t xml:space="preserve"> que significa o primeiro filho conforme código a baixo</w:t>
+      </w:r>
+    </w:p>
+    <w:p>
+      <w:pPr>
+        <w:tabs>
+          <w:tab w:val="left" w:pos="3105"/>
+        </w:tabs>
+      </w:pPr>
+      <w:r>
+        <w:rPr>
+          <w:noProof/>
+        </w:rPr>
+        <w:drawing>
+          <wp:inline distT="0" distB="0" distL="0" distR="0" wp14:anchorId="495594DF">
+            <wp:extent cx="2199154" cy="952500"/>
+            <wp:effectExtent l="0" t="0" r="0" b="0"/>
+            <wp:docPr id="166" name="Imagem 166"/>
+            <wp:cNvGraphicFramePr>
+              <a:graphicFrameLocks xmlns:a="http://schemas.openxmlformats.org/drawingml/2006/main" noChangeAspect="1"/>
+            </wp:cNvGraphicFramePr>
+            <a:graphic xmlns:a="http://schemas.openxmlformats.org/drawingml/2006/main">
+              <a:graphicData uri="http://schemas.openxmlformats.org/drawingml/2006/picture">
+                <pic:pic xmlns:pic="http://schemas.openxmlformats.org/drawingml/2006/picture">
+                  <pic:nvPicPr>
+                    <pic:cNvPr id="0" name="Picture 6"/>
+                    <pic:cNvPicPr>
+                      <a:picLocks noChangeAspect="1" noChangeArrowheads="1"/>
+                    </pic:cNvPicPr>
+                  </pic:nvPicPr>
+                  <pic:blipFill>
+                    <a:blip r:embed="rId176">
+                      <a:extLst>
+                        <a:ext uri="{28A0092B-C50C-407E-A947-70E740481C1C}">
+                          <a14:useLocalDpi xmlns:a14="http://schemas.microsoft.com/office/drawing/2010/main" val="0"/>
+                        </a:ext>
+                      </a:extLst>
+                    </a:blip>
+                    <a:srcRect/>
+                    <a:stretch>
+                      <a:fillRect/>
+                    </a:stretch>
+                  </pic:blipFill>
+                  <pic:spPr bwMode="auto">
+                    <a:xfrm>
+                      <a:off x="0" y="0"/>
+                      <a:ext cx="2203942" cy="954574"/>
+                    </a:xfrm>
+                    <a:prstGeom prst="rect">
+                      <a:avLst/>
+                    </a:prstGeom>
+                    <a:noFill/>
+                  </pic:spPr>
+                </pic:pic>
+              </a:graphicData>
+            </a:graphic>
+          </wp:inline>
+        </w:drawing>
+      </w:r>
+      <w:r>
+        <w:rPr>
+          <w:noProof/>
+        </w:rPr>
+        <w:drawing>
+          <wp:inline distT="0" distB="0" distL="0" distR="0" wp14:anchorId="49E185A0">
+            <wp:extent cx="1876425" cy="1067965"/>
+            <wp:effectExtent l="0" t="0" r="0" b="0"/>
+            <wp:docPr id="167" name="Imagem 167"/>
+            <wp:cNvGraphicFramePr>
+              <a:graphicFrameLocks xmlns:a="http://schemas.openxmlformats.org/drawingml/2006/main" noChangeAspect="1"/>
+            </wp:cNvGraphicFramePr>
+            <a:graphic xmlns:a="http://schemas.openxmlformats.org/drawingml/2006/main">
+              <a:graphicData uri="http://schemas.openxmlformats.org/drawingml/2006/picture">
+                <pic:pic xmlns:pic="http://schemas.openxmlformats.org/drawingml/2006/picture">
+                  <pic:nvPicPr>
+                    <pic:cNvPr id="0" name="Picture 7"/>
+                    <pic:cNvPicPr>
+                      <a:picLocks noChangeAspect="1" noChangeArrowheads="1"/>
+                    </pic:cNvPicPr>
+                  </pic:nvPicPr>
+                  <pic:blipFill>
+                    <a:blip r:embed="rId177">
+                      <a:extLst>
+                        <a:ext uri="{28A0092B-C50C-407E-A947-70E740481C1C}">
+                          <a14:useLocalDpi xmlns:a14="http://schemas.microsoft.com/office/drawing/2010/main" val="0"/>
+                        </a:ext>
+                      </a:extLst>
+                    </a:blip>
+                    <a:srcRect/>
+                    <a:stretch>
+                      <a:fillRect/>
+                    </a:stretch>
+                  </pic:blipFill>
+                  <pic:spPr bwMode="auto">
+                    <a:xfrm>
+                      <a:off x="0" y="0"/>
+                      <a:ext cx="1935797" cy="1101757"/>
+                    </a:xfrm>
+                    <a:prstGeom prst="rect">
+                      <a:avLst/>
+                    </a:prstGeom>
+                    <a:noFill/>
+                  </pic:spPr>
+                </pic:pic>
+              </a:graphicData>
+            </a:graphic>
+          </wp:inline>
+        </w:drawing>
+      </w:r>
+    </w:p>
+    <w:p>
+      <w:pPr>
+        <w:tabs>
+          <w:tab w:val="left" w:pos="3105"/>
+        </w:tabs>
+      </w:pPr>
+    </w:p>
+    <w:p>
+      <w:pPr>
+        <w:tabs>
+          <w:tab w:val="left" w:pos="3105"/>
+        </w:tabs>
+      </w:pPr>
+      <w:r>
+        <w:t xml:space="preserve">107- </w:t>
+      </w:r>
+      <w:r>
+        <w:t xml:space="preserve">Adicionamos </w:t>
+      </w:r>
+      <w:r>
+        <w:t>um ícone de estrela na nossa lista benefícios:</w:t>
+      </w:r>
+    </w:p>
+    <w:p>
+      <w:pPr>
+        <w:tabs>
+          <w:tab w:val="left" w:pos="3105"/>
+        </w:tabs>
+      </w:pPr>
+      <w:r>
+        <w:t xml:space="preserve">Acessamos o site que contenha o ícone de estrela negra </w:t>
+      </w:r>
+    </w:p>
+    <w:p>
+      <w:pPr>
+        <w:tabs>
+          <w:tab w:val="left" w:pos="3105"/>
+        </w:tabs>
+      </w:pPr>
+      <w:hyperlink r:id="rId178" w:history="1">
+        <w:r>
+          <w:rPr>
+            <w:rStyle w:val="Hyperlink"/>
+          </w:rPr>
+          <w:t>https://www.compart.com/en/unicode/U+2605</w:t>
+        </w:r>
+      </w:hyperlink>
+      <w:r>
+        <w:t xml:space="preserve"> </w:t>
+      </w:r>
+    </w:p>
+    <w:p>
+      <w:pPr>
+        <w:tabs>
+          <w:tab w:val="left" w:pos="3105"/>
+        </w:tabs>
+      </w:pPr>
+      <w:r>
+        <w:t xml:space="preserve">copiamos </w:t>
+      </w:r>
+      <w:proofErr w:type="gramStart"/>
+      <w:r>
+        <w:t>o símbolos</w:t>
+      </w:r>
+      <w:proofErr w:type="gramEnd"/>
+      <w:r>
+        <w:t xml:space="preserve"> e colocamos em nosso código conforme imagem a baixo  </w:t>
+      </w:r>
+    </w:p>
+    <w:p>
+      <w:pPr>
+        <w:tabs>
+          <w:tab w:val="left" w:pos="3105"/>
+        </w:tabs>
+      </w:pPr>
+      <w:r>
+        <w:drawing>
+          <wp:inline distT="0" distB="0" distL="0" distR="0" wp14:anchorId="65DE3F15" wp14:editId="684F2CDB">
+            <wp:extent cx="1152525" cy="815466"/>
+            <wp:effectExtent l="0" t="0" r="0" b="3810"/>
+            <wp:docPr id="168" name="Imagem 168"/>
+            <wp:cNvGraphicFramePr>
+              <a:graphicFrameLocks xmlns:a="http://schemas.openxmlformats.org/drawingml/2006/main" noChangeAspect="1"/>
+            </wp:cNvGraphicFramePr>
+            <a:graphic xmlns:a="http://schemas.openxmlformats.org/drawingml/2006/main">
+              <a:graphicData uri="http://schemas.openxmlformats.org/drawingml/2006/picture">
+                <pic:pic xmlns:pic="http://schemas.openxmlformats.org/drawingml/2006/picture">
+                  <pic:nvPicPr>
+                    <pic:cNvPr id="1" name=""/>
+                    <pic:cNvPicPr/>
+                  </pic:nvPicPr>
+                  <pic:blipFill>
+                    <a:blip r:embed="rId179"/>
+                    <a:stretch>
+                      <a:fillRect/>
+                    </a:stretch>
+                  </pic:blipFill>
+                  <pic:spPr>
+                    <a:xfrm>
+                      <a:off x="0" y="0"/>
+                      <a:ext cx="1156050" cy="817960"/>
+                    </a:xfrm>
+                    <a:prstGeom prst="rect">
+                      <a:avLst/>
+                    </a:prstGeom>
+                  </pic:spPr>
+                </pic:pic>
+              </a:graphicData>
+            </a:graphic>
+          </wp:inline>
+        </w:drawing>
+      </w:r>
+      <w:r>
+        <w:rPr>
+          <w:noProof/>
+        </w:rPr>
+        <w:drawing>
+          <wp:inline distT="0" distB="0" distL="0" distR="0" wp14:anchorId="0A97ED70">
+            <wp:extent cx="1333500" cy="750094"/>
+            <wp:effectExtent l="0" t="0" r="0" b="0"/>
+            <wp:docPr id="169" name="Imagem 169"/>
+            <wp:cNvGraphicFramePr>
+              <a:graphicFrameLocks xmlns:a="http://schemas.openxmlformats.org/drawingml/2006/main" noChangeAspect="1"/>
+            </wp:cNvGraphicFramePr>
+            <a:graphic xmlns:a="http://schemas.openxmlformats.org/drawingml/2006/main">
+              <a:graphicData uri="http://schemas.openxmlformats.org/drawingml/2006/picture">
+                <pic:pic xmlns:pic="http://schemas.openxmlformats.org/drawingml/2006/picture">
+                  <pic:nvPicPr>
+                    <pic:cNvPr id="0" name="Picture 8"/>
+                    <pic:cNvPicPr>
+                      <a:picLocks noChangeAspect="1" noChangeArrowheads="1"/>
+                    </pic:cNvPicPr>
+                  </pic:nvPicPr>
+                  <pic:blipFill>
+                    <a:blip r:embed="rId180">
+                      <a:extLst>
+                        <a:ext uri="{28A0092B-C50C-407E-A947-70E740481C1C}">
+                          <a14:useLocalDpi xmlns:a14="http://schemas.microsoft.com/office/drawing/2010/main" val="0"/>
+                        </a:ext>
+                      </a:extLst>
+                    </a:blip>
+                    <a:srcRect/>
+                    <a:stretch>
+                      <a:fillRect/>
+                    </a:stretch>
+                  </pic:blipFill>
+                  <pic:spPr bwMode="auto">
+                    <a:xfrm>
+                      <a:off x="0" y="0"/>
+                      <a:ext cx="1373343" cy="772506"/>
+                    </a:xfrm>
+                    <a:prstGeom prst="rect">
+                      <a:avLst/>
+                    </a:prstGeom>
+                    <a:noFill/>
+                  </pic:spPr>
+                </pic:pic>
+              </a:graphicData>
+            </a:graphic>
+          </wp:inline>
+        </w:drawing>
+      </w:r>
+    </w:p>
+    <w:p>
+      <w:pPr>
+        <w:tabs>
+          <w:tab w:val="left" w:pos="3105"/>
+        </w:tabs>
+      </w:pPr>
+      <w:r>
+        <w:t xml:space="preserve">108- </w:t>
+      </w:r>
+      <w:r>
+        <w:t>Aumentamos</w:t>
+      </w:r>
+      <w:r>
+        <w:t xml:space="preserve"> </w:t>
+      </w:r>
+      <w:r>
+        <w:t>o espaço interno da seção benefícios para cima e para baixo</w:t>
+      </w:r>
+    </w:p>
+    <w:p>
+      <w:pPr>
+        <w:tabs>
+          <w:tab w:val="left" w:pos="3105"/>
+        </w:tabs>
+      </w:pPr>
+      <w:r>
+        <w:drawing>
+          <wp:inline distT="0" distB="0" distL="0" distR="0" wp14:anchorId="63504AF1" wp14:editId="37A5FE37">
+            <wp:extent cx="1295581" cy="647790"/>
+            <wp:effectExtent l="0" t="0" r="0" b="0"/>
+            <wp:docPr id="170" name="Imagem 170"/>
+            <wp:cNvGraphicFramePr>
+              <a:graphicFrameLocks xmlns:a="http://schemas.openxmlformats.org/drawingml/2006/main" noChangeAspect="1"/>
+            </wp:cNvGraphicFramePr>
+            <a:graphic xmlns:a="http://schemas.openxmlformats.org/drawingml/2006/main">
+              <a:graphicData uri="http://schemas.openxmlformats.org/drawingml/2006/picture">
+                <pic:pic xmlns:pic="http://schemas.openxmlformats.org/drawingml/2006/picture">
+                  <pic:nvPicPr>
+                    <pic:cNvPr id="1" name=""/>
+                    <pic:cNvPicPr/>
+                  </pic:nvPicPr>
+                  <pic:blipFill>
+                    <a:blip r:embed="rId181"/>
+                    <a:stretch>
+                      <a:fillRect/>
+                    </a:stretch>
+                  </pic:blipFill>
+                  <pic:spPr>
+                    <a:xfrm>
+                      <a:off x="0" y="0"/>
+                      <a:ext cx="1295581" cy="647790"/>
+                    </a:xfrm>
+                    <a:prstGeom prst="rect">
+                      <a:avLst/>
+                    </a:prstGeom>
+                  </pic:spPr>
+                </pic:pic>
+              </a:graphicData>
+            </a:graphic>
+          </wp:inline>
+        </w:drawing>
+      </w:r>
+    </w:p>
+    <w:p>
+      <w:pPr>
+        <w:tabs>
+          <w:tab w:val="left" w:pos="3105"/>
+        </w:tabs>
+      </w:pPr>
+    </w:p>
+    <w:p>
+      <w:pPr>
+        <w:tabs>
+          <w:tab w:val="left" w:pos="3105"/>
+        </w:tabs>
+      </w:pPr>
+      <w:r>
+        <w:t xml:space="preserve">109- Na </w:t>
+      </w:r>
+      <w:proofErr w:type="spellStart"/>
+      <w:r>
+        <w:t>div</w:t>
+      </w:r>
+      <w:proofErr w:type="spellEnd"/>
+      <w:r>
+        <w:t xml:space="preserve"> que contem a lista e a imagem benefícios demos uma largura e centralizamos o </w:t>
+      </w:r>
+      <w:proofErr w:type="gramStart"/>
+      <w:r>
+        <w:t>item</w:t>
+      </w:r>
+      <w:r>
+        <w:t>(</w:t>
+      </w:r>
+      <w:r>
+        <w:t xml:space="preserve"> a</w:t>
+      </w:r>
+      <w:proofErr w:type="gramEnd"/>
+      <w:r>
+        <w:t xml:space="preserve"> lista e a imagem) conforme código </w:t>
+      </w:r>
+    </w:p>
+    <w:p>
+      <w:pPr>
+        <w:tabs>
+          <w:tab w:val="left" w:pos="3105"/>
+        </w:tabs>
+      </w:pPr>
+      <w:r>
+        <w:rPr>
+          <w:noProof/>
+        </w:rPr>
+        <w:drawing>
+          <wp:inline distT="0" distB="0" distL="0" distR="0" wp14:anchorId="7A8B2435">
+            <wp:extent cx="1400175" cy="733425"/>
+            <wp:effectExtent l="0" t="0" r="9525" b="9525"/>
+            <wp:docPr id="172" name="Imagem 172"/>
+            <wp:cNvGraphicFramePr>
+              <a:graphicFrameLocks xmlns:a="http://schemas.openxmlformats.org/drawingml/2006/main" noChangeAspect="1"/>
+            </wp:cNvGraphicFramePr>
+            <a:graphic xmlns:a="http://schemas.openxmlformats.org/drawingml/2006/main">
+              <a:graphicData uri="http://schemas.openxmlformats.org/drawingml/2006/picture">
+                <pic:pic xmlns:pic="http://schemas.openxmlformats.org/drawingml/2006/picture">
+                  <pic:nvPicPr>
+                    <pic:cNvPr id="0" name="Picture 10"/>
+                    <pic:cNvPicPr>
+                      <a:picLocks noChangeAspect="1" noChangeArrowheads="1"/>
+                    </pic:cNvPicPr>
+                  </pic:nvPicPr>
+                  <pic:blipFill>
+                    <a:blip r:embed="rId182">
+                      <a:extLst>
+                        <a:ext uri="{28A0092B-C50C-407E-A947-70E740481C1C}">
+                          <a14:useLocalDpi xmlns:a14="http://schemas.microsoft.com/office/drawing/2010/main" val="0"/>
+                        </a:ext>
+                      </a:extLst>
+                    </a:blip>
+                    <a:srcRect/>
+                    <a:stretch>
+                      <a:fillRect/>
+                    </a:stretch>
+                  </pic:blipFill>
+                  <pic:spPr bwMode="auto">
+                    <a:xfrm>
+                      <a:off x="0" y="0"/>
+                      <a:ext cx="1400175" cy="733425"/>
+                    </a:xfrm>
+                    <a:prstGeom prst="rect">
+                      <a:avLst/>
+                    </a:prstGeom>
+                    <a:noFill/>
+                  </pic:spPr>
+                </pic:pic>
+              </a:graphicData>
+            </a:graphic>
+          </wp:inline>
+        </w:drawing>
+      </w:r>
+    </w:p>
+    <w:p>
+      <w:pPr>
+        <w:tabs>
+          <w:tab w:val="left" w:pos="3105"/>
+        </w:tabs>
+      </w:pPr>
+    </w:p>
+    <w:p>
+      <w:pPr>
+        <w:tabs>
+          <w:tab w:val="left" w:pos="3105"/>
+        </w:tabs>
+      </w:pPr>
+      <w:r>
+        <w:t xml:space="preserve">110- </w:t>
+      </w:r>
+      <w:bookmarkStart w:id="0" w:name="_GoBack"/>
+      <w:bookmarkEnd w:id="0"/>
+    </w:p>
+    <w:p>
+      <w:pPr>
+        <w:tabs>
+          <w:tab w:val="left" w:pos="3105"/>
+        </w:tabs>
+      </w:pPr>
+      <w:r>
+        <w:t xml:space="preserve"> </w:t>
+      </w:r>
+    </w:p>
+    <w:p>
+      <w:pPr>
+        <w:tabs>
+          <w:tab w:val="left" w:pos="3105"/>
+        </w:tabs>
+      </w:pPr>
+    </w:p>
+    <w:p>
+      <w:pPr>
+        <w:tabs>
+          <w:tab w:val="left" w:pos="3105"/>
+        </w:tabs>
+      </w:pPr>
+    </w:p>
+    <w:p>
+      <w:pPr>
+        <w:tabs>
+          <w:tab w:val="left" w:pos="3105"/>
+        </w:tabs>
+      </w:pPr>
+    </w:p>
+    <w:p>
+      <w:pPr>
+        <w:tabs>
+          <w:tab w:val="left" w:pos="3105"/>
+        </w:tabs>
+      </w:pPr>
+    </w:p>
+    <w:p>
+      <w:pPr>
+        <w:tabs>
+          <w:tab w:val="left" w:pos="3105"/>
+        </w:tabs>
+      </w:pPr>
+    </w:p>
+    <w:p>
+      <w:pPr>
+        <w:tabs>
+          <w:tab w:val="left" w:pos="3105"/>
+        </w:tabs>
+      </w:pPr>
+      <w:r>
+        <w:t xml:space="preserve"> </w:t>
+      </w:r>
     </w:p>
     <w:sectPr>
       <w:pgSz w:w="11906" w:h="16838"/>
@@ -13811,7 +15504,7 @@
 </file>
 
 <file path=customXml/itemProps1.xml><?xml version="1.0" encoding="utf-8"?>
-<ds:datastoreItem xmlns:ds="http://schemas.openxmlformats.org/officeDocument/2006/customXml" ds:itemID="{FC2725A1-AF3B-4FB8-83D4-BF502251009A}">
+<ds:datastoreItem xmlns:ds="http://schemas.openxmlformats.org/officeDocument/2006/customXml" ds:itemID="{7775E608-6D19-41D9-A78D-C93A97E5E174}">
   <ds:schemaRefs>
     <ds:schemaRef ds:uri="http://schemas.openxmlformats.org/officeDocument/2006/bibliography"/>
   </ds:schemaRefs>

--- a/apostila/Projeto Space For Men.docx
+++ b/apostila/Projeto Space For Men.docx
@@ -13277,6 +13277,9 @@
         </w:tabs>
       </w:pPr>
       <w:r>
+        <w:rPr>
+          <w:noProof/>
+        </w:rPr>
         <w:drawing>
           <wp:inline distT="0" distB="0" distL="0" distR="0" wp14:anchorId="0C7AA0DE" wp14:editId="5FB04331">
             <wp:extent cx="3010320" cy="1609950"/>
@@ -13410,6 +13413,9 @@
         <w:t xml:space="preserve"> </w:t>
       </w:r>
       <w:r>
+        <w:rPr>
+          <w:noProof/>
+        </w:rPr>
         <w:drawing>
           <wp:inline distT="0" distB="0" distL="0" distR="0" wp14:anchorId="10C70D14" wp14:editId="5A9EFFFE">
             <wp:extent cx="1609950" cy="1009791"/>
@@ -13586,7 +13592,15 @@
       </w:r>
       <w:proofErr w:type="spellEnd"/>
       <w:r>
-        <w:t xml:space="preserve">: top, incluímos mais dois itens a lista no </w:t>
+        <w:t xml:space="preserve">: top, incluímos mais dois itens </w:t>
+      </w:r>
+      <w:proofErr w:type="spellStart"/>
+      <w:r>
+        <w:t>a</w:t>
+      </w:r>
+      <w:proofErr w:type="spellEnd"/>
+      <w:r>
+        <w:t xml:space="preserve"> lista no </w:t>
       </w:r>
       <w:proofErr w:type="spellStart"/>
       <w:r>
@@ -13921,6 +13935,9 @@
         </w:tabs>
       </w:pPr>
       <w:r>
+        <w:rPr>
+          <w:noProof/>
+        </w:rPr>
         <w:drawing>
           <wp:inline distT="0" distB="0" distL="0" distR="0" wp14:anchorId="65DE3F15" wp14:editId="684F2CDB">
             <wp:extent cx="1152525" cy="815466"/>
@@ -14034,6 +14051,9 @@
         </w:tabs>
       </w:pPr>
       <w:r>
+        <w:rPr>
+          <w:noProof/>
+        </w:rPr>
         <w:drawing>
           <wp:inline distT="0" distB="0" distL="0" distR="0" wp14:anchorId="63504AF1" wp14:editId="37A5FE37">
             <wp:extent cx="1295581" cy="647790"/>
@@ -14093,7 +14113,15 @@
       </w:r>
       <w:proofErr w:type="spellEnd"/>
       <w:r>
-        <w:t xml:space="preserve"> que contem a lista e a imagem benefícios demos uma largura e centralizamos o </w:t>
+        <w:t xml:space="preserve"> que </w:t>
+      </w:r>
+      <w:proofErr w:type="spellStart"/>
+      <w:r>
+        <w:t>contem</w:t>
+      </w:r>
+      <w:proofErr w:type="spellEnd"/>
+      <w:r>
+        <w:t xml:space="preserve"> a lista e a imagem benefícios demos uma largura e centralizamos o </w:t>
       </w:r>
       <w:proofErr w:type="gramStart"/>
       <w:r>
@@ -14183,62 +14211,1978 @@
       <w:r>
         <w:t xml:space="preserve">110- </w:t>
       </w:r>
+      <w:r>
+        <w:t xml:space="preserve">Aumentamos o espaço interno da </w:t>
+      </w:r>
+      <w:proofErr w:type="spellStart"/>
+      <w:r>
+        <w:t>section</w:t>
+      </w:r>
+      <w:proofErr w:type="spellEnd"/>
+      <w:r>
+        <w:t xml:space="preserve"> e adicionamos uma cor de fundo para fazer o degrade ou seja é a área onde duas ou mais cores são sobrepostas </w:t>
+      </w:r>
+    </w:p>
+    <w:p>
+      <w:pPr>
+        <w:tabs>
+          <w:tab w:val="left" w:pos="3105"/>
+        </w:tabs>
+      </w:pPr>
+      <w:r>
+        <w:rPr>
+          <w:noProof/>
+        </w:rPr>
+        <w:drawing>
+          <wp:inline distT="0" distB="0" distL="0" distR="0" wp14:anchorId="7E8B04A2" wp14:editId="77D68A12">
+            <wp:extent cx="2057687" cy="990738"/>
+            <wp:effectExtent l="0" t="0" r="0" b="0"/>
+            <wp:docPr id="171" name="Imagem 171"/>
+            <wp:cNvGraphicFramePr>
+              <a:graphicFrameLocks xmlns:a="http://schemas.openxmlformats.org/drawingml/2006/main" noChangeAspect="1"/>
+            </wp:cNvGraphicFramePr>
+            <a:graphic xmlns:a="http://schemas.openxmlformats.org/drawingml/2006/main">
+              <a:graphicData uri="http://schemas.openxmlformats.org/drawingml/2006/picture">
+                <pic:pic xmlns:pic="http://schemas.openxmlformats.org/drawingml/2006/picture">
+                  <pic:nvPicPr>
+                    <pic:cNvPr id="1" name=""/>
+                    <pic:cNvPicPr/>
+                  </pic:nvPicPr>
+                  <pic:blipFill>
+                    <a:blip r:embed="rId183"/>
+                    <a:stretch>
+                      <a:fillRect/>
+                    </a:stretch>
+                  </pic:blipFill>
+                  <pic:spPr>
+                    <a:xfrm>
+                      <a:off x="0" y="0"/>
+                      <a:ext cx="2057687" cy="990738"/>
+                    </a:xfrm>
+                    <a:prstGeom prst="rect">
+                      <a:avLst/>
+                    </a:prstGeom>
+                  </pic:spPr>
+                </pic:pic>
+              </a:graphicData>
+            </a:graphic>
+          </wp:inline>
+        </w:drawing>
+      </w:r>
+    </w:p>
+    <w:p>
+      <w:pPr>
+        <w:tabs>
+          <w:tab w:val="left" w:pos="3105"/>
+        </w:tabs>
+      </w:pPr>
+    </w:p>
+    <w:p>
+      <w:pPr>
+        <w:tabs>
+          <w:tab w:val="left" w:pos="3105"/>
+        </w:tabs>
+      </w:pPr>
+      <w:r>
+        <w:t xml:space="preserve">111- Colocamos uma cor de fundo na </w:t>
+      </w:r>
+      <w:proofErr w:type="spellStart"/>
+      <w:r>
+        <w:t>section</w:t>
+      </w:r>
+      <w:proofErr w:type="spellEnd"/>
+      <w:r>
+        <w:t xml:space="preserve"> benefícios para realizar o noss</w:t>
+      </w:r>
+      <w:r>
+        <w:t>o</w:t>
+      </w:r>
+      <w:r>
+        <w:t xml:space="preserve"> degrade </w:t>
+      </w:r>
+    </w:p>
+    <w:p>
+      <w:pPr>
+        <w:tabs>
+          <w:tab w:val="left" w:pos="3105"/>
+        </w:tabs>
+      </w:pPr>
+      <w:r>
+        <w:rPr>
+          <w:noProof/>
+        </w:rPr>
+        <w:drawing>
+          <wp:inline distT="0" distB="0" distL="0" distR="0" wp14:anchorId="0C13DDB1" wp14:editId="214D6C16">
+            <wp:extent cx="2067213" cy="695422"/>
+            <wp:effectExtent l="0" t="0" r="9525" b="9525"/>
+            <wp:docPr id="173" name="Imagem 173"/>
+            <wp:cNvGraphicFramePr>
+              <a:graphicFrameLocks xmlns:a="http://schemas.openxmlformats.org/drawingml/2006/main" noChangeAspect="1"/>
+            </wp:cNvGraphicFramePr>
+            <a:graphic xmlns:a="http://schemas.openxmlformats.org/drawingml/2006/main">
+              <a:graphicData uri="http://schemas.openxmlformats.org/drawingml/2006/picture">
+                <pic:pic xmlns:pic="http://schemas.openxmlformats.org/drawingml/2006/picture">
+                  <pic:nvPicPr>
+                    <pic:cNvPr id="1" name=""/>
+                    <pic:cNvPicPr/>
+                  </pic:nvPicPr>
+                  <pic:blipFill>
+                    <a:blip r:embed="rId184"/>
+                    <a:stretch>
+                      <a:fillRect/>
+                    </a:stretch>
+                  </pic:blipFill>
+                  <pic:spPr>
+                    <a:xfrm>
+                      <a:off x="0" y="0"/>
+                      <a:ext cx="2067213" cy="695422"/>
+                    </a:xfrm>
+                    <a:prstGeom prst="rect">
+                      <a:avLst/>
+                    </a:prstGeom>
+                  </pic:spPr>
+                </pic:pic>
+              </a:graphicData>
+            </a:graphic>
+          </wp:inline>
+        </w:drawing>
+      </w:r>
+    </w:p>
+    <w:p>
+      <w:pPr>
+        <w:tabs>
+          <w:tab w:val="left" w:pos="3105"/>
+        </w:tabs>
+      </w:pPr>
+    </w:p>
+    <w:p>
+      <w:pPr>
+        <w:tabs>
+          <w:tab w:val="left" w:pos="3105"/>
+        </w:tabs>
+      </w:pPr>
+      <w:r>
+        <w:t xml:space="preserve">112- </w:t>
+      </w:r>
+      <w:r>
+        <w:t xml:space="preserve">Para fazer o degrade tiramos o </w:t>
+      </w:r>
+      <w:proofErr w:type="spellStart"/>
+      <w:r>
+        <w:t>main</w:t>
+      </w:r>
+      <w:proofErr w:type="spellEnd"/>
+      <w:r>
+        <w:t xml:space="preserve"> que estava configurando a largura de 940px e centralizando o elemento em margin:0 auto,</w:t>
+      </w:r>
+    </w:p>
+    <w:p>
+      <w:pPr>
+        <w:tabs>
+          <w:tab w:val="left" w:pos="3105"/>
+        </w:tabs>
+      </w:pPr>
+      <w:proofErr w:type="spellStart"/>
+      <w:proofErr w:type="gramStart"/>
+      <w:r>
+        <w:t>Main</w:t>
+      </w:r>
+      <w:proofErr w:type="spellEnd"/>
+      <w:r>
+        <w:t>{</w:t>
+      </w:r>
+      <w:proofErr w:type="gramEnd"/>
+    </w:p>
+    <w:p>
+      <w:pPr>
+        <w:tabs>
+          <w:tab w:val="left" w:pos="3105"/>
+        </w:tabs>
+      </w:pPr>
+      <w:r>
+        <w:t>Width:940px</w:t>
+      </w:r>
+    </w:p>
+    <w:p>
+      <w:pPr>
+        <w:tabs>
+          <w:tab w:val="left" w:pos="3105"/>
+        </w:tabs>
+      </w:pPr>
+      <w:r>
+        <w:t>Margin:0 auto</w:t>
+      </w:r>
+    </w:p>
+    <w:p>
+      <w:pPr>
+        <w:tabs>
+          <w:tab w:val="left" w:pos="3105"/>
+        </w:tabs>
+      </w:pPr>
+      <w:r>
+        <w:t>}</w:t>
+      </w:r>
+    </w:p>
+    <w:p>
+      <w:pPr>
+        <w:tabs>
+          <w:tab w:val="left" w:pos="3105"/>
+        </w:tabs>
+      </w:pPr>
+      <w:r>
+        <w:t xml:space="preserve">Isso fazia com que todo o conteúdo do </w:t>
+      </w:r>
+      <w:proofErr w:type="spellStart"/>
+      <w:r>
+        <w:t>main</w:t>
+      </w:r>
+      <w:proofErr w:type="spellEnd"/>
+      <w:r>
+        <w:t xml:space="preserve"> ficasse limitado a 940px e centralizamos na </w:t>
+      </w:r>
+      <w:proofErr w:type="spellStart"/>
+      <w:r>
+        <w:t>pagina</w:t>
+      </w:r>
+      <w:proofErr w:type="spellEnd"/>
+      <w:r>
+        <w:t xml:space="preserve">. Consequentemente, quando colocávamos uma cor de fundo nos </w:t>
+      </w:r>
+      <w:proofErr w:type="spellStart"/>
+      <w:r>
+        <w:t>section</w:t>
+      </w:r>
+      <w:proofErr w:type="spellEnd"/>
+      <w:r>
+        <w:t>. O fundo também ficava limitado a essa largura.</w:t>
+      </w:r>
+    </w:p>
+    <w:p>
+      <w:pPr>
+        <w:tabs>
+          <w:tab w:val="left" w:pos="3105"/>
+        </w:tabs>
+      </w:pPr>
+      <w:r>
+        <w:t>Para permitir que cada seção tivesse seu próprio fundo e, ao mesmo tempo, manter o conteúdo centraliza</w:t>
+      </w:r>
+      <w:r>
+        <w:t xml:space="preserve">do, retiramos o </w:t>
+      </w:r>
+      <w:proofErr w:type="spellStart"/>
+      <w:r>
+        <w:t>width</w:t>
+      </w:r>
+      <w:proofErr w:type="spellEnd"/>
+      <w:r>
+        <w:t xml:space="preserve"> e o </w:t>
+      </w:r>
+      <w:proofErr w:type="spellStart"/>
+      <w:r>
+        <w:t>margin</w:t>
+      </w:r>
+      <w:proofErr w:type="spellEnd"/>
+      <w:r>
+        <w:t xml:space="preserve"> do </w:t>
+      </w:r>
+      <w:proofErr w:type="spellStart"/>
+      <w:r>
+        <w:t>main</w:t>
+      </w:r>
+      <w:proofErr w:type="spellEnd"/>
+      <w:r>
+        <w:t xml:space="preserve"> e passamos esse controle para seções principais</w:t>
+      </w:r>
+      <w:r>
+        <w:t xml:space="preserve"> </w:t>
+      </w:r>
+    </w:p>
+    <w:p>
+      <w:pPr>
+        <w:tabs>
+          <w:tab w:val="left" w:pos="3105"/>
+        </w:tabs>
+      </w:pPr>
+      <w:r>
+        <w:rPr>
+          <w:noProof/>
+        </w:rPr>
+        <w:drawing>
+          <wp:inline distT="0" distB="0" distL="0" distR="0" wp14:anchorId="12C8A7F1">
+            <wp:extent cx="2133600" cy="1171575"/>
+            <wp:effectExtent l="0" t="0" r="0" b="9525"/>
+            <wp:docPr id="178" name="Imagem 178"/>
+            <wp:cNvGraphicFramePr>
+              <a:graphicFrameLocks xmlns:a="http://schemas.openxmlformats.org/drawingml/2006/main" noChangeAspect="1"/>
+            </wp:cNvGraphicFramePr>
+            <a:graphic xmlns:a="http://schemas.openxmlformats.org/drawingml/2006/main">
+              <a:graphicData uri="http://schemas.openxmlformats.org/drawingml/2006/picture">
+                <pic:pic xmlns:pic="http://schemas.openxmlformats.org/drawingml/2006/picture">
+                  <pic:nvPicPr>
+                    <pic:cNvPr id="0" name="Picture 5"/>
+                    <pic:cNvPicPr>
+                      <a:picLocks noChangeAspect="1" noChangeArrowheads="1"/>
+                    </pic:cNvPicPr>
+                  </pic:nvPicPr>
+                  <pic:blipFill>
+                    <a:blip r:embed="rId185">
+                      <a:extLst>
+                        <a:ext uri="{28A0092B-C50C-407E-A947-70E740481C1C}">
+                          <a14:useLocalDpi xmlns:a14="http://schemas.microsoft.com/office/drawing/2010/main" val="0"/>
+                        </a:ext>
+                      </a:extLst>
+                    </a:blip>
+                    <a:srcRect/>
+                    <a:stretch>
+                      <a:fillRect/>
+                    </a:stretch>
+                  </pic:blipFill>
+                  <pic:spPr bwMode="auto">
+                    <a:xfrm>
+                      <a:off x="0" y="0"/>
+                      <a:ext cx="2133600" cy="1171575"/>
+                    </a:xfrm>
+                    <a:prstGeom prst="rect">
+                      <a:avLst/>
+                    </a:prstGeom>
+                    <a:noFill/>
+                  </pic:spPr>
+                </pic:pic>
+              </a:graphicData>
+            </a:graphic>
+          </wp:inline>
+        </w:drawing>
+      </w:r>
+      <w:r>
+        <w:rPr>
+          <w:noProof/>
+        </w:rPr>
+        <w:drawing>
+          <wp:inline distT="0" distB="0" distL="0" distR="0" wp14:anchorId="6AF37D07" wp14:editId="1A10578E">
+            <wp:extent cx="2095500" cy="704850"/>
+            <wp:effectExtent l="0" t="0" r="0" b="0"/>
+            <wp:docPr id="176" name="Imagem 176"/>
+            <wp:cNvGraphicFramePr>
+              <a:graphicFrameLocks xmlns:a="http://schemas.openxmlformats.org/drawingml/2006/main" noChangeAspect="1"/>
+            </wp:cNvGraphicFramePr>
+            <a:graphic xmlns:a="http://schemas.openxmlformats.org/drawingml/2006/main">
+              <a:graphicData uri="http://schemas.openxmlformats.org/drawingml/2006/picture">
+                <pic:pic xmlns:pic="http://schemas.openxmlformats.org/drawingml/2006/picture">
+                  <pic:nvPicPr>
+                    <pic:cNvPr id="0" name="Picture 3"/>
+                    <pic:cNvPicPr>
+                      <a:picLocks noChangeAspect="1" noChangeArrowheads="1"/>
+                    </pic:cNvPicPr>
+                  </pic:nvPicPr>
+                  <pic:blipFill>
+                    <a:blip r:embed="rId186">
+                      <a:extLst>
+                        <a:ext uri="{28A0092B-C50C-407E-A947-70E740481C1C}">
+                          <a14:useLocalDpi xmlns:a14="http://schemas.microsoft.com/office/drawing/2010/main" val="0"/>
+                        </a:ext>
+                      </a:extLst>
+                    </a:blip>
+                    <a:srcRect/>
+                    <a:stretch>
+                      <a:fillRect/>
+                    </a:stretch>
+                  </pic:blipFill>
+                  <pic:spPr bwMode="auto">
+                    <a:xfrm>
+                      <a:off x="0" y="0"/>
+                      <a:ext cx="2095500" cy="704850"/>
+                    </a:xfrm>
+                    <a:prstGeom prst="rect">
+                      <a:avLst/>
+                    </a:prstGeom>
+                    <a:noFill/>
+                  </pic:spPr>
+                </pic:pic>
+              </a:graphicData>
+            </a:graphic>
+          </wp:inline>
+        </w:drawing>
+      </w:r>
+    </w:p>
+    <w:p>
+      <w:pPr>
+        <w:tabs>
+          <w:tab w:val="left" w:pos="3105"/>
+        </w:tabs>
+      </w:pPr>
+    </w:p>
+    <w:p>
+      <w:pPr>
+        <w:tabs>
+          <w:tab w:val="left" w:pos="3105"/>
+        </w:tabs>
+      </w:pPr>
+      <w:r>
+        <w:t xml:space="preserve">113- </w:t>
+      </w:r>
+      <w:r>
+        <w:t>Centralizando o mapa</w:t>
+      </w:r>
+    </w:p>
+    <w:p>
+      <w:pPr>
+        <w:tabs>
+          <w:tab w:val="left" w:pos="3105"/>
+        </w:tabs>
+      </w:pPr>
+      <w:r>
+        <w:t xml:space="preserve">Durante os ajustes percebemos que o mapa não estava centralizado corretamente </w:t>
+      </w:r>
+    </w:p>
+    <w:p>
+      <w:pPr>
+        <w:tabs>
+          <w:tab w:val="left" w:pos="3105"/>
+        </w:tabs>
+      </w:pPr>
+      <w:r>
+        <w:t xml:space="preserve">Para solucionar esse problema, criamos uma </w:t>
+      </w:r>
+      <w:proofErr w:type="spellStart"/>
+      <w:r>
+        <w:t>div</w:t>
+      </w:r>
+      <w:proofErr w:type="spellEnd"/>
+      <w:r>
+        <w:t xml:space="preserve"> chamada mapa-</w:t>
+      </w:r>
+      <w:proofErr w:type="spellStart"/>
+      <w:r>
+        <w:t>conteudo</w:t>
+      </w:r>
+      <w:proofErr w:type="spellEnd"/>
+      <w:r>
+        <w:t xml:space="preserve">. Responsável por envolver o mapa </w:t>
+      </w:r>
+    </w:p>
+    <w:p>
+      <w:pPr>
+        <w:tabs>
+          <w:tab w:val="left" w:pos="3105"/>
+        </w:tabs>
+      </w:pPr>
+      <w:r>
+        <w:rPr>
+          <w:noProof/>
+        </w:rPr>
+        <w:drawing>
+          <wp:inline distT="0" distB="0" distL="0" distR="0" wp14:anchorId="7111FCFC">
+            <wp:extent cx="6124127" cy="666750"/>
+            <wp:effectExtent l="0" t="0" r="0" b="0"/>
+            <wp:docPr id="179" name="Imagem 179"/>
+            <wp:cNvGraphicFramePr>
+              <a:graphicFrameLocks xmlns:a="http://schemas.openxmlformats.org/drawingml/2006/main" noChangeAspect="1"/>
+            </wp:cNvGraphicFramePr>
+            <a:graphic xmlns:a="http://schemas.openxmlformats.org/drawingml/2006/main">
+              <a:graphicData uri="http://schemas.openxmlformats.org/drawingml/2006/picture">
+                <pic:pic xmlns:pic="http://schemas.openxmlformats.org/drawingml/2006/picture">
+                  <pic:nvPicPr>
+                    <pic:cNvPr id="0" name="Picture 6"/>
+                    <pic:cNvPicPr>
+                      <a:picLocks noChangeAspect="1" noChangeArrowheads="1"/>
+                    </pic:cNvPicPr>
+                  </pic:nvPicPr>
+                  <pic:blipFill>
+                    <a:blip r:embed="rId187">
+                      <a:extLst>
+                        <a:ext uri="{28A0092B-C50C-407E-A947-70E740481C1C}">
+                          <a14:useLocalDpi xmlns:a14="http://schemas.microsoft.com/office/drawing/2010/main" val="0"/>
+                        </a:ext>
+                      </a:extLst>
+                    </a:blip>
+                    <a:srcRect/>
+                    <a:stretch>
+                      <a:fillRect/>
+                    </a:stretch>
+                  </pic:blipFill>
+                  <pic:spPr bwMode="auto">
+                    <a:xfrm>
+                      <a:off x="0" y="0"/>
+                      <a:ext cx="6242809" cy="679671"/>
+                    </a:xfrm>
+                    <a:prstGeom prst="rect">
+                      <a:avLst/>
+                    </a:prstGeom>
+                    <a:noFill/>
+                  </pic:spPr>
+                </pic:pic>
+              </a:graphicData>
+            </a:graphic>
+          </wp:inline>
+        </w:drawing>
+      </w:r>
+    </w:p>
+    <w:p>
+      <w:pPr>
+        <w:tabs>
+          <w:tab w:val="left" w:pos="3105"/>
+        </w:tabs>
+      </w:pPr>
+      <w:r>
+        <w:rPr>
+          <w:noProof/>
+        </w:rPr>
+        <w:drawing>
+          <wp:inline distT="0" distB="0" distL="0" distR="0" wp14:anchorId="6FB0DDE3">
+            <wp:extent cx="1400175" cy="619125"/>
+            <wp:effectExtent l="0" t="0" r="9525" b="9525"/>
+            <wp:docPr id="180" name="Imagem 180"/>
+            <wp:cNvGraphicFramePr>
+              <a:graphicFrameLocks xmlns:a="http://schemas.openxmlformats.org/drawingml/2006/main" noChangeAspect="1"/>
+            </wp:cNvGraphicFramePr>
+            <a:graphic xmlns:a="http://schemas.openxmlformats.org/drawingml/2006/main">
+              <a:graphicData uri="http://schemas.openxmlformats.org/drawingml/2006/picture">
+                <pic:pic xmlns:pic="http://schemas.openxmlformats.org/drawingml/2006/picture">
+                  <pic:nvPicPr>
+                    <pic:cNvPr id="0" name="Picture 7"/>
+                    <pic:cNvPicPr>
+                      <a:picLocks noChangeAspect="1" noChangeArrowheads="1"/>
+                    </pic:cNvPicPr>
+                  </pic:nvPicPr>
+                  <pic:blipFill>
+                    <a:blip r:embed="rId188">
+                      <a:extLst>
+                        <a:ext uri="{28A0092B-C50C-407E-A947-70E740481C1C}">
+                          <a14:useLocalDpi xmlns:a14="http://schemas.microsoft.com/office/drawing/2010/main" val="0"/>
+                        </a:ext>
+                      </a:extLst>
+                    </a:blip>
+                    <a:srcRect/>
+                    <a:stretch>
+                      <a:fillRect/>
+                    </a:stretch>
+                  </pic:blipFill>
+                  <pic:spPr bwMode="auto">
+                    <a:xfrm>
+                      <a:off x="0" y="0"/>
+                      <a:ext cx="1400175" cy="619125"/>
+                    </a:xfrm>
+                    <a:prstGeom prst="rect">
+                      <a:avLst/>
+                    </a:prstGeom>
+                    <a:noFill/>
+                  </pic:spPr>
+                </pic:pic>
+              </a:graphicData>
+            </a:graphic>
+          </wp:inline>
+        </w:drawing>
+      </w:r>
+    </w:p>
+    <w:p>
+      <w:pPr>
+        <w:tabs>
+          <w:tab w:val="left" w:pos="3105"/>
+        </w:tabs>
+      </w:pPr>
+    </w:p>
+    <w:p>
+      <w:pPr>
+        <w:tabs>
+          <w:tab w:val="left" w:pos="3105"/>
+        </w:tabs>
+      </w:pPr>
+      <w:r>
+        <w:t xml:space="preserve">114- </w:t>
+      </w:r>
+      <w:r>
+        <w:t xml:space="preserve">Dessa forma, o fundo da </w:t>
+      </w:r>
+      <w:proofErr w:type="gramStart"/>
+      <w:r>
+        <w:t>seção .mapa</w:t>
+      </w:r>
+      <w:proofErr w:type="gramEnd"/>
+      <w:r>
+        <w:t xml:space="preserve"> pode ocupar toda área disponível, enquanto o conteúdo do mapa permanece centralizado em uma largura de 940px  </w:t>
+      </w:r>
+    </w:p>
+    <w:p>
+      <w:pPr>
+        <w:tabs>
+          <w:tab w:val="left" w:pos="3105"/>
+        </w:tabs>
+      </w:pPr>
+      <w:r>
+        <w:t xml:space="preserve">           Aplicando o degrade </w:t>
+      </w:r>
+    </w:p>
+    <w:p>
+      <w:pPr>
+        <w:tabs>
+          <w:tab w:val="left" w:pos="3105"/>
+        </w:tabs>
+      </w:pPr>
+      <w:r>
+        <w:t xml:space="preserve"> </w:t>
+      </w:r>
+      <w:r>
+        <w:t>Por fim, aplicamos o degrade na seção mapa</w:t>
+      </w:r>
+    </w:p>
+    <w:p>
+      <w:pPr>
+        <w:tabs>
+          <w:tab w:val="left" w:pos="3105"/>
+        </w:tabs>
+      </w:pPr>
+      <w:r>
+        <w:rPr>
+          <w:noProof/>
+        </w:rPr>
+        <w:drawing>
+          <wp:inline distT="0" distB="0" distL="0" distR="0" wp14:anchorId="2CEB36DD">
+            <wp:extent cx="3391535" cy="819150"/>
+            <wp:effectExtent l="0" t="0" r="0" b="0"/>
+            <wp:docPr id="181" name="Imagem 181"/>
+            <wp:cNvGraphicFramePr>
+              <a:graphicFrameLocks xmlns:a="http://schemas.openxmlformats.org/drawingml/2006/main" noChangeAspect="1"/>
+            </wp:cNvGraphicFramePr>
+            <a:graphic xmlns:a="http://schemas.openxmlformats.org/drawingml/2006/main">
+              <a:graphicData uri="http://schemas.openxmlformats.org/drawingml/2006/picture">
+                <pic:pic xmlns:pic="http://schemas.openxmlformats.org/drawingml/2006/picture">
+                  <pic:nvPicPr>
+                    <pic:cNvPr id="0" name="Picture 8"/>
+                    <pic:cNvPicPr>
+                      <a:picLocks noChangeAspect="1" noChangeArrowheads="1"/>
+                    </pic:cNvPicPr>
+                  </pic:nvPicPr>
+                  <pic:blipFill>
+                    <a:blip r:embed="rId189">
+                      <a:extLst>
+                        <a:ext uri="{28A0092B-C50C-407E-A947-70E740481C1C}">
+                          <a14:useLocalDpi xmlns:a14="http://schemas.microsoft.com/office/drawing/2010/main" val="0"/>
+                        </a:ext>
+                      </a:extLst>
+                    </a:blip>
+                    <a:srcRect/>
+                    <a:stretch>
+                      <a:fillRect/>
+                    </a:stretch>
+                  </pic:blipFill>
+                  <pic:spPr bwMode="auto">
+                    <a:xfrm>
+                      <a:off x="0" y="0"/>
+                      <a:ext cx="3391535" cy="819150"/>
+                    </a:xfrm>
+                    <a:prstGeom prst="rect">
+                      <a:avLst/>
+                    </a:prstGeom>
+                    <a:noFill/>
+                  </pic:spPr>
+                </pic:pic>
+              </a:graphicData>
+            </a:graphic>
+          </wp:inline>
+        </w:drawing>
+      </w:r>
+    </w:p>
+    <w:p>
+      <w:pPr>
+        <w:tabs>
+          <w:tab w:val="left" w:pos="3105"/>
+        </w:tabs>
+      </w:pPr>
+    </w:p>
+    <w:p>
+      <w:pPr>
+        <w:tabs>
+          <w:tab w:val="left" w:pos="3105"/>
+        </w:tabs>
+      </w:pPr>
+      <w:r>
+        <w:t xml:space="preserve">O objetivo é criar uma transição suave entre as cores </w:t>
+      </w:r>
+      <w:proofErr w:type="gramStart"/>
+      <w:r>
+        <w:t>das seção</w:t>
+      </w:r>
+      <w:proofErr w:type="gramEnd"/>
+      <w:r>
+        <w:t xml:space="preserve">. Como </w:t>
+      </w:r>
+      <w:r>
+        <w:t xml:space="preserve">o mapa está localizado entre a seção, degrade cria uma transição visual entre esses </w:t>
+      </w:r>
+      <w:proofErr w:type="gramStart"/>
+      <w:r>
+        <w:t>diferentes fundo</w:t>
+      </w:r>
+      <w:proofErr w:type="gramEnd"/>
+      <w:r>
+        <w:t>.</w:t>
+      </w:r>
+    </w:p>
+    <w:p>
+      <w:pPr>
+        <w:tabs>
+          <w:tab w:val="left" w:pos="3105"/>
+        </w:tabs>
+      </w:pPr>
+    </w:p>
+    <w:p>
+      <w:pPr>
+        <w:tabs>
+          <w:tab w:val="left" w:pos="3105"/>
+        </w:tabs>
+      </w:pPr>
+    </w:p>
+    <w:p>
+      <w:pPr>
+        <w:tabs>
+          <w:tab w:val="left" w:pos="3105"/>
+        </w:tabs>
+      </w:pPr>
+    </w:p>
+    <w:p>
+      <w:pPr>
+        <w:tabs>
+          <w:tab w:val="left" w:pos="3105"/>
+        </w:tabs>
+      </w:pPr>
+    </w:p>
+    <w:p>
+      <w:pPr>
+        <w:tabs>
+          <w:tab w:val="left" w:pos="3105"/>
+        </w:tabs>
+      </w:pPr>
+      <w:r>
+        <w:t>115-</w:t>
+      </w:r>
+      <w:r>
+        <w:t xml:space="preserve"> </w:t>
+      </w:r>
+      <w:r>
+        <w:t xml:space="preserve">Testamos o degrade diversos tipos com </w:t>
+      </w:r>
+      <w:r>
+        <w:t>mais de 3 cores usando:</w:t>
+      </w:r>
+    </w:p>
+    <w:p>
+      <w:pPr>
+        <w:pStyle w:val="PargrafodaLista"/>
+        <w:numPr>
+          <w:ilvl w:val="0"/>
+          <w:numId w:val="3"/>
+        </w:numPr>
+        <w:tabs>
+          <w:tab w:val="left" w:pos="3105"/>
+        </w:tabs>
+      </w:pPr>
+      <w:r>
+        <w:t xml:space="preserve"> </w:t>
+      </w:r>
+      <w:proofErr w:type="spellStart"/>
+      <w:r>
+        <w:t>Backgrond</w:t>
+      </w:r>
+      <w:proofErr w:type="spellEnd"/>
+      <w:r>
+        <w:t>: linear-</w:t>
+      </w:r>
+      <w:proofErr w:type="spellStart"/>
+      <w:proofErr w:type="gramStart"/>
+      <w:r>
+        <w:t>gradient</w:t>
+      </w:r>
+      <w:proofErr w:type="spellEnd"/>
+      <w:r>
+        <w:t>(</w:t>
+      </w:r>
+      <w:proofErr w:type="gramEnd"/>
+      <w:r>
+        <w:t xml:space="preserve">Orange, blue, </w:t>
+      </w:r>
+      <w:proofErr w:type="spellStart"/>
+      <w:r>
+        <w:t>red</w:t>
+      </w:r>
+      <w:proofErr w:type="spellEnd"/>
+      <w:r>
+        <w:t>)</w:t>
+      </w:r>
+    </w:p>
+    <w:p>
+      <w:pPr>
+        <w:pStyle w:val="PargrafodaLista"/>
+        <w:numPr>
+          <w:ilvl w:val="0"/>
+          <w:numId w:val="3"/>
+        </w:numPr>
+        <w:tabs>
+          <w:tab w:val="left" w:pos="3105"/>
+        </w:tabs>
+      </w:pPr>
+      <w:r>
+        <w:t xml:space="preserve">Colocamos em graus (45deg, Orange, blue, </w:t>
+      </w:r>
+      <w:proofErr w:type="spellStart"/>
+      <w:r>
+        <w:t>red</w:t>
+      </w:r>
+      <w:proofErr w:type="spellEnd"/>
+      <w:r>
+        <w:t xml:space="preserve"> e </w:t>
+      </w:r>
+      <w:proofErr w:type="spellStart"/>
+      <w:r>
+        <w:t>black</w:t>
+      </w:r>
+      <w:proofErr w:type="spellEnd"/>
+      <w:r>
+        <w:t>)</w:t>
+      </w:r>
+    </w:p>
+    <w:p>
+      <w:pPr>
+        <w:pStyle w:val="PargrafodaLista"/>
+        <w:numPr>
+          <w:ilvl w:val="0"/>
+          <w:numId w:val="3"/>
+        </w:numPr>
+        <w:tabs>
+          <w:tab w:val="left" w:pos="3105"/>
+        </w:tabs>
+      </w:pPr>
+      <w:r>
+        <w:t xml:space="preserve">Utilizamos porcentagem para cada cor por exemplo: </w:t>
+      </w:r>
+      <w:proofErr w:type="gramStart"/>
+      <w:r>
+        <w:t xml:space="preserve">( </w:t>
+      </w:r>
+      <w:proofErr w:type="spellStart"/>
+      <w:r>
+        <w:t>Orage</w:t>
+      </w:r>
+      <w:proofErr w:type="spellEnd"/>
+      <w:proofErr w:type="gramEnd"/>
+      <w:r>
+        <w:t xml:space="preserve"> 50%, Blue, </w:t>
+      </w:r>
+      <w:proofErr w:type="spellStart"/>
+      <w:r>
+        <w:t>red</w:t>
+      </w:r>
+      <w:proofErr w:type="spellEnd"/>
+      <w:r>
+        <w:t xml:space="preserve">, </w:t>
+      </w:r>
+      <w:proofErr w:type="spellStart"/>
+      <w:r>
+        <w:t>black</w:t>
+      </w:r>
+      <w:proofErr w:type="spellEnd"/>
+      <w:r>
+        <w:t>)</w:t>
+      </w:r>
+    </w:p>
+    <w:p>
+      <w:pPr>
+        <w:pStyle w:val="PargrafodaLista"/>
+        <w:numPr>
+          <w:ilvl w:val="0"/>
+          <w:numId w:val="3"/>
+        </w:numPr>
+        <w:tabs>
+          <w:tab w:val="left" w:pos="3105"/>
+        </w:tabs>
+      </w:pPr>
+      <w:r>
+        <w:t>E também podemos utilizar o degrade em círculos: Background: radial-</w:t>
+      </w:r>
+      <w:proofErr w:type="spellStart"/>
+      <w:proofErr w:type="gramStart"/>
+      <w:r>
+        <w:t>gradient</w:t>
+      </w:r>
+      <w:proofErr w:type="spellEnd"/>
+      <w:r>
+        <w:t>(</w:t>
+      </w:r>
+      <w:proofErr w:type="gramEnd"/>
+      <w:r>
+        <w:t>Orange, blue</w:t>
+      </w:r>
+      <w:r>
+        <w:t xml:space="preserve"> </w:t>
+      </w:r>
+      <w:r>
+        <w:t>,</w:t>
+      </w:r>
+      <w:proofErr w:type="spellStart"/>
+      <w:r>
+        <w:t>black</w:t>
+      </w:r>
+      <w:proofErr w:type="spellEnd"/>
+      <w:r>
+        <w:t>)</w:t>
+      </w:r>
+    </w:p>
+    <w:p>
+      <w:pPr>
+        <w:tabs>
+          <w:tab w:val="left" w:pos="3105"/>
+        </w:tabs>
+      </w:pPr>
+    </w:p>
+    <w:p>
+      <w:pPr>
+        <w:tabs>
+          <w:tab w:val="left" w:pos="3105"/>
+        </w:tabs>
+      </w:pPr>
+      <w:r>
+        <w:t>116-</w:t>
+      </w:r>
+      <w:r>
+        <w:t xml:space="preserve"> </w:t>
+      </w:r>
+      <w:r>
+        <w:rPr>
+          <w:b/>
+        </w:rPr>
+        <w:t>Capacidade e sombra</w:t>
+      </w:r>
+    </w:p>
+    <w:p>
+      <w:pPr>
+        <w:tabs>
+          <w:tab w:val="left" w:pos="3105"/>
+        </w:tabs>
+      </w:pPr>
+      <w:r>
+        <w:t>O que é capacidade?</w:t>
+      </w:r>
+    </w:p>
+    <w:p>
+      <w:pPr>
+        <w:tabs>
+          <w:tab w:val="left" w:pos="3105"/>
+        </w:tabs>
+      </w:pPr>
+      <w:r>
+        <w:t>Capacidade é uma camada a mais que coloca em cima do elemento</w:t>
+      </w:r>
+    </w:p>
+    <w:p>
+      <w:pPr>
+        <w:tabs>
+          <w:tab w:val="left" w:pos="3105"/>
+        </w:tabs>
+      </w:pPr>
+      <w:r>
+        <w:t xml:space="preserve">essa camada ajuda a luz a passar ou não como for exemplo: um tipo de insulfilme de um carro que ao ser aplicado ajuda a luz do lado de fora a não passar completamente </w:t>
+      </w:r>
+    </w:p>
+    <w:p>
+      <w:pPr>
+        <w:tabs>
+          <w:tab w:val="left" w:pos="3105"/>
+        </w:tabs>
+      </w:pPr>
+      <w:r>
+        <w:t xml:space="preserve"> </w:t>
+      </w:r>
+      <w:r>
+        <w:t xml:space="preserve">na </w:t>
+      </w:r>
+      <w:proofErr w:type="spellStart"/>
+      <w:r>
+        <w:t>class</w:t>
+      </w:r>
+      <w:proofErr w:type="spellEnd"/>
+      <w:r>
+        <w:t xml:space="preserve"> imagem benefícios colocamos </w:t>
+      </w:r>
+      <w:proofErr w:type="spellStart"/>
+      <w:r>
+        <w:t>opacity</w:t>
+      </w:r>
+      <w:proofErr w:type="spellEnd"/>
+    </w:p>
+    <w:p>
+      <w:pPr>
+        <w:tabs>
+          <w:tab w:val="left" w:pos="3105"/>
+        </w:tabs>
+      </w:pPr>
+      <w:r>
+        <w:t xml:space="preserve">o </w:t>
+      </w:r>
+      <w:proofErr w:type="spellStart"/>
+      <w:r>
+        <w:t>opacity</w:t>
+      </w:r>
+      <w:proofErr w:type="spellEnd"/>
+      <w:r>
+        <w:t xml:space="preserve"> vai de 1 a 0 </w:t>
+      </w:r>
+    </w:p>
+    <w:p>
+      <w:pPr>
+        <w:pStyle w:val="PargrafodaLista"/>
+        <w:numPr>
+          <w:ilvl w:val="0"/>
+          <w:numId w:val="5"/>
+        </w:numPr>
+        <w:tabs>
+          <w:tab w:val="left" w:pos="3105"/>
+        </w:tabs>
+      </w:pPr>
+      <w:r>
+        <w:t>Exibe nada</w:t>
+      </w:r>
+    </w:p>
+    <w:p>
+      <w:pPr>
+        <w:pStyle w:val="PargrafodaLista"/>
+        <w:numPr>
+          <w:ilvl w:val="0"/>
+          <w:numId w:val="5"/>
+        </w:numPr>
+        <w:tabs>
+          <w:tab w:val="left" w:pos="3105"/>
+        </w:tabs>
+      </w:pPr>
+      <w:r>
+        <w:t>Exibe o elemento inteiro</w:t>
+      </w:r>
+    </w:p>
+    <w:p>
+      <w:pPr>
+        <w:tabs>
+          <w:tab w:val="left" w:pos="3105"/>
+        </w:tabs>
+      </w:pPr>
+      <w:r>
+        <w:t xml:space="preserve">       Então colocamos de 0</w:t>
+      </w:r>
+      <w:r>
+        <w:t xml:space="preserve">.3 que </w:t>
+      </w:r>
+      <w:proofErr w:type="gramStart"/>
+      <w:r>
+        <w:t>exibe  30</w:t>
+      </w:r>
+      <w:proofErr w:type="gramEnd"/>
+      <w:r>
+        <w:t>% ou 7.3 exibe 70%</w:t>
+      </w:r>
+    </w:p>
+    <w:p>
+      <w:pPr>
+        <w:tabs>
+          <w:tab w:val="left" w:pos="3105"/>
+        </w:tabs>
+      </w:pPr>
+    </w:p>
+    <w:p>
+      <w:pPr>
+        <w:tabs>
+          <w:tab w:val="left" w:pos="3105"/>
+        </w:tabs>
+      </w:pPr>
+      <w:r>
+        <w:t xml:space="preserve">117- </w:t>
+      </w:r>
+      <w:r>
+        <w:t xml:space="preserve">Aplicamos a </w:t>
+      </w:r>
+      <w:r>
+        <w:t xml:space="preserve">capacidade no nosso site utilizando o feito do houver que ao passar o mousse na imagem </w:t>
+      </w:r>
+      <w:proofErr w:type="spellStart"/>
+      <w:r>
+        <w:t>beneficios</w:t>
+      </w:r>
+      <w:proofErr w:type="spellEnd"/>
+      <w:r>
+        <w:t xml:space="preserve"> ele fica com apenas 30% de visibilidade e também adicionamos um </w:t>
+      </w:r>
+      <w:proofErr w:type="spellStart"/>
+      <w:r>
+        <w:t>transition</w:t>
+      </w:r>
+      <w:proofErr w:type="spellEnd"/>
+      <w:r>
+        <w:t xml:space="preserve"> para que ocorra um tempo para essa passagem ao utilizar o </w:t>
+      </w:r>
+      <w:proofErr w:type="spellStart"/>
+      <w:r>
+        <w:t>hover</w:t>
+      </w:r>
+      <w:proofErr w:type="spellEnd"/>
+    </w:p>
+    <w:p>
+      <w:pPr>
+        <w:tabs>
+          <w:tab w:val="left" w:pos="3105"/>
+        </w:tabs>
+      </w:pPr>
+      <w:r>
+        <w:rPr>
+          <w:noProof/>
+        </w:rPr>
+        <w:drawing>
+          <wp:inline distT="0" distB="0" distL="0" distR="0" wp14:anchorId="7735C062" wp14:editId="194776A7">
+            <wp:extent cx="1676634" cy="1848108"/>
+            <wp:effectExtent l="0" t="0" r="0" b="0"/>
+            <wp:docPr id="174" name="Imagem 174"/>
+            <wp:cNvGraphicFramePr>
+              <a:graphicFrameLocks xmlns:a="http://schemas.openxmlformats.org/drawingml/2006/main" noChangeAspect="1"/>
+            </wp:cNvGraphicFramePr>
+            <a:graphic xmlns:a="http://schemas.openxmlformats.org/drawingml/2006/main">
+              <a:graphicData uri="http://schemas.openxmlformats.org/drawingml/2006/picture">
+                <pic:pic xmlns:pic="http://schemas.openxmlformats.org/drawingml/2006/picture">
+                  <pic:nvPicPr>
+                    <pic:cNvPr id="1" name=""/>
+                    <pic:cNvPicPr/>
+                  </pic:nvPicPr>
+                  <pic:blipFill>
+                    <a:blip r:embed="rId190"/>
+                    <a:stretch>
+                      <a:fillRect/>
+                    </a:stretch>
+                  </pic:blipFill>
+                  <pic:spPr>
+                    <a:xfrm>
+                      <a:off x="0" y="0"/>
+                      <a:ext cx="1676634" cy="1848108"/>
+                    </a:xfrm>
+                    <a:prstGeom prst="rect">
+                      <a:avLst/>
+                    </a:prstGeom>
+                  </pic:spPr>
+                </pic:pic>
+              </a:graphicData>
+            </a:graphic>
+          </wp:inline>
+        </w:drawing>
+      </w:r>
+    </w:p>
+    <w:p>
+      <w:pPr>
+        <w:tabs>
+          <w:tab w:val="left" w:pos="3105"/>
+        </w:tabs>
+      </w:pPr>
+    </w:p>
+    <w:p>
+      <w:pPr>
+        <w:tabs>
+          <w:tab w:val="left" w:pos="3105"/>
+        </w:tabs>
+      </w:pPr>
+      <w:r>
+        <w:t xml:space="preserve">118- </w:t>
+      </w:r>
+      <w:r>
+        <w:rPr>
+          <w:b/>
+        </w:rPr>
+        <w:t>Sombra nos elementos</w:t>
+      </w:r>
+      <w:r>
+        <w:t xml:space="preserve"> </w:t>
+      </w:r>
+    </w:p>
+    <w:p>
+      <w:pPr>
+        <w:tabs>
+          <w:tab w:val="left" w:pos="3105"/>
+        </w:tabs>
+      </w:pPr>
+      <w:r>
+        <w:t>Como funciona a sombra?</w:t>
+      </w:r>
+    </w:p>
+    <w:p>
+      <w:pPr>
+        <w:tabs>
+          <w:tab w:val="left" w:pos="3105"/>
+        </w:tabs>
+      </w:pPr>
+      <w:r>
+        <w:t xml:space="preserve">É como se coloca uma luz em cima do elemento que vai refletir a sombra em baixo </w:t>
+      </w:r>
+    </w:p>
+    <w:p>
+      <w:pPr>
+        <w:tabs>
+          <w:tab w:val="left" w:pos="3105"/>
+        </w:tabs>
+      </w:pPr>
+      <w:r>
+        <w:t xml:space="preserve">Na </w:t>
+      </w:r>
+      <w:proofErr w:type="spellStart"/>
+      <w:r>
+        <w:t>class</w:t>
+      </w:r>
+      <w:proofErr w:type="spellEnd"/>
+      <w:r>
+        <w:t xml:space="preserve"> </w:t>
+      </w:r>
+      <w:proofErr w:type="spellStart"/>
+      <w:r>
+        <w:t>imagembeneficios</w:t>
+      </w:r>
+      <w:proofErr w:type="spellEnd"/>
+      <w:r>
+        <w:t xml:space="preserve"> vamos colocar box-</w:t>
+      </w:r>
+      <w:proofErr w:type="spellStart"/>
+      <w:r>
+        <w:t>shadow</w:t>
+      </w:r>
+      <w:proofErr w:type="spellEnd"/>
+      <w:r>
+        <w:t xml:space="preserve"> que significa sombra em caixa que possuem a propriedade </w:t>
+      </w:r>
+      <w:r>
+        <w:t>do eixo x e y parecido com o exemplo abaixo:</w:t>
+      </w:r>
+    </w:p>
+    <w:p>
+      <w:pPr>
+        <w:tabs>
+          <w:tab w:val="left" w:pos="3105"/>
+        </w:tabs>
+      </w:pPr>
+      <w:r>
+        <w:rPr>
+          <w:noProof/>
+        </w:rPr>
+        <w:drawing>
+          <wp:inline distT="0" distB="0" distL="0" distR="0" wp14:anchorId="2C023199">
+            <wp:extent cx="2458085" cy="1085850"/>
+            <wp:effectExtent l="0" t="0" r="0" b="0"/>
+            <wp:docPr id="175" name="Imagem 175"/>
+            <wp:cNvGraphicFramePr>
+              <a:graphicFrameLocks xmlns:a="http://schemas.openxmlformats.org/drawingml/2006/main" noChangeAspect="1"/>
+            </wp:cNvGraphicFramePr>
+            <a:graphic xmlns:a="http://schemas.openxmlformats.org/drawingml/2006/main">
+              <a:graphicData uri="http://schemas.openxmlformats.org/drawingml/2006/picture">
+                <pic:pic xmlns:pic="http://schemas.openxmlformats.org/drawingml/2006/picture">
+                  <pic:nvPicPr>
+                    <pic:cNvPr id="0" name="Picture 2"/>
+                    <pic:cNvPicPr>
+                      <a:picLocks noChangeAspect="1" noChangeArrowheads="1"/>
+                    </pic:cNvPicPr>
+                  </pic:nvPicPr>
+                  <pic:blipFill>
+                    <a:blip r:embed="rId191">
+                      <a:extLst>
+                        <a:ext uri="{28A0092B-C50C-407E-A947-70E740481C1C}">
+                          <a14:useLocalDpi xmlns:a14="http://schemas.microsoft.com/office/drawing/2010/main" val="0"/>
+                        </a:ext>
+                      </a:extLst>
+                    </a:blip>
+                    <a:srcRect/>
+                    <a:stretch>
+                      <a:fillRect/>
+                    </a:stretch>
+                  </pic:blipFill>
+                  <pic:spPr bwMode="auto">
+                    <a:xfrm>
+                      <a:off x="0" y="0"/>
+                      <a:ext cx="2458085" cy="1085850"/>
+                    </a:xfrm>
+                    <a:prstGeom prst="rect">
+                      <a:avLst/>
+                    </a:prstGeom>
+                    <a:noFill/>
+                  </pic:spPr>
+                </pic:pic>
+              </a:graphicData>
+            </a:graphic>
+          </wp:inline>
+        </w:drawing>
+      </w:r>
+    </w:p>
+    <w:p>
+      <w:pPr>
+        <w:tabs>
+          <w:tab w:val="left" w:pos="3105"/>
+        </w:tabs>
+      </w:pPr>
+    </w:p>
+    <w:p>
+      <w:pPr>
+        <w:tabs>
+          <w:tab w:val="left" w:pos="3105"/>
+        </w:tabs>
+      </w:pPr>
+      <w:r>
+        <w:t xml:space="preserve">119- Para espalhar a sombra utilizamos um valor chamado </w:t>
+      </w:r>
+      <w:proofErr w:type="spellStart"/>
+      <w:r>
+        <w:t>bluer</w:t>
+      </w:r>
+      <w:proofErr w:type="spellEnd"/>
+      <w:r>
+        <w:t xml:space="preserve"> </w:t>
+      </w:r>
+    </w:p>
+    <w:p>
+      <w:pPr>
+        <w:tabs>
+          <w:tab w:val="left" w:pos="3105"/>
+        </w:tabs>
+      </w:pPr>
+      <w:r>
+        <w:rPr>
+          <w:noProof/>
+        </w:rPr>
+        <w:drawing>
+          <wp:inline distT="0" distB="0" distL="0" distR="0" wp14:anchorId="4782865E">
+            <wp:extent cx="2257425" cy="1343025"/>
+            <wp:effectExtent l="0" t="0" r="9525" b="9525"/>
+            <wp:docPr id="177" name="Imagem 177"/>
+            <wp:cNvGraphicFramePr>
+              <a:graphicFrameLocks xmlns:a="http://schemas.openxmlformats.org/drawingml/2006/main" noChangeAspect="1"/>
+            </wp:cNvGraphicFramePr>
+            <a:graphic xmlns:a="http://schemas.openxmlformats.org/drawingml/2006/main">
+              <a:graphicData uri="http://schemas.openxmlformats.org/drawingml/2006/picture">
+                <pic:pic xmlns:pic="http://schemas.openxmlformats.org/drawingml/2006/picture">
+                  <pic:nvPicPr>
+                    <pic:cNvPr id="0" name="Picture 3"/>
+                    <pic:cNvPicPr>
+                      <a:picLocks noChangeAspect="1" noChangeArrowheads="1"/>
+                    </pic:cNvPicPr>
+                  </pic:nvPicPr>
+                  <pic:blipFill>
+                    <a:blip r:embed="rId192">
+                      <a:extLst>
+                        <a:ext uri="{28A0092B-C50C-407E-A947-70E740481C1C}">
+                          <a14:useLocalDpi xmlns:a14="http://schemas.microsoft.com/office/drawing/2010/main" val="0"/>
+                        </a:ext>
+                      </a:extLst>
+                    </a:blip>
+                    <a:srcRect/>
+                    <a:stretch>
+                      <a:fillRect/>
+                    </a:stretch>
+                  </pic:blipFill>
+                  <pic:spPr bwMode="auto">
+                    <a:xfrm>
+                      <a:off x="0" y="0"/>
+                      <a:ext cx="2257425" cy="1343025"/>
+                    </a:xfrm>
+                    <a:prstGeom prst="rect">
+                      <a:avLst/>
+                    </a:prstGeom>
+                    <a:noFill/>
+                  </pic:spPr>
+                </pic:pic>
+              </a:graphicData>
+            </a:graphic>
+          </wp:inline>
+        </w:drawing>
+      </w:r>
+    </w:p>
+    <w:p>
+      <w:pPr>
+        <w:tabs>
+          <w:tab w:val="left" w:pos="3105"/>
+        </w:tabs>
+      </w:pPr>
+      <w:r>
+        <w:rPr>
+          <w:noProof/>
+        </w:rPr>
+        <w:drawing>
+          <wp:inline distT="0" distB="0" distL="0" distR="0" wp14:anchorId="55630B1A">
+            <wp:extent cx="5296535" cy="2343785"/>
+            <wp:effectExtent l="0" t="0" r="0" b="0"/>
+            <wp:docPr id="182" name="Imagem 182"/>
+            <wp:cNvGraphicFramePr>
+              <a:graphicFrameLocks xmlns:a="http://schemas.openxmlformats.org/drawingml/2006/main" noChangeAspect="1"/>
+            </wp:cNvGraphicFramePr>
+            <a:graphic xmlns:a="http://schemas.openxmlformats.org/drawingml/2006/main">
+              <a:graphicData uri="http://schemas.openxmlformats.org/drawingml/2006/picture">
+                <pic:pic xmlns:pic="http://schemas.openxmlformats.org/drawingml/2006/picture">
+                  <pic:nvPicPr>
+                    <pic:cNvPr id="0" name="Picture 4"/>
+                    <pic:cNvPicPr>
+                      <a:picLocks noChangeAspect="1" noChangeArrowheads="1"/>
+                    </pic:cNvPicPr>
+                  </pic:nvPicPr>
+                  <pic:blipFill>
+                    <a:blip r:embed="rId193">
+                      <a:extLst>
+                        <a:ext uri="{28A0092B-C50C-407E-A947-70E740481C1C}">
+                          <a14:useLocalDpi xmlns:a14="http://schemas.microsoft.com/office/drawing/2010/main" val="0"/>
+                        </a:ext>
+                      </a:extLst>
+                    </a:blip>
+                    <a:srcRect/>
+                    <a:stretch>
+                      <a:fillRect/>
+                    </a:stretch>
+                  </pic:blipFill>
+                  <pic:spPr bwMode="auto">
+                    <a:xfrm>
+                      <a:off x="0" y="0"/>
+                      <a:ext cx="5296535" cy="2343785"/>
+                    </a:xfrm>
+                    <a:prstGeom prst="rect">
+                      <a:avLst/>
+                    </a:prstGeom>
+                    <a:noFill/>
+                  </pic:spPr>
+                </pic:pic>
+              </a:graphicData>
+            </a:graphic>
+          </wp:inline>
+        </w:drawing>
+      </w:r>
+    </w:p>
+    <w:p>
+      <w:pPr>
+        <w:tabs>
+          <w:tab w:val="left" w:pos="3105"/>
+        </w:tabs>
+      </w:pPr>
+    </w:p>
+    <w:p>
+      <w:pPr>
+        <w:tabs>
+          <w:tab w:val="left" w:pos="3105"/>
+        </w:tabs>
+      </w:pPr>
+    </w:p>
+    <w:p>
+      <w:pPr>
+        <w:tabs>
+          <w:tab w:val="left" w:pos="3105"/>
+        </w:tabs>
+      </w:pPr>
+      <w:r>
+        <w:t xml:space="preserve">120- </w:t>
+      </w:r>
+      <w:r>
+        <w:t>No box-</w:t>
+      </w:r>
+      <w:proofErr w:type="spellStart"/>
+      <w:r>
+        <w:t>shadow</w:t>
+      </w:r>
+      <w:proofErr w:type="spellEnd"/>
+      <w:r>
+        <w:t xml:space="preserve"> existe o qu</w:t>
+      </w:r>
+      <w:r>
+        <w:t>a</w:t>
+      </w:r>
+      <w:r>
+        <w:t xml:space="preserve">rto </w:t>
+      </w:r>
+      <w:r>
+        <w:t>valor que seria a propriedade que configura a intensidade da borda a partir do tamanho do elemento, isto é, o tamanho da sombra projetando nesta casa inserimos 20px</w:t>
+      </w:r>
+    </w:p>
+    <w:p>
+      <w:pPr>
+        <w:tabs>
+          <w:tab w:val="left" w:pos="3105"/>
+        </w:tabs>
+      </w:pPr>
+    </w:p>
+    <w:p>
+      <w:pPr>
+        <w:tabs>
+          <w:tab w:val="left" w:pos="3105"/>
+        </w:tabs>
+      </w:pPr>
+      <w:r>
+        <w:drawing>
+          <wp:inline distT="0" distB="0" distL="0" distR="0" wp14:anchorId="717D6EDC" wp14:editId="3B199149">
+            <wp:extent cx="2562583" cy="1333686"/>
+            <wp:effectExtent l="0" t="0" r="9525" b="0"/>
+            <wp:docPr id="183" name="Imagem 183"/>
+            <wp:cNvGraphicFramePr>
+              <a:graphicFrameLocks xmlns:a="http://schemas.openxmlformats.org/drawingml/2006/main" noChangeAspect="1"/>
+            </wp:cNvGraphicFramePr>
+            <a:graphic xmlns:a="http://schemas.openxmlformats.org/drawingml/2006/main">
+              <a:graphicData uri="http://schemas.openxmlformats.org/drawingml/2006/picture">
+                <pic:pic xmlns:pic="http://schemas.openxmlformats.org/drawingml/2006/picture">
+                  <pic:nvPicPr>
+                    <pic:cNvPr id="1" name=""/>
+                    <pic:cNvPicPr/>
+                  </pic:nvPicPr>
+                  <pic:blipFill>
+                    <a:blip r:embed="rId194"/>
+                    <a:stretch>
+                      <a:fillRect/>
+                    </a:stretch>
+                  </pic:blipFill>
+                  <pic:spPr>
+                    <a:xfrm>
+                      <a:off x="0" y="0"/>
+                      <a:ext cx="2562583" cy="1333686"/>
+                    </a:xfrm>
+                    <a:prstGeom prst="rect">
+                      <a:avLst/>
+                    </a:prstGeom>
+                  </pic:spPr>
+                </pic:pic>
+              </a:graphicData>
+            </a:graphic>
+          </wp:inline>
+        </w:drawing>
+      </w:r>
+    </w:p>
+    <w:p>
+      <w:pPr>
+        <w:tabs>
+          <w:tab w:val="left" w:pos="3105"/>
+        </w:tabs>
+      </w:pPr>
+    </w:p>
+    <w:p>
+      <w:pPr>
+        <w:tabs>
+          <w:tab w:val="left" w:pos="3105"/>
+        </w:tabs>
+      </w:pPr>
+      <w:r>
+        <w:t>121- Design</w:t>
+      </w:r>
+      <w:r>
+        <w:t xml:space="preserve"> responsável</w:t>
+      </w:r>
+    </w:p>
+    <w:p>
+      <w:pPr>
+        <w:tabs>
+          <w:tab w:val="left" w:pos="3105"/>
+        </w:tabs>
+      </w:pPr>
+      <w:r>
+        <w:t xml:space="preserve"> O que podemos para saber se a nossa página está adaptada para uso do celular </w:t>
+      </w:r>
+    </w:p>
+    <w:p>
+      <w:pPr>
+        <w:tabs>
+          <w:tab w:val="left" w:pos="3105"/>
+        </w:tabs>
+      </w:pPr>
+      <w:r>
+        <w:t>Tem duas formas de abrir e para verificar a ferramenta do desenvolvimento onde podemos verificar.</w:t>
+      </w:r>
+    </w:p>
+    <w:p>
+      <w:pPr>
+        <w:pStyle w:val="PargrafodaLista"/>
+        <w:tabs>
+          <w:tab w:val="left" w:pos="3105"/>
+        </w:tabs>
+      </w:pPr>
+      <w:r>
+        <w:t>1-</w:t>
+      </w:r>
+      <w:proofErr w:type="gramStart"/>
+      <w:r>
+        <w:t>contr</w:t>
+      </w:r>
+      <w:proofErr w:type="gramEnd"/>
+      <w:r>
+        <w:t xml:space="preserve"> + </w:t>
+      </w:r>
+      <w:proofErr w:type="spellStart"/>
+      <w:r>
+        <w:t>shitf+</w:t>
+      </w:r>
+      <w:r>
+        <w:t>I</w:t>
+      </w:r>
+      <w:proofErr w:type="spellEnd"/>
+    </w:p>
+    <w:p>
+      <w:pPr>
+        <w:pStyle w:val="PargrafodaLista"/>
+        <w:tabs>
+          <w:tab w:val="left" w:pos="3105"/>
+        </w:tabs>
+      </w:pPr>
+      <w:r>
+        <w:t>2-F12</w:t>
+      </w:r>
+    </w:p>
+    <w:p>
+      <w:pPr>
+        <w:tabs>
+          <w:tab w:val="left" w:pos="3105"/>
+        </w:tabs>
+      </w:pPr>
+      <w:r>
+        <w:rPr>
+          <w:noProof/>
+        </w:rPr>
+        <w:drawing>
+          <wp:inline distT="0" distB="0" distL="0" distR="0" wp14:anchorId="37CB7F85">
+            <wp:extent cx="6259054" cy="1266825"/>
+            <wp:effectExtent l="0" t="0" r="8890" b="0"/>
+            <wp:docPr id="184" name="Imagem 184"/>
+            <wp:cNvGraphicFramePr>
+              <a:graphicFrameLocks xmlns:a="http://schemas.openxmlformats.org/drawingml/2006/main" noChangeAspect="1"/>
+            </wp:cNvGraphicFramePr>
+            <a:graphic xmlns:a="http://schemas.openxmlformats.org/drawingml/2006/main">
+              <a:graphicData uri="http://schemas.openxmlformats.org/drawingml/2006/picture">
+                <pic:pic xmlns:pic="http://schemas.openxmlformats.org/drawingml/2006/picture">
+                  <pic:nvPicPr>
+                    <pic:cNvPr id="0" name="Picture 2"/>
+                    <pic:cNvPicPr>
+                      <a:picLocks noChangeAspect="1" noChangeArrowheads="1"/>
+                    </pic:cNvPicPr>
+                  </pic:nvPicPr>
+                  <pic:blipFill>
+                    <a:blip r:embed="rId195">
+                      <a:extLst>
+                        <a:ext uri="{28A0092B-C50C-407E-A947-70E740481C1C}">
+                          <a14:useLocalDpi xmlns:a14="http://schemas.microsoft.com/office/drawing/2010/main" val="0"/>
+                        </a:ext>
+                      </a:extLst>
+                    </a:blip>
+                    <a:srcRect/>
+                    <a:stretch>
+                      <a:fillRect/>
+                    </a:stretch>
+                  </pic:blipFill>
+                  <pic:spPr bwMode="auto">
+                    <a:xfrm>
+                      <a:off x="0" y="0"/>
+                      <a:ext cx="6366853" cy="1288643"/>
+                    </a:xfrm>
+                    <a:prstGeom prst="rect">
+                      <a:avLst/>
+                    </a:prstGeom>
+                    <a:noFill/>
+                  </pic:spPr>
+                </pic:pic>
+              </a:graphicData>
+            </a:graphic>
+          </wp:inline>
+        </w:drawing>
+      </w:r>
+    </w:p>
+    <w:p/>
+    <w:p>
+      <w:pPr>
+        <w:tabs>
+          <w:tab w:val="left" w:pos="1305"/>
+        </w:tabs>
+      </w:pPr>
+      <w:r>
+        <w:t xml:space="preserve"> Ao clicar no botão </w:t>
+      </w:r>
+      <w:r>
+        <w:t>conforme desenho acima p</w:t>
+      </w:r>
+      <w:r>
+        <w:t>odemos ver o nosso site como ele se comporta com o formato de celular</w:t>
+      </w:r>
+    </w:p>
+    <w:p>
+      <w:pPr>
+        <w:tabs>
+          <w:tab w:val="left" w:pos="1305"/>
+        </w:tabs>
+      </w:pPr>
+    </w:p>
+    <w:p>
+      <w:pPr>
+        <w:tabs>
+          <w:tab w:val="left" w:pos="1305"/>
+        </w:tabs>
+      </w:pPr>
+      <w:r>
+        <w:t xml:space="preserve">122- Precisamos compreender quantos pixels existe na tela para trabalharmos em uma melhor exibição atualmente a nossa tela esta adaptada ao tamanho disponibilizado </w:t>
+      </w:r>
+      <w:r>
+        <w:t>pelo navegador de 940px mínimo.</w:t>
+      </w:r>
+    </w:p>
+    <w:p>
+      <w:pPr>
+        <w:tabs>
+          <w:tab w:val="left" w:pos="1305"/>
+        </w:tabs>
+      </w:pPr>
+      <w:r>
+        <w:t xml:space="preserve">No caso dos celulares o panorama é mais diferente mesmo que a resolução de dispositivo de celular seja de 2000px a quantidade de pixels na tela sempre será diferente esses valores são chamados de </w:t>
+      </w:r>
+      <w:proofErr w:type="spellStart"/>
+      <w:r>
+        <w:t>dpi</w:t>
+      </w:r>
+      <w:proofErr w:type="spellEnd"/>
+      <w:r>
+        <w:t xml:space="preserve"> que a densidade de pixels por polegada.</w:t>
+      </w:r>
+    </w:p>
+    <w:p>
+      <w:pPr>
+        <w:tabs>
+          <w:tab w:val="left" w:pos="1305"/>
+        </w:tabs>
+      </w:pPr>
+      <w:r>
+        <w:t>Geralmente ainda possuem 320px de largura de tela, alguns maiores 350px a 480px.</w:t>
+      </w:r>
+    </w:p>
+    <w:p>
+      <w:pPr>
+        <w:tabs>
+          <w:tab w:val="left" w:pos="1305"/>
+        </w:tabs>
+        <w:rPr>
+          <w:b/>
+        </w:rPr>
+      </w:pPr>
+      <w:r>
+        <w:rPr>
+          <w:b/>
+        </w:rPr>
+        <w:t xml:space="preserve">Para saber a quantidade de pixels o navegador utiliza uma </w:t>
+      </w:r>
+      <w:proofErr w:type="spellStart"/>
+      <w:r>
+        <w:rPr>
+          <w:b/>
+        </w:rPr>
+        <w:t>tag</w:t>
+      </w:r>
+      <w:proofErr w:type="spellEnd"/>
+      <w:r>
+        <w:rPr>
+          <w:b/>
+        </w:rPr>
+        <w:t xml:space="preserve"> do </w:t>
+      </w:r>
+      <w:proofErr w:type="spellStart"/>
+      <w:r>
+        <w:rPr>
+          <w:b/>
+        </w:rPr>
+        <w:t>html</w:t>
+      </w:r>
+      <w:proofErr w:type="spellEnd"/>
+      <w:r>
+        <w:rPr>
+          <w:b/>
+        </w:rPr>
+        <w:t xml:space="preserve"> </w:t>
+      </w:r>
+      <w:proofErr w:type="gramStart"/>
+      <w:r>
+        <w:rPr>
+          <w:b/>
+        </w:rPr>
+        <w:t>( ou</w:t>
+      </w:r>
+      <w:proofErr w:type="gramEnd"/>
+      <w:r>
+        <w:rPr>
+          <w:b/>
+        </w:rPr>
+        <w:t xml:space="preserve"> seja para saber o tamanho da tela que </w:t>
+      </w:r>
+      <w:proofErr w:type="spellStart"/>
+      <w:r>
+        <w:rPr>
+          <w:b/>
+        </w:rPr>
+        <w:t>esta</w:t>
+      </w:r>
+      <w:proofErr w:type="spellEnd"/>
+      <w:r>
+        <w:rPr>
+          <w:b/>
+        </w:rPr>
+        <w:t xml:space="preserve"> sendo renderizado o site</w:t>
+      </w:r>
+    </w:p>
+    <w:p>
+      <w:pPr>
+        <w:tabs>
+          <w:tab w:val="left" w:pos="1305"/>
+        </w:tabs>
+        <w:rPr>
+          <w:b/>
+        </w:rPr>
+      </w:pPr>
+      <w:r>
+        <w:rPr>
+          <w:b/>
+          <w:noProof/>
+        </w:rPr>
+        <w:drawing>
+          <wp:inline distT="0" distB="0" distL="0" distR="0" wp14:anchorId="5B250213">
+            <wp:extent cx="4363085" cy="209550"/>
+            <wp:effectExtent l="0" t="0" r="0" b="0"/>
+            <wp:docPr id="186" name="Imagem 186"/>
+            <wp:cNvGraphicFramePr>
+              <a:graphicFrameLocks xmlns:a="http://schemas.openxmlformats.org/drawingml/2006/main" noChangeAspect="1"/>
+            </wp:cNvGraphicFramePr>
+            <a:graphic xmlns:a="http://schemas.openxmlformats.org/drawingml/2006/main">
+              <a:graphicData uri="http://schemas.openxmlformats.org/drawingml/2006/picture">
+                <pic:pic xmlns:pic="http://schemas.openxmlformats.org/drawingml/2006/picture">
+                  <pic:nvPicPr>
+                    <pic:cNvPr id="0" name="Picture 4"/>
+                    <pic:cNvPicPr>
+                      <a:picLocks noChangeAspect="1" noChangeArrowheads="1"/>
+                    </pic:cNvPicPr>
+                  </pic:nvPicPr>
+                  <pic:blipFill>
+                    <a:blip r:embed="rId196">
+                      <a:extLst>
+                        <a:ext uri="{28A0092B-C50C-407E-A947-70E740481C1C}">
+                          <a14:useLocalDpi xmlns:a14="http://schemas.microsoft.com/office/drawing/2010/main" val="0"/>
+                        </a:ext>
+                      </a:extLst>
+                    </a:blip>
+                    <a:srcRect/>
+                    <a:stretch>
+                      <a:fillRect/>
+                    </a:stretch>
+                  </pic:blipFill>
+                  <pic:spPr bwMode="auto">
+                    <a:xfrm>
+                      <a:off x="0" y="0"/>
+                      <a:ext cx="4363085" cy="209550"/>
+                    </a:xfrm>
+                    <a:prstGeom prst="rect">
+                      <a:avLst/>
+                    </a:prstGeom>
+                    <a:noFill/>
+                  </pic:spPr>
+                </pic:pic>
+              </a:graphicData>
+            </a:graphic>
+          </wp:inline>
+        </w:drawing>
+      </w:r>
+    </w:p>
+    <w:p>
+      <w:pPr>
+        <w:tabs>
+          <w:tab w:val="left" w:pos="1305"/>
+        </w:tabs>
+        <w:rPr>
+          <w:b/>
+        </w:rPr>
+      </w:pPr>
+    </w:p>
+    <w:p>
+      <w:pPr>
+        <w:tabs>
+          <w:tab w:val="left" w:pos="1305"/>
+        </w:tabs>
+      </w:pPr>
+      <w:r>
+        <w:t>123-</w:t>
+      </w:r>
+      <w:r>
+        <w:t xml:space="preserve"> Estamos informando ao navegador ao fazer uma pesquisa a onde possui </w:t>
+      </w:r>
+      <w:proofErr w:type="gramStart"/>
+      <w:r>
+        <w:t>um tela</w:t>
+      </w:r>
+      <w:proofErr w:type="gramEnd"/>
+      <w:r>
+        <w:t xml:space="preserve"> que </w:t>
+      </w:r>
       <w:bookmarkStart w:id="0" w:name="_GoBack"/>
       <w:bookmarkEnd w:id="0"/>
-    </w:p>
-    <w:p>
-      <w:pPr>
-        <w:tabs>
-          <w:tab w:val="left" w:pos="3105"/>
-        </w:tabs>
-      </w:pPr>
-      <w:r>
-        <w:t xml:space="preserve"> </w:t>
-      </w:r>
-    </w:p>
-    <w:p>
-      <w:pPr>
-        <w:tabs>
-          <w:tab w:val="left" w:pos="3105"/>
-        </w:tabs>
-      </w:pPr>
-    </w:p>
-    <w:p>
-      <w:pPr>
-        <w:tabs>
-          <w:tab w:val="left" w:pos="3105"/>
-        </w:tabs>
-      </w:pPr>
-    </w:p>
-    <w:p>
-      <w:pPr>
-        <w:tabs>
-          <w:tab w:val="left" w:pos="3105"/>
-        </w:tabs>
-      </w:pPr>
-    </w:p>
-    <w:p>
-      <w:pPr>
-        <w:tabs>
-          <w:tab w:val="left" w:pos="3105"/>
-        </w:tabs>
-      </w:pPr>
-    </w:p>
-    <w:p>
-      <w:pPr>
-        <w:tabs>
-          <w:tab w:val="left" w:pos="3105"/>
-        </w:tabs>
-      </w:pPr>
-    </w:p>
-    <w:p>
-      <w:pPr>
-        <w:tabs>
-          <w:tab w:val="left" w:pos="3105"/>
-        </w:tabs>
-      </w:pPr>
-      <w:r>
-        <w:t xml:space="preserve"> </w:t>
+      <w:r>
+        <w:t xml:space="preserve">a largura máxima seja 480px precisa entregar seguintes configurações </w:t>
+      </w:r>
+    </w:p>
+    <w:p>
+      <w:pPr>
+        <w:tabs>
+          <w:tab w:val="left" w:pos="1305"/>
+        </w:tabs>
+      </w:pPr>
+      <w:r>
+        <w:rPr>
+          <w:noProof/>
+        </w:rPr>
+        <w:drawing>
+          <wp:inline distT="0" distB="0" distL="0" distR="0" wp14:anchorId="21D426C1">
+            <wp:extent cx="2439035" cy="514350"/>
+            <wp:effectExtent l="0" t="0" r="0" b="0"/>
+            <wp:docPr id="187" name="Imagem 187"/>
+            <wp:cNvGraphicFramePr>
+              <a:graphicFrameLocks xmlns:a="http://schemas.openxmlformats.org/drawingml/2006/main" noChangeAspect="1"/>
+            </wp:cNvGraphicFramePr>
+            <a:graphic xmlns:a="http://schemas.openxmlformats.org/drawingml/2006/main">
+              <a:graphicData uri="http://schemas.openxmlformats.org/drawingml/2006/picture">
+                <pic:pic xmlns:pic="http://schemas.openxmlformats.org/drawingml/2006/picture">
+                  <pic:nvPicPr>
+                    <pic:cNvPr id="0" name="Picture 5"/>
+                    <pic:cNvPicPr>
+                      <a:picLocks noChangeAspect="1" noChangeArrowheads="1"/>
+                    </pic:cNvPicPr>
+                  </pic:nvPicPr>
+                  <pic:blipFill>
+                    <a:blip r:embed="rId197">
+                      <a:extLst>
+                        <a:ext uri="{28A0092B-C50C-407E-A947-70E740481C1C}">
+                          <a14:useLocalDpi xmlns:a14="http://schemas.microsoft.com/office/drawing/2010/main" val="0"/>
+                        </a:ext>
+                      </a:extLst>
+                    </a:blip>
+                    <a:srcRect/>
+                    <a:stretch>
+                      <a:fillRect/>
+                    </a:stretch>
+                  </pic:blipFill>
+                  <pic:spPr bwMode="auto">
+                    <a:xfrm>
+                      <a:off x="0" y="0"/>
+                      <a:ext cx="2439035" cy="514350"/>
+                    </a:xfrm>
+                    <a:prstGeom prst="rect">
+                      <a:avLst/>
+                    </a:prstGeom>
+                    <a:noFill/>
+                  </pic:spPr>
+                </pic:pic>
+              </a:graphicData>
+            </a:graphic>
+          </wp:inline>
+        </w:drawing>
+      </w:r>
+    </w:p>
+    <w:p>
+      <w:pPr>
+        <w:tabs>
+          <w:tab w:val="left" w:pos="1305"/>
+        </w:tabs>
+      </w:pPr>
+    </w:p>
+    <w:p>
+      <w:pPr>
+        <w:tabs>
+          <w:tab w:val="left" w:pos="1305"/>
+        </w:tabs>
+      </w:pPr>
+      <w:r>
+        <w:t>124</w:t>
       </w:r>
     </w:p>
     <w:sectPr>
@@ -14304,13 +16248,12 @@
 <file path=word/numbering.xml><?xml version="1.0" encoding="utf-8"?>
 <w:numbering xmlns:wpc="http://schemas.microsoft.com/office/word/2010/wordprocessingCanvas" xmlns:cx="http://schemas.microsoft.com/office/drawing/2014/chartex" xmlns:cx1="http://schemas.microsoft.com/office/drawing/2015/9/8/chartex" xmlns:cx2="http://schemas.microsoft.com/office/drawing/2015/10/21/chartex" xmlns:cx3="http://schemas.microsoft.com/office/drawing/2016/5/9/chartex" xmlns:cx4="http://schemas.microsoft.com/office/drawing/2016/5/10/chartex" xmlns:cx5="http://schemas.microsoft.com/office/drawing/2016/5/11/chartex" xmlns:cx6="http://schemas.microsoft.com/office/drawing/2016/5/12/chartex" xmlns:cx7="http://schemas.microsoft.com/office/drawing/2016/5/13/chartex" xmlns:cx8="http://schemas.microsoft.com/office/drawing/2016/5/14/chartex" xmlns:mc="http://schemas.openxmlformats.org/markup-compatibility/2006" xmlns:aink="http://schemas.microsoft.com/office/drawing/2016/ink" xmlns:am3d="http://schemas.microsoft.com/office/drawing/2017/model3d" xmlns:o="urn:schemas-microsoft-com:office:office" xmlns:r="http://schemas.openxmlformats.org/officeDocument/2006/relationships" xmlns:m="http://schemas.openxmlformats.org/officeDocument/2006/math" xmlns:v="urn:schemas-microsoft-com:vml" xmlns:wp14="http://schemas.microsoft.com/office/word/2010/wordprocessingDrawing" xmlns:wp="http://schemas.openxmlformats.org/drawingml/2006/wordprocessingDrawing" xmlns:w10="urn:schemas-microsoft-com:office:word" xmlns:w="http://schemas.openxmlformats.org/wordprocessingml/2006/main" xmlns:w14="http://schemas.microsoft.com/office/word/2010/wordml" xmlns:w15="http://schemas.microsoft.com/office/word/2012/wordml" xmlns:w16cid="http://schemas.microsoft.com/office/word/2016/wordml/cid" xmlns:w16se="http://schemas.microsoft.com/office/word/2015/wordml/symex" xmlns:wpg="http://schemas.microsoft.com/office/word/2010/wordprocessingGroup" xmlns:wpi="http://schemas.microsoft.com/office/word/2010/wordprocessingInk" xmlns:wne="http://schemas.microsoft.com/office/word/2006/wordml" xmlns:wps="http://schemas.microsoft.com/office/word/2010/wordprocessingShape" mc:Ignorable="w14 w15 w16se w16cid wp14">
   <w:abstractNum w:abstractNumId="0" w15:restartNumberingAfterBreak="0">
-    <w:nsid w:val="0EAB796B"/>
+    <w:nsid w:val="0D4A0D7B"/>
     <w:multiLevelType w:val="hybridMultilevel"/>
-    <w:tmpl w:val="858CE26E"/>
-    <w:lvl w:ilvl="0" w:tplc="0416000F">
-      <w:start w:val="1"/>
+    <w:tmpl w:val="E8686B28"/>
+    <w:lvl w:ilvl="0" w:tplc="09F425B4">
       <w:numFmt w:val="decimal"/>
-      <w:lvlText w:val="%1."/>
+      <w:lvlText w:val="%1-"/>
       <w:lvlJc w:val="left"/>
       <w:pPr>
         <w:ind w:left="720" w:hanging="360"/>
@@ -14393,6 +16336,95 @@
     </w:lvl>
   </w:abstractNum>
   <w:abstractNum w:abstractNumId="1" w15:restartNumberingAfterBreak="0">
+    <w:nsid w:val="0EAB796B"/>
+    <w:multiLevelType w:val="hybridMultilevel"/>
+    <w:tmpl w:val="858CE26E"/>
+    <w:lvl w:ilvl="0" w:tplc="0416000F">
+      <w:start w:val="1"/>
+      <w:numFmt w:val="decimal"/>
+      <w:lvlText w:val="%1."/>
+      <w:lvlJc w:val="left"/>
+      <w:pPr>
+        <w:ind w:left="720" w:hanging="360"/>
+      </w:pPr>
+      <w:rPr>
+        <w:rFonts w:hint="default"/>
+      </w:rPr>
+    </w:lvl>
+    <w:lvl w:ilvl="1" w:tplc="04160019" w:tentative="1">
+      <w:start w:val="1"/>
+      <w:numFmt w:val="lowerLetter"/>
+      <w:lvlText w:val="%2."/>
+      <w:lvlJc w:val="left"/>
+      <w:pPr>
+        <w:ind w:left="1440" w:hanging="360"/>
+      </w:pPr>
+    </w:lvl>
+    <w:lvl w:ilvl="2" w:tplc="0416001B" w:tentative="1">
+      <w:start w:val="1"/>
+      <w:numFmt w:val="lowerRoman"/>
+      <w:lvlText w:val="%3."/>
+      <w:lvlJc w:val="right"/>
+      <w:pPr>
+        <w:ind w:left="2160" w:hanging="180"/>
+      </w:pPr>
+    </w:lvl>
+    <w:lvl w:ilvl="3" w:tplc="0416000F" w:tentative="1">
+      <w:start w:val="1"/>
+      <w:numFmt w:val="decimal"/>
+      <w:lvlText w:val="%4."/>
+      <w:lvlJc w:val="left"/>
+      <w:pPr>
+        <w:ind w:left="2880" w:hanging="360"/>
+      </w:pPr>
+    </w:lvl>
+    <w:lvl w:ilvl="4" w:tplc="04160019" w:tentative="1">
+      <w:start w:val="1"/>
+      <w:numFmt w:val="lowerLetter"/>
+      <w:lvlText w:val="%5."/>
+      <w:lvlJc w:val="left"/>
+      <w:pPr>
+        <w:ind w:left="3600" w:hanging="360"/>
+      </w:pPr>
+    </w:lvl>
+    <w:lvl w:ilvl="5" w:tplc="0416001B" w:tentative="1">
+      <w:start w:val="1"/>
+      <w:numFmt w:val="lowerRoman"/>
+      <w:lvlText w:val="%6."/>
+      <w:lvlJc w:val="right"/>
+      <w:pPr>
+        <w:ind w:left="4320" w:hanging="180"/>
+      </w:pPr>
+    </w:lvl>
+    <w:lvl w:ilvl="6" w:tplc="0416000F" w:tentative="1">
+      <w:start w:val="1"/>
+      <w:numFmt w:val="decimal"/>
+      <w:lvlText w:val="%7."/>
+      <w:lvlJc w:val="left"/>
+      <w:pPr>
+        <w:ind w:left="5040" w:hanging="360"/>
+      </w:pPr>
+    </w:lvl>
+    <w:lvl w:ilvl="7" w:tplc="04160019" w:tentative="1">
+      <w:start w:val="1"/>
+      <w:numFmt w:val="lowerLetter"/>
+      <w:lvlText w:val="%8."/>
+      <w:lvlJc w:val="left"/>
+      <w:pPr>
+        <w:ind w:left="5760" w:hanging="360"/>
+      </w:pPr>
+    </w:lvl>
+    <w:lvl w:ilvl="8" w:tplc="0416001B" w:tentative="1">
+      <w:start w:val="1"/>
+      <w:numFmt w:val="lowerRoman"/>
+      <w:lvlText w:val="%9."/>
+      <w:lvlJc w:val="right"/>
+      <w:pPr>
+        <w:ind w:left="6480" w:hanging="180"/>
+      </w:pPr>
+    </w:lvl>
+  </w:abstractNum>
+  <w:abstractNum w:abstractNumId="2" w15:restartNumberingAfterBreak="0">
     <w:nsid w:val="3179215A"/>
     <w:multiLevelType w:val="hybridMultilevel"/>
     <w:tmpl w:val="8D66FFBA"/>
@@ -14505,7 +16537,7 @@
       </w:rPr>
     </w:lvl>
   </w:abstractNum>
-  <w:abstractNum w:abstractNumId="2" w15:restartNumberingAfterBreak="0">
+  <w:abstractNum w:abstractNumId="3" w15:restartNumberingAfterBreak="0">
     <w:nsid w:val="61DF6460"/>
     <w:multiLevelType w:val="hybridMultilevel"/>
     <w:tmpl w:val="C696E49E"/>
@@ -14594,7 +16626,7 @@
       </w:pPr>
     </w:lvl>
   </w:abstractNum>
-  <w:abstractNum w:abstractNumId="3" w15:restartNumberingAfterBreak="0">
+  <w:abstractNum w:abstractNumId="4" w15:restartNumberingAfterBreak="0">
     <w:nsid w:val="66186F18"/>
     <w:multiLevelType w:val="hybridMultilevel"/>
     <w:tmpl w:val="B7828770"/>
@@ -14684,16 +16716,19 @@
     </w:lvl>
   </w:abstractNum>
   <w:num w:numId="1">
-    <w:abstractNumId w:val="0"/>
+    <w:abstractNumId w:val="1"/>
   </w:num>
   <w:num w:numId="2">
+    <w:abstractNumId w:val="3"/>
+  </w:num>
+  <w:num w:numId="3">
     <w:abstractNumId w:val="2"/>
   </w:num>
-  <w:num w:numId="3">
-    <w:abstractNumId w:val="1"/>
+  <w:num w:numId="4">
+    <w:abstractNumId w:val="4"/>
   </w:num>
-  <w:num w:numId="4">
-    <w:abstractNumId w:val="3"/>
+  <w:num w:numId="5">
+    <w:abstractNumId w:val="0"/>
   </w:num>
 </w:numbering>
 </file>
@@ -15504,7 +17539,7 @@
 </file>
 
 <file path=customXml/itemProps1.xml><?xml version="1.0" encoding="utf-8"?>
-<ds:datastoreItem xmlns:ds="http://schemas.openxmlformats.org/officeDocument/2006/customXml" ds:itemID="{7775E608-6D19-41D9-A78D-C93A97E5E174}">
+<ds:datastoreItem xmlns:ds="http://schemas.openxmlformats.org/officeDocument/2006/customXml" ds:itemID="{4BCE72E7-FEF5-44E2-92D9-C82D49622FEA}">
   <ds:schemaRefs>
     <ds:schemaRef ds:uri="http://schemas.openxmlformats.org/officeDocument/2006/bibliography"/>
   </ds:schemaRefs>

--- a/apostila/Projeto Space For Men.docx
+++ b/apostila/Projeto Space For Men.docx
@@ -15705,6 +15705,9 @@
         </w:tabs>
       </w:pPr>
       <w:r>
+        <w:rPr>
+          <w:noProof/>
+        </w:rPr>
         <w:drawing>
           <wp:inline distT="0" distB="0" distL="0" distR="0" wp14:anchorId="717D6EDC" wp14:editId="3B199149">
             <wp:extent cx="2562583" cy="1333686"/>
@@ -16011,7 +16014,21 @@
         <w:rPr>
           <w:b/>
         </w:rPr>
-        <w:t xml:space="preserve"> sendo renderizado o site</w:t>
+        <w:t xml:space="preserve"> sendo </w:t>
+      </w:r>
+      <w:proofErr w:type="spellStart"/>
+      <w:r>
+        <w:rPr>
+          <w:b/>
+        </w:rPr>
+        <w:t>renderizado</w:t>
+      </w:r>
+      <w:proofErr w:type="spellEnd"/>
+      <w:r>
+        <w:rPr>
+          <w:b/>
+        </w:rPr>
+        <w:t xml:space="preserve"> o site</w:t>
       </w:r>
     </w:p>
     <w:p>
@@ -16097,18 +16114,11 @@
       <w:r>
         <w:t xml:space="preserve"> Estamos informando ao navegador ao fazer uma pesquisa a onde possui </w:t>
       </w:r>
-      <w:proofErr w:type="gramStart"/>
-      <w:r>
-        <w:t>um tela</w:t>
-      </w:r>
-      <w:proofErr w:type="gramEnd"/>
-      <w:r>
-        <w:t xml:space="preserve"> que </w:t>
-      </w:r>
-      <w:bookmarkStart w:id="0" w:name="_GoBack"/>
-      <w:bookmarkEnd w:id="0"/>
-      <w:r>
-        <w:t xml:space="preserve">a largura máxima seja 480px precisa entregar seguintes configurações </w:t>
+      <w:r>
+        <w:t>uma tela</w:t>
+      </w:r>
+      <w:r>
+        <w:t xml:space="preserve"> que a largura máxima seja 480px precisa entregar seguintes configurações </w:t>
       </w:r>
     </w:p>
     <w:p>
@@ -16184,6 +16194,1075 @@
       <w:r>
         <w:t>124</w:t>
       </w:r>
+      <w:r>
+        <w:t xml:space="preserve">- </w:t>
+      </w:r>
+      <w:r>
+        <w:t xml:space="preserve">A principal tática </w:t>
+      </w:r>
+      <w:r>
+        <w:t xml:space="preserve">para não perder muito tempo criando um layout respondível é usar medidas proporcional para TUDO ao criar site com layout que se adapte sempre </w:t>
+      </w:r>
+    </w:p>
+    <w:p>
+      <w:pPr>
+        <w:tabs>
+          <w:tab w:val="left" w:pos="1305"/>
+        </w:tabs>
+      </w:pPr>
+      <w:proofErr w:type="gramStart"/>
+      <w:r>
+        <w:t>Ou seja</w:t>
+      </w:r>
+      <w:proofErr w:type="gramEnd"/>
+      <w:r>
+        <w:t xml:space="preserve"> ao observamos o código abaixo podemos deduzir que o nosso sites que a nossa pagina index.html esta bem estruturada com varias divisões com medidas como por exemplo:</w:t>
+      </w:r>
+    </w:p>
+    <w:p>
+      <w:pPr>
+        <w:tabs>
+          <w:tab w:val="left" w:pos="1305"/>
+        </w:tabs>
+      </w:pPr>
+      <w:proofErr w:type="gramStart"/>
+      <w:r>
+        <w:t>.caixa</w:t>
+      </w:r>
+      <w:proofErr w:type="gramEnd"/>
+      <w:r>
+        <w:t xml:space="preserve">( </w:t>
+      </w:r>
+      <w:proofErr w:type="spellStart"/>
+      <w:r>
+        <w:t>div</w:t>
+      </w:r>
+      <w:proofErr w:type="spellEnd"/>
+      <w:r>
+        <w:t xml:space="preserve"> menu com tamanho de 940px)</w:t>
+      </w:r>
+    </w:p>
+    <w:p>
+      <w:pPr>
+        <w:tabs>
+          <w:tab w:val="left" w:pos="1305"/>
+        </w:tabs>
+      </w:pPr>
+      <w:proofErr w:type="gramStart"/>
+      <w:r>
+        <w:t>.principal</w:t>
+      </w:r>
+      <w:proofErr w:type="gramEnd"/>
+      <w:r>
+        <w:t xml:space="preserve">( </w:t>
+      </w:r>
+      <w:proofErr w:type="spellStart"/>
+      <w:r>
+        <w:t>div</w:t>
+      </w:r>
+      <w:proofErr w:type="spellEnd"/>
+      <w:r>
+        <w:t xml:space="preserve"> da seção principal da </w:t>
+      </w:r>
+      <w:proofErr w:type="spellStart"/>
+      <w:r>
+        <w:t>pagina</w:t>
+      </w:r>
+      <w:proofErr w:type="spellEnd"/>
+      <w:r>
+        <w:t xml:space="preserve"> com a medida 940px)</w:t>
+      </w:r>
+    </w:p>
+    <w:p>
+      <w:pPr>
+        <w:tabs>
+          <w:tab w:val="left" w:pos="1305"/>
+        </w:tabs>
+      </w:pPr>
+      <w:proofErr w:type="gramStart"/>
+      <w:r>
+        <w:t>.mapa</w:t>
+      </w:r>
+      <w:proofErr w:type="gramEnd"/>
+      <w:r>
+        <w:t xml:space="preserve"> (</w:t>
+      </w:r>
+      <w:proofErr w:type="spellStart"/>
+      <w:r>
+        <w:t>section</w:t>
+      </w:r>
+      <w:proofErr w:type="spellEnd"/>
+      <w:r>
+        <w:t xml:space="preserve"> do mapa com medida 940px)</w:t>
+      </w:r>
+    </w:p>
+    <w:p>
+      <w:pPr>
+        <w:tabs>
+          <w:tab w:val="left" w:pos="1305"/>
+        </w:tabs>
+      </w:pPr>
+      <w:r>
+        <w:t>Colocamos uma medida para toda divisão da nossa pagina da noss</w:t>
+      </w:r>
+      <w:r>
+        <w:t xml:space="preserve">a pagina tornando fácil para a </w:t>
+      </w:r>
+      <w:proofErr w:type="spellStart"/>
+      <w:r>
+        <w:t>pagina</w:t>
+      </w:r>
+      <w:proofErr w:type="spellEnd"/>
+      <w:r>
+        <w:t xml:space="preserve"> ficar responsiva)</w:t>
+      </w:r>
+    </w:p>
+    <w:p>
+      <w:pPr>
+        <w:tabs>
+          <w:tab w:val="left" w:pos="1305"/>
+        </w:tabs>
+      </w:pPr>
+      <w:r>
+        <w:rPr>
+          <w:noProof/>
+        </w:rPr>
+        <w:drawing>
+          <wp:inline distT="0" distB="0" distL="0" distR="0" wp14:anchorId="276C89E1">
+            <wp:extent cx="5467985" cy="1114425"/>
+            <wp:effectExtent l="0" t="0" r="0" b="9525"/>
+            <wp:docPr id="188" name="Imagem 188"/>
+            <wp:cNvGraphicFramePr>
+              <a:graphicFrameLocks xmlns:a="http://schemas.openxmlformats.org/drawingml/2006/main" noChangeAspect="1"/>
+            </wp:cNvGraphicFramePr>
+            <a:graphic xmlns:a="http://schemas.openxmlformats.org/drawingml/2006/main">
+              <a:graphicData uri="http://schemas.openxmlformats.org/drawingml/2006/picture">
+                <pic:pic xmlns:pic="http://schemas.openxmlformats.org/drawingml/2006/picture">
+                  <pic:nvPicPr>
+                    <pic:cNvPr id="0" name="Picture 6"/>
+                    <pic:cNvPicPr>
+                      <a:picLocks noChangeAspect="1" noChangeArrowheads="1"/>
+                    </pic:cNvPicPr>
+                  </pic:nvPicPr>
+                  <pic:blipFill>
+                    <a:blip r:embed="rId198">
+                      <a:extLst>
+                        <a:ext uri="{28A0092B-C50C-407E-A947-70E740481C1C}">
+                          <a14:useLocalDpi xmlns:a14="http://schemas.microsoft.com/office/drawing/2010/main" val="0"/>
+                        </a:ext>
+                      </a:extLst>
+                    </a:blip>
+                    <a:srcRect/>
+                    <a:stretch>
+                      <a:fillRect/>
+                    </a:stretch>
+                  </pic:blipFill>
+                  <pic:spPr bwMode="auto">
+                    <a:xfrm>
+                      <a:off x="0" y="0"/>
+                      <a:ext cx="5467985" cy="1114425"/>
+                    </a:xfrm>
+                    <a:prstGeom prst="rect">
+                      <a:avLst/>
+                    </a:prstGeom>
+                    <a:noFill/>
+                  </pic:spPr>
+                </pic:pic>
+              </a:graphicData>
+            </a:graphic>
+          </wp:inline>
+        </w:drawing>
+      </w:r>
+    </w:p>
+    <w:p>
+      <w:pPr>
+        <w:tabs>
+          <w:tab w:val="left" w:pos="1305"/>
+        </w:tabs>
+      </w:pPr>
+    </w:p>
+    <w:p>
+      <w:pPr>
+        <w:tabs>
+          <w:tab w:val="left" w:pos="1305"/>
+        </w:tabs>
+      </w:pPr>
+      <w:r>
+        <w:t xml:space="preserve">125- O vídeo estava com uma largura fixa no </w:t>
+      </w:r>
+      <w:proofErr w:type="spellStart"/>
+      <w:r>
+        <w:t>html</w:t>
+      </w:r>
+      <w:proofErr w:type="spellEnd"/>
+      <w:r>
+        <w:t xml:space="preserve"> por isso trocamos o valor para </w:t>
+      </w:r>
+      <w:proofErr w:type="spellStart"/>
+      <w:r>
+        <w:t>whitd</w:t>
+      </w:r>
+      <w:proofErr w:type="spellEnd"/>
+      <w:r>
+        <w:t xml:space="preserve"> 100% com o vídeo ficou ajustado para o tamanho de tela de celular</w:t>
+      </w:r>
+    </w:p>
+    <w:p>
+      <w:pPr>
+        <w:tabs>
+          <w:tab w:val="left" w:pos="1305"/>
+        </w:tabs>
+      </w:pPr>
+      <w:r>
+        <w:rPr>
+          <w:noProof/>
+        </w:rPr>
+        <w:drawing>
+          <wp:inline distT="0" distB="0" distL="0" distR="0" wp14:anchorId="1C587A36">
+            <wp:extent cx="1295400" cy="466725"/>
+            <wp:effectExtent l="0" t="0" r="0" b="9525"/>
+            <wp:docPr id="189" name="Imagem 189"/>
+            <wp:cNvGraphicFramePr>
+              <a:graphicFrameLocks xmlns:a="http://schemas.openxmlformats.org/drawingml/2006/main" noChangeAspect="1"/>
+            </wp:cNvGraphicFramePr>
+            <a:graphic xmlns:a="http://schemas.openxmlformats.org/drawingml/2006/main">
+              <a:graphicData uri="http://schemas.openxmlformats.org/drawingml/2006/picture">
+                <pic:pic xmlns:pic="http://schemas.openxmlformats.org/drawingml/2006/picture">
+                  <pic:nvPicPr>
+                    <pic:cNvPr id="0" name="Picture 7"/>
+                    <pic:cNvPicPr>
+                      <a:picLocks noChangeAspect="1" noChangeArrowheads="1"/>
+                    </pic:cNvPicPr>
+                  </pic:nvPicPr>
+                  <pic:blipFill>
+                    <a:blip r:embed="rId199">
+                      <a:extLst>
+                        <a:ext uri="{28A0092B-C50C-407E-A947-70E740481C1C}">
+                          <a14:useLocalDpi xmlns:a14="http://schemas.microsoft.com/office/drawing/2010/main" val="0"/>
+                        </a:ext>
+                      </a:extLst>
+                    </a:blip>
+                    <a:srcRect/>
+                    <a:stretch>
+                      <a:fillRect/>
+                    </a:stretch>
+                  </pic:blipFill>
+                  <pic:spPr bwMode="auto">
+                    <a:xfrm>
+                      <a:off x="0" y="0"/>
+                      <a:ext cx="1295400" cy="466725"/>
+                    </a:xfrm>
+                    <a:prstGeom prst="rect">
+                      <a:avLst/>
+                    </a:prstGeom>
+                    <a:noFill/>
+                  </pic:spPr>
+                </pic:pic>
+              </a:graphicData>
+            </a:graphic>
+          </wp:inline>
+        </w:drawing>
+      </w:r>
+    </w:p>
+    <w:p>
+      <w:pPr>
+        <w:tabs>
+          <w:tab w:val="left" w:pos="1305"/>
+        </w:tabs>
+      </w:pPr>
+    </w:p>
+    <w:p>
+      <w:pPr>
+        <w:tabs>
+          <w:tab w:val="left" w:pos="1305"/>
+        </w:tabs>
+      </w:pPr>
+      <w:r>
+        <w:t>126- Para centralizar o logo que está dentro do h1 utilizamos o seguinte comando:</w:t>
+      </w:r>
+    </w:p>
+    <w:p>
+      <w:pPr>
+        <w:tabs>
+          <w:tab w:val="left" w:pos="1305"/>
+        </w:tabs>
+      </w:pPr>
+      <w:r>
+        <w:rPr>
+          <w:noProof/>
+        </w:rPr>
+        <w:drawing>
+          <wp:inline distT="0" distB="0" distL="0" distR="0" wp14:anchorId="4D0B5A62">
+            <wp:extent cx="3362582" cy="1066789"/>
+            <wp:effectExtent l="0" t="0" r="0" b="635"/>
+            <wp:docPr id="190" name="Imagem 190"/>
+            <wp:cNvGraphicFramePr>
+              <a:graphicFrameLocks xmlns:a="http://schemas.openxmlformats.org/drawingml/2006/main" noChangeAspect="1"/>
+            </wp:cNvGraphicFramePr>
+            <a:graphic xmlns:a="http://schemas.openxmlformats.org/drawingml/2006/main">
+              <a:graphicData uri="http://schemas.openxmlformats.org/drawingml/2006/picture">
+                <pic:pic xmlns:pic="http://schemas.openxmlformats.org/drawingml/2006/picture">
+                  <pic:nvPicPr>
+                    <pic:cNvPr id="0" name="Picture 8"/>
+                    <pic:cNvPicPr>
+                      <a:picLocks noChangeAspect="1" noChangeArrowheads="1"/>
+                    </pic:cNvPicPr>
+                  </pic:nvPicPr>
+                  <pic:blipFill>
+                    <a:blip r:embed="rId200">
+                      <a:extLst>
+                        <a:ext uri="{28A0092B-C50C-407E-A947-70E740481C1C}">
+                          <a14:useLocalDpi xmlns:a14="http://schemas.microsoft.com/office/drawing/2010/main" val="0"/>
+                        </a:ext>
+                      </a:extLst>
+                    </a:blip>
+                    <a:srcRect/>
+                    <a:stretch>
+                      <a:fillRect/>
+                    </a:stretch>
+                  </pic:blipFill>
+                  <pic:spPr bwMode="auto">
+                    <a:xfrm>
+                      <a:off x="0" y="0"/>
+                      <a:ext cx="3467908" cy="1100204"/>
+                    </a:xfrm>
+                    <a:prstGeom prst="rect">
+                      <a:avLst/>
+                    </a:prstGeom>
+                    <a:noFill/>
+                  </pic:spPr>
+                </pic:pic>
+              </a:graphicData>
+            </a:graphic>
+          </wp:inline>
+        </w:drawing>
+      </w:r>
+      <w:r>
+        <w:rPr>
+          <w:noProof/>
+        </w:rPr>
+        <w:drawing>
+          <wp:inline distT="0" distB="0" distL="0" distR="0" wp14:anchorId="7219E911">
+            <wp:extent cx="1748437" cy="3448050"/>
+            <wp:effectExtent l="0" t="0" r="4445" b="0"/>
+            <wp:docPr id="191" name="Imagem 191"/>
+            <wp:cNvGraphicFramePr>
+              <a:graphicFrameLocks xmlns:a="http://schemas.openxmlformats.org/drawingml/2006/main" noChangeAspect="1"/>
+            </wp:cNvGraphicFramePr>
+            <a:graphic xmlns:a="http://schemas.openxmlformats.org/drawingml/2006/main">
+              <a:graphicData uri="http://schemas.openxmlformats.org/drawingml/2006/picture">
+                <pic:pic xmlns:pic="http://schemas.openxmlformats.org/drawingml/2006/picture">
+                  <pic:nvPicPr>
+                    <pic:cNvPr id="0" name="Picture 9"/>
+                    <pic:cNvPicPr>
+                      <a:picLocks noChangeAspect="1" noChangeArrowheads="1"/>
+                    </pic:cNvPicPr>
+                  </pic:nvPicPr>
+                  <pic:blipFill>
+                    <a:blip r:embed="rId201">
+                      <a:extLst>
+                        <a:ext uri="{28A0092B-C50C-407E-A947-70E740481C1C}">
+                          <a14:useLocalDpi xmlns:a14="http://schemas.microsoft.com/office/drawing/2010/main" val="0"/>
+                        </a:ext>
+                      </a:extLst>
+                    </a:blip>
+                    <a:srcRect/>
+                    <a:stretch>
+                      <a:fillRect/>
+                    </a:stretch>
+                  </pic:blipFill>
+                  <pic:spPr bwMode="auto">
+                    <a:xfrm>
+                      <a:off x="0" y="0"/>
+                      <a:ext cx="1778698" cy="3507727"/>
+                    </a:xfrm>
+                    <a:prstGeom prst="rect">
+                      <a:avLst/>
+                    </a:prstGeom>
+                    <a:noFill/>
+                  </pic:spPr>
+                </pic:pic>
+              </a:graphicData>
+            </a:graphic>
+          </wp:inline>
+        </w:drawing>
+      </w:r>
+    </w:p>
+    <w:p>
+      <w:pPr>
+        <w:tabs>
+          <w:tab w:val="left" w:pos="1305"/>
+        </w:tabs>
+      </w:pPr>
+    </w:p>
+    <w:p>
+      <w:pPr>
+        <w:tabs>
+          <w:tab w:val="left" w:pos="1305"/>
+        </w:tabs>
+      </w:pPr>
+    </w:p>
+    <w:p>
+      <w:pPr>
+        <w:tabs>
+          <w:tab w:val="left" w:pos="1305"/>
+        </w:tabs>
+      </w:pPr>
+    </w:p>
+    <w:p>
+      <w:pPr>
+        <w:tabs>
+          <w:tab w:val="left" w:pos="1305"/>
+        </w:tabs>
+      </w:pPr>
+      <w:r>
+        <w:t>127</w:t>
+      </w:r>
+      <w:proofErr w:type="gramStart"/>
+      <w:r>
+        <w:t>-  Para</w:t>
+      </w:r>
+      <w:proofErr w:type="gramEnd"/>
+      <w:r>
+        <w:t xml:space="preserve"> ajustar o </w:t>
+      </w:r>
+      <w:proofErr w:type="spellStart"/>
+      <w:r>
+        <w:t>menui</w:t>
+      </w:r>
+      <w:proofErr w:type="spellEnd"/>
+      <w:r>
+        <w:t xml:space="preserve"> utilizamos o </w:t>
+      </w:r>
+      <w:proofErr w:type="spellStart"/>
+      <w:r>
+        <w:t>position:static</w:t>
+      </w:r>
+      <w:proofErr w:type="spellEnd"/>
+      <w:r>
+        <w:t xml:space="preserve"> onde queríamos que ele ficasse em baixo do logo conforme está no </w:t>
+      </w:r>
+      <w:proofErr w:type="spellStart"/>
+      <w:r>
+        <w:t>html</w:t>
+      </w:r>
+      <w:proofErr w:type="spellEnd"/>
+      <w:r>
+        <w:t xml:space="preserve"> com isso substituímos o </w:t>
+      </w:r>
+      <w:proofErr w:type="spellStart"/>
+      <w:r>
+        <w:t>position:absolute</w:t>
+      </w:r>
+      <w:proofErr w:type="spellEnd"/>
+      <w:r>
+        <w:t xml:space="preserve"> conforme código abaixo</w:t>
+      </w:r>
+    </w:p>
+    <w:p>
+      <w:pPr>
+        <w:tabs>
+          <w:tab w:val="left" w:pos="1305"/>
+        </w:tabs>
+      </w:pPr>
+      <w:r>
+        <w:rPr>
+          <w:noProof/>
+        </w:rPr>
+        <w:drawing>
+          <wp:inline distT="0" distB="0" distL="0" distR="0" wp14:anchorId="1C88AAA1">
+            <wp:extent cx="5029835" cy="2762885"/>
+            <wp:effectExtent l="0" t="0" r="0" b="0"/>
+            <wp:docPr id="192" name="Imagem 192"/>
+            <wp:cNvGraphicFramePr>
+              <a:graphicFrameLocks xmlns:a="http://schemas.openxmlformats.org/drawingml/2006/main" noChangeAspect="1"/>
+            </wp:cNvGraphicFramePr>
+            <a:graphic xmlns:a="http://schemas.openxmlformats.org/drawingml/2006/main">
+              <a:graphicData uri="http://schemas.openxmlformats.org/drawingml/2006/picture">
+                <pic:pic xmlns:pic="http://schemas.openxmlformats.org/drawingml/2006/picture">
+                  <pic:nvPicPr>
+                    <pic:cNvPr id="0" name="Picture 10"/>
+                    <pic:cNvPicPr>
+                      <a:picLocks noChangeAspect="1" noChangeArrowheads="1"/>
+                    </pic:cNvPicPr>
+                  </pic:nvPicPr>
+                  <pic:blipFill>
+                    <a:blip r:embed="rId202">
+                      <a:extLst>
+                        <a:ext uri="{28A0092B-C50C-407E-A947-70E740481C1C}">
+                          <a14:useLocalDpi xmlns:a14="http://schemas.microsoft.com/office/drawing/2010/main" val="0"/>
+                        </a:ext>
+                      </a:extLst>
+                    </a:blip>
+                    <a:srcRect/>
+                    <a:stretch>
+                      <a:fillRect/>
+                    </a:stretch>
+                  </pic:blipFill>
+                  <pic:spPr bwMode="auto">
+                    <a:xfrm>
+                      <a:off x="0" y="0"/>
+                      <a:ext cx="5029835" cy="2762885"/>
+                    </a:xfrm>
+                    <a:prstGeom prst="rect">
+                      <a:avLst/>
+                    </a:prstGeom>
+                    <a:noFill/>
+                  </pic:spPr>
+                </pic:pic>
+              </a:graphicData>
+            </a:graphic>
+          </wp:inline>
+        </w:drawing>
+      </w:r>
+    </w:p>
+    <w:p>
+      <w:pPr>
+        <w:tabs>
+          <w:tab w:val="left" w:pos="1305"/>
+        </w:tabs>
+      </w:pPr>
+    </w:p>
+    <w:p>
+      <w:pPr>
+        <w:tabs>
+          <w:tab w:val="left" w:pos="1305"/>
+        </w:tabs>
+      </w:pPr>
+    </w:p>
+    <w:p>
+      <w:pPr>
+        <w:tabs>
+          <w:tab w:val="left" w:pos="1305"/>
+        </w:tabs>
+      </w:pPr>
+      <w:r>
+        <w:t>128-</w:t>
+      </w:r>
+      <w:r>
+        <w:t xml:space="preserve"> Para melhorar a visualização no celular da lista benefícios e da imagem colocamos uma em baixo do outro utilizando o seguinte código:</w:t>
+      </w:r>
+    </w:p>
+    <w:p>
+      <w:pPr>
+        <w:tabs>
+          <w:tab w:val="left" w:pos="1305"/>
+        </w:tabs>
+      </w:pPr>
+      <w:r>
+        <w:drawing>
+          <wp:inline distT="0" distB="0" distL="0" distR="0" wp14:anchorId="13E7C204" wp14:editId="65A8DA27">
+            <wp:extent cx="2419688" cy="704948"/>
+            <wp:effectExtent l="0" t="0" r="0" b="0"/>
+            <wp:docPr id="185" name="Imagem 185"/>
+            <wp:cNvGraphicFramePr>
+              <a:graphicFrameLocks xmlns:a="http://schemas.openxmlformats.org/drawingml/2006/main" noChangeAspect="1"/>
+            </wp:cNvGraphicFramePr>
+            <a:graphic xmlns:a="http://schemas.openxmlformats.org/drawingml/2006/main">
+              <a:graphicData uri="http://schemas.openxmlformats.org/drawingml/2006/picture">
+                <pic:pic xmlns:pic="http://schemas.openxmlformats.org/drawingml/2006/picture">
+                  <pic:nvPicPr>
+                    <pic:cNvPr id="1" name=""/>
+                    <pic:cNvPicPr/>
+                  </pic:nvPicPr>
+                  <pic:blipFill>
+                    <a:blip r:embed="rId203"/>
+                    <a:stretch>
+                      <a:fillRect/>
+                    </a:stretch>
+                  </pic:blipFill>
+                  <pic:spPr>
+                    <a:xfrm>
+                      <a:off x="0" y="0"/>
+                      <a:ext cx="2419688" cy="704948"/>
+                    </a:xfrm>
+                    <a:prstGeom prst="rect">
+                      <a:avLst/>
+                    </a:prstGeom>
+                  </pic:spPr>
+                </pic:pic>
+              </a:graphicData>
+            </a:graphic>
+          </wp:inline>
+        </w:drawing>
+      </w:r>
+    </w:p>
+    <w:p>
+      <w:pPr>
+        <w:tabs>
+          <w:tab w:val="left" w:pos="1305"/>
+        </w:tabs>
+      </w:pPr>
+      <w:r>
+        <w:rPr>
+          <w:noProof/>
+        </w:rPr>
+        <w:drawing>
+          <wp:inline distT="0" distB="0" distL="0" distR="0" wp14:anchorId="50E9DEB4" wp14:editId="371188F7">
+            <wp:extent cx="2305685" cy="3277235"/>
+            <wp:effectExtent l="0" t="0" r="0" b="0"/>
+            <wp:docPr id="193" name="Imagem 193"/>
+            <wp:cNvGraphicFramePr>
+              <a:graphicFrameLocks xmlns:a="http://schemas.openxmlformats.org/drawingml/2006/main" noChangeAspect="1"/>
+            </wp:cNvGraphicFramePr>
+            <a:graphic xmlns:a="http://schemas.openxmlformats.org/drawingml/2006/main">
+              <a:graphicData uri="http://schemas.openxmlformats.org/drawingml/2006/picture">
+                <pic:pic xmlns:pic="http://schemas.openxmlformats.org/drawingml/2006/picture">
+                  <pic:nvPicPr>
+                    <pic:cNvPr id="0" name="Picture 2"/>
+                    <pic:cNvPicPr>
+                      <a:picLocks noChangeAspect="1" noChangeArrowheads="1"/>
+                    </pic:cNvPicPr>
+                  </pic:nvPicPr>
+                  <pic:blipFill>
+                    <a:blip r:embed="rId204">
+                      <a:extLst>
+                        <a:ext uri="{28A0092B-C50C-407E-A947-70E740481C1C}">
+                          <a14:useLocalDpi xmlns:a14="http://schemas.microsoft.com/office/drawing/2010/main" val="0"/>
+                        </a:ext>
+                      </a:extLst>
+                    </a:blip>
+                    <a:srcRect/>
+                    <a:stretch>
+                      <a:fillRect/>
+                    </a:stretch>
+                  </pic:blipFill>
+                  <pic:spPr bwMode="auto">
+                    <a:xfrm>
+                      <a:off x="0" y="0"/>
+                      <a:ext cx="2305685" cy="3277235"/>
+                    </a:xfrm>
+                    <a:prstGeom prst="rect">
+                      <a:avLst/>
+                    </a:prstGeom>
+                    <a:noFill/>
+                  </pic:spPr>
+                </pic:pic>
+              </a:graphicData>
+            </a:graphic>
+          </wp:inline>
+        </w:drawing>
+      </w:r>
+    </w:p>
+    <w:p>
+      <w:pPr>
+        <w:tabs>
+          <w:tab w:val="left" w:pos="1305"/>
+        </w:tabs>
+      </w:pPr>
+      <w:r>
+        <w:t xml:space="preserve">129- </w:t>
+      </w:r>
+      <w:r>
+        <w:t xml:space="preserve">Deixando a nossa </w:t>
+      </w:r>
+      <w:proofErr w:type="spellStart"/>
+      <w:r>
+        <w:t>pagina</w:t>
+      </w:r>
+      <w:proofErr w:type="spellEnd"/>
+      <w:r>
+        <w:t xml:space="preserve"> do produto responsiva para celular no arquivo produto.css no final colocamos o seguinte código para começar a deixar a nossa pagina pronta para ser visualmente pelo celular</w:t>
+      </w:r>
+    </w:p>
+    <w:p>
+      <w:pPr>
+        <w:tabs>
+          <w:tab w:val="left" w:pos="1305"/>
+        </w:tabs>
+      </w:pPr>
+      <w:r>
+        <w:rPr>
+          <w:noProof/>
+        </w:rPr>
+        <w:drawing>
+          <wp:inline distT="0" distB="0" distL="0" distR="0" wp14:anchorId="35B74F51">
+            <wp:extent cx="2343785" cy="800100"/>
+            <wp:effectExtent l="0" t="0" r="0" b="0"/>
+            <wp:docPr id="194" name="Imagem 194"/>
+            <wp:cNvGraphicFramePr>
+              <a:graphicFrameLocks xmlns:a="http://schemas.openxmlformats.org/drawingml/2006/main" noChangeAspect="1"/>
+            </wp:cNvGraphicFramePr>
+            <a:graphic xmlns:a="http://schemas.openxmlformats.org/drawingml/2006/main">
+              <a:graphicData uri="http://schemas.openxmlformats.org/drawingml/2006/picture">
+                <pic:pic xmlns:pic="http://schemas.openxmlformats.org/drawingml/2006/picture">
+                  <pic:nvPicPr>
+                    <pic:cNvPr id="0" name="Picture 3"/>
+                    <pic:cNvPicPr>
+                      <a:picLocks noChangeAspect="1" noChangeArrowheads="1"/>
+                    </pic:cNvPicPr>
+                  </pic:nvPicPr>
+                  <pic:blipFill>
+                    <a:blip r:embed="rId205">
+                      <a:extLst>
+                        <a:ext uri="{28A0092B-C50C-407E-A947-70E740481C1C}">
+                          <a14:useLocalDpi xmlns:a14="http://schemas.microsoft.com/office/drawing/2010/main" val="0"/>
+                        </a:ext>
+                      </a:extLst>
+                    </a:blip>
+                    <a:srcRect/>
+                    <a:stretch>
+                      <a:fillRect/>
+                    </a:stretch>
+                  </pic:blipFill>
+                  <pic:spPr bwMode="auto">
+                    <a:xfrm>
+                      <a:off x="0" y="0"/>
+                      <a:ext cx="2343785" cy="800100"/>
+                    </a:xfrm>
+                    <a:prstGeom prst="rect">
+                      <a:avLst/>
+                    </a:prstGeom>
+                    <a:noFill/>
+                  </pic:spPr>
+                </pic:pic>
+              </a:graphicData>
+            </a:graphic>
+          </wp:inline>
+        </w:drawing>
+      </w:r>
+    </w:p>
+    <w:p>
+      <w:pPr>
+        <w:tabs>
+          <w:tab w:val="left" w:pos="1305"/>
+        </w:tabs>
+      </w:pPr>
+    </w:p>
+    <w:p>
+      <w:pPr>
+        <w:tabs>
+          <w:tab w:val="left" w:pos="1305"/>
+        </w:tabs>
+      </w:pPr>
+      <w:r>
+        <w:t>130</w:t>
+      </w:r>
+      <w:r>
+        <w:t xml:space="preserve">- </w:t>
+      </w:r>
+      <w:r>
+        <w:t>Centralizamos o logo utilizando o seguinte código a baixo</w:t>
+      </w:r>
+    </w:p>
+    <w:p>
+      <w:pPr>
+        <w:tabs>
+          <w:tab w:val="left" w:pos="1305"/>
+        </w:tabs>
+      </w:pPr>
+      <w:r>
+        <w:rPr>
+          <w:noProof/>
+        </w:rPr>
+        <w:drawing>
+          <wp:inline distT="0" distB="0" distL="0" distR="0" wp14:anchorId="07B30AE1">
+            <wp:extent cx="2343785" cy="1219200"/>
+            <wp:effectExtent l="0" t="0" r="0" b="0"/>
+            <wp:docPr id="195" name="Imagem 195"/>
+            <wp:cNvGraphicFramePr>
+              <a:graphicFrameLocks xmlns:a="http://schemas.openxmlformats.org/drawingml/2006/main" noChangeAspect="1"/>
+            </wp:cNvGraphicFramePr>
+            <a:graphic xmlns:a="http://schemas.openxmlformats.org/drawingml/2006/main">
+              <a:graphicData uri="http://schemas.openxmlformats.org/drawingml/2006/picture">
+                <pic:pic xmlns:pic="http://schemas.openxmlformats.org/drawingml/2006/picture">
+                  <pic:nvPicPr>
+                    <pic:cNvPr id="0" name="Picture 4"/>
+                    <pic:cNvPicPr>
+                      <a:picLocks noChangeAspect="1" noChangeArrowheads="1"/>
+                    </pic:cNvPicPr>
+                  </pic:nvPicPr>
+                  <pic:blipFill>
+                    <a:blip r:embed="rId206">
+                      <a:extLst>
+                        <a:ext uri="{28A0092B-C50C-407E-A947-70E740481C1C}">
+                          <a14:useLocalDpi xmlns:a14="http://schemas.microsoft.com/office/drawing/2010/main" val="0"/>
+                        </a:ext>
+                      </a:extLst>
+                    </a:blip>
+                    <a:srcRect/>
+                    <a:stretch>
+                      <a:fillRect/>
+                    </a:stretch>
+                  </pic:blipFill>
+                  <pic:spPr bwMode="auto">
+                    <a:xfrm>
+                      <a:off x="0" y="0"/>
+                      <a:ext cx="2343785" cy="1219200"/>
+                    </a:xfrm>
+                    <a:prstGeom prst="rect">
+                      <a:avLst/>
+                    </a:prstGeom>
+                    <a:noFill/>
+                  </pic:spPr>
+                </pic:pic>
+              </a:graphicData>
+            </a:graphic>
+          </wp:inline>
+        </w:drawing>
+      </w:r>
+    </w:p>
+    <w:p>
+      <w:pPr>
+        <w:tabs>
+          <w:tab w:val="left" w:pos="1305"/>
+        </w:tabs>
+      </w:pPr>
+    </w:p>
+    <w:p>
+      <w:pPr>
+        <w:tabs>
+          <w:tab w:val="left" w:pos="1305"/>
+        </w:tabs>
+      </w:pPr>
+      <w:r>
+        <w:t xml:space="preserve">131- </w:t>
+      </w:r>
+      <w:r>
+        <w:t>P</w:t>
+      </w:r>
+      <w:r>
+        <w:t xml:space="preserve">ara colocar </w:t>
+      </w:r>
+      <w:r>
+        <w:t>o menu a baixo do logo utilizamos o seguinte código:</w:t>
+      </w:r>
+    </w:p>
+    <w:p>
+      <w:pPr>
+        <w:tabs>
+          <w:tab w:val="left" w:pos="1305"/>
+        </w:tabs>
+      </w:pPr>
+      <w:r>
+        <w:rPr>
+          <w:noProof/>
+        </w:rPr>
+        <w:drawing>
+          <wp:inline distT="0" distB="0" distL="0" distR="0" wp14:anchorId="612CB4E8">
+            <wp:extent cx="2182813" cy="1047750"/>
+            <wp:effectExtent l="0" t="0" r="8255" b="0"/>
+            <wp:docPr id="197" name="Imagem 197"/>
+            <wp:cNvGraphicFramePr>
+              <a:graphicFrameLocks xmlns:a="http://schemas.openxmlformats.org/drawingml/2006/main" noChangeAspect="1"/>
+            </wp:cNvGraphicFramePr>
+            <a:graphic xmlns:a="http://schemas.openxmlformats.org/drawingml/2006/main">
+              <a:graphicData uri="http://schemas.openxmlformats.org/drawingml/2006/picture">
+                <pic:pic xmlns:pic="http://schemas.openxmlformats.org/drawingml/2006/picture">
+                  <pic:nvPicPr>
+                    <pic:cNvPr id="0" name="Picture 6"/>
+                    <pic:cNvPicPr>
+                      <a:picLocks noChangeAspect="1" noChangeArrowheads="1"/>
+                    </pic:cNvPicPr>
+                  </pic:nvPicPr>
+                  <pic:blipFill>
+                    <a:blip r:embed="rId207">
+                      <a:extLst>
+                        <a:ext uri="{28A0092B-C50C-407E-A947-70E740481C1C}">
+                          <a14:useLocalDpi xmlns:a14="http://schemas.microsoft.com/office/drawing/2010/main" val="0"/>
+                        </a:ext>
+                      </a:extLst>
+                    </a:blip>
+                    <a:srcRect/>
+                    <a:stretch>
+                      <a:fillRect/>
+                    </a:stretch>
+                  </pic:blipFill>
+                  <pic:spPr bwMode="auto">
+                    <a:xfrm>
+                      <a:off x="0" y="0"/>
+                      <a:ext cx="2191864" cy="1052095"/>
+                    </a:xfrm>
+                    <a:prstGeom prst="rect">
+                      <a:avLst/>
+                    </a:prstGeom>
+                    <a:noFill/>
+                  </pic:spPr>
+                </pic:pic>
+              </a:graphicData>
+            </a:graphic>
+          </wp:inline>
+        </w:drawing>
+      </w:r>
+      <w:r>
+        <w:rPr>
+          <w:noProof/>
+        </w:rPr>
+        <w:drawing>
+          <wp:inline distT="0" distB="0" distL="0" distR="0" wp14:anchorId="1D1521EA" wp14:editId="4EC2CF92">
+            <wp:extent cx="1600200" cy="1172497"/>
+            <wp:effectExtent l="0" t="0" r="0" b="8890"/>
+            <wp:docPr id="196" name="Imagem 196"/>
+            <wp:cNvGraphicFramePr>
+              <a:graphicFrameLocks xmlns:a="http://schemas.openxmlformats.org/drawingml/2006/main" noChangeAspect="1"/>
+            </wp:cNvGraphicFramePr>
+            <a:graphic xmlns:a="http://schemas.openxmlformats.org/drawingml/2006/main">
+              <a:graphicData uri="http://schemas.openxmlformats.org/drawingml/2006/picture">
+                <pic:pic xmlns:pic="http://schemas.openxmlformats.org/drawingml/2006/picture">
+                  <pic:nvPicPr>
+                    <pic:cNvPr id="0" name="Picture 5"/>
+                    <pic:cNvPicPr>
+                      <a:picLocks noChangeAspect="1" noChangeArrowheads="1"/>
+                    </pic:cNvPicPr>
+                  </pic:nvPicPr>
+                  <pic:blipFill>
+                    <a:blip r:embed="rId208">
+                      <a:extLst>
+                        <a:ext uri="{28A0092B-C50C-407E-A947-70E740481C1C}">
+                          <a14:useLocalDpi xmlns:a14="http://schemas.microsoft.com/office/drawing/2010/main" val="0"/>
+                        </a:ext>
+                      </a:extLst>
+                    </a:blip>
+                    <a:srcRect/>
+                    <a:stretch>
+                      <a:fillRect/>
+                    </a:stretch>
+                  </pic:blipFill>
+                  <pic:spPr bwMode="auto">
+                    <a:xfrm>
+                      <a:off x="0" y="0"/>
+                      <a:ext cx="1607004" cy="1177482"/>
+                    </a:xfrm>
+                    <a:prstGeom prst="rect">
+                      <a:avLst/>
+                    </a:prstGeom>
+                    <a:noFill/>
+                  </pic:spPr>
+                </pic:pic>
+              </a:graphicData>
+            </a:graphic>
+          </wp:inline>
+        </w:drawing>
+      </w:r>
+    </w:p>
+    <w:p>
+      <w:pPr>
+        <w:tabs>
+          <w:tab w:val="left" w:pos="1305"/>
+        </w:tabs>
+      </w:pPr>
+    </w:p>
+    <w:p>
+      <w:pPr>
+        <w:tabs>
+          <w:tab w:val="left" w:pos="1305"/>
+        </w:tabs>
+      </w:pPr>
+      <w:r>
+        <w:t>132-</w:t>
+      </w:r>
+      <w:r>
+        <w:t xml:space="preserve"> Para deixar os itens do produto </w:t>
+      </w:r>
+      <w:proofErr w:type="spellStart"/>
+      <w:r>
+        <w:t>responsivel</w:t>
+      </w:r>
+      <w:proofErr w:type="spellEnd"/>
+      <w:r>
+        <w:t xml:space="preserve"> utilizamos o seguinte código:</w:t>
+      </w:r>
+    </w:p>
+    <w:p>
+      <w:pPr>
+        <w:tabs>
+          <w:tab w:val="left" w:pos="1305"/>
+        </w:tabs>
+      </w:pPr>
+      <w:r>
+        <w:rPr>
+          <w:noProof/>
+        </w:rPr>
+        <w:drawing>
+          <wp:inline distT="0" distB="0" distL="0" distR="0" wp14:anchorId="5377AD28">
+            <wp:extent cx="1771650" cy="2124075"/>
+            <wp:effectExtent l="0" t="0" r="0" b="9525"/>
+            <wp:docPr id="198" name="Imagem 198"/>
+            <wp:cNvGraphicFramePr>
+              <a:graphicFrameLocks xmlns:a="http://schemas.openxmlformats.org/drawingml/2006/main" noChangeAspect="1"/>
+            </wp:cNvGraphicFramePr>
+            <a:graphic xmlns:a="http://schemas.openxmlformats.org/drawingml/2006/main">
+              <a:graphicData uri="http://schemas.openxmlformats.org/drawingml/2006/picture">
+                <pic:pic xmlns:pic="http://schemas.openxmlformats.org/drawingml/2006/picture">
+                  <pic:nvPicPr>
+                    <pic:cNvPr id="0" name="Picture 7"/>
+                    <pic:cNvPicPr>
+                      <a:picLocks noChangeAspect="1" noChangeArrowheads="1"/>
+                    </pic:cNvPicPr>
+                  </pic:nvPicPr>
+                  <pic:blipFill>
+                    <a:blip r:embed="rId209">
+                      <a:extLst>
+                        <a:ext uri="{28A0092B-C50C-407E-A947-70E740481C1C}">
+                          <a14:useLocalDpi xmlns:a14="http://schemas.microsoft.com/office/drawing/2010/main" val="0"/>
+                        </a:ext>
+                      </a:extLst>
+                    </a:blip>
+                    <a:srcRect/>
+                    <a:stretch>
+                      <a:fillRect/>
+                    </a:stretch>
+                  </pic:blipFill>
+                  <pic:spPr bwMode="auto">
+                    <a:xfrm>
+                      <a:off x="0" y="0"/>
+                      <a:ext cx="1771650" cy="2124075"/>
+                    </a:xfrm>
+                    <a:prstGeom prst="rect">
+                      <a:avLst/>
+                    </a:prstGeom>
+                    <a:noFill/>
+                  </pic:spPr>
+                </pic:pic>
+              </a:graphicData>
+            </a:graphic>
+          </wp:inline>
+        </w:drawing>
+      </w:r>
+      <w:bookmarkStart w:id="0" w:name="_GoBack"/>
+      <w:bookmarkEnd w:id="0"/>
+    </w:p>
+    <w:p>
+      <w:pPr>
+        <w:tabs>
+          <w:tab w:val="left" w:pos="1305"/>
+        </w:tabs>
+      </w:pPr>
+    </w:p>
+    <w:p>
+      <w:pPr>
+        <w:tabs>
+          <w:tab w:val="left" w:pos="1305"/>
+        </w:tabs>
+      </w:pPr>
+    </w:p>
+    <w:p>
+      <w:pPr>
+        <w:tabs>
+          <w:tab w:val="left" w:pos="1305"/>
+        </w:tabs>
+      </w:pPr>
+    </w:p>
+    <w:p>
+      <w:pPr>
+        <w:tabs>
+          <w:tab w:val="left" w:pos="1305"/>
+        </w:tabs>
+      </w:pPr>
+    </w:p>
+    <w:p>
+      <w:pPr>
+        <w:tabs>
+          <w:tab w:val="left" w:pos="1305"/>
+        </w:tabs>
+      </w:pPr>
+    </w:p>
+    <w:p>
+      <w:pPr>
+        <w:tabs>
+          <w:tab w:val="left" w:pos="1305"/>
+        </w:tabs>
+      </w:pPr>
     </w:p>
     <w:sectPr>
       <w:pgSz w:w="11906" w:h="16838"/>
@@ -17539,7 +18618,7 @@
 </file>
 
 <file path=customXml/itemProps1.xml><?xml version="1.0" encoding="utf-8"?>
-<ds:datastoreItem xmlns:ds="http://schemas.openxmlformats.org/officeDocument/2006/customXml" ds:itemID="{4BCE72E7-FEF5-44E2-92D9-C82D49622FEA}">
+<ds:datastoreItem xmlns:ds="http://schemas.openxmlformats.org/officeDocument/2006/customXml" ds:itemID="{5C81C094-C1BF-4F0F-BD76-E48622FF4F2B}">
   <ds:schemaRefs>
     <ds:schemaRef ds:uri="http://schemas.openxmlformats.org/officeDocument/2006/bibliography"/>
   </ds:schemaRefs>

--- a/apostila/Projeto Space For Men.docx
+++ b/apostila/Projeto Space For Men.docx
@@ -16750,6 +16750,9 @@
         </w:tabs>
       </w:pPr>
       <w:r>
+        <w:rPr>
+          <w:noProof/>
+        </w:rPr>
         <w:drawing>
           <wp:inline distT="0" distB="0" distL="0" distR="0" wp14:anchorId="13E7C204" wp14:editId="65A8DA27">
             <wp:extent cx="2419688" cy="704948"/>
@@ -17219,50 +17222,463 @@
           </wp:inline>
         </w:drawing>
       </w:r>
+    </w:p>
+    <w:p>
+      <w:pPr>
+        <w:tabs>
+          <w:tab w:val="left" w:pos="1305"/>
+        </w:tabs>
+      </w:pPr>
+    </w:p>
+    <w:p>
+      <w:pPr>
+        <w:tabs>
+          <w:tab w:val="left" w:pos="1305"/>
+        </w:tabs>
+      </w:pPr>
+      <w:r>
+        <w:t>133- Deixamos a pagina do contato responsiva para celular utilizando os seguintes códigos:</w:t>
+      </w:r>
+    </w:p>
+    <w:p>
+      <w:pPr>
+        <w:pStyle w:val="PargrafodaLista"/>
+        <w:numPr>
+          <w:ilvl w:val="0"/>
+          <w:numId w:val="3"/>
+        </w:numPr>
+        <w:tabs>
+          <w:tab w:val="left" w:pos="1305"/>
+        </w:tabs>
+      </w:pPr>
+      <w:r>
+        <w:t xml:space="preserve">Menu do contato </w:t>
+      </w:r>
+    </w:p>
+    <w:p>
+      <w:pPr>
+        <w:pStyle w:val="PargrafodaLista"/>
+        <w:tabs>
+          <w:tab w:val="left" w:pos="1305"/>
+        </w:tabs>
+        <w:ind w:left="1080"/>
+      </w:pPr>
+      <w:r>
+        <w:drawing>
+          <wp:inline distT="0" distB="0" distL="0" distR="0" wp14:anchorId="7B6867E6" wp14:editId="06F74623">
+            <wp:extent cx="2314898" cy="2391109"/>
+            <wp:effectExtent l="0" t="0" r="9525" b="9525"/>
+            <wp:docPr id="199" name="Imagem 199"/>
+            <wp:cNvGraphicFramePr>
+              <a:graphicFrameLocks xmlns:a="http://schemas.openxmlformats.org/drawingml/2006/main" noChangeAspect="1"/>
+            </wp:cNvGraphicFramePr>
+            <a:graphic xmlns:a="http://schemas.openxmlformats.org/drawingml/2006/main">
+              <a:graphicData uri="http://schemas.openxmlformats.org/drawingml/2006/picture">
+                <pic:pic xmlns:pic="http://schemas.openxmlformats.org/drawingml/2006/picture">
+                  <pic:nvPicPr>
+                    <pic:cNvPr id="1" name=""/>
+                    <pic:cNvPicPr/>
+                  </pic:nvPicPr>
+                  <pic:blipFill>
+                    <a:blip r:embed="rId210"/>
+                    <a:stretch>
+                      <a:fillRect/>
+                    </a:stretch>
+                  </pic:blipFill>
+                  <pic:spPr>
+                    <a:xfrm>
+                      <a:off x="0" y="0"/>
+                      <a:ext cx="2314898" cy="2391109"/>
+                    </a:xfrm>
+                    <a:prstGeom prst="rect">
+                      <a:avLst/>
+                    </a:prstGeom>
+                  </pic:spPr>
+                </pic:pic>
+              </a:graphicData>
+            </a:graphic>
+          </wp:inline>
+        </w:drawing>
+      </w:r>
+    </w:p>
+    <w:p>
+      <w:pPr>
+        <w:tabs>
+          <w:tab w:val="left" w:pos="1305"/>
+        </w:tabs>
+      </w:pPr>
+    </w:p>
+    <w:p>
+      <w:pPr>
+        <w:tabs>
+          <w:tab w:val="left" w:pos="1305"/>
+        </w:tabs>
+      </w:pPr>
+    </w:p>
+    <w:p>
+      <w:pPr>
+        <w:tabs>
+          <w:tab w:val="left" w:pos="1305"/>
+        </w:tabs>
+      </w:pPr>
+      <w:r>
+        <w:t xml:space="preserve">No </w:t>
+      </w:r>
+      <w:proofErr w:type="spellStart"/>
+      <w:r>
+        <w:t>main</w:t>
+      </w:r>
+      <w:proofErr w:type="spellEnd"/>
+      <w:r>
+        <w:t xml:space="preserve"> colocamos a largura</w:t>
+      </w:r>
+      <w:r>
+        <w:t xml:space="preserve">, seja automática para cada tamanho do celular </w:t>
+      </w:r>
+    </w:p>
+    <w:p>
+      <w:pPr>
+        <w:tabs>
+          <w:tab w:val="left" w:pos="1305"/>
+        </w:tabs>
+      </w:pPr>
+      <w:r>
+        <w:t>E demos um espaço para esquerda.</w:t>
+      </w:r>
+    </w:p>
+    <w:p>
+      <w:pPr>
+        <w:tabs>
+          <w:tab w:val="left" w:pos="1305"/>
+        </w:tabs>
+      </w:pPr>
+      <w:r>
+        <w:rPr>
+          <w:noProof/>
+        </w:rPr>
+        <w:drawing>
+          <wp:inline distT="0" distB="0" distL="0" distR="0" wp14:anchorId="21854723" wp14:editId="1106CCDB">
+            <wp:extent cx="2743200" cy="1232704"/>
+            <wp:effectExtent l="0" t="0" r="0" b="5715"/>
+            <wp:docPr id="200" name="Imagem 200"/>
+            <wp:cNvGraphicFramePr>
+              <a:graphicFrameLocks xmlns:a="http://schemas.openxmlformats.org/drawingml/2006/main" noChangeAspect="1"/>
+            </wp:cNvGraphicFramePr>
+            <a:graphic xmlns:a="http://schemas.openxmlformats.org/drawingml/2006/main">
+              <a:graphicData uri="http://schemas.openxmlformats.org/drawingml/2006/picture">
+                <pic:pic xmlns:pic="http://schemas.openxmlformats.org/drawingml/2006/picture">
+                  <pic:nvPicPr>
+                    <pic:cNvPr id="0" name="Picture 2"/>
+                    <pic:cNvPicPr>
+                      <a:picLocks noChangeAspect="1" noChangeArrowheads="1"/>
+                    </pic:cNvPicPr>
+                  </pic:nvPicPr>
+                  <pic:blipFill>
+                    <a:blip r:embed="rId211">
+                      <a:extLst>
+                        <a:ext uri="{28A0092B-C50C-407E-A947-70E740481C1C}">
+                          <a14:useLocalDpi xmlns:a14="http://schemas.microsoft.com/office/drawing/2010/main" val="0"/>
+                        </a:ext>
+                      </a:extLst>
+                    </a:blip>
+                    <a:srcRect/>
+                    <a:stretch>
+                      <a:fillRect/>
+                    </a:stretch>
+                  </pic:blipFill>
+                  <pic:spPr bwMode="auto">
+                    <a:xfrm>
+                      <a:off x="0" y="0"/>
+                      <a:ext cx="2775732" cy="1247323"/>
+                    </a:xfrm>
+                    <a:prstGeom prst="rect">
+                      <a:avLst/>
+                    </a:prstGeom>
+                    <a:noFill/>
+                  </pic:spPr>
+                </pic:pic>
+              </a:graphicData>
+            </a:graphic>
+          </wp:inline>
+        </w:drawing>
+      </w:r>
+    </w:p>
+    <w:p>
+      <w:pPr>
+        <w:tabs>
+          <w:tab w:val="left" w:pos="1305"/>
+        </w:tabs>
+      </w:pPr>
+    </w:p>
+    <w:p>
+      <w:pPr>
+        <w:tabs>
+          <w:tab w:val="left" w:pos="1305"/>
+        </w:tabs>
+      </w:pPr>
+      <w:r>
+        <w:t xml:space="preserve">No input demos uma largura de 90% e um espaço interno de 10px para todos os lados </w:t>
+      </w:r>
+    </w:p>
+    <w:p>
+      <w:pPr>
+        <w:tabs>
+          <w:tab w:val="left" w:pos="1305"/>
+        </w:tabs>
+      </w:pPr>
+      <w:r>
+        <w:rPr>
+          <w:noProof/>
+        </w:rPr>
+        <w:drawing>
+          <wp:inline distT="0" distB="0" distL="0" distR="0" wp14:anchorId="5BCDAFEF">
+            <wp:extent cx="1456100" cy="828675"/>
+            <wp:effectExtent l="0" t="0" r="0" b="0"/>
+            <wp:docPr id="201" name="Imagem 201"/>
+            <wp:cNvGraphicFramePr>
+              <a:graphicFrameLocks xmlns:a="http://schemas.openxmlformats.org/drawingml/2006/main" noChangeAspect="1"/>
+            </wp:cNvGraphicFramePr>
+            <a:graphic xmlns:a="http://schemas.openxmlformats.org/drawingml/2006/main">
+              <a:graphicData uri="http://schemas.openxmlformats.org/drawingml/2006/picture">
+                <pic:pic xmlns:pic="http://schemas.openxmlformats.org/drawingml/2006/picture">
+                  <pic:nvPicPr>
+                    <pic:cNvPr id="0" name="Picture 3"/>
+                    <pic:cNvPicPr>
+                      <a:picLocks noChangeAspect="1" noChangeArrowheads="1"/>
+                    </pic:cNvPicPr>
+                  </pic:nvPicPr>
+                  <pic:blipFill>
+                    <a:blip r:embed="rId212">
+                      <a:extLst>
+                        <a:ext uri="{28A0092B-C50C-407E-A947-70E740481C1C}">
+                          <a14:useLocalDpi xmlns:a14="http://schemas.microsoft.com/office/drawing/2010/main" val="0"/>
+                        </a:ext>
+                      </a:extLst>
+                    </a:blip>
+                    <a:srcRect/>
+                    <a:stretch>
+                      <a:fillRect/>
+                    </a:stretch>
+                  </pic:blipFill>
+                  <pic:spPr bwMode="auto">
+                    <a:xfrm>
+                      <a:off x="0" y="0"/>
+                      <a:ext cx="1460980" cy="831452"/>
+                    </a:xfrm>
+                    <a:prstGeom prst="rect">
+                      <a:avLst/>
+                    </a:prstGeom>
+                    <a:noFill/>
+                  </pic:spPr>
+                </pic:pic>
+              </a:graphicData>
+            </a:graphic>
+          </wp:inline>
+        </w:drawing>
+      </w:r>
+    </w:p>
+    <w:p>
+      <w:pPr>
+        <w:tabs>
+          <w:tab w:val="left" w:pos="1305"/>
+        </w:tabs>
+      </w:pPr>
+    </w:p>
+    <w:p>
+      <w:pPr>
+        <w:tabs>
+          <w:tab w:val="left" w:pos="1305"/>
+        </w:tabs>
+      </w:pPr>
+      <w:r>
+        <w:t>E no botão enviar ficou da seguinte forma:</w:t>
+      </w:r>
+    </w:p>
+    <w:p>
+      <w:pPr>
+        <w:tabs>
+          <w:tab w:val="left" w:pos="1305"/>
+        </w:tabs>
+      </w:pPr>
+      <w:r>
+        <w:rPr>
+          <w:noProof/>
+        </w:rPr>
+        <w:drawing>
+          <wp:inline distT="0" distB="0" distL="0" distR="0" wp14:anchorId="1A5C4CEF">
+            <wp:extent cx="1257300" cy="647700"/>
+            <wp:effectExtent l="0" t="0" r="0" b="0"/>
+            <wp:docPr id="202" name="Imagem 202"/>
+            <wp:cNvGraphicFramePr>
+              <a:graphicFrameLocks xmlns:a="http://schemas.openxmlformats.org/drawingml/2006/main" noChangeAspect="1"/>
+            </wp:cNvGraphicFramePr>
+            <a:graphic xmlns:a="http://schemas.openxmlformats.org/drawingml/2006/main">
+              <a:graphicData uri="http://schemas.openxmlformats.org/drawingml/2006/picture">
+                <pic:pic xmlns:pic="http://schemas.openxmlformats.org/drawingml/2006/picture">
+                  <pic:nvPicPr>
+                    <pic:cNvPr id="0" name="Picture 4"/>
+                    <pic:cNvPicPr>
+                      <a:picLocks noChangeAspect="1" noChangeArrowheads="1"/>
+                    </pic:cNvPicPr>
+                  </pic:nvPicPr>
+                  <pic:blipFill>
+                    <a:blip r:embed="rId213">
+                      <a:extLst>
+                        <a:ext uri="{28A0092B-C50C-407E-A947-70E740481C1C}">
+                          <a14:useLocalDpi xmlns:a14="http://schemas.microsoft.com/office/drawing/2010/main" val="0"/>
+                        </a:ext>
+                      </a:extLst>
+                    </a:blip>
+                    <a:srcRect/>
+                    <a:stretch>
+                      <a:fillRect/>
+                    </a:stretch>
+                  </pic:blipFill>
+                  <pic:spPr bwMode="auto">
+                    <a:xfrm>
+                      <a:off x="0" y="0"/>
+                      <a:ext cx="1257300" cy="647700"/>
+                    </a:xfrm>
+                    <a:prstGeom prst="rect">
+                      <a:avLst/>
+                    </a:prstGeom>
+                    <a:noFill/>
+                  </pic:spPr>
+                </pic:pic>
+              </a:graphicData>
+            </a:graphic>
+          </wp:inline>
+        </w:drawing>
+      </w:r>
+    </w:p>
+    <w:p>
+      <w:pPr>
+        <w:tabs>
+          <w:tab w:val="left" w:pos="1305"/>
+        </w:tabs>
+      </w:pPr>
+    </w:p>
+    <w:p>
+      <w:pPr>
+        <w:tabs>
+          <w:tab w:val="left" w:pos="1305"/>
+        </w:tabs>
+      </w:pPr>
+    </w:p>
+    <w:p>
+      <w:pPr>
+        <w:tabs>
+          <w:tab w:val="left" w:pos="1305"/>
+        </w:tabs>
+      </w:pPr>
+    </w:p>
+    <w:p>
+      <w:pPr>
+        <w:tabs>
+          <w:tab w:val="left" w:pos="1305"/>
+        </w:tabs>
+      </w:pPr>
+      <w:r>
+        <w:t>Código interno ficou da seguinte forma:</w:t>
+      </w:r>
+    </w:p>
+    <w:p>
+      <w:pPr>
+        <w:tabs>
+          <w:tab w:val="left" w:pos="1305"/>
+        </w:tabs>
+      </w:pPr>
+      <w:r>
+        <w:rPr>
+          <w:noProof/>
+        </w:rPr>
+        <w:drawing>
+          <wp:inline distT="0" distB="0" distL="0" distR="0" wp14:anchorId="1313209A">
+            <wp:extent cx="2134952" cy="4210050"/>
+            <wp:effectExtent l="0" t="0" r="0" b="0"/>
+            <wp:docPr id="203" name="Imagem 203"/>
+            <wp:cNvGraphicFramePr>
+              <a:graphicFrameLocks xmlns:a="http://schemas.openxmlformats.org/drawingml/2006/main" noChangeAspect="1"/>
+            </wp:cNvGraphicFramePr>
+            <a:graphic xmlns:a="http://schemas.openxmlformats.org/drawingml/2006/main">
+              <a:graphicData uri="http://schemas.openxmlformats.org/drawingml/2006/picture">
+                <pic:pic xmlns:pic="http://schemas.openxmlformats.org/drawingml/2006/picture">
+                  <pic:nvPicPr>
+                    <pic:cNvPr id="0" name="Picture 5"/>
+                    <pic:cNvPicPr>
+                      <a:picLocks noChangeAspect="1" noChangeArrowheads="1"/>
+                    </pic:cNvPicPr>
+                  </pic:nvPicPr>
+                  <pic:blipFill>
+                    <a:blip r:embed="rId214">
+                      <a:extLst>
+                        <a:ext uri="{28A0092B-C50C-407E-A947-70E740481C1C}">
+                          <a14:useLocalDpi xmlns:a14="http://schemas.microsoft.com/office/drawing/2010/main" val="0"/>
+                        </a:ext>
+                      </a:extLst>
+                    </a:blip>
+                    <a:srcRect/>
+                    <a:stretch>
+                      <a:fillRect/>
+                    </a:stretch>
+                  </pic:blipFill>
+                  <pic:spPr bwMode="auto">
+                    <a:xfrm>
+                      <a:off x="0" y="0"/>
+                      <a:ext cx="2140551" cy="4221091"/>
+                    </a:xfrm>
+                    <a:prstGeom prst="rect">
+                      <a:avLst/>
+                    </a:prstGeom>
+                    <a:noFill/>
+                  </pic:spPr>
+                </pic:pic>
+              </a:graphicData>
+            </a:graphic>
+          </wp:inline>
+        </w:drawing>
+      </w:r>
+    </w:p>
+    <w:p>
+      <w:pPr>
+        <w:tabs>
+          <w:tab w:val="left" w:pos="1305"/>
+        </w:tabs>
+      </w:pPr>
+    </w:p>
+    <w:p>
+      <w:pPr>
+        <w:tabs>
+          <w:tab w:val="left" w:pos="1305"/>
+        </w:tabs>
+      </w:pPr>
+      <w:r>
+        <w:t>134-</w:t>
+      </w:r>
+      <w:r>
+        <w:t xml:space="preserve"> Como </w:t>
+      </w:r>
+      <w:proofErr w:type="spellStart"/>
+      <w:r>
+        <w:t>hospedor</w:t>
+      </w:r>
+      <w:proofErr w:type="spellEnd"/>
+      <w:r>
+        <w:t xml:space="preserve"> o site e criar uma </w:t>
+      </w:r>
+      <w:proofErr w:type="spellStart"/>
+      <w:r>
+        <w:t>url</w:t>
+      </w:r>
+      <w:proofErr w:type="spellEnd"/>
+      <w:r>
+        <w:t xml:space="preserve"> utilizando o github</w:t>
+      </w:r>
       <w:bookmarkStart w:id="0" w:name="_GoBack"/>
       <w:bookmarkEnd w:id="0"/>
-    </w:p>
-    <w:p>
-      <w:pPr>
-        <w:tabs>
-          <w:tab w:val="left" w:pos="1305"/>
-        </w:tabs>
-      </w:pPr>
-    </w:p>
-    <w:p>
-      <w:pPr>
-        <w:tabs>
-          <w:tab w:val="left" w:pos="1305"/>
-        </w:tabs>
-      </w:pPr>
-    </w:p>
-    <w:p>
-      <w:pPr>
-        <w:tabs>
-          <w:tab w:val="left" w:pos="1305"/>
-        </w:tabs>
-      </w:pPr>
-    </w:p>
-    <w:p>
-      <w:pPr>
-        <w:tabs>
-          <w:tab w:val="left" w:pos="1305"/>
-        </w:tabs>
-      </w:pPr>
-    </w:p>
-    <w:p>
-      <w:pPr>
-        <w:tabs>
-          <w:tab w:val="left" w:pos="1305"/>
-        </w:tabs>
-      </w:pPr>
-    </w:p>
-    <w:p>
-      <w:pPr>
-        <w:tabs>
-          <w:tab w:val="left" w:pos="1305"/>
-        </w:tabs>
-      </w:pPr>
+      <w:r>
+        <w:t xml:space="preserve"> </w:t>
+      </w:r>
     </w:p>
     <w:sectPr>
       <w:pgSz w:w="11906" w:h="16838"/>
@@ -18618,7 +19034,7 @@
 </file>
 
 <file path=customXml/itemProps1.xml><?xml version="1.0" encoding="utf-8"?>
-<ds:datastoreItem xmlns:ds="http://schemas.openxmlformats.org/officeDocument/2006/customXml" ds:itemID="{5C81C094-C1BF-4F0F-BD76-E48622FF4F2B}">
+<ds:datastoreItem xmlns:ds="http://schemas.openxmlformats.org/officeDocument/2006/customXml" ds:itemID="{C7562083-1EFB-461E-80A6-98368F3C33A9}">
   <ds:schemaRefs>
     <ds:schemaRef ds:uri="http://schemas.openxmlformats.org/officeDocument/2006/bibliography"/>
   </ds:schemaRefs>

--- a/apostila/Projeto Space For Men.docx
+++ b/apostila/Projeto Space For Men.docx
@@ -17672,13 +17672,156 @@
       </w:r>
       <w:proofErr w:type="spellEnd"/>
       <w:r>
-        <w:t xml:space="preserve"> utilizando o github</w:t>
-      </w:r>
+        <w:t xml:space="preserve"> utilizando o </w:t>
+      </w:r>
+      <w:proofErr w:type="spellStart"/>
+      <w:r>
+        <w:t>github</w:t>
+      </w:r>
+      <w:proofErr w:type="spellEnd"/>
+      <w:r>
+        <w:t xml:space="preserve"> </w:t>
+      </w:r>
+      <w:r>
+        <w:t xml:space="preserve"> </w:t>
+      </w:r>
+    </w:p>
+    <w:p>
+      <w:pPr>
+        <w:pStyle w:val="PargrafodaLista"/>
+        <w:numPr>
+          <w:ilvl w:val="0"/>
+          <w:numId w:val="3"/>
+        </w:numPr>
+        <w:tabs>
+          <w:tab w:val="left" w:pos="1305"/>
+        </w:tabs>
+      </w:pPr>
+      <w:r>
+        <w:t xml:space="preserve">Entre no </w:t>
+      </w:r>
+      <w:proofErr w:type="spellStart"/>
+      <w:r>
+        <w:t>github</w:t>
+      </w:r>
+      <w:proofErr w:type="spellEnd"/>
+      <w:r>
+        <w:t xml:space="preserve"> no repositório que estamos trabalhando </w:t>
+      </w:r>
+    </w:p>
+    <w:p>
+      <w:pPr>
+        <w:pStyle w:val="PargrafodaLista"/>
+        <w:numPr>
+          <w:ilvl w:val="0"/>
+          <w:numId w:val="3"/>
+        </w:numPr>
+        <w:tabs>
+          <w:tab w:val="left" w:pos="1305"/>
+        </w:tabs>
+      </w:pPr>
+      <w:r>
+        <w:t xml:space="preserve">Nas configurações vamos e </w:t>
+      </w:r>
+      <w:proofErr w:type="spellStart"/>
+      <w:r>
+        <w:t>pages</w:t>
+      </w:r>
+      <w:proofErr w:type="spellEnd"/>
+      <w:r>
+        <w:t xml:space="preserve"> </w:t>
+      </w:r>
+    </w:p>
+    <w:p>
+      <w:pPr>
+        <w:pStyle w:val="PargrafodaLista"/>
+        <w:tabs>
+          <w:tab w:val="left" w:pos="1305"/>
+        </w:tabs>
+        <w:ind w:left="1080"/>
+      </w:pPr>
+    </w:p>
+    <w:p>
+      <w:pPr>
+        <w:pStyle w:val="PargrafodaLista"/>
+        <w:tabs>
+          <w:tab w:val="left" w:pos="1305"/>
+        </w:tabs>
+        <w:ind w:left="1080"/>
+      </w:pPr>
+      <w:r>
+        <w:t xml:space="preserve"> </w:t>
+      </w:r>
+      <w:r>
+        <w:rPr>
+          <w:noProof/>
+        </w:rPr>
+        <w:drawing>
+          <wp:inline distT="0" distB="0" distL="0" distR="0" wp14:anchorId="4D67328F">
+            <wp:extent cx="5183505" cy="2450060"/>
+            <wp:effectExtent l="0" t="0" r="0" b="7620"/>
+            <wp:docPr id="204" name="Imagem 204"/>
+            <wp:cNvGraphicFramePr>
+              <a:graphicFrameLocks xmlns:a="http://schemas.openxmlformats.org/drawingml/2006/main" noChangeAspect="1"/>
+            </wp:cNvGraphicFramePr>
+            <a:graphic xmlns:a="http://schemas.openxmlformats.org/drawingml/2006/main">
+              <a:graphicData uri="http://schemas.openxmlformats.org/drawingml/2006/picture">
+                <pic:pic xmlns:pic="http://schemas.openxmlformats.org/drawingml/2006/picture">
+                  <pic:nvPicPr>
+                    <pic:cNvPr id="0" name="Picture 6"/>
+                    <pic:cNvPicPr>
+                      <a:picLocks noChangeAspect="1" noChangeArrowheads="1"/>
+                    </pic:cNvPicPr>
+                  </pic:nvPicPr>
+                  <pic:blipFill>
+                    <a:blip r:embed="rId215" cstate="print">
+                      <a:extLst>
+                        <a:ext uri="{28A0092B-C50C-407E-A947-70E740481C1C}">
+                          <a14:useLocalDpi xmlns:a14="http://schemas.microsoft.com/office/drawing/2010/main" val="0"/>
+                        </a:ext>
+                      </a:extLst>
+                    </a:blip>
+                    <a:srcRect/>
+                    <a:stretch>
+                      <a:fillRect/>
+                    </a:stretch>
+                  </pic:blipFill>
+                  <pic:spPr bwMode="auto">
+                    <a:xfrm>
+                      <a:off x="0" y="0"/>
+                      <a:ext cx="5254355" cy="2483548"/>
+                    </a:xfrm>
+                    <a:prstGeom prst="rect">
+                      <a:avLst/>
+                    </a:prstGeom>
+                    <a:noFill/>
+                  </pic:spPr>
+                </pic:pic>
+              </a:graphicData>
+            </a:graphic>
+          </wp:inline>
+        </w:drawing>
+      </w:r>
+    </w:p>
+    <w:p>
+      <w:pPr>
+        <w:pStyle w:val="PargrafodaLista"/>
+        <w:tabs>
+          <w:tab w:val="left" w:pos="1305"/>
+        </w:tabs>
+        <w:ind w:left="1080"/>
+      </w:pPr>
+    </w:p>
+    <w:p>
+      <w:pPr>
+        <w:pStyle w:val="PargrafodaLista"/>
+        <w:tabs>
+          <w:tab w:val="left" w:pos="1305"/>
+        </w:tabs>
+        <w:ind w:left="1080"/>
+      </w:pPr>
       <w:bookmarkStart w:id="0" w:name="_GoBack"/>
       <w:bookmarkEnd w:id="0"/>
-      <w:r>
-        <w:t xml:space="preserve"> </w:t>
-      </w:r>
     </w:p>
     <w:sectPr>
       <w:pgSz w:w="11906" w:h="16838"/>
@@ -19034,7 +19177,7 @@
 </file>
 
 <file path=customXml/itemProps1.xml><?xml version="1.0" encoding="utf-8"?>
-<ds:datastoreItem xmlns:ds="http://schemas.openxmlformats.org/officeDocument/2006/customXml" ds:itemID="{C7562083-1EFB-461E-80A6-98368F3C33A9}">
+<ds:datastoreItem xmlns:ds="http://schemas.openxmlformats.org/officeDocument/2006/customXml" ds:itemID="{7C4147C7-91F1-4D59-A080-6886D6CCA852}">
   <ds:schemaRefs>
     <ds:schemaRef ds:uri="http://schemas.openxmlformats.org/officeDocument/2006/bibliography"/>
   </ds:schemaRefs>
